--- a/docs/BYREGION/Женщины_Средней_Азии.docx
+++ b/docs/BYREGION/Женщины_Средней_Азии.docx
@@ -1,6 +1,6 @@
 
 <file path=word/document.xml><?xml version="1.0" encoding="utf-8"?>
-<w:document xmlns:wpc="http://schemas.microsoft.com/office/word/2010/wordprocessingCanvas" xmlns:cx="http://schemas.microsoft.com/office/drawing/2014/chartex" xmlns:cx1="http://schemas.microsoft.com/office/drawing/2015/9/8/chartex" xmlns:cx2="http://schemas.microsoft.com/office/drawing/2015/10/21/chartex" xmlns:cx3="http://schemas.microsoft.com/office/drawing/2016/5/9/chartex" xmlns:cx4="http://schemas.microsoft.com/office/drawing/2016/5/10/chartex" xmlns:cx5="http://schemas.microsoft.com/office/drawing/2016/5/11/chartex" xmlns:cx6="http://schemas.microsoft.com/office/drawing/2016/5/12/chartex" xmlns:cx7="http://schemas.microsoft.com/office/drawing/2016/5/13/chartex" xmlns:cx8="http://schemas.microsoft.com/office/drawing/2016/5/14/chartex" xmlns:mc="http://schemas.openxmlformats.org/markup-compatibility/2006" xmlns:aink="http://schemas.microsoft.com/office/drawing/2016/ink" xmlns:am3d="http://schemas.microsoft.com/office/drawing/2017/model3d" xmlns:o="urn:schemas-microsoft-com:office:office" xmlns:oel="http://schemas.microsoft.com/office/2019/extlst" xmlns:r="http://schemas.openxmlformats.org/officeDocument/2006/relationships" xmlns:m="http://schemas.openxmlformats.org/officeDocument/2006/math" xmlns:v="urn:schemas-microsoft-com:vml" xmlns:wp14="http://schemas.microsoft.com/office/word/2010/wordprocessingDrawing" xmlns:wp="http://schemas.openxmlformats.org/drawingml/2006/wordprocessingDrawing" xmlns:w10="urn:schemas-microsoft-com:office:word" xmlns:w="http://schemas.openxmlformats.org/wordprocessingml/2006/main" xmlns:w14="http://schemas.microsoft.com/office/word/2010/wordml" xmlns:w15="http://schemas.microsoft.com/office/word/2012/wordml" xmlns:w16cex="http://schemas.microsoft.com/office/word/2018/wordml/cex" xmlns:w16cid="http://schemas.microsoft.com/office/word/2016/wordml/cid" xmlns:w16="http://schemas.microsoft.com/office/word/2018/wordml" xmlns:w16du="http://schemas.microsoft.com/office/word/2023/wordml/word16du" xmlns:w16sdtdh="http://schemas.microsoft.com/office/word/2020/wordml/sdtdatahash" xmlns:w16se="http://schemas.microsoft.com/office/word/2015/wordml/symex" xmlns:wpg="http://schemas.microsoft.com/office/word/2010/wordprocessingGroup" xmlns:wpi="http://schemas.microsoft.com/office/word/2010/wordprocessingInk" xmlns:wne="http://schemas.microsoft.com/office/word/2006/wordml" xmlns:wps="http://schemas.microsoft.com/office/word/2010/wordprocessingShape" mc:Ignorable="w14 w15 w16se w16cid w16 w16cex w16sdtdh w16du wp14">
+<w:document xmlns:wpc="http://schemas.microsoft.com/office/word/2010/wordprocessingCanvas" xmlns:cx="http://schemas.microsoft.com/office/drawing/2014/chartex" xmlns:cx1="http://schemas.microsoft.com/office/drawing/2015/9/8/chartex" xmlns:cx2="http://schemas.microsoft.com/office/drawing/2015/10/21/chartex" xmlns:cx3="http://schemas.microsoft.com/office/drawing/2016/5/9/chartex" xmlns:cx4="http://schemas.microsoft.com/office/drawing/2016/5/10/chartex" xmlns:cx5="http://schemas.microsoft.com/office/drawing/2016/5/11/chartex" xmlns:cx6="http://schemas.microsoft.com/office/drawing/2016/5/12/chartex" xmlns:cx7="http://schemas.microsoft.com/office/drawing/2016/5/13/chartex" xmlns:cx8="http://schemas.microsoft.com/office/drawing/2016/5/14/chartex" xmlns:mc="http://schemas.openxmlformats.org/markup-compatibility/2006" xmlns:aink="http://schemas.microsoft.com/office/drawing/2016/ink" xmlns:am3d="http://schemas.microsoft.com/office/drawing/2017/model3d" xmlns:o="urn:schemas-microsoft-com:office:office" xmlns:oel="http://schemas.microsoft.com/office/2019/extlst" xmlns:r="http://schemas.openxmlformats.org/officeDocument/2006/relationships" xmlns:m="http://schemas.openxmlformats.org/officeDocument/2006/math" xmlns:v="urn:schemas-microsoft-com:vml" xmlns:wp14="http://schemas.microsoft.com/office/word/2010/wordprocessingDrawing" xmlns:wp="http://schemas.openxmlformats.org/drawingml/2006/wordprocessingDrawing" xmlns:w10="urn:schemas-microsoft-com:office:word" xmlns:w="http://schemas.openxmlformats.org/wordprocessingml/2006/main" xmlns:w14="http://schemas.microsoft.com/office/word/2010/wordml" xmlns:w15="http://schemas.microsoft.com/office/word/2012/wordml" xmlns:w16cex="http://schemas.microsoft.com/office/word/2018/wordml/cex" xmlns:w16cid="http://schemas.microsoft.com/office/word/2016/wordml/cid" xmlns:w16="http://schemas.microsoft.com/office/word/2018/wordml" xmlns:w16du="http://schemas.microsoft.com/office/word/2023/wordml/word16du" xmlns:w16sdtdh="http://schemas.microsoft.com/office/word/2020/wordml/sdtdatahash" xmlns:w16sdtfl="http://schemas.microsoft.com/office/word/2024/wordml/sdtformatlock" xmlns:w16se="http://schemas.microsoft.com/office/word/2015/wordml/symex" xmlns:wpg="http://schemas.microsoft.com/office/word/2010/wordprocessingGroup" xmlns:wpi="http://schemas.microsoft.com/office/word/2010/wordprocessingInk" xmlns:wne="http://schemas.microsoft.com/office/word/2006/wordml" xmlns:wps="http://schemas.microsoft.com/office/word/2010/wordprocessingShape" mc:Ignorable="w14 w15 w16se w16cid w16 w16cex w16sdtdh w16sdtfl w16du wp14">
   <w:body>
     <w:p>
       <w:pPr>
@@ -217,27 +217,7 @@
                 <w:szCs w:val="16"/>
                 <w:lang w:val="ru-RU"/>
               </w:rPr>
-              <w:t>Умерли в заключении (все казашки) – 4 (</w:t>
-            </w:r>
-            <w:proofErr w:type="gramStart"/>
-            <w:r>
-              <w:rPr>
-                <w:rFonts w:ascii="Arial" w:hAnsi="Arial" w:cs="Arial"/>
-                <w:sz w:val="16"/>
-                <w:szCs w:val="16"/>
-                <w:lang w:val="ru-RU"/>
-              </w:rPr>
-              <w:t>1940-1945</w:t>
-            </w:r>
-            <w:proofErr w:type="gramEnd"/>
-            <w:r>
-              <w:rPr>
-                <w:rFonts w:ascii="Arial" w:hAnsi="Arial" w:cs="Arial"/>
-                <w:sz w:val="16"/>
-                <w:szCs w:val="16"/>
-                <w:lang w:val="ru-RU"/>
-              </w:rPr>
-              <w:t xml:space="preserve"> гг.).</w:t>
+              <w:t>Умерли в заключении (все казашки) – 4 (1940-1945 гг.)</w:t>
             </w:r>
           </w:p>
           <w:p>
@@ -321,8 +301,8 @@
             <w:pPr>
               <w:rPr>
                 <w:rFonts w:ascii="Arial" w:hAnsi="Arial" w:cs="Arial"/>
-                <w:sz w:val="18"/>
-                <w:szCs w:val="18"/>
+                <w:sz w:val="16"/>
+                <w:szCs w:val="16"/>
                 <w:lang w:val="ru-RU"/>
               </w:rPr>
             </w:pPr>
@@ -349,1045 +329,13 @@
         </w:rPr>
       </w:pPr>
     </w:p>
-    <w:tbl>
-      <w:tblPr>
-        <w:tblW w:w="8010" w:type="dxa"/>
-        <w:tblInd w:w="717" w:type="dxa"/>
-        <w:tblLayout w:type="fixed"/>
-        <w:tblCellMar>
-          <w:top w:w="28" w:type="dxa"/>
-          <w:left w:w="28" w:type="dxa"/>
-          <w:bottom w:w="28" w:type="dxa"/>
-          <w:right w:w="28" w:type="dxa"/>
-        </w:tblCellMar>
-        <w:tblLook w:val="0000" w:firstRow="0" w:lastRow="0" w:firstColumn="0" w:lastColumn="0" w:noHBand="0" w:noVBand="0"/>
-      </w:tblPr>
-      <w:tblGrid>
-        <w:gridCol w:w="2002"/>
-        <w:gridCol w:w="2003"/>
-        <w:gridCol w:w="2002"/>
-        <w:gridCol w:w="2003"/>
-      </w:tblGrid>
-      <w:tr>
-        <w:trPr>
-          <w:trHeight w:val="288"/>
-        </w:trPr>
-        <w:tc>
-          <w:tcPr>
-            <w:tcW w:w="8010" w:type="dxa"/>
-            <w:gridSpan w:val="4"/>
-            <w:tcBorders>
-              <w:top w:val="double" w:sz="1" w:space="0" w:color="808080"/>
-              <w:left w:val="double" w:sz="1" w:space="0" w:color="808080"/>
-              <w:bottom w:val="double" w:sz="1" w:space="0" w:color="808080"/>
-              <w:right w:val="double" w:sz="2" w:space="0" w:color="808080"/>
-            </w:tcBorders>
-            <w:shd w:val="clear" w:color="auto" w:fill="auto"/>
-            <w:vAlign w:val="center"/>
-          </w:tcPr>
-          <w:p>
-            <w:pPr>
-              <w:pStyle w:val="TableContents"/>
-              <w:snapToGrid w:val="0"/>
-              <w:jc w:val="center"/>
-              <w:rPr>
-                <w:rFonts w:ascii="Arial" w:hAnsi="Arial" w:cs="Arial"/>
-                <w:sz w:val="16"/>
-                <w:szCs w:val="16"/>
-                <w:lang w:val="ru-RU"/>
-              </w:rPr>
-            </w:pPr>
-            <w:r>
-              <w:rPr>
-                <w:rFonts w:ascii="Arial" w:hAnsi="Arial" w:cs="Arial"/>
-                <w:b/>
-                <w:bCs/>
-                <w:sz w:val="16"/>
-                <w:szCs w:val="16"/>
-                <w:lang w:val="ru-RU"/>
-              </w:rPr>
-              <w:t>ЧИСЛЕННОСТЬ РАССТРЕЛЯННЫХ ЖЕНЩИН ПО ГОДАМ с</w:t>
-            </w:r>
-            <w:r>
-              <w:rPr>
-                <w:rFonts w:ascii="Arial" w:hAnsi="Arial" w:cs="Arial"/>
-                <w:b/>
-                <w:bCs/>
-                <w:sz w:val="16"/>
-                <w:szCs w:val="16"/>
-                <w:lang w:val="ru-RU"/>
-              </w:rPr>
-              <w:t xml:space="preserve"> </w:t>
-            </w:r>
-            <w:r>
-              <w:rPr>
-                <w:rFonts w:ascii="Arial" w:hAnsi="Arial" w:cs="Arial"/>
-                <w:b/>
-                <w:bCs/>
-                <w:sz w:val="16"/>
-                <w:szCs w:val="16"/>
-                <w:lang w:val="ru-RU"/>
-              </w:rPr>
-              <w:t>193</w:t>
-            </w:r>
-            <w:r>
-              <w:rPr>
-                <w:rFonts w:ascii="Arial" w:hAnsi="Arial" w:cs="Arial"/>
-                <w:b/>
-                <w:bCs/>
-                <w:sz w:val="16"/>
-                <w:szCs w:val="16"/>
-                <w:lang w:val="ru-RU"/>
-              </w:rPr>
-              <w:t>7</w:t>
-            </w:r>
-            <w:r>
-              <w:rPr>
-                <w:rFonts w:ascii="Arial" w:hAnsi="Arial" w:cs="Arial"/>
-                <w:b/>
-                <w:bCs/>
-                <w:sz w:val="16"/>
-                <w:szCs w:val="16"/>
-                <w:lang w:val="ru-RU"/>
-              </w:rPr>
-              <w:t xml:space="preserve"> по 19</w:t>
-            </w:r>
-            <w:r>
-              <w:rPr>
-                <w:rFonts w:ascii="Arial" w:hAnsi="Arial" w:cs="Arial"/>
-                <w:b/>
-                <w:bCs/>
-                <w:sz w:val="16"/>
-                <w:szCs w:val="16"/>
-                <w:lang w:val="ru-RU"/>
-              </w:rPr>
-              <w:t>45</w:t>
-            </w:r>
-            <w:r>
-              <w:rPr>
-                <w:rFonts w:ascii="Arial" w:hAnsi="Arial" w:cs="Arial"/>
-                <w:b/>
-                <w:bCs/>
-                <w:sz w:val="16"/>
-                <w:szCs w:val="16"/>
-                <w:lang w:val="ru-RU"/>
-              </w:rPr>
-              <w:t xml:space="preserve"> гг</w:t>
-            </w:r>
-            <w:r>
-              <w:rPr>
-                <w:rFonts w:ascii="Arial" w:hAnsi="Arial" w:cs="Arial"/>
-                <w:b/>
-                <w:bCs/>
-                <w:sz w:val="16"/>
-                <w:szCs w:val="16"/>
-                <w:lang w:val="ru-RU"/>
-              </w:rPr>
-              <w:t>.</w:t>
-            </w:r>
-          </w:p>
-        </w:tc>
-      </w:tr>
-      <w:tr>
-        <w:tc>
-          <w:tcPr>
-            <w:tcW w:w="2002" w:type="dxa"/>
-            <w:tcBorders>
-              <w:left w:val="double" w:sz="1" w:space="0" w:color="808080"/>
-              <w:bottom w:val="double" w:sz="1" w:space="0" w:color="808080"/>
-              <w:right w:val="double" w:sz="2" w:space="0" w:color="808080"/>
-            </w:tcBorders>
-            <w:shd w:val="clear" w:color="auto" w:fill="auto"/>
-            <w:vAlign w:val="center"/>
-          </w:tcPr>
-          <w:p>
-            <w:pPr>
-              <w:pStyle w:val="BodyText"/>
-              <w:pBdr>
-                <w:top w:val="none" w:sz="0" w:space="0" w:color="000000"/>
-                <w:left w:val="none" w:sz="0" w:space="0" w:color="000000"/>
-                <w:bottom w:val="none" w:sz="0" w:space="0" w:color="000000"/>
-                <w:right w:val="none" w:sz="0" w:space="0" w:color="000000"/>
-              </w:pBdr>
-              <w:snapToGrid w:val="0"/>
-              <w:spacing w:after="0"/>
-              <w:jc w:val="center"/>
-              <w:rPr>
-                <w:rFonts w:ascii="Arial" w:hAnsi="Arial" w:cs="Arial"/>
-                <w:sz w:val="16"/>
-                <w:szCs w:val="16"/>
-              </w:rPr>
-            </w:pPr>
-            <w:r>
-              <w:rPr>
-                <w:rFonts w:ascii="Arial" w:hAnsi="Arial" w:cs="Arial"/>
-                <w:b/>
-                <w:color w:val="000080"/>
-                <w:sz w:val="16"/>
-                <w:szCs w:val="16"/>
-                <w:lang w:val="ru-RU"/>
-              </w:rPr>
-              <w:t>1937</w:t>
-            </w:r>
-          </w:p>
-        </w:tc>
-        <w:tc>
-          <w:tcPr>
-            <w:tcW w:w="2003" w:type="dxa"/>
-            <w:tcBorders>
-              <w:left w:val="double" w:sz="1" w:space="0" w:color="808080"/>
-              <w:bottom w:val="double" w:sz="1" w:space="0" w:color="808080"/>
-              <w:right w:val="double" w:sz="2" w:space="0" w:color="808080"/>
-            </w:tcBorders>
-            <w:shd w:val="clear" w:color="auto" w:fill="auto"/>
-            <w:vAlign w:val="center"/>
-          </w:tcPr>
-          <w:p>
-            <w:pPr>
-              <w:pStyle w:val="BodyText"/>
-              <w:pBdr>
-                <w:top w:val="none" w:sz="0" w:space="0" w:color="000000"/>
-                <w:left w:val="none" w:sz="0" w:space="0" w:color="000000"/>
-                <w:bottom w:val="none" w:sz="0" w:space="0" w:color="000000"/>
-                <w:right w:val="none" w:sz="0" w:space="0" w:color="000000"/>
-              </w:pBdr>
-              <w:snapToGrid w:val="0"/>
-              <w:spacing w:after="0"/>
-              <w:jc w:val="center"/>
-              <w:rPr>
-                <w:rFonts w:ascii="Arial" w:hAnsi="Arial" w:cs="Arial"/>
-                <w:sz w:val="16"/>
-                <w:szCs w:val="16"/>
-              </w:rPr>
-            </w:pPr>
-            <w:r>
-              <w:rPr>
-                <w:rFonts w:ascii="Arial" w:hAnsi="Arial" w:cs="Arial"/>
-                <w:b/>
-                <w:color w:val="000080"/>
-                <w:sz w:val="16"/>
-                <w:szCs w:val="16"/>
-                <w:lang w:val="ru-RU"/>
-              </w:rPr>
-              <w:t>1938</w:t>
-            </w:r>
-          </w:p>
-        </w:tc>
-        <w:tc>
-          <w:tcPr>
-            <w:tcW w:w="2002" w:type="dxa"/>
-            <w:tcBorders>
-              <w:left w:val="double" w:sz="1" w:space="0" w:color="808080"/>
-              <w:bottom w:val="double" w:sz="1" w:space="0" w:color="808080"/>
-              <w:right w:val="double" w:sz="2" w:space="0" w:color="808080"/>
-            </w:tcBorders>
-            <w:shd w:val="clear" w:color="auto" w:fill="auto"/>
-            <w:vAlign w:val="center"/>
-          </w:tcPr>
-          <w:p>
-            <w:pPr>
-              <w:pStyle w:val="BodyText"/>
-              <w:pBdr>
-                <w:top w:val="none" w:sz="0" w:space="0" w:color="000000"/>
-                <w:left w:val="none" w:sz="0" w:space="0" w:color="000000"/>
-                <w:bottom w:val="none" w:sz="0" w:space="0" w:color="000000"/>
-                <w:right w:val="none" w:sz="0" w:space="0" w:color="000000"/>
-              </w:pBdr>
-              <w:snapToGrid w:val="0"/>
-              <w:spacing w:after="0"/>
-              <w:jc w:val="center"/>
-              <w:rPr>
-                <w:rFonts w:ascii="Arial" w:hAnsi="Arial" w:cs="Arial"/>
-                <w:sz w:val="16"/>
-                <w:szCs w:val="16"/>
-                <w:lang w:val="ru-RU"/>
-              </w:rPr>
-            </w:pPr>
-            <w:r>
-              <w:rPr>
-                <w:rFonts w:ascii="Arial" w:hAnsi="Arial" w:cs="Arial"/>
-                <w:sz w:val="16"/>
-                <w:szCs w:val="16"/>
-                <w:lang w:val="ru-RU"/>
-              </w:rPr>
-              <w:t>1943</w:t>
-            </w:r>
-          </w:p>
-        </w:tc>
-        <w:tc>
-          <w:tcPr>
-            <w:tcW w:w="2003" w:type="dxa"/>
-            <w:tcBorders>
-              <w:left w:val="double" w:sz="1" w:space="0" w:color="808080"/>
-              <w:bottom w:val="double" w:sz="1" w:space="0" w:color="808080"/>
-              <w:right w:val="double" w:sz="2" w:space="0" w:color="808080"/>
-            </w:tcBorders>
-            <w:shd w:val="clear" w:color="auto" w:fill="auto"/>
-            <w:vAlign w:val="center"/>
-          </w:tcPr>
-          <w:p>
-            <w:pPr>
-              <w:pStyle w:val="BodyText"/>
-              <w:pBdr>
-                <w:top w:val="none" w:sz="0" w:space="0" w:color="000000"/>
-                <w:left w:val="none" w:sz="0" w:space="0" w:color="000000"/>
-                <w:bottom w:val="none" w:sz="0" w:space="0" w:color="000000"/>
-                <w:right w:val="none" w:sz="0" w:space="0" w:color="000000"/>
-              </w:pBdr>
-              <w:snapToGrid w:val="0"/>
-              <w:spacing w:after="0"/>
-              <w:jc w:val="center"/>
-              <w:rPr>
-                <w:rFonts w:ascii="Arial" w:hAnsi="Arial" w:cs="Arial"/>
-                <w:sz w:val="16"/>
-                <w:szCs w:val="16"/>
-                <w:lang w:val="ru-RU"/>
-              </w:rPr>
-            </w:pPr>
-            <w:r>
-              <w:rPr>
-                <w:rFonts w:ascii="Arial" w:hAnsi="Arial" w:cs="Arial"/>
-                <w:sz w:val="16"/>
-                <w:szCs w:val="16"/>
-                <w:lang w:val="ru-RU"/>
-              </w:rPr>
-              <w:t>1945</w:t>
-            </w:r>
-          </w:p>
-        </w:tc>
-      </w:tr>
-      <w:tr>
-        <w:tc>
-          <w:tcPr>
-            <w:tcW w:w="2002" w:type="dxa"/>
-            <w:tcBorders>
-              <w:left w:val="double" w:sz="1" w:space="0" w:color="808080"/>
-              <w:bottom w:val="double" w:sz="1" w:space="0" w:color="808080"/>
-              <w:right w:val="double" w:sz="2" w:space="0" w:color="808080"/>
-            </w:tcBorders>
-            <w:shd w:val="clear" w:color="auto" w:fill="auto"/>
-            <w:vAlign w:val="center"/>
-          </w:tcPr>
-          <w:p>
-            <w:pPr>
-              <w:pStyle w:val="TableContents"/>
-              <w:snapToGrid w:val="0"/>
-              <w:jc w:val="center"/>
-              <w:rPr>
-                <w:rFonts w:ascii="Arial" w:hAnsi="Arial" w:cs="Arial"/>
-                <w:sz w:val="16"/>
-                <w:szCs w:val="16"/>
-                <w:lang w:val="ru-RU"/>
-              </w:rPr>
-            </w:pPr>
-            <w:r>
-              <w:rPr>
-                <w:rFonts w:ascii="Arial" w:hAnsi="Arial" w:cs="Arial"/>
-                <w:sz w:val="16"/>
-                <w:szCs w:val="16"/>
-                <w:lang w:val="ru-RU"/>
-              </w:rPr>
-              <w:t>4</w:t>
-            </w:r>
-          </w:p>
-        </w:tc>
-        <w:tc>
-          <w:tcPr>
-            <w:tcW w:w="2003" w:type="dxa"/>
-            <w:tcBorders>
-              <w:left w:val="double" w:sz="1" w:space="0" w:color="808080"/>
-              <w:bottom w:val="double" w:sz="1" w:space="0" w:color="808080"/>
-              <w:right w:val="double" w:sz="2" w:space="0" w:color="808080"/>
-            </w:tcBorders>
-            <w:shd w:val="clear" w:color="auto" w:fill="auto"/>
-            <w:vAlign w:val="center"/>
-          </w:tcPr>
-          <w:p>
-            <w:pPr>
-              <w:pStyle w:val="TableContents"/>
-              <w:snapToGrid w:val="0"/>
-              <w:jc w:val="center"/>
-              <w:rPr>
-                <w:rFonts w:ascii="Arial" w:hAnsi="Arial" w:cs="Arial"/>
-                <w:sz w:val="16"/>
-                <w:szCs w:val="16"/>
-              </w:rPr>
-            </w:pPr>
-            <w:r>
-              <w:rPr>
-                <w:rFonts w:ascii="Arial" w:hAnsi="Arial" w:cs="Arial"/>
-                <w:sz w:val="16"/>
-                <w:szCs w:val="16"/>
-                <w:lang w:val="ru-RU"/>
-              </w:rPr>
-              <w:t>1</w:t>
-            </w:r>
-          </w:p>
-        </w:tc>
-        <w:tc>
-          <w:tcPr>
-            <w:tcW w:w="2002" w:type="dxa"/>
-            <w:tcBorders>
-              <w:left w:val="double" w:sz="1" w:space="0" w:color="808080"/>
-              <w:bottom w:val="double" w:sz="1" w:space="0" w:color="808080"/>
-              <w:right w:val="double" w:sz="2" w:space="0" w:color="808080"/>
-            </w:tcBorders>
-            <w:shd w:val="clear" w:color="auto" w:fill="auto"/>
-            <w:vAlign w:val="center"/>
-          </w:tcPr>
-          <w:p>
-            <w:pPr>
-              <w:pStyle w:val="TableContents"/>
-              <w:snapToGrid w:val="0"/>
-              <w:jc w:val="center"/>
-              <w:rPr>
-                <w:rFonts w:ascii="Arial" w:hAnsi="Arial" w:cs="Arial"/>
-                <w:sz w:val="16"/>
-                <w:szCs w:val="16"/>
-                <w:lang w:val="ru-RU"/>
-              </w:rPr>
-            </w:pPr>
-            <w:r>
-              <w:rPr>
-                <w:rFonts w:ascii="Arial" w:hAnsi="Arial" w:cs="Arial"/>
-                <w:sz w:val="16"/>
-                <w:szCs w:val="16"/>
-                <w:lang w:val="ru-RU"/>
-              </w:rPr>
-              <w:t>1</w:t>
-            </w:r>
-          </w:p>
-        </w:tc>
-        <w:tc>
-          <w:tcPr>
-            <w:tcW w:w="2003" w:type="dxa"/>
-            <w:tcBorders>
-              <w:left w:val="double" w:sz="1" w:space="0" w:color="808080"/>
-              <w:bottom w:val="double" w:sz="1" w:space="0" w:color="808080"/>
-              <w:right w:val="double" w:sz="2" w:space="0" w:color="808080"/>
-            </w:tcBorders>
-            <w:shd w:val="clear" w:color="auto" w:fill="auto"/>
-            <w:vAlign w:val="center"/>
-          </w:tcPr>
-          <w:p>
-            <w:pPr>
-              <w:pStyle w:val="TableContents"/>
-              <w:snapToGrid w:val="0"/>
-              <w:jc w:val="center"/>
-              <w:rPr>
-                <w:rFonts w:ascii="Arial" w:hAnsi="Arial" w:cs="Arial"/>
-                <w:sz w:val="16"/>
-                <w:szCs w:val="16"/>
-                <w:lang w:val="ru-RU"/>
-              </w:rPr>
-            </w:pPr>
-            <w:r>
-              <w:rPr>
-                <w:rFonts w:ascii="Arial" w:hAnsi="Arial" w:cs="Arial"/>
-                <w:sz w:val="16"/>
-                <w:szCs w:val="16"/>
-                <w:lang w:val="ru-RU"/>
-              </w:rPr>
-              <w:t>1</w:t>
-            </w:r>
-          </w:p>
-        </w:tc>
-      </w:tr>
-    </w:tbl>
     <w:p>
       <w:pPr>
-        <w:spacing w:after="0"/>
+        <w:jc w:val="center"/>
         <w:rPr>
           <w:rFonts w:ascii="Arial" w:hAnsi="Arial" w:cs="Arial"/>
-          <w:sz w:val="16"/>
-          <w:szCs w:val="16"/>
-          <w:lang w:val="ru-RU"/>
-        </w:rPr>
-      </w:pPr>
-    </w:p>
-    <w:tbl>
-      <w:tblPr>
-        <w:tblW w:w="8030" w:type="dxa"/>
-        <w:tblInd w:w="717" w:type="dxa"/>
-        <w:tblLayout w:type="fixed"/>
-        <w:tblCellMar>
-          <w:top w:w="28" w:type="dxa"/>
-          <w:left w:w="28" w:type="dxa"/>
-          <w:bottom w:w="28" w:type="dxa"/>
-          <w:right w:w="28" w:type="dxa"/>
-        </w:tblCellMar>
-        <w:tblLook w:val="0000" w:firstRow="0" w:lastRow="0" w:firstColumn="0" w:lastColumn="0" w:noHBand="0" w:noVBand="0"/>
-      </w:tblPr>
-      <w:tblGrid>
-        <w:gridCol w:w="2007"/>
-        <w:gridCol w:w="2008"/>
-        <w:gridCol w:w="2007"/>
-        <w:gridCol w:w="2008"/>
-      </w:tblGrid>
-      <w:tr>
-        <w:trPr>
-          <w:trHeight w:val="576"/>
-        </w:trPr>
-        <w:tc>
-          <w:tcPr>
-            <w:tcW w:w="8030" w:type="dxa"/>
-            <w:gridSpan w:val="4"/>
-            <w:tcBorders>
-              <w:top w:val="double" w:sz="1" w:space="0" w:color="808080"/>
-              <w:left w:val="double" w:sz="1" w:space="0" w:color="808080"/>
-              <w:bottom w:val="double" w:sz="1" w:space="0" w:color="808080"/>
-              <w:right w:val="double" w:sz="2" w:space="0" w:color="808080"/>
-            </w:tcBorders>
-            <w:shd w:val="clear" w:color="auto" w:fill="auto"/>
-            <w:vAlign w:val="center"/>
-          </w:tcPr>
-          <w:p>
-            <w:pPr>
-              <w:pStyle w:val="TableContents"/>
-              <w:snapToGrid w:val="0"/>
-              <w:jc w:val="center"/>
-              <w:rPr>
-                <w:rFonts w:ascii="Arial" w:hAnsi="Arial" w:cs="Arial"/>
-                <w:b/>
-                <w:bCs/>
-                <w:sz w:val="16"/>
-                <w:szCs w:val="16"/>
-                <w:lang w:val="ru-RU"/>
-              </w:rPr>
-            </w:pPr>
-            <w:r>
-              <w:rPr>
-                <w:rFonts w:ascii="Arial" w:hAnsi="Arial" w:cs="Arial"/>
-                <w:b/>
-                <w:bCs/>
-                <w:sz w:val="16"/>
-                <w:szCs w:val="16"/>
-                <w:lang w:val="ru-RU"/>
-              </w:rPr>
-              <w:t>ВОЗРАСТНАЯ ТАБЛИЦА / ЧИСЛО</w:t>
-            </w:r>
-            <w:r>
-              <w:rPr>
-                <w:rFonts w:ascii="Arial" w:hAnsi="Arial" w:cs="Arial"/>
-                <w:b/>
-                <w:bCs/>
-                <w:sz w:val="16"/>
-                <w:szCs w:val="16"/>
-                <w:lang w:val="ru-RU"/>
-              </w:rPr>
-              <w:t xml:space="preserve"> </w:t>
-            </w:r>
-            <w:r>
-              <w:rPr>
-                <w:rFonts w:ascii="Arial" w:hAnsi="Arial" w:cs="Arial"/>
-                <w:b/>
-                <w:bCs/>
-                <w:sz w:val="16"/>
-                <w:szCs w:val="16"/>
-                <w:lang w:val="ru-RU"/>
-              </w:rPr>
-              <w:t>ПОГИБШИХ ЖЕНЩИН с 193</w:t>
-            </w:r>
-            <w:r>
-              <w:rPr>
-                <w:rFonts w:ascii="Arial" w:hAnsi="Arial" w:cs="Arial"/>
-                <w:b/>
-                <w:bCs/>
-                <w:sz w:val="16"/>
-                <w:szCs w:val="16"/>
-                <w:lang w:val="ru-RU"/>
-              </w:rPr>
-              <w:t>7</w:t>
-            </w:r>
-            <w:r>
-              <w:rPr>
-                <w:rFonts w:ascii="Arial" w:hAnsi="Arial" w:cs="Arial"/>
-                <w:b/>
-                <w:bCs/>
-                <w:sz w:val="16"/>
-                <w:szCs w:val="16"/>
-                <w:lang w:val="ru-RU"/>
-              </w:rPr>
-              <w:t xml:space="preserve"> по 194</w:t>
-            </w:r>
-            <w:r>
-              <w:rPr>
-                <w:rFonts w:ascii="Arial" w:hAnsi="Arial" w:cs="Arial"/>
-                <w:b/>
-                <w:bCs/>
-                <w:sz w:val="16"/>
-                <w:szCs w:val="16"/>
-                <w:lang w:val="ru-RU"/>
-              </w:rPr>
-              <w:t>5</w:t>
-            </w:r>
-            <w:r>
-              <w:rPr>
-                <w:rFonts w:ascii="Arial" w:hAnsi="Arial" w:cs="Arial"/>
-                <w:b/>
-                <w:bCs/>
-                <w:sz w:val="16"/>
-                <w:szCs w:val="16"/>
-                <w:lang w:val="ru-RU"/>
-              </w:rPr>
-              <w:t xml:space="preserve"> гг. </w:t>
-            </w:r>
-          </w:p>
-          <w:p>
-            <w:pPr>
-              <w:pStyle w:val="TableContents"/>
-              <w:snapToGrid w:val="0"/>
-              <w:jc w:val="center"/>
-              <w:rPr>
-                <w:rFonts w:ascii="Arial" w:hAnsi="Arial" w:cs="Arial"/>
-                <w:sz w:val="16"/>
-                <w:szCs w:val="16"/>
-                <w:lang w:val="ru-RU"/>
-              </w:rPr>
-            </w:pPr>
-            <w:r>
-              <w:rPr>
-                <w:rFonts w:ascii="Arial" w:hAnsi="Arial" w:cs="Arial"/>
-                <w:b/>
-                <w:bCs/>
-                <w:sz w:val="16"/>
-                <w:szCs w:val="16"/>
-                <w:lang w:val="ru-RU"/>
-              </w:rPr>
-              <w:t xml:space="preserve">(возрастной разброс: </w:t>
-            </w:r>
-            <w:proofErr w:type="gramStart"/>
-            <w:r>
-              <w:rPr>
-                <w:rFonts w:ascii="Arial" w:hAnsi="Arial" w:cs="Arial"/>
-                <w:b/>
-                <w:bCs/>
-                <w:sz w:val="16"/>
-                <w:szCs w:val="16"/>
-                <w:lang w:val="ru-RU"/>
-              </w:rPr>
-              <w:t>25</w:t>
-            </w:r>
-            <w:r>
-              <w:rPr>
-                <w:rFonts w:ascii="Arial" w:hAnsi="Arial" w:cs="Arial"/>
-                <w:b/>
-                <w:bCs/>
-                <w:sz w:val="16"/>
-                <w:szCs w:val="16"/>
-                <w:lang w:val="ru-RU"/>
-              </w:rPr>
-              <w:t>-</w:t>
-            </w:r>
-            <w:r>
-              <w:rPr>
-                <w:rFonts w:ascii="Arial" w:hAnsi="Arial" w:cs="Arial"/>
-                <w:b/>
-                <w:bCs/>
-                <w:sz w:val="16"/>
-                <w:szCs w:val="16"/>
-                <w:lang w:val="ru-RU"/>
-              </w:rPr>
-              <w:t>59</w:t>
-            </w:r>
-            <w:proofErr w:type="gramEnd"/>
-            <w:r>
-              <w:rPr>
-                <w:rFonts w:ascii="Arial" w:hAnsi="Arial" w:cs="Arial"/>
-                <w:b/>
-                <w:bCs/>
-                <w:sz w:val="16"/>
-                <w:szCs w:val="16"/>
-                <w:lang w:val="ru-RU"/>
-              </w:rPr>
-              <w:t xml:space="preserve"> лет</w:t>
-            </w:r>
-            <w:r>
-              <w:rPr>
-                <w:rFonts w:ascii="Arial" w:hAnsi="Arial" w:cs="Arial"/>
-                <w:b/>
-                <w:bCs/>
-                <w:sz w:val="16"/>
-                <w:szCs w:val="16"/>
-                <w:lang w:val="ru-RU"/>
-              </w:rPr>
-              <w:t>)</w:t>
-            </w:r>
-          </w:p>
-        </w:tc>
-      </w:tr>
-      <w:tr>
-        <w:tc>
-          <w:tcPr>
-            <w:tcW w:w="2007" w:type="dxa"/>
-            <w:tcBorders>
-              <w:left w:val="double" w:sz="1" w:space="0" w:color="808080"/>
-              <w:bottom w:val="double" w:sz="1" w:space="0" w:color="808080"/>
-              <w:right w:val="double" w:sz="2" w:space="0" w:color="808080"/>
-            </w:tcBorders>
-            <w:shd w:val="clear" w:color="auto" w:fill="auto"/>
-            <w:vAlign w:val="center"/>
-          </w:tcPr>
-          <w:p>
-            <w:pPr>
-              <w:pStyle w:val="TableContents"/>
-              <w:snapToGrid w:val="0"/>
-              <w:jc w:val="center"/>
-              <w:rPr>
-                <w:rFonts w:ascii="Arial" w:hAnsi="Arial" w:cs="Arial"/>
-                <w:sz w:val="16"/>
-                <w:szCs w:val="16"/>
-              </w:rPr>
-            </w:pPr>
-            <w:r>
-              <w:rPr>
-                <w:rFonts w:ascii="Arial" w:hAnsi="Arial" w:cs="Arial"/>
-                <w:sz w:val="16"/>
-                <w:szCs w:val="16"/>
-                <w:lang w:val="ru-RU"/>
-              </w:rPr>
-              <w:t>25</w:t>
-            </w:r>
-          </w:p>
-        </w:tc>
-        <w:tc>
-          <w:tcPr>
-            <w:tcW w:w="2008" w:type="dxa"/>
-            <w:tcBorders>
-              <w:left w:val="double" w:sz="1" w:space="0" w:color="808080"/>
-              <w:bottom w:val="double" w:sz="1" w:space="0" w:color="808080"/>
-              <w:right w:val="double" w:sz="2" w:space="0" w:color="808080"/>
-            </w:tcBorders>
-            <w:shd w:val="clear" w:color="auto" w:fill="auto"/>
-            <w:vAlign w:val="center"/>
-          </w:tcPr>
-          <w:p>
-            <w:pPr>
-              <w:pStyle w:val="TableContents"/>
-              <w:snapToGrid w:val="0"/>
-              <w:jc w:val="center"/>
-              <w:rPr>
-                <w:rFonts w:ascii="Arial" w:hAnsi="Arial" w:cs="Arial"/>
-                <w:sz w:val="16"/>
-                <w:szCs w:val="16"/>
-                <w:lang w:val="ru-RU"/>
-              </w:rPr>
-            </w:pPr>
-            <w:r>
-              <w:rPr>
-                <w:rFonts w:ascii="Arial" w:hAnsi="Arial" w:cs="Arial"/>
-                <w:sz w:val="16"/>
-                <w:szCs w:val="16"/>
-                <w:lang w:val="ru-RU"/>
-              </w:rPr>
-              <w:t>30</w:t>
-            </w:r>
-            <w:r>
-              <w:rPr>
-                <w:rFonts w:ascii="Arial" w:hAnsi="Arial" w:cs="Arial"/>
-                <w:sz w:val="16"/>
-                <w:szCs w:val="16"/>
-                <w:lang w:val="ru-RU"/>
-              </w:rPr>
-              <w:t>-</w:t>
-            </w:r>
-            <w:r>
-              <w:rPr>
-                <w:rFonts w:ascii="Arial" w:hAnsi="Arial" w:cs="Arial"/>
-                <w:sz w:val="16"/>
-                <w:szCs w:val="16"/>
-                <w:lang w:val="ru-RU"/>
-              </w:rPr>
-              <w:t>3</w:t>
-            </w:r>
-            <w:r>
-              <w:rPr>
-                <w:rFonts w:ascii="Arial" w:hAnsi="Arial" w:cs="Arial"/>
-                <w:sz w:val="16"/>
-                <w:szCs w:val="16"/>
-                <w:lang w:val="ru-RU"/>
-              </w:rPr>
-              <w:t>5</w:t>
-            </w:r>
-          </w:p>
-        </w:tc>
-        <w:tc>
-          <w:tcPr>
-            <w:tcW w:w="2007" w:type="dxa"/>
-            <w:tcBorders>
-              <w:left w:val="double" w:sz="1" w:space="0" w:color="808080"/>
-              <w:bottom w:val="double" w:sz="1" w:space="0" w:color="808080"/>
-              <w:right w:val="double" w:sz="2" w:space="0" w:color="808080"/>
-            </w:tcBorders>
-            <w:shd w:val="clear" w:color="auto" w:fill="auto"/>
-            <w:vAlign w:val="center"/>
-          </w:tcPr>
-          <w:p>
-            <w:pPr>
-              <w:pStyle w:val="TableContents"/>
-              <w:snapToGrid w:val="0"/>
-              <w:jc w:val="center"/>
-              <w:rPr>
-                <w:rFonts w:ascii="Arial" w:hAnsi="Arial" w:cs="Arial"/>
-                <w:sz w:val="16"/>
-                <w:szCs w:val="16"/>
-              </w:rPr>
-            </w:pPr>
-            <w:proofErr w:type="gramStart"/>
-            <w:r>
-              <w:rPr>
-                <w:rFonts w:ascii="Arial" w:hAnsi="Arial" w:cs="Arial"/>
-                <w:sz w:val="16"/>
-                <w:szCs w:val="16"/>
-                <w:lang w:val="ru-RU"/>
-              </w:rPr>
-              <w:t>40-</w:t>
-            </w:r>
-            <w:r>
-              <w:rPr>
-                <w:rFonts w:ascii="Arial" w:hAnsi="Arial" w:cs="Arial"/>
-                <w:sz w:val="16"/>
-                <w:szCs w:val="16"/>
-                <w:lang w:val="ru-RU"/>
-              </w:rPr>
-              <w:t>4</w:t>
-            </w:r>
-            <w:r>
-              <w:rPr>
-                <w:rFonts w:ascii="Arial" w:hAnsi="Arial" w:cs="Arial"/>
-                <w:sz w:val="16"/>
-                <w:szCs w:val="16"/>
-                <w:lang w:val="ru-RU"/>
-              </w:rPr>
-              <w:t>3</w:t>
-            </w:r>
-            <w:proofErr w:type="gramEnd"/>
-            <w:r>
-              <w:rPr>
-                <w:rFonts w:ascii="Arial" w:hAnsi="Arial" w:cs="Arial"/>
-                <w:sz w:val="16"/>
-                <w:szCs w:val="16"/>
-                <w:lang w:val="ru-RU"/>
-              </w:rPr>
-              <w:t xml:space="preserve"> </w:t>
-            </w:r>
-          </w:p>
-        </w:tc>
-        <w:tc>
-          <w:tcPr>
-            <w:tcW w:w="2008" w:type="dxa"/>
-            <w:tcBorders>
-              <w:left w:val="double" w:sz="1" w:space="0" w:color="808080"/>
-              <w:bottom w:val="double" w:sz="1" w:space="0" w:color="808080"/>
-              <w:right w:val="double" w:sz="2" w:space="0" w:color="808080"/>
-            </w:tcBorders>
-            <w:shd w:val="clear" w:color="auto" w:fill="auto"/>
-            <w:vAlign w:val="center"/>
-          </w:tcPr>
-          <w:p>
-            <w:pPr>
-              <w:pStyle w:val="TableContents"/>
-              <w:snapToGrid w:val="0"/>
-              <w:jc w:val="center"/>
-              <w:rPr>
-                <w:rFonts w:ascii="Arial" w:hAnsi="Arial" w:cs="Arial"/>
-                <w:sz w:val="16"/>
-                <w:szCs w:val="16"/>
-                <w:lang w:val="ru-RU"/>
-              </w:rPr>
-            </w:pPr>
-            <w:proofErr w:type="gramStart"/>
-            <w:r>
-              <w:rPr>
-                <w:rFonts w:ascii="Arial" w:hAnsi="Arial" w:cs="Arial"/>
-                <w:sz w:val="16"/>
-                <w:szCs w:val="16"/>
-                <w:lang w:val="ru-RU"/>
-              </w:rPr>
-              <w:t>57</w:t>
-            </w:r>
-            <w:r>
-              <w:rPr>
-                <w:rFonts w:ascii="Arial" w:hAnsi="Arial" w:cs="Arial"/>
-                <w:sz w:val="16"/>
-                <w:szCs w:val="16"/>
-                <w:lang w:val="ru-RU"/>
-              </w:rPr>
-              <w:t>-</w:t>
-            </w:r>
-            <w:r>
-              <w:rPr>
-                <w:rFonts w:ascii="Arial" w:hAnsi="Arial" w:cs="Arial"/>
-                <w:sz w:val="16"/>
-                <w:szCs w:val="16"/>
-                <w:lang w:val="ru-RU"/>
-              </w:rPr>
-              <w:t>59</w:t>
-            </w:r>
-            <w:proofErr w:type="gramEnd"/>
-            <w:r>
-              <w:rPr>
-                <w:rFonts w:ascii="Arial" w:hAnsi="Arial" w:cs="Arial"/>
-                <w:sz w:val="16"/>
-                <w:szCs w:val="16"/>
-                <w:lang w:val="ru-RU"/>
-              </w:rPr>
-              <w:t xml:space="preserve"> лет</w:t>
-            </w:r>
-          </w:p>
-        </w:tc>
-      </w:tr>
-      <w:tr>
-        <w:trPr>
-          <w:trHeight w:val="276"/>
-        </w:trPr>
-        <w:tc>
-          <w:tcPr>
-            <w:tcW w:w="2007" w:type="dxa"/>
-            <w:tcBorders>
-              <w:left w:val="double" w:sz="1" w:space="0" w:color="808080"/>
-              <w:bottom w:val="double" w:sz="1" w:space="0" w:color="808080"/>
-              <w:right w:val="double" w:sz="2" w:space="0" w:color="808080"/>
-            </w:tcBorders>
-            <w:shd w:val="clear" w:color="auto" w:fill="auto"/>
-            <w:vAlign w:val="center"/>
-          </w:tcPr>
-          <w:p>
-            <w:pPr>
-              <w:pStyle w:val="TableContents"/>
-              <w:snapToGrid w:val="0"/>
-              <w:ind w:hanging="180"/>
-              <w:jc w:val="center"/>
-              <w:rPr>
-                <w:rFonts w:ascii="Arial" w:hAnsi="Arial" w:cs="Arial"/>
-                <w:sz w:val="16"/>
-                <w:szCs w:val="16"/>
-                <w:lang w:val="ru-RU"/>
-              </w:rPr>
-            </w:pPr>
-            <w:r>
-              <w:rPr>
-                <w:rFonts w:ascii="Arial" w:hAnsi="Arial" w:cs="Arial"/>
-                <w:sz w:val="16"/>
-                <w:szCs w:val="16"/>
-                <w:lang w:val="ru-RU"/>
-              </w:rPr>
-              <w:t>1</w:t>
-            </w:r>
-          </w:p>
-        </w:tc>
-        <w:tc>
-          <w:tcPr>
-            <w:tcW w:w="2008" w:type="dxa"/>
-            <w:tcBorders>
-              <w:left w:val="double" w:sz="1" w:space="0" w:color="808080"/>
-              <w:bottom w:val="double" w:sz="1" w:space="0" w:color="808080"/>
-              <w:right w:val="double" w:sz="2" w:space="0" w:color="808080"/>
-            </w:tcBorders>
-            <w:shd w:val="clear" w:color="auto" w:fill="auto"/>
-            <w:vAlign w:val="center"/>
-          </w:tcPr>
-          <w:p>
-            <w:pPr>
-              <w:pStyle w:val="TableContents"/>
-              <w:snapToGrid w:val="0"/>
-              <w:ind w:hanging="180"/>
-              <w:jc w:val="center"/>
-              <w:rPr>
-                <w:rFonts w:ascii="Arial" w:hAnsi="Arial" w:cs="Arial"/>
-                <w:sz w:val="16"/>
-                <w:szCs w:val="16"/>
-                <w:lang w:val="ru-RU"/>
-              </w:rPr>
-            </w:pPr>
-            <w:r>
-              <w:rPr>
-                <w:rFonts w:ascii="Arial" w:hAnsi="Arial" w:cs="Arial"/>
-                <w:sz w:val="16"/>
-                <w:szCs w:val="16"/>
-                <w:lang w:val="ru-RU"/>
-              </w:rPr>
-              <w:t>4</w:t>
-            </w:r>
-          </w:p>
-        </w:tc>
-        <w:tc>
-          <w:tcPr>
-            <w:tcW w:w="2007" w:type="dxa"/>
-            <w:tcBorders>
-              <w:left w:val="double" w:sz="1" w:space="0" w:color="808080"/>
-              <w:bottom w:val="double" w:sz="1" w:space="0" w:color="808080"/>
-              <w:right w:val="double" w:sz="2" w:space="0" w:color="808080"/>
-            </w:tcBorders>
-            <w:shd w:val="clear" w:color="auto" w:fill="auto"/>
-            <w:vAlign w:val="center"/>
-          </w:tcPr>
-          <w:p>
-            <w:pPr>
-              <w:pStyle w:val="TableContents"/>
-              <w:snapToGrid w:val="0"/>
-              <w:ind w:hanging="180"/>
-              <w:jc w:val="center"/>
-              <w:rPr>
-                <w:rFonts w:ascii="Arial" w:hAnsi="Arial" w:cs="Arial"/>
-                <w:sz w:val="16"/>
-                <w:szCs w:val="16"/>
-                <w:lang w:val="ru-RU"/>
-              </w:rPr>
-            </w:pPr>
-            <w:r>
-              <w:rPr>
-                <w:rFonts w:ascii="Arial" w:hAnsi="Arial" w:cs="Arial"/>
-                <w:sz w:val="16"/>
-                <w:szCs w:val="16"/>
-                <w:lang w:val="ru-RU"/>
-              </w:rPr>
-              <w:t>2</w:t>
-            </w:r>
-          </w:p>
-        </w:tc>
-        <w:tc>
-          <w:tcPr>
-            <w:tcW w:w="2008" w:type="dxa"/>
-            <w:tcBorders>
-              <w:left w:val="double" w:sz="1" w:space="0" w:color="808080"/>
-              <w:bottom w:val="double" w:sz="1" w:space="0" w:color="808080"/>
-              <w:right w:val="double" w:sz="2" w:space="0" w:color="808080"/>
-            </w:tcBorders>
-            <w:shd w:val="clear" w:color="auto" w:fill="auto"/>
-            <w:vAlign w:val="center"/>
-          </w:tcPr>
-          <w:p>
-            <w:pPr>
-              <w:pStyle w:val="TableContents"/>
-              <w:snapToGrid w:val="0"/>
-              <w:ind w:hanging="180"/>
-              <w:jc w:val="center"/>
-              <w:rPr>
-                <w:rFonts w:ascii="Arial" w:hAnsi="Arial" w:cs="Arial"/>
-                <w:sz w:val="16"/>
-                <w:szCs w:val="16"/>
-                <w:lang w:val="ru-RU"/>
-              </w:rPr>
-            </w:pPr>
-            <w:r>
-              <w:rPr>
-                <w:rFonts w:ascii="Arial" w:hAnsi="Arial" w:cs="Arial"/>
-                <w:sz w:val="16"/>
-                <w:szCs w:val="16"/>
-                <w:lang w:val="ru-RU"/>
-              </w:rPr>
-              <w:t>3</w:t>
-            </w:r>
-          </w:p>
-        </w:tc>
-      </w:tr>
-    </w:tbl>
-    <w:p>
-      <w:pPr>
-        <w:ind w:firstLine="720"/>
-        <w:rPr>
-          <w:rFonts w:ascii="Arial" w:hAnsi="Arial" w:cs="Arial"/>
+          <w:b/>
+          <w:bCs/>
           <w:sz w:val="16"/>
           <w:szCs w:val="16"/>
           <w:lang w:val="ru-RU"/>
@@ -1396,29 +344,264 @@
       <w:r>
         <w:rPr>
           <w:rFonts w:ascii="Arial" w:hAnsi="Arial" w:cs="Arial"/>
+          <w:b/>
+          <w:bCs/>
           <w:sz w:val="16"/>
           <w:szCs w:val="16"/>
           <w:lang w:val="ru-RU"/>
         </w:rPr>
-        <w:t>Отсутствует дата рождения</w:t>
+        <w:t>ЧИСЛЕННОСТЬ РАССТРЕЛЯННЫХ ЖЕНЩИН ПО ГОДАМ</w:t>
       </w:r>
       <w:r>
         <w:rPr>
           <w:rFonts w:ascii="Arial" w:hAnsi="Arial" w:cs="Arial"/>
+          <w:b/>
+          <w:bCs/>
           <w:sz w:val="16"/>
           <w:szCs w:val="16"/>
           <w:lang w:val="ru-RU"/>
         </w:rPr>
-        <w:t xml:space="preserve"> – </w:t>
+        <w:t xml:space="preserve">, </w:t>
+      </w:r>
+      <w:proofErr w:type="gramStart"/>
+      <w:r>
+        <w:rPr>
+          <w:rFonts w:ascii="Arial" w:hAnsi="Arial" w:cs="Arial"/>
+          <w:b/>
+          <w:bCs/>
+          <w:sz w:val="16"/>
+          <w:szCs w:val="16"/>
+          <w:lang w:val="ru-RU"/>
+        </w:rPr>
+        <w:t>1937</w:t>
       </w:r>
       <w:r>
         <w:rPr>
           <w:rFonts w:ascii="Arial" w:hAnsi="Arial" w:cs="Arial"/>
+          <w:b/>
+          <w:bCs/>
           <w:sz w:val="16"/>
           <w:szCs w:val="16"/>
           <w:lang w:val="ru-RU"/>
         </w:rPr>
-        <w:t>2</w:t>
+        <w:t>-</w:t>
+      </w:r>
+      <w:r>
+        <w:rPr>
+          <w:rFonts w:ascii="Arial" w:hAnsi="Arial" w:cs="Arial"/>
+          <w:b/>
+          <w:bCs/>
+          <w:sz w:val="16"/>
+          <w:szCs w:val="16"/>
+          <w:lang w:val="ru-RU"/>
+        </w:rPr>
+        <w:t>1945</w:t>
+      </w:r>
+      <w:proofErr w:type="gramEnd"/>
+      <w:r>
+        <w:rPr>
+          <w:rFonts w:ascii="Arial" w:hAnsi="Arial" w:cs="Arial"/>
+          <w:b/>
+          <w:bCs/>
+          <w:sz w:val="16"/>
+          <w:szCs w:val="16"/>
+          <w:lang w:val="ru-RU"/>
+        </w:rPr>
+        <w:t xml:space="preserve"> гг.</w:t>
+      </w:r>
+    </w:p>
+    <w:p>
+      <w:pPr>
+        <w:jc w:val="center"/>
+        <w:rPr>
+          <w:rFonts w:ascii="Arial" w:hAnsi="Arial" w:cs="Arial"/>
+          <w:sz w:val="18"/>
+          <w:szCs w:val="18"/>
+          <w:lang w:val="ru-RU"/>
+        </w:rPr>
+      </w:pPr>
+      <w:r>
+        <w:rPr>
+          <w:rFonts w:ascii="Arial" w:hAnsi="Arial" w:cs="Arial"/>
+          <w:noProof/>
+          <w:sz w:val="18"/>
+          <w:szCs w:val="18"/>
+          <w:lang w:val="ru-RU"/>
+        </w:rPr>
+        <w:drawing>
+          <wp:inline distT="0" distB="0" distL="0" distR="0" wp14:anchorId="72951ECD" wp14:editId="35635D37">
+            <wp:extent cx="3389630" cy="1706880"/>
+            <wp:effectExtent l="0" t="0" r="1270" b="7620"/>
+            <wp:docPr id="571335527" name="Picture 1"/>
+            <wp:cNvGraphicFramePr>
+              <a:graphicFrameLocks xmlns:a="http://schemas.openxmlformats.org/drawingml/2006/main" noChangeAspect="1"/>
+            </wp:cNvGraphicFramePr>
+            <a:graphic xmlns:a="http://schemas.openxmlformats.org/drawingml/2006/main">
+              <a:graphicData uri="http://schemas.openxmlformats.org/drawingml/2006/picture">
+                <pic:pic xmlns:pic="http://schemas.openxmlformats.org/drawingml/2006/picture">
+                  <pic:nvPicPr>
+                    <pic:cNvPr id="0" name="Picture 2"/>
+                    <pic:cNvPicPr>
+                      <a:picLocks noChangeAspect="1" noChangeArrowheads="1"/>
+                    </pic:cNvPicPr>
+                  </pic:nvPicPr>
+                  <pic:blipFill>
+                    <a:blip r:embed="rId5">
+                      <a:extLst>
+                        <a:ext uri="{28A0092B-C50C-407E-A947-70E740481C1C}">
+                          <a14:useLocalDpi xmlns:a14="http://schemas.microsoft.com/office/drawing/2010/main" val="0"/>
+                        </a:ext>
+                      </a:extLst>
+                    </a:blip>
+                    <a:srcRect/>
+                    <a:stretch>
+                      <a:fillRect/>
+                    </a:stretch>
+                  </pic:blipFill>
+                  <pic:spPr bwMode="auto">
+                    <a:xfrm>
+                      <a:off x="0" y="0"/>
+                      <a:ext cx="3389630" cy="1706880"/>
+                    </a:xfrm>
+                    <a:prstGeom prst="rect">
+                      <a:avLst/>
+                    </a:prstGeom>
+                    <a:noFill/>
+                  </pic:spPr>
+                </pic:pic>
+              </a:graphicData>
+            </a:graphic>
+          </wp:inline>
+        </w:drawing>
+      </w:r>
+    </w:p>
+    <w:p>
+      <w:pPr>
+        <w:jc w:val="center"/>
+        <w:rPr>
+          <w:rFonts w:ascii="Arial" w:hAnsi="Arial" w:cs="Arial"/>
+          <w:b/>
+          <w:bCs/>
+          <w:sz w:val="16"/>
+          <w:szCs w:val="16"/>
+          <w:lang w:val="ru-RU"/>
+        </w:rPr>
+      </w:pPr>
+      <w:r>
+        <w:rPr>
+          <w:rFonts w:ascii="Arial" w:hAnsi="Arial" w:cs="Arial"/>
+          <w:b/>
+          <w:bCs/>
+          <w:sz w:val="16"/>
+          <w:szCs w:val="16"/>
+          <w:lang w:val="ru-RU"/>
+        </w:rPr>
+        <w:t xml:space="preserve">ЧИСЛЕННОСТЬ РАССТРЕЛЯННЫХ ЖЕНЩИН ПО </w:t>
+      </w:r>
+      <w:r>
+        <w:rPr>
+          <w:rFonts w:ascii="Arial" w:hAnsi="Arial" w:cs="Arial"/>
+          <w:b/>
+          <w:bCs/>
+          <w:sz w:val="16"/>
+          <w:szCs w:val="16"/>
+          <w:lang w:val="ru-RU"/>
+        </w:rPr>
+        <w:t>ВОЗРАСТАМ</w:t>
+      </w:r>
+      <w:r>
+        <w:rPr>
+          <w:rFonts w:ascii="Arial" w:hAnsi="Arial" w:cs="Arial"/>
+          <w:b/>
+          <w:bCs/>
+          <w:sz w:val="16"/>
+          <w:szCs w:val="16"/>
+          <w:lang w:val="ru-RU"/>
+        </w:rPr>
+        <w:t xml:space="preserve">, </w:t>
+      </w:r>
+      <w:proofErr w:type="gramStart"/>
+      <w:r>
+        <w:rPr>
+          <w:rFonts w:ascii="Arial" w:hAnsi="Arial" w:cs="Arial"/>
+          <w:b/>
+          <w:bCs/>
+          <w:sz w:val="16"/>
+          <w:szCs w:val="16"/>
+          <w:lang w:val="ru-RU"/>
+        </w:rPr>
+        <w:t>1937</w:t>
+      </w:r>
+      <w:r>
+        <w:rPr>
+          <w:rFonts w:ascii="Arial" w:hAnsi="Arial" w:cs="Arial"/>
+          <w:b/>
+          <w:bCs/>
+          <w:sz w:val="16"/>
+          <w:szCs w:val="16"/>
+          <w:lang w:val="ru-RU"/>
+        </w:rPr>
+        <w:t>-</w:t>
+      </w:r>
+      <w:r>
+        <w:rPr>
+          <w:rFonts w:ascii="Arial" w:hAnsi="Arial" w:cs="Arial"/>
+          <w:b/>
+          <w:bCs/>
+          <w:sz w:val="16"/>
+          <w:szCs w:val="16"/>
+          <w:lang w:val="ru-RU"/>
+        </w:rPr>
+        <w:t>1945</w:t>
+      </w:r>
+      <w:proofErr w:type="gramEnd"/>
+      <w:r>
+        <w:rPr>
+          <w:rFonts w:ascii="Arial" w:hAnsi="Arial" w:cs="Arial"/>
+          <w:b/>
+          <w:bCs/>
+          <w:sz w:val="16"/>
+          <w:szCs w:val="16"/>
+          <w:lang w:val="ru-RU"/>
+        </w:rPr>
+        <w:t xml:space="preserve"> гг.</w:t>
+      </w:r>
+    </w:p>
+    <w:p>
+      <w:pPr>
+        <w:jc w:val="center"/>
+        <w:rPr>
+          <w:rFonts w:ascii="Arial" w:hAnsi="Arial" w:cs="Arial"/>
+          <w:b/>
+          <w:bCs/>
+          <w:sz w:val="16"/>
+          <w:szCs w:val="16"/>
+          <w:lang w:val="ru-RU"/>
+        </w:rPr>
+      </w:pPr>
+      <w:r>
+        <w:rPr>
+          <w:noProof/>
+        </w:rPr>
+        <w:drawing>
+          <wp:inline distT="0" distB="0" distL="0" distR="0" wp14:anchorId="7A502ADE" wp14:editId="70897A7C">
+            <wp:extent cx="3593222" cy="1458310"/>
+            <wp:effectExtent l="0" t="0" r="7620" b="8890"/>
+            <wp:docPr id="874410266" name="Chart 1">
+              <a:extLst xmlns:a="http://schemas.openxmlformats.org/drawingml/2006/main">
+                <a:ext uri="{FF2B5EF4-FFF2-40B4-BE49-F238E27FC236}">
+                  <a16:creationId xmlns:a16="http://schemas.microsoft.com/office/drawing/2014/main" id="{397413C2-9F64-4EE7-AE87-49C83AC849C7}"/>
+                </a:ext>
+              </a:extLst>
+            </wp:docPr>
+            <wp:cNvGraphicFramePr/>
+            <a:graphic xmlns:a="http://schemas.openxmlformats.org/drawingml/2006/main">
+              <a:graphicData uri="http://schemas.openxmlformats.org/drawingml/2006/chart">
+                <c:chart xmlns:c="http://schemas.openxmlformats.org/drawingml/2006/chart" xmlns:r="http://schemas.openxmlformats.org/officeDocument/2006/relationships" r:id="rId6"/>
+              </a:graphicData>
+            </a:graphic>
+          </wp:inline>
+        </w:drawing>
       </w:r>
     </w:p>
     <w:tbl>
@@ -1463,20 +646,6 @@
                 <w:lang w:val="ru-RU"/>
               </w:rPr>
             </w:pPr>
-          </w:p>
-          <w:p>
-            <w:pPr>
-              <w:pStyle w:val="BodyText"/>
-              <w:spacing w:after="0" w:line="240" w:lineRule="auto"/>
-              <w:rPr>
-                <w:rFonts w:ascii="Arial" w:hAnsi="Arial" w:cs="Arial"/>
-                <w:b/>
-                <w:color w:val="000080"/>
-                <w:sz w:val="16"/>
-                <w:szCs w:val="16"/>
-                <w:lang w:val="ru-RU"/>
-              </w:rPr>
-            </w:pPr>
             <w:r>
               <w:rPr>
                 <w:rFonts w:ascii="Arial" w:hAnsi="Arial" w:cs="Arial"/>
@@ -1796,7 +965,29 @@
                 <w:szCs w:val="16"/>
                 <w:lang w:val="ru-RU"/>
               </w:rPr>
-              <w:t>, 58-11 УК РСФСР.</w:t>
+              <w:t xml:space="preserve">, </w:t>
+            </w:r>
+            <w:proofErr w:type="gramStart"/>
+            <w:r>
+              <w:rPr>
+                <w:rFonts w:ascii="Arial" w:hAnsi="Arial" w:cs="Arial"/>
+                <w:color w:val="000000"/>
+                <w:sz w:val="16"/>
+                <w:szCs w:val="16"/>
+                <w:lang w:val="ru-RU"/>
+              </w:rPr>
+              <w:t>58-11</w:t>
+            </w:r>
+            <w:proofErr w:type="gramEnd"/>
+            <w:r>
+              <w:rPr>
+                <w:rFonts w:ascii="Arial" w:hAnsi="Arial" w:cs="Arial"/>
+                <w:color w:val="000000"/>
+                <w:sz w:val="16"/>
+                <w:szCs w:val="16"/>
+                <w:lang w:val="ru-RU"/>
+              </w:rPr>
+              <w:t xml:space="preserve"> УК РСФСР.</w:t>
             </w:r>
             <w:r>
               <w:rPr>
@@ -1861,7 +1052,7 @@
               </w:rPr>
               <w:t xml:space="preserve"> </w:t>
             </w:r>
-            <w:hyperlink r:id="rId5" w:history="1">
+            <w:hyperlink r:id="rId7" w:history="1">
               <w:r>
                 <w:rPr>
                   <w:rStyle w:val="Hyperlink"/>
@@ -1980,6 +1171,7 @@
                 <w:rFonts w:ascii="Arial" w:hAnsi="Arial" w:cs="Arial"/>
                 <w:sz w:val="16"/>
                 <w:szCs w:val="16"/>
+                <w:lang w:val="ru-RU"/>
               </w:rPr>
               <w:t xml:space="preserve"> </w:t>
             </w:r>
@@ -2137,7 +1329,7 @@
               </w:rPr>
               <w:t xml:space="preserve"> </w:t>
             </w:r>
-            <w:hyperlink r:id="rId6" w:history="1">
+            <w:hyperlink r:id="rId8" w:history="1">
               <w:r>
                 <w:rPr>
                   <w:rStyle w:val="Hyperlink"/>
@@ -2562,7 +1754,7 @@
               </w:rPr>
               <w:t xml:space="preserve"> </w:t>
             </w:r>
-            <w:hyperlink r:id="rId7" w:history="1">
+            <w:hyperlink r:id="rId9" w:history="1">
               <w:r>
                 <w:rPr>
                   <w:rStyle w:val="Hyperlink"/>
@@ -2604,7 +1796,7 @@
                 <w:lang w:val="ru-RU"/>
               </w:rPr>
             </w:pPr>
-            <w:hyperlink r:id="rId8" w:history="1">
+            <w:hyperlink r:id="rId10" w:history="1">
               <w:r>
                 <w:rPr>
                   <w:rStyle w:val="Hyperlink"/>
@@ -3007,7 +2199,7 @@
               </w:rPr>
               <w:t xml:space="preserve"> </w:t>
             </w:r>
-            <w:hyperlink r:id="rId9" w:history="1">
+            <w:hyperlink r:id="rId11" w:history="1">
               <w:r>
                 <w:rPr>
                   <w:rStyle w:val="Hyperlink"/>
@@ -3374,7 +2566,7 @@
               </w:rPr>
               <w:t xml:space="preserve"> </w:t>
             </w:r>
-            <w:hyperlink r:id="rId10" w:history="1">
+            <w:hyperlink r:id="rId12" w:history="1">
               <w:r>
                 <w:rPr>
                   <w:rStyle w:val="Hyperlink"/>
@@ -3798,7 +2990,7 @@
               </w:rPr>
               <w:t xml:space="preserve"> </w:t>
             </w:r>
-            <w:hyperlink r:id="rId11" w:history="1">
+            <w:hyperlink r:id="rId13" w:history="1">
               <w:r>
                 <w:rPr>
                   <w:rStyle w:val="Hyperlink"/>
@@ -3853,7 +3045,6 @@
                 <w:szCs w:val="16"/>
                 <w:lang w:val="ru-RU"/>
               </w:rPr>
-              <w:lastRenderedPageBreak/>
               <w:t>Шонанова</w:t>
             </w:r>
             <w:proofErr w:type="spellEnd"/>
@@ -4148,7 +3339,7 @@
               </w:rPr>
               <w:t xml:space="preserve"> </w:t>
             </w:r>
-            <w:hyperlink r:id="rId12" w:history="1">
+            <w:hyperlink r:id="rId14" w:history="1">
               <w:r>
                 <w:rPr>
                   <w:rStyle w:val="Hyperlink"/>
@@ -4346,6 +3537,7 @@
                 <w:color w:val="000000"/>
                 <w:sz w:val="16"/>
                 <w:szCs w:val="16"/>
+                <w:lang w:val="ru-RU"/>
               </w:rPr>
               <w:t xml:space="preserve"> </w:t>
             </w:r>
@@ -4493,6 +3685,7 @@
                 <w:lang w:val="ru-RU"/>
               </w:rPr>
             </w:pPr>
+            <w:proofErr w:type="spellStart"/>
             <w:r>
               <w:rPr>
                 <w:rFonts w:ascii="Arial" w:hAnsi="Arial" w:cs="Arial"/>
@@ -4502,7 +3695,19 @@
                 <w:sz w:val="16"/>
                 <w:szCs w:val="16"/>
               </w:rPr>
-              <w:t xml:space="preserve">Источник: </w:t>
+              <w:t>Источник</w:t>
+            </w:r>
+            <w:proofErr w:type="spellEnd"/>
+            <w:r>
+              <w:rPr>
+                <w:rFonts w:ascii="Arial" w:hAnsi="Arial" w:cs="Arial"/>
+                <w:b/>
+                <w:bCs/>
+                <w:color w:val="570000"/>
+                <w:sz w:val="16"/>
+                <w:szCs w:val="16"/>
+              </w:rPr>
+              <w:t xml:space="preserve">: Книга </w:t>
             </w:r>
             <w:proofErr w:type="spellStart"/>
             <w:r>
@@ -4514,7 +3719,7 @@
                 <w:sz w:val="16"/>
                 <w:szCs w:val="16"/>
               </w:rPr>
-              <w:t>Книга</w:t>
+              <w:t>памяти</w:t>
             </w:r>
             <w:proofErr w:type="spellEnd"/>
             <w:r>
@@ -4526,6 +3731,30 @@
                 <w:sz w:val="16"/>
                 <w:szCs w:val="16"/>
               </w:rPr>
+              <w:t xml:space="preserve"> "</w:t>
+            </w:r>
+            <w:proofErr w:type="spellStart"/>
+            <w:r>
+              <w:rPr>
+                <w:rFonts w:ascii="Arial" w:hAnsi="Arial" w:cs="Arial"/>
+                <w:b/>
+                <w:bCs/>
+                <w:color w:val="570000"/>
+                <w:sz w:val="16"/>
+                <w:szCs w:val="16"/>
+              </w:rPr>
+              <w:t>Узницы</w:t>
+            </w:r>
+            <w:proofErr w:type="spellEnd"/>
+            <w:r>
+              <w:rPr>
+                <w:rFonts w:ascii="Arial" w:hAnsi="Arial" w:cs="Arial"/>
+                <w:b/>
+                <w:bCs/>
+                <w:color w:val="570000"/>
+                <w:sz w:val="16"/>
+                <w:szCs w:val="16"/>
+              </w:rPr>
               <w:t xml:space="preserve"> </w:t>
             </w:r>
             <w:proofErr w:type="spellStart"/>
@@ -4538,7 +3767,7 @@
                 <w:sz w:val="16"/>
                 <w:szCs w:val="16"/>
               </w:rPr>
-              <w:t>памяти</w:t>
+              <w:t>АЛЖИРа</w:t>
             </w:r>
             <w:proofErr w:type="spellEnd"/>
             <w:r>
@@ -4550,9 +3779,8 @@
                 <w:sz w:val="16"/>
                 <w:szCs w:val="16"/>
               </w:rPr>
-              <w:t xml:space="preserve"> "</w:t>
-            </w:r>
-            <w:proofErr w:type="spellStart"/>
+              <w:t>"</w:t>
+            </w:r>
             <w:r>
               <w:rPr>
                 <w:rFonts w:ascii="Arial" w:hAnsi="Arial" w:cs="Arial"/>
@@ -4561,10 +3789,10 @@
                 <w:color w:val="570000"/>
                 <w:sz w:val="16"/>
                 <w:szCs w:val="16"/>
-              </w:rPr>
-              <w:t>Узницы</w:t>
-            </w:r>
-            <w:proofErr w:type="spellEnd"/>
+                <w:lang w:val="ru-RU"/>
+              </w:rPr>
+              <w:t>;</w:t>
+            </w:r>
             <w:r>
               <w:rPr>
                 <w:rFonts w:ascii="Arial" w:hAnsi="Arial" w:cs="Arial"/>
@@ -4573,58 +3801,11 @@
                 <w:color w:val="570000"/>
                 <w:sz w:val="16"/>
                 <w:szCs w:val="16"/>
+                <w:lang w:val="ru-RU"/>
               </w:rPr>
               <w:t xml:space="preserve"> </w:t>
             </w:r>
-            <w:proofErr w:type="spellStart"/>
-            <w:r>
-              <w:rPr>
-                <w:rFonts w:ascii="Arial" w:hAnsi="Arial" w:cs="Arial"/>
-                <w:b/>
-                <w:bCs/>
-                <w:color w:val="570000"/>
-                <w:sz w:val="16"/>
-                <w:szCs w:val="16"/>
-              </w:rPr>
-              <w:t>АЛЖИРа</w:t>
-            </w:r>
-            <w:proofErr w:type="spellEnd"/>
-            <w:r>
-              <w:rPr>
-                <w:rFonts w:ascii="Arial" w:hAnsi="Arial" w:cs="Arial"/>
-                <w:b/>
-                <w:bCs/>
-                <w:color w:val="570000"/>
-                <w:sz w:val="16"/>
-                <w:szCs w:val="16"/>
-              </w:rPr>
-              <w:t>"</w:t>
-            </w:r>
-            <w:r>
-              <w:rPr>
-                <w:rFonts w:ascii="Arial" w:hAnsi="Arial" w:cs="Arial"/>
-                <w:b/>
-                <w:bCs/>
-                <w:color w:val="570000"/>
-                <w:sz w:val="16"/>
-                <w:szCs w:val="16"/>
-                <w:lang w:val="ru-RU"/>
-              </w:rPr>
-              <w:t>;</w:t>
-            </w:r>
-            <w:r>
-              <w:rPr>
-                <w:rFonts w:ascii="Arial" w:hAnsi="Arial" w:cs="Arial"/>
-                <w:b/>
-                <w:bCs/>
-                <w:color w:val="570000"/>
-                <w:sz w:val="16"/>
-                <w:szCs w:val="16"/>
-                <w:lang w:val="ru-RU"/>
-              </w:rPr>
-              <w:t xml:space="preserve"> </w:t>
-            </w:r>
-            <w:hyperlink r:id="rId13" w:history="1">
+            <w:hyperlink r:id="rId15" w:history="1">
               <w:r>
                 <w:rPr>
                   <w:rStyle w:val="Hyperlink"/>
@@ -4663,7 +3844,7 @@
                 <w:lang w:val="ru-RU"/>
               </w:rPr>
             </w:pPr>
-            <w:hyperlink r:id="rId14" w:history="1">
+            <w:hyperlink r:id="rId16" w:history="1">
               <w:r>
                 <w:rPr>
                   <w:rStyle w:val="Hyperlink"/>
@@ -4884,7 +4065,7 @@
               </w:rPr>
               <w:t xml:space="preserve"> </w:t>
             </w:r>
-            <w:hyperlink r:id="rId15" w:history="1">
+            <w:hyperlink r:id="rId17" w:history="1">
               <w:r>
                 <w:rPr>
                   <w:rStyle w:val="Hyperlink"/>
@@ -5202,6 +4383,7 @@
                 <w:lang w:val="ru-RU"/>
               </w:rPr>
             </w:pPr>
+            <w:proofErr w:type="spellStart"/>
             <w:r>
               <w:rPr>
                 <w:rFonts w:ascii="Arial" w:hAnsi="Arial" w:cs="Arial"/>
@@ -5211,7 +4393,19 @@
                 <w:sz w:val="16"/>
                 <w:szCs w:val="16"/>
               </w:rPr>
-              <w:t xml:space="preserve">Источник: </w:t>
+              <w:t>Источник</w:t>
+            </w:r>
+            <w:proofErr w:type="spellEnd"/>
+            <w:r>
+              <w:rPr>
+                <w:rFonts w:ascii="Arial" w:hAnsi="Arial" w:cs="Arial"/>
+                <w:b/>
+                <w:bCs/>
+                <w:color w:val="570000"/>
+                <w:sz w:val="16"/>
+                <w:szCs w:val="16"/>
+              </w:rPr>
+              <w:t xml:space="preserve">: Книга </w:t>
             </w:r>
             <w:proofErr w:type="spellStart"/>
             <w:r>
@@ -5223,7 +4417,7 @@
                 <w:sz w:val="16"/>
                 <w:szCs w:val="16"/>
               </w:rPr>
-              <w:t>Книга</w:t>
+              <w:t>памяти</w:t>
             </w:r>
             <w:proofErr w:type="spellEnd"/>
             <w:r>
@@ -5235,6 +4429,30 @@
                 <w:sz w:val="16"/>
                 <w:szCs w:val="16"/>
               </w:rPr>
+              <w:t xml:space="preserve"> "</w:t>
+            </w:r>
+            <w:proofErr w:type="spellStart"/>
+            <w:r>
+              <w:rPr>
+                <w:rFonts w:ascii="Arial" w:hAnsi="Arial" w:cs="Arial"/>
+                <w:b/>
+                <w:bCs/>
+                <w:color w:val="570000"/>
+                <w:sz w:val="16"/>
+                <w:szCs w:val="16"/>
+              </w:rPr>
+              <w:t>Узницы</w:t>
+            </w:r>
+            <w:proofErr w:type="spellEnd"/>
+            <w:r>
+              <w:rPr>
+                <w:rFonts w:ascii="Arial" w:hAnsi="Arial" w:cs="Arial"/>
+                <w:b/>
+                <w:bCs/>
+                <w:color w:val="570000"/>
+                <w:sz w:val="16"/>
+                <w:szCs w:val="16"/>
+              </w:rPr>
               <w:t xml:space="preserve"> </w:t>
             </w:r>
             <w:proofErr w:type="spellStart"/>
@@ -5247,7 +4465,7 @@
                 <w:sz w:val="16"/>
                 <w:szCs w:val="16"/>
               </w:rPr>
-              <w:t>памяти</w:t>
+              <w:t>АЛЖИРа</w:t>
             </w:r>
             <w:proofErr w:type="spellEnd"/>
             <w:r>
@@ -5259,9 +4477,8 @@
                 <w:sz w:val="16"/>
                 <w:szCs w:val="16"/>
               </w:rPr>
-              <w:t xml:space="preserve"> "</w:t>
-            </w:r>
-            <w:proofErr w:type="spellStart"/>
+              <w:t>"</w:t>
+            </w:r>
             <w:r>
               <w:rPr>
                 <w:rFonts w:ascii="Arial" w:hAnsi="Arial" w:cs="Arial"/>
@@ -5270,10 +4487,10 @@
                 <w:color w:val="570000"/>
                 <w:sz w:val="16"/>
                 <w:szCs w:val="16"/>
-              </w:rPr>
-              <w:t>Узницы</w:t>
-            </w:r>
-            <w:proofErr w:type="spellEnd"/>
+                <w:lang w:val="ru-RU"/>
+              </w:rPr>
+              <w:t>;</w:t>
+            </w:r>
             <w:r>
               <w:rPr>
                 <w:rFonts w:ascii="Arial" w:hAnsi="Arial" w:cs="Arial"/>
@@ -5282,58 +4499,11 @@
                 <w:color w:val="570000"/>
                 <w:sz w:val="16"/>
                 <w:szCs w:val="16"/>
+                <w:lang w:val="ru-RU"/>
               </w:rPr>
               <w:t xml:space="preserve"> </w:t>
             </w:r>
-            <w:proofErr w:type="spellStart"/>
-            <w:r>
-              <w:rPr>
-                <w:rFonts w:ascii="Arial" w:hAnsi="Arial" w:cs="Arial"/>
-                <w:b/>
-                <w:bCs/>
-                <w:color w:val="570000"/>
-                <w:sz w:val="16"/>
-                <w:szCs w:val="16"/>
-              </w:rPr>
-              <w:t>АЛЖИРа</w:t>
-            </w:r>
-            <w:proofErr w:type="spellEnd"/>
-            <w:r>
-              <w:rPr>
-                <w:rFonts w:ascii="Arial" w:hAnsi="Arial" w:cs="Arial"/>
-                <w:b/>
-                <w:bCs/>
-                <w:color w:val="570000"/>
-                <w:sz w:val="16"/>
-                <w:szCs w:val="16"/>
-              </w:rPr>
-              <w:t>"</w:t>
-            </w:r>
-            <w:r>
-              <w:rPr>
-                <w:rFonts w:ascii="Arial" w:hAnsi="Arial" w:cs="Arial"/>
-                <w:b/>
-                <w:bCs/>
-                <w:color w:val="570000"/>
-                <w:sz w:val="16"/>
-                <w:szCs w:val="16"/>
-                <w:lang w:val="ru-RU"/>
-              </w:rPr>
-              <w:t>;</w:t>
-            </w:r>
-            <w:r>
-              <w:rPr>
-                <w:rFonts w:ascii="Arial" w:hAnsi="Arial" w:cs="Arial"/>
-                <w:b/>
-                <w:bCs/>
-                <w:color w:val="570000"/>
-                <w:sz w:val="16"/>
-                <w:szCs w:val="16"/>
-                <w:lang w:val="ru-RU"/>
-              </w:rPr>
-              <w:t xml:space="preserve"> </w:t>
-            </w:r>
-            <w:hyperlink r:id="rId16" w:history="1">
+            <w:hyperlink r:id="rId18" w:history="1">
               <w:r>
                 <w:rPr>
                   <w:rStyle w:val="Hyperlink"/>
@@ -5671,7 +4841,7 @@
               </w:rPr>
               <w:t xml:space="preserve"> </w:t>
             </w:r>
-            <w:hyperlink r:id="rId17" w:history="1">
+            <w:hyperlink r:id="rId19" w:history="1">
               <w:r>
                 <w:rPr>
                   <w:rStyle w:val="Hyperlink"/>
@@ -5707,7 +4877,7 @@
 </file>
 
 <file path=word/numbering.xml><?xml version="1.0" encoding="utf-8"?>
-<w:numbering xmlns:wpc="http://schemas.microsoft.com/office/word/2010/wordprocessingCanvas" xmlns:cx="http://schemas.microsoft.com/office/drawing/2014/chartex" xmlns:cx1="http://schemas.microsoft.com/office/drawing/2015/9/8/chartex" xmlns:cx2="http://schemas.microsoft.com/office/drawing/2015/10/21/chartex" xmlns:cx3="http://schemas.microsoft.com/office/drawing/2016/5/9/chartex" xmlns:cx4="http://schemas.microsoft.com/office/drawing/2016/5/10/chartex" xmlns:cx5="http://schemas.microsoft.com/office/drawing/2016/5/11/chartex" xmlns:cx6="http://schemas.microsoft.com/office/drawing/2016/5/12/chartex" xmlns:cx7="http://schemas.microsoft.com/office/drawing/2016/5/13/chartex" xmlns:cx8="http://schemas.microsoft.com/office/drawing/2016/5/14/chartex" xmlns:mc="http://schemas.openxmlformats.org/markup-compatibility/2006" xmlns:aink="http://schemas.microsoft.com/office/drawing/2016/ink" xmlns:am3d="http://schemas.microsoft.com/office/drawing/2017/model3d" xmlns:o="urn:schemas-microsoft-com:office:office" xmlns:oel="http://schemas.microsoft.com/office/2019/extlst" xmlns:r="http://schemas.openxmlformats.org/officeDocument/2006/relationships" xmlns:m="http://schemas.openxmlformats.org/officeDocument/2006/math" xmlns:v="urn:schemas-microsoft-com:vml" xmlns:wp14="http://schemas.microsoft.com/office/word/2010/wordprocessingDrawing" xmlns:wp="http://schemas.openxmlformats.org/drawingml/2006/wordprocessingDrawing" xmlns:w10="urn:schemas-microsoft-com:office:word" xmlns:w="http://schemas.openxmlformats.org/wordprocessingml/2006/main" xmlns:w14="http://schemas.microsoft.com/office/word/2010/wordml" xmlns:w15="http://schemas.microsoft.com/office/word/2012/wordml" xmlns:w16cex="http://schemas.microsoft.com/office/word/2018/wordml/cex" xmlns:w16cid="http://schemas.microsoft.com/office/word/2016/wordml/cid" xmlns:w16="http://schemas.microsoft.com/office/word/2018/wordml" xmlns:w16du="http://schemas.microsoft.com/office/word/2023/wordml/word16du" xmlns:w16sdtdh="http://schemas.microsoft.com/office/word/2020/wordml/sdtdatahash" xmlns:w16se="http://schemas.microsoft.com/office/word/2015/wordml/symex" xmlns:wpg="http://schemas.microsoft.com/office/word/2010/wordprocessingGroup" xmlns:wpi="http://schemas.microsoft.com/office/word/2010/wordprocessingInk" xmlns:wne="http://schemas.microsoft.com/office/word/2006/wordml" xmlns:wps="http://schemas.microsoft.com/office/word/2010/wordprocessingShape" mc:Ignorable="w14 w15 w16se w16cid w16 w16cex w16sdtdh w16du wp14">
+<w:numbering xmlns:wpc="http://schemas.microsoft.com/office/word/2010/wordprocessingCanvas" xmlns:cx="http://schemas.microsoft.com/office/drawing/2014/chartex" xmlns:cx1="http://schemas.microsoft.com/office/drawing/2015/9/8/chartex" xmlns:cx2="http://schemas.microsoft.com/office/drawing/2015/10/21/chartex" xmlns:cx3="http://schemas.microsoft.com/office/drawing/2016/5/9/chartex" xmlns:cx4="http://schemas.microsoft.com/office/drawing/2016/5/10/chartex" xmlns:cx5="http://schemas.microsoft.com/office/drawing/2016/5/11/chartex" xmlns:cx6="http://schemas.microsoft.com/office/drawing/2016/5/12/chartex" xmlns:cx7="http://schemas.microsoft.com/office/drawing/2016/5/13/chartex" xmlns:cx8="http://schemas.microsoft.com/office/drawing/2016/5/14/chartex" xmlns:mc="http://schemas.openxmlformats.org/markup-compatibility/2006" xmlns:aink="http://schemas.microsoft.com/office/drawing/2016/ink" xmlns:am3d="http://schemas.microsoft.com/office/drawing/2017/model3d" xmlns:o="urn:schemas-microsoft-com:office:office" xmlns:oel="http://schemas.microsoft.com/office/2019/extlst" xmlns:r="http://schemas.openxmlformats.org/officeDocument/2006/relationships" xmlns:m="http://schemas.openxmlformats.org/officeDocument/2006/math" xmlns:v="urn:schemas-microsoft-com:vml" xmlns:wp14="http://schemas.microsoft.com/office/word/2010/wordprocessingDrawing" xmlns:wp="http://schemas.openxmlformats.org/drawingml/2006/wordprocessingDrawing" xmlns:w10="urn:schemas-microsoft-com:office:word" xmlns:w="http://schemas.openxmlformats.org/wordprocessingml/2006/main" xmlns:w14="http://schemas.microsoft.com/office/word/2010/wordml" xmlns:w15="http://schemas.microsoft.com/office/word/2012/wordml" xmlns:w16cex="http://schemas.microsoft.com/office/word/2018/wordml/cex" xmlns:w16cid="http://schemas.microsoft.com/office/word/2016/wordml/cid" xmlns:w16="http://schemas.microsoft.com/office/word/2018/wordml" xmlns:w16du="http://schemas.microsoft.com/office/word/2023/wordml/word16du" xmlns:w16sdtdh="http://schemas.microsoft.com/office/word/2020/wordml/sdtdatahash" xmlns:w16sdtfl="http://schemas.microsoft.com/office/word/2024/wordml/sdtformatlock" xmlns:w16se="http://schemas.microsoft.com/office/word/2015/wordml/symex" xmlns:wpg="http://schemas.microsoft.com/office/word/2010/wordprocessingGroup" xmlns:wpi="http://schemas.microsoft.com/office/word/2010/wordprocessingInk" xmlns:wne="http://schemas.microsoft.com/office/word/2006/wordml" xmlns:wps="http://schemas.microsoft.com/office/word/2010/wordprocessingShape" mc:Ignorable="w14 w15 w16se w16cid w16 w16cex w16sdtdh w16sdtfl w16du wp14">
   <w:abstractNum w:abstractNumId="0" w15:restartNumberingAfterBreak="0">
     <w:nsid w:val="00000001"/>
     <w:multiLevelType w:val="multilevel"/>
@@ -6902,7 +6072,7 @@
 </file>
 
 <file path=word/styles.xml><?xml version="1.0" encoding="utf-8"?>
-<w:styles xmlns:mc="http://schemas.openxmlformats.org/markup-compatibility/2006" xmlns:r="http://schemas.openxmlformats.org/officeDocument/2006/relationships" xmlns:w="http://schemas.openxmlformats.org/wordprocessingml/2006/main" xmlns:w14="http://schemas.microsoft.com/office/word/2010/wordml" xmlns:w15="http://schemas.microsoft.com/office/word/2012/wordml" xmlns:w16cex="http://schemas.microsoft.com/office/word/2018/wordml/cex" xmlns:w16cid="http://schemas.microsoft.com/office/word/2016/wordml/cid" xmlns:w16="http://schemas.microsoft.com/office/word/2018/wordml" xmlns:w16du="http://schemas.microsoft.com/office/word/2023/wordml/word16du" xmlns:w16sdtdh="http://schemas.microsoft.com/office/word/2020/wordml/sdtdatahash" xmlns:w16se="http://schemas.microsoft.com/office/word/2015/wordml/symex" mc:Ignorable="w14 w15 w16se w16cid w16 w16cex w16sdtdh w16du">
+<w:styles xmlns:mc="http://schemas.openxmlformats.org/markup-compatibility/2006" xmlns:r="http://schemas.openxmlformats.org/officeDocument/2006/relationships" xmlns:w="http://schemas.openxmlformats.org/wordprocessingml/2006/main" xmlns:w14="http://schemas.microsoft.com/office/word/2010/wordml" xmlns:w15="http://schemas.microsoft.com/office/word/2012/wordml" xmlns:w16cex="http://schemas.microsoft.com/office/word/2018/wordml/cex" xmlns:w16cid="http://schemas.microsoft.com/office/word/2016/wordml/cid" xmlns:w16="http://schemas.microsoft.com/office/word/2018/wordml" xmlns:w16du="http://schemas.microsoft.com/office/word/2023/wordml/word16du" xmlns:w16sdtdh="http://schemas.microsoft.com/office/word/2020/wordml/sdtdatahash" xmlns:w16sdtfl="http://schemas.microsoft.com/office/word/2024/wordml/sdtformatlock" xmlns:w16se="http://schemas.microsoft.com/office/word/2015/wordml/symex" mc:Ignorable="w14 w15 w16se w16cid w16 w16cex w16sdtdh w16sdtfl w16du">
   <w:docDefaults>
     <w:rPrDefault>
       <w:rPr>
@@ -7529,6 +6699,861 @@
 </w:styles>
 </file>
 
+<file path=word/charts/chart1.xml><?xml version="1.0" encoding="utf-8"?>
+<c:chartSpace xmlns:c="http://schemas.openxmlformats.org/drawingml/2006/chart" xmlns:a="http://schemas.openxmlformats.org/drawingml/2006/main" xmlns:r="http://schemas.openxmlformats.org/officeDocument/2006/relationships" xmlns:c16r2="http://schemas.microsoft.com/office/drawing/2015/06/chart">
+  <c:date1904 val="0"/>
+  <c:lang val="en-US"/>
+  <c:roundedCorners val="0"/>
+  <mc:AlternateContent xmlns:mc="http://schemas.openxmlformats.org/markup-compatibility/2006">
+    <mc:Choice xmlns:c14="http://schemas.microsoft.com/office/drawing/2007/8/2/chart" Requires="c14">
+      <c14:style val="102"/>
+    </mc:Choice>
+    <mc:Fallback>
+      <c:style val="2"/>
+    </mc:Fallback>
+  </mc:AlternateContent>
+  <c:clrMapOvr bg1="lt1" tx1="dk1" bg2="lt2" tx2="dk2" accent1="accent1" accent2="accent2" accent3="accent3" accent4="accent4" accent5="accent5" accent6="accent6" hlink="hlink" folHlink="folHlink"/>
+  <c:chart>
+    <c:autoTitleDeleted val="1"/>
+    <c:view3D>
+      <c:rotX val="0"/>
+      <c:rotY val="0"/>
+      <c:rAngAx val="0"/>
+    </c:view3D>
+    <c:floor>
+      <c:thickness val="0"/>
+      <c:spPr>
+        <a:noFill/>
+        <a:ln>
+          <a:noFill/>
+        </a:ln>
+        <a:effectLst/>
+        <a:sp3d/>
+      </c:spPr>
+    </c:floor>
+    <c:sideWall>
+      <c:thickness val="0"/>
+      <c:spPr>
+        <a:noFill/>
+        <a:ln>
+          <a:noFill/>
+        </a:ln>
+        <a:effectLst/>
+        <a:sp3d/>
+      </c:spPr>
+    </c:sideWall>
+    <c:backWall>
+      <c:thickness val="0"/>
+      <c:spPr>
+        <a:noFill/>
+        <a:ln>
+          <a:noFill/>
+        </a:ln>
+        <a:effectLst/>
+        <a:sp3d/>
+      </c:spPr>
+    </c:backWall>
+    <c:plotArea>
+      <c:layout>
+        <c:manualLayout>
+          <c:layoutTarget val="inner"/>
+          <c:xMode val="edge"/>
+          <c:yMode val="edge"/>
+          <c:x val="8.4047107493246218E-2"/>
+          <c:y val="0.11691543957334048"/>
+          <c:w val="0.78271378599606178"/>
+          <c:h val="0.64707239343978185"/>
+        </c:manualLayout>
+      </c:layout>
+      <c:bar3DChart>
+        <c:barDir val="col"/>
+        <c:grouping val="clustered"/>
+        <c:varyColors val="0"/>
+        <c:ser>
+          <c:idx val="0"/>
+          <c:order val="0"/>
+          <c:spPr>
+            <a:solidFill>
+              <a:srgbClr val="4472C4"/>
+            </a:solidFill>
+            <a:ln>
+              <a:noFill/>
+            </a:ln>
+            <a:effectLst/>
+            <a:sp3d/>
+          </c:spPr>
+          <c:invertIfNegative val="0"/>
+          <c:dLbls>
+            <c:spPr>
+              <a:noFill/>
+              <a:ln>
+                <a:noFill/>
+              </a:ln>
+              <a:effectLst/>
+            </c:spPr>
+            <c:txPr>
+              <a:bodyPr rot="0" spcFirstLastPara="1" vertOverflow="ellipsis" vert="horz" wrap="square" lIns="38100" tIns="19050" rIns="38100" bIns="19050" anchor="ctr" anchorCtr="1">
+                <a:spAutoFit/>
+              </a:bodyPr>
+              <a:lstStyle/>
+              <a:p>
+                <a:pPr>
+                  <a:defRPr sz="800" b="1" i="0" u="none" strike="noStrike" kern="1200" baseline="0">
+                    <a:solidFill>
+                      <a:sysClr val="windowText" lastClr="000000"/>
+                    </a:solidFill>
+                    <a:latin typeface="Arial" panose="020B0604020202020204" pitchFamily="34" charset="0"/>
+                    <a:ea typeface="+mn-ea"/>
+                    <a:cs typeface="Arial" panose="020B0604020202020204" pitchFamily="34" charset="0"/>
+                  </a:defRPr>
+                </a:pPr>
+                <a:endParaRPr lang="en-US"/>
+              </a:p>
+            </c:txPr>
+            <c:showLegendKey val="0"/>
+            <c:showVal val="1"/>
+            <c:showCatName val="0"/>
+            <c:showSerName val="0"/>
+            <c:showPercent val="0"/>
+            <c:showBubbleSize val="0"/>
+            <c:separator>
+</c:separator>
+            <c:showLeaderLines val="0"/>
+            <c:extLst>
+              <c:ext xmlns:c15="http://schemas.microsoft.com/office/drawing/2012/chart" uri="{CE6537A1-D6FC-4f65-9D91-7224C49458BB}">
+                <c15:showLeaderLines val="1"/>
+                <c15:leaderLines>
+                  <c:spPr>
+                    <a:ln w="9525" cap="flat" cmpd="sng" algn="ctr">
+                      <a:solidFill>
+                        <a:schemeClr val="tx1">
+                          <a:lumMod val="35000"/>
+                          <a:lumOff val="65000"/>
+                        </a:schemeClr>
+                      </a:solidFill>
+                      <a:round/>
+                    </a:ln>
+                    <a:effectLst/>
+                  </c:spPr>
+                </c15:leaderLines>
+              </c:ext>
+            </c:extLst>
+          </c:dLbls>
+          <c:cat>
+            <c:strRef>
+              <c:f>'Женщины Средней Азии'!$A$5:$A$7</c:f>
+              <c:strCache>
+                <c:ptCount val="3"/>
+                <c:pt idx="0">
+                  <c:v>25 лет</c:v>
+                </c:pt>
+                <c:pt idx="1">
+                  <c:v>30-35 лет</c:v>
+                </c:pt>
+                <c:pt idx="2">
+                  <c:v>56-60 лет</c:v>
+                </c:pt>
+              </c:strCache>
+            </c:strRef>
+          </c:cat>
+          <c:val>
+            <c:numRef>
+              <c:f>'Женщины Средней Азии'!$B$5:$B$7</c:f>
+              <c:numCache>
+                <c:formatCode>General</c:formatCode>
+                <c:ptCount val="3"/>
+                <c:pt idx="0">
+                  <c:v>1</c:v>
+                </c:pt>
+                <c:pt idx="1">
+                  <c:v>4</c:v>
+                </c:pt>
+                <c:pt idx="2">
+                  <c:v>2</c:v>
+                </c:pt>
+              </c:numCache>
+            </c:numRef>
+          </c:val>
+          <c:extLst>
+            <c:ext xmlns:c16="http://schemas.microsoft.com/office/drawing/2014/chart" uri="{C3380CC4-5D6E-409C-BE32-E72D297353CC}">
+              <c16:uniqueId val="{00000000-330C-49FA-ADEE-2C9AD40FB4B2}"/>
+            </c:ext>
+          </c:extLst>
+        </c:ser>
+        <c:dLbls>
+          <c:showLegendKey val="0"/>
+          <c:showVal val="0"/>
+          <c:showCatName val="0"/>
+          <c:showSerName val="0"/>
+          <c:showPercent val="0"/>
+          <c:showBubbleSize val="0"/>
+        </c:dLbls>
+        <c:gapWidth val="83"/>
+        <c:shape val="box"/>
+        <c:axId val="904673775"/>
+        <c:axId val="904655055"/>
+        <c:axId val="0"/>
+      </c:bar3DChart>
+      <c:catAx>
+        <c:axId val="904673775"/>
+        <c:scaling>
+          <c:orientation val="minMax"/>
+        </c:scaling>
+        <c:delete val="0"/>
+        <c:axPos val="b"/>
+        <c:numFmt formatCode="General" sourceLinked="1"/>
+        <c:majorTickMark val="out"/>
+        <c:minorTickMark val="none"/>
+        <c:tickLblPos val="nextTo"/>
+        <c:spPr>
+          <a:noFill/>
+          <a:ln w="9525" cap="flat" cmpd="sng" algn="ctr">
+            <a:solidFill>
+              <a:schemeClr val="tx1">
+                <a:lumMod val="15000"/>
+                <a:lumOff val="85000"/>
+              </a:schemeClr>
+            </a:solidFill>
+            <a:round/>
+          </a:ln>
+          <a:effectLst/>
+        </c:spPr>
+        <c:txPr>
+          <a:bodyPr rot="0" spcFirstLastPara="1" vertOverflow="ellipsis" wrap="square" anchor="ctr" anchorCtr="1"/>
+          <a:lstStyle/>
+          <a:p>
+            <a:pPr>
+              <a:defRPr sz="1000" b="1" i="0" u="none" strike="noStrike" kern="1200" baseline="-10000">
+                <a:solidFill>
+                  <a:sysClr val="windowText" lastClr="000000"/>
+                </a:solidFill>
+                <a:latin typeface="Arial" panose="020B0604020202020204" pitchFamily="34" charset="0"/>
+                <a:ea typeface="+mn-ea"/>
+                <a:cs typeface="+mn-cs"/>
+              </a:defRPr>
+            </a:pPr>
+            <a:endParaRPr lang="en-US"/>
+          </a:p>
+        </c:txPr>
+        <c:crossAx val="904655055"/>
+        <c:crossesAt val="0"/>
+        <c:auto val="0"/>
+        <c:lblAlgn val="ctr"/>
+        <c:lblOffset val="100"/>
+        <c:noMultiLvlLbl val="0"/>
+      </c:catAx>
+      <c:valAx>
+        <c:axId val="904655055"/>
+        <c:scaling>
+          <c:orientation val="minMax"/>
+          <c:max val="4"/>
+          <c:min val="0"/>
+        </c:scaling>
+        <c:delete val="1"/>
+        <c:axPos val="l"/>
+        <c:numFmt formatCode="General" sourceLinked="1"/>
+        <c:majorTickMark val="out"/>
+        <c:minorTickMark val="none"/>
+        <c:tickLblPos val="nextTo"/>
+        <c:crossAx val="904673775"/>
+        <c:crosses val="autoZero"/>
+        <c:crossBetween val="between"/>
+        <c:majorUnit val="1"/>
+        <c:minorUnit val="0.5"/>
+      </c:valAx>
+      <c:spPr>
+        <a:noFill/>
+        <a:ln>
+          <a:noFill/>
+        </a:ln>
+        <a:effectLst/>
+      </c:spPr>
+    </c:plotArea>
+    <c:plotVisOnly val="1"/>
+    <c:dispBlanksAs val="gap"/>
+    <c:extLst>
+      <c:ext xmlns:c16r3="http://schemas.microsoft.com/office/drawing/2017/03/chart" uri="{56B9EC1D-385E-4148-901F-78D8002777C0}">
+        <c16r3:dataDisplayOptions16>
+          <c16r3:dispNaAsBlank val="1"/>
+        </c16r3:dataDisplayOptions16>
+      </c:ext>
+    </c:extLst>
+    <c:showDLblsOverMax val="0"/>
+  </c:chart>
+  <c:spPr>
+    <a:solidFill>
+      <a:schemeClr val="bg1"/>
+    </a:solidFill>
+    <a:ln w="9525" cap="flat" cmpd="sng" algn="ctr">
+      <a:solidFill>
+        <a:schemeClr val="tx1">
+          <a:lumMod val="15000"/>
+          <a:lumOff val="85000"/>
+        </a:schemeClr>
+      </a:solidFill>
+      <a:round/>
+    </a:ln>
+    <a:effectLst/>
+  </c:spPr>
+  <c:txPr>
+    <a:bodyPr/>
+    <a:lstStyle/>
+    <a:p>
+      <a:pPr>
+        <a:defRPr/>
+      </a:pPr>
+      <a:endParaRPr lang="en-US"/>
+    </a:p>
+  </c:txPr>
+  <c:externalData r:id="rId4">
+    <c:autoUpdate val="0"/>
+  </c:externalData>
+</c:chartSpace>
+</file>
+
+<file path=word/charts/colors1.xml><?xml version="1.0" encoding="utf-8"?>
+<cs:colorStyle xmlns:cs="http://schemas.microsoft.com/office/drawing/2012/chartStyle" xmlns:a="http://schemas.openxmlformats.org/drawingml/2006/main" meth="cycle" id="10">
+  <a:schemeClr val="accent1"/>
+  <a:schemeClr val="accent2"/>
+  <a:schemeClr val="accent3"/>
+  <a:schemeClr val="accent4"/>
+  <a:schemeClr val="accent5"/>
+  <a:schemeClr val="accent6"/>
+  <cs:variation/>
+  <cs:variation>
+    <a:lumMod val="60000"/>
+  </cs:variation>
+  <cs:variation>
+    <a:lumMod val="80000"/>
+    <a:lumOff val="20000"/>
+  </cs:variation>
+  <cs:variation>
+    <a:lumMod val="80000"/>
+  </cs:variation>
+  <cs:variation>
+    <a:lumMod val="60000"/>
+    <a:lumOff val="40000"/>
+  </cs:variation>
+  <cs:variation>
+    <a:lumMod val="50000"/>
+  </cs:variation>
+  <cs:variation>
+    <a:lumMod val="70000"/>
+    <a:lumOff val="30000"/>
+  </cs:variation>
+  <cs:variation>
+    <a:lumMod val="70000"/>
+  </cs:variation>
+  <cs:variation>
+    <a:lumMod val="50000"/>
+    <a:lumOff val="50000"/>
+  </cs:variation>
+</cs:colorStyle>
+</file>
+
+<file path=word/charts/style1.xml><?xml version="1.0" encoding="utf-8"?>
+<cs:chartStyle xmlns:cs="http://schemas.microsoft.com/office/drawing/2012/chartStyle" xmlns:a="http://schemas.openxmlformats.org/drawingml/2006/main" id="332">
+  <cs:axisTitle>
+    <cs:lnRef idx="0"/>
+    <cs:fillRef idx="0"/>
+    <cs:effectRef idx="0"/>
+    <cs:fontRef idx="minor">
+      <a:schemeClr val="tx1">
+        <a:lumMod val="65000"/>
+        <a:lumOff val="35000"/>
+      </a:schemeClr>
+    </cs:fontRef>
+    <cs:defRPr sz="1000" kern="1200"/>
+  </cs:axisTitle>
+  <cs:categoryAxis>
+    <cs:lnRef idx="0"/>
+    <cs:fillRef idx="0"/>
+    <cs:effectRef idx="0"/>
+    <cs:fontRef idx="minor">
+      <a:schemeClr val="tx1">
+        <a:lumMod val="65000"/>
+        <a:lumOff val="35000"/>
+      </a:schemeClr>
+    </cs:fontRef>
+    <cs:spPr>
+      <a:ln w="9525" cap="flat" cmpd="sng" algn="ctr">
+        <a:solidFill>
+          <a:schemeClr val="tx1">
+            <a:lumMod val="15000"/>
+            <a:lumOff val="85000"/>
+          </a:schemeClr>
+        </a:solidFill>
+        <a:round/>
+      </a:ln>
+    </cs:spPr>
+    <cs:defRPr sz="900" kern="1200"/>
+  </cs:categoryAxis>
+  <cs:chartArea mods="allowNoFillOverride allowNoLineOverride">
+    <cs:lnRef idx="0"/>
+    <cs:fillRef idx="0"/>
+    <cs:effectRef idx="0"/>
+    <cs:fontRef idx="minor">
+      <a:schemeClr val="tx1"/>
+    </cs:fontRef>
+    <cs:spPr>
+      <a:solidFill>
+        <a:schemeClr val="bg1"/>
+      </a:solidFill>
+      <a:ln w="9525" cap="flat" cmpd="sng" algn="ctr">
+        <a:solidFill>
+          <a:schemeClr val="tx1">
+            <a:lumMod val="15000"/>
+            <a:lumOff val="85000"/>
+          </a:schemeClr>
+        </a:solidFill>
+        <a:round/>
+      </a:ln>
+    </cs:spPr>
+    <cs:defRPr sz="1000" kern="1200"/>
+  </cs:chartArea>
+  <cs:dataLabel>
+    <cs:lnRef idx="0"/>
+    <cs:fillRef idx="0"/>
+    <cs:effectRef idx="0"/>
+    <cs:fontRef idx="minor">
+      <a:schemeClr val="tx1">
+        <a:lumMod val="75000"/>
+        <a:lumOff val="25000"/>
+      </a:schemeClr>
+    </cs:fontRef>
+    <cs:defRPr sz="900" kern="1200"/>
+  </cs:dataLabel>
+  <cs:dataLabelCallout>
+    <cs:lnRef idx="0"/>
+    <cs:fillRef idx="0"/>
+    <cs:effectRef idx="0"/>
+    <cs:fontRef idx="minor">
+      <a:schemeClr val="dk1">
+        <a:lumMod val="65000"/>
+        <a:lumOff val="35000"/>
+      </a:schemeClr>
+    </cs:fontRef>
+    <cs:spPr>
+      <a:solidFill>
+        <a:schemeClr val="lt1"/>
+      </a:solidFill>
+      <a:ln>
+        <a:solidFill>
+          <a:schemeClr val="dk1">
+            <a:lumMod val="25000"/>
+            <a:lumOff val="75000"/>
+          </a:schemeClr>
+        </a:solidFill>
+      </a:ln>
+    </cs:spPr>
+    <cs:defRPr sz="900" kern="1200"/>
+    <cs:bodyPr rot="0" spcFirstLastPara="1" vertOverflow="clip" horzOverflow="clip" vert="horz" wrap="square" lIns="36576" tIns="18288" rIns="36576" bIns="18288" anchor="ctr" anchorCtr="1">
+      <a:spAutoFit/>
+    </cs:bodyPr>
+  </cs:dataLabelCallout>
+  <cs:dataPoint>
+    <cs:lnRef idx="0"/>
+    <cs:fillRef idx="1">
+      <cs:styleClr val="auto"/>
+    </cs:fillRef>
+    <cs:effectRef idx="0"/>
+    <cs:fontRef idx="minor">
+      <a:schemeClr val="tx1"/>
+    </cs:fontRef>
+  </cs:dataPoint>
+  <cs:dataPoint3D>
+    <cs:lnRef idx="0"/>
+    <cs:fillRef idx="1">
+      <cs:styleClr val="auto"/>
+    </cs:fillRef>
+    <cs:effectRef idx="0"/>
+    <cs:fontRef idx="minor">
+      <a:schemeClr val="tx1"/>
+    </cs:fontRef>
+  </cs:dataPoint3D>
+  <cs:dataPointLine>
+    <cs:lnRef idx="0">
+      <cs:styleClr val="auto"/>
+    </cs:lnRef>
+    <cs:fillRef idx="1"/>
+    <cs:effectRef idx="0"/>
+    <cs:fontRef idx="minor">
+      <a:schemeClr val="tx1"/>
+    </cs:fontRef>
+    <cs:spPr>
+      <a:ln w="28575" cap="rnd">
+        <a:solidFill>
+          <a:schemeClr val="phClr"/>
+        </a:solidFill>
+        <a:round/>
+      </a:ln>
+    </cs:spPr>
+  </cs:dataPointLine>
+  <cs:dataPointMarker>
+    <cs:lnRef idx="0">
+      <cs:styleClr val="auto"/>
+    </cs:lnRef>
+    <cs:fillRef idx="1">
+      <cs:styleClr val="auto"/>
+    </cs:fillRef>
+    <cs:effectRef idx="0"/>
+    <cs:fontRef idx="minor">
+      <a:schemeClr val="tx1"/>
+    </cs:fontRef>
+    <cs:spPr>
+      <a:ln w="9525">
+        <a:solidFill>
+          <a:schemeClr val="phClr"/>
+        </a:solidFill>
+      </a:ln>
+    </cs:spPr>
+  </cs:dataPointMarker>
+  <cs:dataPointMarkerLayout symbol="circle" size="5"/>
+  <cs:dataPointWireframe>
+    <cs:lnRef idx="0">
+      <cs:styleClr val="auto"/>
+    </cs:lnRef>
+    <cs:fillRef idx="1"/>
+    <cs:effectRef idx="0"/>
+    <cs:fontRef idx="minor">
+      <a:schemeClr val="tx1"/>
+    </cs:fontRef>
+    <cs:spPr>
+      <a:ln w="9525" cap="rnd">
+        <a:solidFill>
+          <a:schemeClr val="phClr"/>
+        </a:solidFill>
+        <a:round/>
+      </a:ln>
+    </cs:spPr>
+  </cs:dataPointWireframe>
+  <cs:dataTable>
+    <cs:lnRef idx="0"/>
+    <cs:fillRef idx="0"/>
+    <cs:effectRef idx="0"/>
+    <cs:fontRef idx="minor">
+      <a:schemeClr val="tx1">
+        <a:lumMod val="65000"/>
+        <a:lumOff val="35000"/>
+      </a:schemeClr>
+    </cs:fontRef>
+    <cs:spPr>
+      <a:noFill/>
+      <a:ln w="9525" cap="flat" cmpd="sng" algn="ctr">
+        <a:solidFill>
+          <a:schemeClr val="tx1">
+            <a:lumMod val="15000"/>
+            <a:lumOff val="85000"/>
+          </a:schemeClr>
+        </a:solidFill>
+        <a:round/>
+      </a:ln>
+    </cs:spPr>
+    <cs:defRPr sz="900" kern="1200"/>
+  </cs:dataTable>
+  <cs:downBar>
+    <cs:lnRef idx="0"/>
+    <cs:fillRef idx="0"/>
+    <cs:effectRef idx="0"/>
+    <cs:fontRef idx="minor">
+      <a:schemeClr val="dk1"/>
+    </cs:fontRef>
+    <cs:spPr>
+      <a:solidFill>
+        <a:schemeClr val="dk1">
+          <a:lumMod val="65000"/>
+          <a:lumOff val="35000"/>
+        </a:schemeClr>
+      </a:solidFill>
+      <a:ln w="9525">
+        <a:solidFill>
+          <a:schemeClr val="tx1">
+            <a:lumMod val="65000"/>
+            <a:lumOff val="35000"/>
+          </a:schemeClr>
+        </a:solidFill>
+      </a:ln>
+    </cs:spPr>
+  </cs:downBar>
+  <cs:dropLine>
+    <cs:lnRef idx="0"/>
+    <cs:fillRef idx="0"/>
+    <cs:effectRef idx="0"/>
+    <cs:fontRef idx="minor">
+      <a:schemeClr val="tx1"/>
+    </cs:fontRef>
+    <cs:spPr>
+      <a:ln w="9525" cap="flat" cmpd="sng" algn="ctr">
+        <a:solidFill>
+          <a:schemeClr val="tx1">
+            <a:lumMod val="35000"/>
+            <a:lumOff val="65000"/>
+          </a:schemeClr>
+        </a:solidFill>
+        <a:round/>
+      </a:ln>
+    </cs:spPr>
+  </cs:dropLine>
+  <cs:errorBar>
+    <cs:lnRef idx="0"/>
+    <cs:fillRef idx="0"/>
+    <cs:effectRef idx="0"/>
+    <cs:fontRef idx="minor">
+      <a:schemeClr val="tx1"/>
+    </cs:fontRef>
+    <cs:spPr>
+      <a:ln w="9525" cap="flat" cmpd="sng" algn="ctr">
+        <a:solidFill>
+          <a:schemeClr val="tx1">
+            <a:lumMod val="65000"/>
+            <a:lumOff val="35000"/>
+          </a:schemeClr>
+        </a:solidFill>
+        <a:round/>
+      </a:ln>
+    </cs:spPr>
+  </cs:errorBar>
+  <cs:floor>
+    <cs:lnRef idx="0"/>
+    <cs:fillRef idx="0"/>
+    <cs:effectRef idx="0"/>
+    <cs:fontRef idx="minor">
+      <a:schemeClr val="tx1"/>
+    </cs:fontRef>
+    <cs:spPr>
+      <a:noFill/>
+      <a:ln>
+        <a:noFill/>
+      </a:ln>
+    </cs:spPr>
+  </cs:floor>
+  <cs:gridlineMajor>
+    <cs:lnRef idx="0"/>
+    <cs:fillRef idx="0"/>
+    <cs:effectRef idx="0"/>
+    <cs:fontRef idx="minor">
+      <a:schemeClr val="tx1"/>
+    </cs:fontRef>
+    <cs:spPr>
+      <a:ln w="9525" cap="flat" cmpd="sng" algn="ctr">
+        <a:solidFill>
+          <a:schemeClr val="tx1">
+            <a:lumMod val="15000"/>
+            <a:lumOff val="85000"/>
+          </a:schemeClr>
+        </a:solidFill>
+        <a:round/>
+      </a:ln>
+    </cs:spPr>
+  </cs:gridlineMajor>
+  <cs:gridlineMinor>
+    <cs:lnRef idx="0"/>
+    <cs:fillRef idx="0"/>
+    <cs:effectRef idx="0"/>
+    <cs:fontRef idx="minor">
+      <a:schemeClr val="tx1"/>
+    </cs:fontRef>
+    <cs:spPr>
+      <a:ln w="9525" cap="flat" cmpd="sng" algn="ctr">
+        <a:solidFill>
+          <a:schemeClr val="tx1">
+            <a:lumMod val="5000"/>
+            <a:lumOff val="95000"/>
+          </a:schemeClr>
+        </a:solidFill>
+        <a:round/>
+      </a:ln>
+    </cs:spPr>
+  </cs:gridlineMinor>
+  <cs:hiLoLine>
+    <cs:lnRef idx="0"/>
+    <cs:fillRef idx="0"/>
+    <cs:effectRef idx="0"/>
+    <cs:fontRef idx="minor">
+      <a:schemeClr val="tx1"/>
+    </cs:fontRef>
+    <cs:spPr>
+      <a:ln w="9525" cap="flat" cmpd="sng" algn="ctr">
+        <a:solidFill>
+          <a:schemeClr val="tx1">
+            <a:lumMod val="75000"/>
+            <a:lumOff val="25000"/>
+          </a:schemeClr>
+        </a:solidFill>
+        <a:round/>
+      </a:ln>
+    </cs:spPr>
+  </cs:hiLoLine>
+  <cs:leaderLine>
+    <cs:lnRef idx="0"/>
+    <cs:fillRef idx="0"/>
+    <cs:effectRef idx="0"/>
+    <cs:fontRef idx="minor">
+      <a:schemeClr val="tx1"/>
+    </cs:fontRef>
+    <cs:spPr>
+      <a:ln w="9525" cap="flat" cmpd="sng" algn="ctr">
+        <a:solidFill>
+          <a:schemeClr val="tx1">
+            <a:lumMod val="35000"/>
+            <a:lumOff val="65000"/>
+          </a:schemeClr>
+        </a:solidFill>
+        <a:round/>
+      </a:ln>
+    </cs:spPr>
+  </cs:leaderLine>
+  <cs:legend>
+    <cs:lnRef idx="0"/>
+    <cs:fillRef idx="0"/>
+    <cs:effectRef idx="0"/>
+    <cs:fontRef idx="minor">
+      <a:schemeClr val="tx1">
+        <a:lumMod val="65000"/>
+        <a:lumOff val="35000"/>
+      </a:schemeClr>
+    </cs:fontRef>
+    <cs:defRPr sz="900" kern="1200"/>
+  </cs:legend>
+  <cs:plotArea mods="allowNoFillOverride allowNoLineOverride">
+    <cs:lnRef idx="0"/>
+    <cs:fillRef idx="0"/>
+    <cs:effectRef idx="0"/>
+    <cs:fontRef idx="minor">
+      <a:schemeClr val="tx1"/>
+    </cs:fontRef>
+  </cs:plotArea>
+  <cs:plotArea3D mods="allowNoFillOverride allowNoLineOverride">
+    <cs:lnRef idx="0"/>
+    <cs:fillRef idx="0"/>
+    <cs:effectRef idx="0"/>
+    <cs:fontRef idx="minor">
+      <a:schemeClr val="tx1"/>
+    </cs:fontRef>
+  </cs:plotArea3D>
+  <cs:seriesAxis>
+    <cs:lnRef idx="0"/>
+    <cs:fillRef idx="0"/>
+    <cs:effectRef idx="0"/>
+    <cs:fontRef idx="minor">
+      <a:schemeClr val="tx1">
+        <a:lumMod val="65000"/>
+        <a:lumOff val="35000"/>
+      </a:schemeClr>
+    </cs:fontRef>
+    <cs:defRPr sz="900" kern="1200"/>
+  </cs:seriesAxis>
+  <cs:seriesLine>
+    <cs:lnRef idx="0"/>
+    <cs:fillRef idx="0"/>
+    <cs:effectRef idx="0"/>
+    <cs:fontRef idx="minor">
+      <a:schemeClr val="tx1"/>
+    </cs:fontRef>
+    <cs:spPr>
+      <a:ln w="9525" cap="flat" cmpd="sng" algn="ctr">
+        <a:solidFill>
+          <a:schemeClr val="tx1">
+            <a:lumMod val="35000"/>
+            <a:lumOff val="65000"/>
+          </a:schemeClr>
+        </a:solidFill>
+        <a:round/>
+      </a:ln>
+    </cs:spPr>
+  </cs:seriesLine>
+  <cs:title>
+    <cs:lnRef idx="0"/>
+    <cs:fillRef idx="0"/>
+    <cs:effectRef idx="0"/>
+    <cs:fontRef idx="minor">
+      <a:schemeClr val="tx1">
+        <a:lumMod val="65000"/>
+        <a:lumOff val="35000"/>
+      </a:schemeClr>
+    </cs:fontRef>
+    <cs:defRPr sz="1400" b="0" kern="1200" spc="0" baseline="0"/>
+  </cs:title>
+  <cs:trendline>
+    <cs:lnRef idx="0">
+      <cs:styleClr val="auto"/>
+    </cs:lnRef>
+    <cs:fillRef idx="0"/>
+    <cs:effectRef idx="0"/>
+    <cs:fontRef idx="minor">
+      <a:schemeClr val="tx1"/>
+    </cs:fontRef>
+    <cs:spPr>
+      <a:ln w="19050" cap="rnd">
+        <a:solidFill>
+          <a:schemeClr val="phClr"/>
+        </a:solidFill>
+        <a:prstDash val="sysDot"/>
+      </a:ln>
+    </cs:spPr>
+  </cs:trendline>
+  <cs:trendlineLabel>
+    <cs:lnRef idx="0"/>
+    <cs:fillRef idx="0"/>
+    <cs:effectRef idx="0"/>
+    <cs:fontRef idx="minor">
+      <a:schemeClr val="tx1">
+        <a:lumMod val="65000"/>
+        <a:lumOff val="35000"/>
+      </a:schemeClr>
+    </cs:fontRef>
+    <cs:defRPr sz="900" kern="1200"/>
+  </cs:trendlineLabel>
+  <cs:upBar>
+    <cs:lnRef idx="0"/>
+    <cs:fillRef idx="0"/>
+    <cs:effectRef idx="0"/>
+    <cs:fontRef idx="minor">
+      <a:schemeClr val="dk1"/>
+    </cs:fontRef>
+    <cs:spPr>
+      <a:solidFill>
+        <a:schemeClr val="lt1"/>
+      </a:solidFill>
+      <a:ln w="9525">
+        <a:solidFill>
+          <a:schemeClr val="tx1">
+            <a:lumMod val="15000"/>
+            <a:lumOff val="85000"/>
+          </a:schemeClr>
+        </a:solidFill>
+      </a:ln>
+    </cs:spPr>
+  </cs:upBar>
+  <cs:valueAxis>
+    <cs:lnRef idx="0"/>
+    <cs:fillRef idx="0"/>
+    <cs:effectRef idx="0"/>
+    <cs:fontRef idx="minor">
+      <a:schemeClr val="tx1">
+        <a:lumMod val="65000"/>
+        <a:lumOff val="35000"/>
+      </a:schemeClr>
+    </cs:fontRef>
+    <cs:defRPr sz="900" kern="1200"/>
+  </cs:valueAxis>
+  <cs:wall>
+    <cs:lnRef idx="0"/>
+    <cs:fillRef idx="0"/>
+    <cs:effectRef idx="0"/>
+    <cs:fontRef idx="minor">
+      <a:schemeClr val="tx1"/>
+    </cs:fontRef>
+    <cs:spPr>
+      <a:noFill/>
+      <a:ln>
+        <a:noFill/>
+      </a:ln>
+    </cs:spPr>
+  </cs:wall>
+</cs:chartStyle>
+</file>
+
 <file path=word/theme/theme1.xml><?xml version="1.0" encoding="utf-8"?>
 <a:theme xmlns:a="http://schemas.openxmlformats.org/drawingml/2006/main" name="Office Theme">
   <a:themeElements>
@@ -7822,4 +7847,290 @@
     </a:ext>
   </a:extLst>
 </a:theme>
+</file>
+
+<file path=word/theme/themeOverride1.xml><?xml version="1.0" encoding="utf-8"?>
+<a:themeOverride xmlns:a="http://schemas.openxmlformats.org/drawingml/2006/main">
+  <a:clrScheme name="Office">
+    <a:dk1>
+      <a:sysClr val="windowText" lastClr="000000"/>
+    </a:dk1>
+    <a:lt1>
+      <a:sysClr val="window" lastClr="FFFFFF"/>
+    </a:lt1>
+    <a:dk2>
+      <a:srgbClr val="44546A"/>
+    </a:dk2>
+    <a:lt2>
+      <a:srgbClr val="E7E6E6"/>
+    </a:lt2>
+    <a:accent1>
+      <a:srgbClr val="4472C4"/>
+    </a:accent1>
+    <a:accent2>
+      <a:srgbClr val="ED7D31"/>
+    </a:accent2>
+    <a:accent3>
+      <a:srgbClr val="A5A5A5"/>
+    </a:accent3>
+    <a:accent4>
+      <a:srgbClr val="FFC000"/>
+    </a:accent4>
+    <a:accent5>
+      <a:srgbClr val="5B9BD5"/>
+    </a:accent5>
+    <a:accent6>
+      <a:srgbClr val="70AD47"/>
+    </a:accent6>
+    <a:hlink>
+      <a:srgbClr val="0563C1"/>
+    </a:hlink>
+    <a:folHlink>
+      <a:srgbClr val="954F72"/>
+    </a:folHlink>
+  </a:clrScheme>
+  <a:fontScheme name="Office">
+    <a:majorFont>
+      <a:latin typeface="Calibri Light" panose="020F0302020204030204"/>
+      <a:ea typeface=""/>
+      <a:cs typeface=""/>
+      <a:font script="Jpan" typeface="游ゴシック Light"/>
+      <a:font script="Hang" typeface="맑은 고딕"/>
+      <a:font script="Hans" typeface="等线 Light"/>
+      <a:font script="Hant" typeface="新細明體"/>
+      <a:font script="Arab" typeface="Times New Roman"/>
+      <a:font script="Hebr" typeface="Times New Roman"/>
+      <a:font script="Thai" typeface="Tahoma"/>
+      <a:font script="Ethi" typeface="Nyala"/>
+      <a:font script="Beng" typeface="Vrinda"/>
+      <a:font script="Gujr" typeface="Shruti"/>
+      <a:font script="Khmr" typeface="MoolBoran"/>
+      <a:font script="Knda" typeface="Tunga"/>
+      <a:font script="Guru" typeface="Raavi"/>
+      <a:font script="Cans" typeface="Euphemia"/>
+      <a:font script="Cher" typeface="Plantagenet Cherokee"/>
+      <a:font script="Yiii" typeface="Microsoft Yi Baiti"/>
+      <a:font script="Tibt" typeface="Microsoft Himalaya"/>
+      <a:font script="Thaa" typeface="MV Boli"/>
+      <a:font script="Deva" typeface="Mangal"/>
+      <a:font script="Telu" typeface="Gautami"/>
+      <a:font script="Taml" typeface="Latha"/>
+      <a:font script="Syrc" typeface="Estrangelo Edessa"/>
+      <a:font script="Orya" typeface="Kalinga"/>
+      <a:font script="Mlym" typeface="Kartika"/>
+      <a:font script="Laoo" typeface="DokChampa"/>
+      <a:font script="Sinh" typeface="Iskoola Pota"/>
+      <a:font script="Mong" typeface="Mongolian Baiti"/>
+      <a:font script="Viet" typeface="Times New Roman"/>
+      <a:font script="Uigh" typeface="Microsoft Uighur"/>
+      <a:font script="Geor" typeface="Sylfaen"/>
+      <a:font script="Armn" typeface="Arial"/>
+      <a:font script="Bugi" typeface="Leelawadee UI"/>
+      <a:font script="Bopo" typeface="Microsoft JhengHei"/>
+      <a:font script="Java" typeface="Javanese Text"/>
+      <a:font script="Lisu" typeface="Segoe UI"/>
+      <a:font script="Mymr" typeface="Myanmar Text"/>
+      <a:font script="Nkoo" typeface="Ebrima"/>
+      <a:font script="Olck" typeface="Nirmala UI"/>
+      <a:font script="Osma" typeface="Ebrima"/>
+      <a:font script="Phag" typeface="Phagspa"/>
+      <a:font script="Syrn" typeface="Estrangelo Edessa"/>
+      <a:font script="Syrj" typeface="Estrangelo Edessa"/>
+      <a:font script="Syre" typeface="Estrangelo Edessa"/>
+      <a:font script="Sora" typeface="Nirmala UI"/>
+      <a:font script="Tale" typeface="Microsoft Tai Le"/>
+      <a:font script="Talu" typeface="Microsoft New Tai Lue"/>
+      <a:font script="Tfng" typeface="Ebrima"/>
+    </a:majorFont>
+    <a:minorFont>
+      <a:latin typeface="Calibri" panose="020F0502020204030204"/>
+      <a:ea typeface=""/>
+      <a:cs typeface=""/>
+      <a:font script="Jpan" typeface="游ゴシック"/>
+      <a:font script="Hang" typeface="맑은 고딕"/>
+      <a:font script="Hans" typeface="等线"/>
+      <a:font script="Hant" typeface="新細明體"/>
+      <a:font script="Arab" typeface="Arial"/>
+      <a:font script="Hebr" typeface="Arial"/>
+      <a:font script="Thai" typeface="Tahoma"/>
+      <a:font script="Ethi" typeface="Nyala"/>
+      <a:font script="Beng" typeface="Vrinda"/>
+      <a:font script="Gujr" typeface="Shruti"/>
+      <a:font script="Khmr" typeface="DaunPenh"/>
+      <a:font script="Knda" typeface="Tunga"/>
+      <a:font script="Guru" typeface="Raavi"/>
+      <a:font script="Cans" typeface="Euphemia"/>
+      <a:font script="Cher" typeface="Plantagenet Cherokee"/>
+      <a:font script="Yiii" typeface="Microsoft Yi Baiti"/>
+      <a:font script="Tibt" typeface="Microsoft Himalaya"/>
+      <a:font script="Thaa" typeface="MV Boli"/>
+      <a:font script="Deva" typeface="Mangal"/>
+      <a:font script="Telu" typeface="Gautami"/>
+      <a:font script="Taml" typeface="Latha"/>
+      <a:font script="Syrc" typeface="Estrangelo Edessa"/>
+      <a:font script="Orya" typeface="Kalinga"/>
+      <a:font script="Mlym" typeface="Kartika"/>
+      <a:font script="Laoo" typeface="DokChampa"/>
+      <a:font script="Sinh" typeface="Iskoola Pota"/>
+      <a:font script="Mong" typeface="Mongolian Baiti"/>
+      <a:font script="Viet" typeface="Arial"/>
+      <a:font script="Uigh" typeface="Microsoft Uighur"/>
+      <a:font script="Geor" typeface="Sylfaen"/>
+      <a:font script="Armn" typeface="Arial"/>
+      <a:font script="Bugi" typeface="Leelawadee UI"/>
+      <a:font script="Bopo" typeface="Microsoft JhengHei"/>
+      <a:font script="Java" typeface="Javanese Text"/>
+      <a:font script="Lisu" typeface="Segoe UI"/>
+      <a:font script="Mymr" typeface="Myanmar Text"/>
+      <a:font script="Nkoo" typeface="Ebrima"/>
+      <a:font script="Olck" typeface="Nirmala UI"/>
+      <a:font script="Osma" typeface="Ebrima"/>
+      <a:font script="Phag" typeface="Phagspa"/>
+      <a:font script="Syrn" typeface="Estrangelo Edessa"/>
+      <a:font script="Syrj" typeface="Estrangelo Edessa"/>
+      <a:font script="Syre" typeface="Estrangelo Edessa"/>
+      <a:font script="Sora" typeface="Nirmala UI"/>
+      <a:font script="Tale" typeface="Microsoft Tai Le"/>
+      <a:font script="Talu" typeface="Microsoft New Tai Lue"/>
+      <a:font script="Tfng" typeface="Ebrima"/>
+    </a:minorFont>
+  </a:fontScheme>
+  <a:fmtScheme name="Office">
+    <a:fillStyleLst>
+      <a:solidFill>
+        <a:schemeClr val="phClr"/>
+      </a:solidFill>
+      <a:gradFill rotWithShape="1">
+        <a:gsLst>
+          <a:gs pos="0">
+            <a:schemeClr val="phClr">
+              <a:lumMod val="110000"/>
+              <a:satMod val="105000"/>
+              <a:tint val="67000"/>
+            </a:schemeClr>
+          </a:gs>
+          <a:gs pos="50000">
+            <a:schemeClr val="phClr">
+              <a:lumMod val="105000"/>
+              <a:satMod val="103000"/>
+              <a:tint val="73000"/>
+            </a:schemeClr>
+          </a:gs>
+          <a:gs pos="100000">
+            <a:schemeClr val="phClr">
+              <a:lumMod val="105000"/>
+              <a:satMod val="109000"/>
+              <a:tint val="81000"/>
+            </a:schemeClr>
+          </a:gs>
+        </a:gsLst>
+        <a:lin ang="5400000" scaled="0"/>
+      </a:gradFill>
+      <a:gradFill rotWithShape="1">
+        <a:gsLst>
+          <a:gs pos="0">
+            <a:schemeClr val="phClr">
+              <a:satMod val="103000"/>
+              <a:lumMod val="102000"/>
+              <a:tint val="94000"/>
+            </a:schemeClr>
+          </a:gs>
+          <a:gs pos="50000">
+            <a:schemeClr val="phClr">
+              <a:satMod val="110000"/>
+              <a:lumMod val="100000"/>
+              <a:shade val="100000"/>
+            </a:schemeClr>
+          </a:gs>
+          <a:gs pos="100000">
+            <a:schemeClr val="phClr">
+              <a:lumMod val="99000"/>
+              <a:satMod val="120000"/>
+              <a:shade val="78000"/>
+            </a:schemeClr>
+          </a:gs>
+        </a:gsLst>
+        <a:lin ang="5400000" scaled="0"/>
+      </a:gradFill>
+    </a:fillStyleLst>
+    <a:lnStyleLst>
+      <a:ln w="6350" cap="flat" cmpd="sng" algn="ctr">
+        <a:solidFill>
+          <a:schemeClr val="phClr"/>
+        </a:solidFill>
+        <a:prstDash val="solid"/>
+        <a:miter lim="800000"/>
+      </a:ln>
+      <a:ln w="12700" cap="flat" cmpd="sng" algn="ctr">
+        <a:solidFill>
+          <a:schemeClr val="phClr"/>
+        </a:solidFill>
+        <a:prstDash val="solid"/>
+        <a:miter lim="800000"/>
+      </a:ln>
+      <a:ln w="19050" cap="flat" cmpd="sng" algn="ctr">
+        <a:solidFill>
+          <a:schemeClr val="phClr"/>
+        </a:solidFill>
+        <a:prstDash val="solid"/>
+        <a:miter lim="800000"/>
+      </a:ln>
+    </a:lnStyleLst>
+    <a:effectStyleLst>
+      <a:effectStyle>
+        <a:effectLst/>
+      </a:effectStyle>
+      <a:effectStyle>
+        <a:effectLst/>
+      </a:effectStyle>
+      <a:effectStyle>
+        <a:effectLst>
+          <a:outerShdw blurRad="57150" dist="19050" dir="5400000" algn="ctr" rotWithShape="0">
+            <a:srgbClr val="000000">
+              <a:alpha val="63000"/>
+            </a:srgbClr>
+          </a:outerShdw>
+        </a:effectLst>
+      </a:effectStyle>
+    </a:effectStyleLst>
+    <a:bgFillStyleLst>
+      <a:solidFill>
+        <a:schemeClr val="phClr"/>
+      </a:solidFill>
+      <a:solidFill>
+        <a:schemeClr val="phClr">
+          <a:tint val="95000"/>
+          <a:satMod val="170000"/>
+        </a:schemeClr>
+      </a:solidFill>
+      <a:gradFill rotWithShape="1">
+        <a:gsLst>
+          <a:gs pos="0">
+            <a:schemeClr val="phClr">
+              <a:tint val="93000"/>
+              <a:satMod val="150000"/>
+              <a:shade val="98000"/>
+              <a:lumMod val="102000"/>
+            </a:schemeClr>
+          </a:gs>
+          <a:gs pos="50000">
+            <a:schemeClr val="phClr">
+              <a:tint val="98000"/>
+              <a:satMod val="130000"/>
+              <a:shade val="90000"/>
+              <a:lumMod val="103000"/>
+            </a:schemeClr>
+          </a:gs>
+          <a:gs pos="100000">
+            <a:schemeClr val="phClr">
+              <a:shade val="63000"/>
+              <a:satMod val="120000"/>
+            </a:schemeClr>
+          </a:gs>
+        </a:gsLst>
+        <a:lin ang="5400000" scaled="0"/>
+      </a:gradFill>
+    </a:bgFillStyleLst>
+  </a:fmtScheme>
+</a:themeOverride>
 </file>
--- a/docs/BYREGION/Женщины_Средней_Азии.docx
+++ b/docs/BYREGION/Женщины_Средней_Азии.docx
@@ -567,43 +567,6 @@
         <w:t xml:space="preserve"> гг.</w:t>
       </w:r>
     </w:p>
-    <w:p>
-      <w:pPr>
-        <w:jc w:val="center"/>
-        <w:rPr>
-          <w:rFonts w:ascii="Arial" w:hAnsi="Arial" w:cs="Arial"/>
-          <w:b/>
-          <w:bCs/>
-          <w:sz w:val="16"/>
-          <w:szCs w:val="16"/>
-          <w:lang w:val="ru-RU"/>
-        </w:rPr>
-      </w:pPr>
-      <w:r>
-        <w:rPr>
-          <w:noProof/>
-        </w:rPr>
-        <w:drawing>
-          <wp:inline distT="0" distB="0" distL="0" distR="0" wp14:anchorId="7A502ADE" wp14:editId="70897A7C">
-            <wp:extent cx="3593222" cy="1458310"/>
-            <wp:effectExtent l="0" t="0" r="7620" b="8890"/>
-            <wp:docPr id="874410266" name="Chart 1">
-              <a:extLst xmlns:a="http://schemas.openxmlformats.org/drawingml/2006/main">
-                <a:ext uri="{FF2B5EF4-FFF2-40B4-BE49-F238E27FC236}">
-                  <a16:creationId xmlns:a16="http://schemas.microsoft.com/office/drawing/2014/main" id="{397413C2-9F64-4EE7-AE87-49C83AC849C7}"/>
-                </a:ext>
-              </a:extLst>
-            </wp:docPr>
-            <wp:cNvGraphicFramePr/>
-            <a:graphic xmlns:a="http://schemas.openxmlformats.org/drawingml/2006/main">
-              <a:graphicData uri="http://schemas.openxmlformats.org/drawingml/2006/chart">
-                <c:chart xmlns:c="http://schemas.openxmlformats.org/drawingml/2006/chart" xmlns:r="http://schemas.openxmlformats.org/officeDocument/2006/relationships" r:id="rId6"/>
-              </a:graphicData>
-            </a:graphic>
-          </wp:inline>
-        </w:drawing>
-      </w:r>
-    </w:p>
     <w:tbl>
       <w:tblPr>
         <w:tblW w:w="11160" w:type="dxa"/>
@@ -633,6 +596,75 @@
             <w:shd w:val="clear" w:color="auto" w:fill="auto"/>
             <w:vAlign w:val="center"/>
           </w:tcPr>
+          <w:p>
+            <w:pPr>
+              <w:jc w:val="center"/>
+              <w:rPr>
+                <w:rFonts w:ascii="Arial" w:hAnsi="Arial" w:cs="Arial"/>
+                <w:b/>
+                <w:bCs/>
+                <w:sz w:val="16"/>
+                <w:szCs w:val="16"/>
+                <w:lang w:val="ru-RU"/>
+              </w:rPr>
+            </w:pPr>
+            <w:r>
+              <w:rPr>
+                <w:rFonts w:ascii="Arial" w:hAnsi="Arial" w:cs="Arial"/>
+                <w:b/>
+                <w:bCs/>
+                <w:noProof/>
+                <w:sz w:val="16"/>
+                <w:szCs w:val="16"/>
+                <w:lang w:val="ru-RU"/>
+              </w:rPr>
+              <w:drawing>
+                <wp:inline distT="0" distB="0" distL="0" distR="0" wp14:anchorId="6256C838" wp14:editId="6C5F7BCC">
+                  <wp:extent cx="3602990" cy="1469390"/>
+                  <wp:effectExtent l="0" t="0" r="0" b="0"/>
+                  <wp:docPr id="1813222859" name="Picture 1"/>
+                  <wp:cNvGraphicFramePr>
+                    <a:graphicFrameLocks xmlns:a="http://schemas.openxmlformats.org/drawingml/2006/main" noChangeAspect="1"/>
+                  </wp:cNvGraphicFramePr>
+                  <a:graphic xmlns:a="http://schemas.openxmlformats.org/drawingml/2006/main">
+                    <a:graphicData uri="http://schemas.openxmlformats.org/drawingml/2006/picture">
+                      <pic:pic xmlns:pic="http://schemas.openxmlformats.org/drawingml/2006/picture">
+                        <pic:nvPicPr>
+                          <pic:cNvPr id="0" name="Picture 2"/>
+                          <pic:cNvPicPr>
+                            <a:picLocks noChangeAspect="1" noChangeArrowheads="1"/>
+                          </pic:cNvPicPr>
+                        </pic:nvPicPr>
+                        <pic:blipFill>
+                          <a:blip r:embed="rId6">
+                            <a:extLst>
+                              <a:ext uri="{28A0092B-C50C-407E-A947-70E740481C1C}">
+                                <a14:useLocalDpi xmlns:a14="http://schemas.microsoft.com/office/drawing/2010/main" val="0"/>
+                              </a:ext>
+                            </a:extLst>
+                          </a:blip>
+                          <a:srcRect/>
+                          <a:stretch>
+                            <a:fillRect/>
+                          </a:stretch>
+                        </pic:blipFill>
+                        <pic:spPr bwMode="auto">
+                          <a:xfrm>
+                            <a:off x="0" y="0"/>
+                            <a:ext cx="3602990" cy="1469390"/>
+                          </a:xfrm>
+                          <a:prstGeom prst="rect">
+                            <a:avLst/>
+                          </a:prstGeom>
+                          <a:noFill/>
+                        </pic:spPr>
+                      </pic:pic>
+                    </a:graphicData>
+                  </a:graphic>
+                </wp:inline>
+              </w:drawing>
+            </w:r>
+          </w:p>
           <w:p>
             <w:pPr>
               <w:pStyle w:val="BodyText"/>
@@ -3339,6 +3371,524 @@
               </w:rPr>
               <w:t xml:space="preserve"> </w:t>
             </w:r>
+            <w:r>
+              <w:fldChar w:fldCharType="begin"/>
+            </w:r>
+            <w:r>
+              <w:instrText>HYPERLINK</w:instrText>
+            </w:r>
+            <w:r>
+              <w:rPr>
+                <w:lang w:val="ru-RU"/>
+              </w:rPr>
+              <w:instrText xml:space="preserve"> "</w:instrText>
+            </w:r>
+            <w:r>
+              <w:instrText>https</w:instrText>
+            </w:r>
+            <w:r>
+              <w:rPr>
+                <w:lang w:val="ru-RU"/>
+              </w:rPr>
+              <w:instrText>://</w:instrText>
+            </w:r>
+            <w:r>
+              <w:instrText>ru</w:instrText>
+            </w:r>
+            <w:r>
+              <w:rPr>
+                <w:lang w:val="ru-RU"/>
+              </w:rPr>
+              <w:instrText>.</w:instrText>
+            </w:r>
+            <w:r>
+              <w:instrText>openlist</w:instrText>
+            </w:r>
+            <w:r>
+              <w:rPr>
+                <w:lang w:val="ru-RU"/>
+              </w:rPr>
+              <w:instrText>.</w:instrText>
+            </w:r>
+            <w:r>
+              <w:instrText>wiki</w:instrText>
+            </w:r>
+            <w:r>
+              <w:rPr>
+                <w:lang w:val="ru-RU"/>
+              </w:rPr>
+              <w:instrText>/Шонанова_Шахзада_(1903)"</w:instrText>
+            </w:r>
+            <w:r>
+              <w:fldChar w:fldCharType="separate"/>
+            </w:r>
+            <w:r>
+              <w:rPr>
+                <w:rStyle w:val="Hyperlink"/>
+                <w:rFonts w:ascii="Arial" w:hAnsi="Arial" w:cs="Arial"/>
+                <w:b/>
+                <w:bCs/>
+                <w:sz w:val="16"/>
+                <w:szCs w:val="16"/>
+                <w:lang w:val="ru-RU"/>
+              </w:rPr>
+              <w:t>Архивная ссылка</w:t>
+            </w:r>
+            <w:r>
+              <w:fldChar w:fldCharType="end"/>
+            </w:r>
+          </w:p>
+        </w:tc>
+      </w:tr>
+      <w:tr>
+        <w:tc>
+          <w:tcPr>
+            <w:tcW w:w="11160" w:type="dxa"/>
+            <w:tcBorders>
+              <w:left w:val="double" w:sz="1" w:space="0" w:color="808080"/>
+              <w:bottom w:val="double" w:sz="1" w:space="0" w:color="808080"/>
+              <w:right w:val="double" w:sz="2" w:space="0" w:color="808080"/>
+            </w:tcBorders>
+            <w:shd w:val="clear" w:color="auto" w:fill="auto"/>
+            <w:vAlign w:val="center"/>
+          </w:tcPr>
+          <w:p>
+            <w:pPr>
+              <w:pStyle w:val="BodyText"/>
+              <w:pBdr>
+                <w:top w:val="none" w:sz="0" w:space="0" w:color="000000"/>
+                <w:left w:val="none" w:sz="0" w:space="0" w:color="000000"/>
+                <w:bottom w:val="none" w:sz="0" w:space="0" w:color="000000"/>
+                <w:right w:val="none" w:sz="0" w:space="0" w:color="000000"/>
+              </w:pBdr>
+              <w:snapToGrid w:val="0"/>
+              <w:spacing w:after="0" w:line="240" w:lineRule="auto"/>
+              <w:rPr>
+                <w:rFonts w:ascii="Arial" w:hAnsi="Arial" w:cs="Arial"/>
+                <w:sz w:val="16"/>
+                <w:szCs w:val="16"/>
+                <w:lang w:val="ru-RU"/>
+              </w:rPr>
+            </w:pPr>
+          </w:p>
+          <w:p>
+            <w:pPr>
+              <w:pStyle w:val="BodyText"/>
+              <w:pBdr>
+                <w:top w:val="none" w:sz="0" w:space="0" w:color="000000"/>
+                <w:left w:val="none" w:sz="0" w:space="0" w:color="000000"/>
+                <w:bottom w:val="none" w:sz="0" w:space="0" w:color="000000"/>
+                <w:right w:val="none" w:sz="0" w:space="0" w:color="000000"/>
+              </w:pBdr>
+              <w:snapToGrid w:val="0"/>
+              <w:spacing w:after="0" w:line="240" w:lineRule="auto"/>
+              <w:rPr>
+                <w:rFonts w:ascii="Arial" w:hAnsi="Arial" w:cs="Arial"/>
+                <w:b/>
+                <w:bCs/>
+                <w:sz w:val="16"/>
+                <w:szCs w:val="16"/>
+                <w:lang w:val="ru-RU"/>
+              </w:rPr>
+            </w:pPr>
+            <w:r>
+              <w:rPr>
+                <w:rFonts w:ascii="Arial" w:hAnsi="Arial" w:cs="Arial"/>
+                <w:b/>
+                <w:bCs/>
+                <w:sz w:val="16"/>
+                <w:szCs w:val="16"/>
+                <w:lang w:val="ru-RU"/>
+              </w:rPr>
+              <w:t>УМЕРЛИ В ЗАКЛЮЧЕНИИ</w:t>
+            </w:r>
+          </w:p>
+        </w:tc>
+      </w:tr>
+      <w:tr>
+        <w:tc>
+          <w:tcPr>
+            <w:tcW w:w="11160" w:type="dxa"/>
+            <w:tcBorders>
+              <w:left w:val="double" w:sz="1" w:space="0" w:color="808080"/>
+              <w:bottom w:val="double" w:sz="1" w:space="0" w:color="808080"/>
+              <w:right w:val="double" w:sz="2" w:space="0" w:color="808080"/>
+            </w:tcBorders>
+            <w:shd w:val="clear" w:color="auto" w:fill="auto"/>
+            <w:vAlign w:val="center"/>
+          </w:tcPr>
+          <w:p>
+            <w:pPr>
+              <w:pStyle w:val="BodyText"/>
+              <w:tabs>
+                <w:tab w:val="left" w:pos="0"/>
+              </w:tabs>
+              <w:spacing w:after="0" w:line="240" w:lineRule="auto"/>
+              <w:rPr>
+                <w:rFonts w:ascii="Arial" w:hAnsi="Arial" w:cs="Arial"/>
+                <w:sz w:val="16"/>
+                <w:szCs w:val="16"/>
+                <w:lang w:val="ru-RU"/>
+              </w:rPr>
+            </w:pPr>
+            <w:proofErr w:type="spellStart"/>
+            <w:r>
+              <w:rPr>
+                <w:rFonts w:ascii="Arial" w:hAnsi="Arial" w:cs="Arial"/>
+                <w:b/>
+                <w:color w:val="000080"/>
+                <w:sz w:val="16"/>
+                <w:szCs w:val="16"/>
+                <w:lang w:val="ru-RU"/>
+              </w:rPr>
+              <w:t>Биркембаева</w:t>
+            </w:r>
+            <w:proofErr w:type="spellEnd"/>
+            <w:r>
+              <w:rPr>
+                <w:rFonts w:ascii="Arial" w:hAnsi="Arial" w:cs="Arial"/>
+                <w:b/>
+                <w:color w:val="000080"/>
+                <w:sz w:val="16"/>
+                <w:szCs w:val="16"/>
+                <w:lang w:val="ru-RU"/>
+              </w:rPr>
+              <w:t xml:space="preserve"> Маржан</w:t>
+            </w:r>
+            <w:r>
+              <w:rPr>
+                <w:rFonts w:ascii="Arial" w:hAnsi="Arial" w:cs="Arial"/>
+                <w:b/>
+                <w:color w:val="000080"/>
+                <w:sz w:val="16"/>
+                <w:szCs w:val="16"/>
+                <w:lang w:val="ru-RU"/>
+              </w:rPr>
+              <w:t xml:space="preserve"> </w:t>
+            </w:r>
+            <w:r>
+              <w:rPr>
+                <w:rFonts w:ascii="Arial" w:hAnsi="Arial" w:cs="Arial"/>
+                <w:b/>
+                <w:color w:val="000080"/>
+                <w:sz w:val="16"/>
+                <w:szCs w:val="16"/>
+                <w:lang w:val="ru-RU"/>
+              </w:rPr>
+              <w:t>нет даты рождения</w:t>
+            </w:r>
+            <w:r>
+              <w:rPr>
+                <w:rFonts w:ascii="Arial" w:hAnsi="Arial" w:cs="Arial"/>
+                <w:b/>
+                <w:color w:val="000080"/>
+                <w:sz w:val="16"/>
+                <w:szCs w:val="16"/>
+                <w:lang w:val="ru-RU"/>
+              </w:rPr>
+              <w:t xml:space="preserve"> </w:t>
+            </w:r>
+          </w:p>
+          <w:p>
+            <w:pPr>
+              <w:pStyle w:val="BodyText"/>
+              <w:pBdr>
+                <w:top w:val="none" w:sz="0" w:space="0" w:color="000000"/>
+                <w:left w:val="none" w:sz="0" w:space="0" w:color="000000"/>
+                <w:bottom w:val="none" w:sz="0" w:space="0" w:color="000000"/>
+                <w:right w:val="none" w:sz="0" w:space="0" w:color="000000"/>
+              </w:pBdr>
+              <w:spacing w:after="0" w:line="240" w:lineRule="auto"/>
+              <w:rPr>
+                <w:rFonts w:ascii="Arial" w:hAnsi="Arial" w:cs="Arial"/>
+                <w:sz w:val="16"/>
+                <w:szCs w:val="16"/>
+              </w:rPr>
+            </w:pPr>
+            <w:r>
+              <w:rPr>
+                <w:rFonts w:ascii="Arial" w:hAnsi="Arial" w:cs="Arial"/>
+                <w:color w:val="000000"/>
+                <w:sz w:val="16"/>
+                <w:szCs w:val="16"/>
+                <w:lang w:val="ru-RU"/>
+              </w:rPr>
+              <w:t>Родилась</w:t>
+            </w:r>
+            <w:r>
+              <w:rPr>
+                <w:rFonts w:ascii="Arial" w:hAnsi="Arial" w:cs="Arial"/>
+                <w:color w:val="000000"/>
+                <w:sz w:val="16"/>
+                <w:szCs w:val="16"/>
+                <w:lang w:val="ru-RU"/>
+              </w:rPr>
+              <w:t xml:space="preserve"> </w:t>
+            </w:r>
+            <w:r>
+              <w:rPr>
+                <w:rFonts w:ascii="Arial" w:hAnsi="Arial" w:cs="Arial"/>
+                <w:color w:val="000000"/>
+                <w:sz w:val="16"/>
+                <w:szCs w:val="16"/>
+                <w:lang w:val="ru-RU"/>
+              </w:rPr>
+              <w:t xml:space="preserve">в </w:t>
+            </w:r>
+            <w:proofErr w:type="spellStart"/>
+            <w:r>
+              <w:rPr>
+                <w:rFonts w:ascii="Arial" w:hAnsi="Arial" w:cs="Arial"/>
+                <w:color w:val="000000"/>
+                <w:sz w:val="16"/>
+                <w:szCs w:val="16"/>
+                <w:lang w:val="ru-RU"/>
+              </w:rPr>
+              <w:t>с.Иргиз</w:t>
+            </w:r>
+            <w:proofErr w:type="spellEnd"/>
+            <w:r>
+              <w:rPr>
+                <w:rFonts w:ascii="Arial" w:hAnsi="Arial" w:cs="Arial"/>
+                <w:color w:val="000000"/>
+                <w:sz w:val="16"/>
+                <w:szCs w:val="16"/>
+                <w:lang w:val="ru-RU"/>
+              </w:rPr>
+              <w:t xml:space="preserve"> Актюбинской обл.; казашка; Приговорена: ОСО при НКВД СССР 12 июня 1938 г., обв.:</w:t>
+            </w:r>
+            <w:r>
+              <w:rPr>
+                <w:rFonts w:ascii="Arial" w:hAnsi="Arial" w:cs="Arial"/>
+                <w:color w:val="000000"/>
+                <w:sz w:val="16"/>
+                <w:szCs w:val="16"/>
+              </w:rPr>
+              <w:t> </w:t>
+            </w:r>
+            <w:r>
+              <w:rPr>
+                <w:rFonts w:ascii="Arial" w:hAnsi="Arial" w:cs="Arial"/>
+                <w:color w:val="000000"/>
+                <w:sz w:val="16"/>
+                <w:szCs w:val="16"/>
+                <w:lang w:val="ru-RU"/>
+              </w:rPr>
+              <w:t xml:space="preserve">как ЧСИР. Приговор: к 8 годам ИТЛ. Прибыла в Акмолинское ЛО 21.04.1939 из тюрьмы </w:t>
+            </w:r>
+            <w:proofErr w:type="spellStart"/>
+            <w:r>
+              <w:rPr>
+                <w:rFonts w:ascii="Arial" w:hAnsi="Arial" w:cs="Arial"/>
+                <w:color w:val="000000"/>
+                <w:sz w:val="16"/>
+                <w:szCs w:val="16"/>
+                <w:lang w:val="ru-RU"/>
+              </w:rPr>
+              <w:t>г.Актюбинска</w:t>
+            </w:r>
+            <w:proofErr w:type="spellEnd"/>
+            <w:r>
+              <w:rPr>
+                <w:rFonts w:ascii="Arial" w:hAnsi="Arial" w:cs="Arial"/>
+                <w:color w:val="000000"/>
+                <w:sz w:val="16"/>
+                <w:szCs w:val="16"/>
+                <w:lang w:val="ru-RU"/>
+              </w:rPr>
+              <w:t xml:space="preserve">. В </w:t>
+            </w:r>
+            <w:proofErr w:type="spellStart"/>
+            <w:r>
+              <w:rPr>
+                <w:rFonts w:ascii="Arial" w:hAnsi="Arial" w:cs="Arial"/>
+                <w:color w:val="000000"/>
+                <w:sz w:val="16"/>
+                <w:szCs w:val="16"/>
+                <w:lang w:val="ru-RU"/>
+              </w:rPr>
+              <w:t>АЛЖИРе</w:t>
+            </w:r>
+            <w:proofErr w:type="spellEnd"/>
+            <w:r>
+              <w:rPr>
+                <w:rFonts w:ascii="Arial" w:hAnsi="Arial" w:cs="Arial"/>
+                <w:color w:val="000000"/>
+                <w:sz w:val="16"/>
+                <w:szCs w:val="16"/>
+                <w:lang w:val="ru-RU"/>
+              </w:rPr>
+              <w:t xml:space="preserve"> находилась до 09.08.1944. </w:t>
+            </w:r>
+            <w:r>
+              <w:rPr>
+                <w:rFonts w:ascii="Arial" w:hAnsi="Arial" w:cs="Arial"/>
+                <w:color w:val="000000"/>
+                <w:sz w:val="16"/>
+                <w:szCs w:val="16"/>
+              </w:rPr>
+              <w:t>У</w:t>
+            </w:r>
+            <w:r>
+              <w:rPr>
+                <w:rFonts w:ascii="Arial" w:hAnsi="Arial" w:cs="Arial"/>
+                <w:color w:val="000000"/>
+                <w:sz w:val="16"/>
+                <w:szCs w:val="16"/>
+                <w:lang w:val="ru-RU"/>
+              </w:rPr>
+              <w:t>мерла</w:t>
+            </w:r>
+            <w:r>
+              <w:rPr>
+                <w:rFonts w:ascii="Arial" w:hAnsi="Arial" w:cs="Arial"/>
+                <w:color w:val="000000"/>
+                <w:sz w:val="16"/>
+                <w:szCs w:val="16"/>
+              </w:rPr>
+              <w:t xml:space="preserve"> 9.08.1944.</w:t>
+            </w:r>
+          </w:p>
+          <w:p>
+            <w:pPr>
+              <w:pStyle w:val="BodyText"/>
+              <w:pBdr>
+                <w:top w:val="none" w:sz="0" w:space="0" w:color="000000"/>
+                <w:left w:val="none" w:sz="0" w:space="0" w:color="000000"/>
+                <w:bottom w:val="none" w:sz="0" w:space="0" w:color="000000"/>
+                <w:right w:val="none" w:sz="0" w:space="0" w:color="000000"/>
+              </w:pBdr>
+              <w:snapToGrid w:val="0"/>
+              <w:spacing w:after="0" w:line="240" w:lineRule="auto"/>
+              <w:rPr>
+                <w:rFonts w:ascii="Arial" w:hAnsi="Arial" w:cs="Arial"/>
+                <w:b/>
+                <w:bCs/>
+                <w:sz w:val="16"/>
+                <w:szCs w:val="16"/>
+                <w:lang w:val="ru-RU"/>
+              </w:rPr>
+            </w:pPr>
+            <w:proofErr w:type="spellStart"/>
+            <w:r>
+              <w:rPr>
+                <w:rFonts w:ascii="Arial" w:hAnsi="Arial" w:cs="Arial"/>
+                <w:b/>
+                <w:bCs/>
+                <w:color w:val="570000"/>
+                <w:sz w:val="16"/>
+                <w:szCs w:val="16"/>
+              </w:rPr>
+              <w:t>Источник</w:t>
+            </w:r>
+            <w:proofErr w:type="spellEnd"/>
+            <w:r>
+              <w:rPr>
+                <w:rFonts w:ascii="Arial" w:hAnsi="Arial" w:cs="Arial"/>
+                <w:b/>
+                <w:bCs/>
+                <w:color w:val="570000"/>
+                <w:sz w:val="16"/>
+                <w:szCs w:val="16"/>
+              </w:rPr>
+              <w:t xml:space="preserve">: Книга </w:t>
+            </w:r>
+            <w:proofErr w:type="spellStart"/>
+            <w:r>
+              <w:rPr>
+                <w:rFonts w:ascii="Arial" w:hAnsi="Arial" w:cs="Arial"/>
+                <w:b/>
+                <w:bCs/>
+                <w:color w:val="570000"/>
+                <w:sz w:val="16"/>
+                <w:szCs w:val="16"/>
+              </w:rPr>
+              <w:t>памяти</w:t>
+            </w:r>
+            <w:proofErr w:type="spellEnd"/>
+            <w:r>
+              <w:rPr>
+                <w:rFonts w:ascii="Arial" w:hAnsi="Arial" w:cs="Arial"/>
+                <w:b/>
+                <w:bCs/>
+                <w:color w:val="570000"/>
+                <w:sz w:val="16"/>
+                <w:szCs w:val="16"/>
+              </w:rPr>
+              <w:t xml:space="preserve"> "</w:t>
+            </w:r>
+            <w:proofErr w:type="spellStart"/>
+            <w:r>
+              <w:rPr>
+                <w:rFonts w:ascii="Arial" w:hAnsi="Arial" w:cs="Arial"/>
+                <w:b/>
+                <w:bCs/>
+                <w:color w:val="570000"/>
+                <w:sz w:val="16"/>
+                <w:szCs w:val="16"/>
+              </w:rPr>
+              <w:t>Узницы</w:t>
+            </w:r>
+            <w:proofErr w:type="spellEnd"/>
+            <w:r>
+              <w:rPr>
+                <w:rFonts w:ascii="Arial" w:hAnsi="Arial" w:cs="Arial"/>
+                <w:b/>
+                <w:bCs/>
+                <w:color w:val="570000"/>
+                <w:sz w:val="16"/>
+                <w:szCs w:val="16"/>
+              </w:rPr>
+              <w:t xml:space="preserve"> </w:t>
+            </w:r>
+            <w:proofErr w:type="spellStart"/>
+            <w:r>
+              <w:rPr>
+                <w:rFonts w:ascii="Arial" w:hAnsi="Arial" w:cs="Arial"/>
+                <w:b/>
+                <w:bCs/>
+                <w:color w:val="570000"/>
+                <w:sz w:val="16"/>
+                <w:szCs w:val="16"/>
+              </w:rPr>
+              <w:t>АЛЖИРа</w:t>
+            </w:r>
+            <w:proofErr w:type="spellEnd"/>
+            <w:r>
+              <w:rPr>
+                <w:rFonts w:ascii="Arial" w:hAnsi="Arial" w:cs="Arial"/>
+                <w:b/>
+                <w:bCs/>
+                <w:color w:val="570000"/>
+                <w:sz w:val="16"/>
+                <w:szCs w:val="16"/>
+              </w:rPr>
+              <w:t>"</w:t>
+            </w:r>
+            <w:r>
+              <w:rPr>
+                <w:rFonts w:ascii="Arial" w:hAnsi="Arial" w:cs="Arial"/>
+                <w:b/>
+                <w:bCs/>
+                <w:color w:val="570000"/>
+                <w:sz w:val="16"/>
+                <w:szCs w:val="16"/>
+                <w:lang w:val="ru-RU"/>
+              </w:rPr>
+              <w:t>;</w:t>
+            </w:r>
+            <w:r>
+              <w:rPr>
+                <w:rFonts w:ascii="Arial" w:hAnsi="Arial" w:cs="Arial"/>
+                <w:b/>
+                <w:bCs/>
+                <w:color w:val="570000"/>
+                <w:sz w:val="16"/>
+                <w:szCs w:val="16"/>
+                <w:lang w:val="ru-RU"/>
+              </w:rPr>
+              <w:t xml:space="preserve"> </w:t>
+            </w:r>
             <w:hyperlink r:id="rId14" w:history="1">
               <w:r>
                 <w:rPr>
@@ -3370,15 +3920,7 @@
           </w:tcPr>
           <w:p>
             <w:pPr>
-              <w:pStyle w:val="BodyText"/>
-              <w:pBdr>
-                <w:top w:val="none" w:sz="0" w:space="0" w:color="000000"/>
-                <w:left w:val="none" w:sz="0" w:space="0" w:color="000000"/>
-                <w:bottom w:val="none" w:sz="0" w:space="0" w:color="000000"/>
-                <w:right w:val="none" w:sz="0" w:space="0" w:color="000000"/>
-              </w:pBdr>
-              <w:snapToGrid w:val="0"/>
-              <w:spacing w:after="0" w:line="240" w:lineRule="auto"/>
+              <w:spacing w:after="0"/>
               <w:rPr>
                 <w:rFonts w:ascii="Arial" w:hAnsi="Arial" w:cs="Arial"/>
                 <w:sz w:val="16"/>
@@ -3386,481 +3928,93 @@
                 <w:lang w:val="ru-RU"/>
               </w:rPr>
             </w:pPr>
-          </w:p>
-          <w:p>
-            <w:pPr>
-              <w:pStyle w:val="BodyText"/>
-              <w:pBdr>
-                <w:top w:val="none" w:sz="0" w:space="0" w:color="000000"/>
-                <w:left w:val="none" w:sz="0" w:space="0" w:color="000000"/>
-                <w:bottom w:val="none" w:sz="0" w:space="0" w:color="000000"/>
-                <w:right w:val="none" w:sz="0" w:space="0" w:color="000000"/>
-              </w:pBdr>
-              <w:snapToGrid w:val="0"/>
-              <w:spacing w:after="0" w:line="240" w:lineRule="auto"/>
-              <w:rPr>
-                <w:rFonts w:ascii="Arial" w:hAnsi="Arial" w:cs="Arial"/>
-                <w:b/>
-                <w:bCs/>
-                <w:sz w:val="16"/>
-                <w:szCs w:val="16"/>
-                <w:lang w:val="ru-RU"/>
-              </w:rPr>
-            </w:pPr>
-            <w:r>
-              <w:rPr>
-                <w:rFonts w:ascii="Arial" w:hAnsi="Arial" w:cs="Arial"/>
-                <w:b/>
-                <w:bCs/>
-                <w:sz w:val="16"/>
-                <w:szCs w:val="16"/>
-                <w:lang w:val="ru-RU"/>
-              </w:rPr>
-              <w:t>УМЕРЛИ В ЗАКЛЮЧЕНИИ</w:t>
-            </w:r>
-          </w:p>
-        </w:tc>
-      </w:tr>
-      <w:tr>
-        <w:tc>
-          <w:tcPr>
-            <w:tcW w:w="11160" w:type="dxa"/>
-            <w:tcBorders>
-              <w:left w:val="double" w:sz="1" w:space="0" w:color="808080"/>
-              <w:bottom w:val="double" w:sz="1" w:space="0" w:color="808080"/>
-              <w:right w:val="double" w:sz="2" w:space="0" w:color="808080"/>
-            </w:tcBorders>
-            <w:shd w:val="clear" w:color="auto" w:fill="auto"/>
-            <w:vAlign w:val="center"/>
-          </w:tcPr>
-          <w:p>
-            <w:pPr>
-              <w:pStyle w:val="BodyText"/>
-              <w:tabs>
-                <w:tab w:val="left" w:pos="0"/>
-              </w:tabs>
-              <w:spacing w:after="0" w:line="240" w:lineRule="auto"/>
-              <w:rPr>
-                <w:rFonts w:ascii="Arial" w:hAnsi="Arial" w:cs="Arial"/>
-                <w:sz w:val="16"/>
-                <w:szCs w:val="16"/>
-                <w:lang w:val="ru-RU"/>
-              </w:rPr>
-            </w:pPr>
-            <w:proofErr w:type="spellStart"/>
-            <w:r>
-              <w:rPr>
-                <w:rFonts w:ascii="Arial" w:hAnsi="Arial" w:cs="Arial"/>
-                <w:b/>
-                <w:color w:val="000080"/>
-                <w:sz w:val="16"/>
-                <w:szCs w:val="16"/>
-                <w:lang w:val="ru-RU"/>
-              </w:rPr>
-              <w:t>Биркембаева</w:t>
-            </w:r>
-            <w:proofErr w:type="spellEnd"/>
-            <w:r>
-              <w:rPr>
-                <w:rFonts w:ascii="Arial" w:hAnsi="Arial" w:cs="Arial"/>
-                <w:b/>
-                <w:color w:val="000080"/>
-                <w:sz w:val="16"/>
-                <w:szCs w:val="16"/>
-                <w:lang w:val="ru-RU"/>
-              </w:rPr>
-              <w:t xml:space="preserve"> Маржан</w:t>
-            </w:r>
-            <w:r>
-              <w:rPr>
-                <w:rFonts w:ascii="Arial" w:hAnsi="Arial" w:cs="Arial"/>
-                <w:b/>
-                <w:color w:val="000080"/>
-                <w:sz w:val="16"/>
-                <w:szCs w:val="16"/>
-                <w:lang w:val="ru-RU"/>
-              </w:rPr>
-              <w:t xml:space="preserve"> </w:t>
-            </w:r>
-            <w:r>
-              <w:rPr>
-                <w:rFonts w:ascii="Arial" w:hAnsi="Arial" w:cs="Arial"/>
-                <w:b/>
-                <w:color w:val="000080"/>
-                <w:sz w:val="16"/>
-                <w:szCs w:val="16"/>
-                <w:lang w:val="ru-RU"/>
-              </w:rPr>
-              <w:t>нет даты рождения</w:t>
-            </w:r>
-            <w:r>
-              <w:rPr>
-                <w:rFonts w:ascii="Arial" w:hAnsi="Arial" w:cs="Arial"/>
-                <w:b/>
-                <w:color w:val="000080"/>
-                <w:sz w:val="16"/>
-                <w:szCs w:val="16"/>
-                <w:lang w:val="ru-RU"/>
-              </w:rPr>
-              <w:t xml:space="preserve"> </w:t>
-            </w:r>
-          </w:p>
-          <w:p>
-            <w:pPr>
-              <w:pStyle w:val="BodyText"/>
-              <w:pBdr>
-                <w:top w:val="none" w:sz="0" w:space="0" w:color="000000"/>
-                <w:left w:val="none" w:sz="0" w:space="0" w:color="000000"/>
-                <w:bottom w:val="none" w:sz="0" w:space="0" w:color="000000"/>
-                <w:right w:val="none" w:sz="0" w:space="0" w:color="000000"/>
-              </w:pBdr>
-              <w:spacing w:after="0" w:line="240" w:lineRule="auto"/>
-              <w:rPr>
-                <w:rFonts w:ascii="Arial" w:hAnsi="Arial" w:cs="Arial"/>
-                <w:sz w:val="16"/>
-                <w:szCs w:val="16"/>
-              </w:rPr>
-            </w:pPr>
-            <w:r>
-              <w:rPr>
-                <w:rFonts w:ascii="Arial" w:hAnsi="Arial" w:cs="Arial"/>
-                <w:color w:val="000000"/>
-                <w:sz w:val="16"/>
-                <w:szCs w:val="16"/>
-                <w:lang w:val="ru-RU"/>
-              </w:rPr>
-              <w:t>Родилась</w:t>
-            </w:r>
-            <w:r>
-              <w:rPr>
-                <w:rFonts w:ascii="Arial" w:hAnsi="Arial" w:cs="Arial"/>
-                <w:color w:val="000000"/>
-                <w:sz w:val="16"/>
-                <w:szCs w:val="16"/>
-                <w:lang w:val="ru-RU"/>
-              </w:rPr>
-              <w:t xml:space="preserve"> </w:t>
-            </w:r>
-            <w:r>
-              <w:rPr>
-                <w:rFonts w:ascii="Arial" w:hAnsi="Arial" w:cs="Arial"/>
-                <w:color w:val="000000"/>
-                <w:sz w:val="16"/>
-                <w:szCs w:val="16"/>
-                <w:lang w:val="ru-RU"/>
-              </w:rPr>
-              <w:t xml:space="preserve">в </w:t>
-            </w:r>
-            <w:proofErr w:type="spellStart"/>
-            <w:r>
-              <w:rPr>
-                <w:rFonts w:ascii="Arial" w:hAnsi="Arial" w:cs="Arial"/>
-                <w:color w:val="000000"/>
-                <w:sz w:val="16"/>
-                <w:szCs w:val="16"/>
-                <w:lang w:val="ru-RU"/>
-              </w:rPr>
-              <w:t>с.Иргиз</w:t>
-            </w:r>
-            <w:proofErr w:type="spellEnd"/>
-            <w:r>
-              <w:rPr>
-                <w:rFonts w:ascii="Arial" w:hAnsi="Arial" w:cs="Arial"/>
-                <w:color w:val="000000"/>
-                <w:sz w:val="16"/>
-                <w:szCs w:val="16"/>
-                <w:lang w:val="ru-RU"/>
-              </w:rPr>
-              <w:t xml:space="preserve"> Актюбинской обл.; казашка; Приговорена: ОСО при НКВД СССР 12 июня 1938 г., обв.:</w:t>
-            </w:r>
-            <w:r>
-              <w:rPr>
-                <w:rFonts w:ascii="Arial" w:hAnsi="Arial" w:cs="Arial"/>
-                <w:color w:val="000000"/>
-                <w:sz w:val="16"/>
-                <w:szCs w:val="16"/>
-              </w:rPr>
-              <w:t> </w:t>
-            </w:r>
-            <w:r>
-              <w:rPr>
-                <w:rFonts w:ascii="Arial" w:hAnsi="Arial" w:cs="Arial"/>
-                <w:color w:val="000000"/>
-                <w:sz w:val="16"/>
-                <w:szCs w:val="16"/>
-                <w:lang w:val="ru-RU"/>
-              </w:rPr>
-              <w:t xml:space="preserve">как ЧСИР. Приговор: к 8 годам ИТЛ. Прибыла в Акмолинское ЛО 21.04.1939 из тюрьмы </w:t>
-            </w:r>
-            <w:proofErr w:type="spellStart"/>
-            <w:r>
-              <w:rPr>
-                <w:rFonts w:ascii="Arial" w:hAnsi="Arial" w:cs="Arial"/>
-                <w:color w:val="000000"/>
-                <w:sz w:val="16"/>
-                <w:szCs w:val="16"/>
-                <w:lang w:val="ru-RU"/>
-              </w:rPr>
-              <w:t>г.Актюбинска</w:t>
-            </w:r>
-            <w:proofErr w:type="spellEnd"/>
-            <w:r>
-              <w:rPr>
-                <w:rFonts w:ascii="Arial" w:hAnsi="Arial" w:cs="Arial"/>
-                <w:color w:val="000000"/>
-                <w:sz w:val="16"/>
-                <w:szCs w:val="16"/>
-                <w:lang w:val="ru-RU"/>
-              </w:rPr>
-              <w:t xml:space="preserve">. В </w:t>
-            </w:r>
-            <w:proofErr w:type="spellStart"/>
-            <w:r>
-              <w:rPr>
-                <w:rFonts w:ascii="Arial" w:hAnsi="Arial" w:cs="Arial"/>
-                <w:color w:val="000000"/>
-                <w:sz w:val="16"/>
-                <w:szCs w:val="16"/>
-                <w:lang w:val="ru-RU"/>
-              </w:rPr>
-              <w:t>АЛЖИРе</w:t>
-            </w:r>
-            <w:proofErr w:type="spellEnd"/>
-            <w:r>
-              <w:rPr>
-                <w:rFonts w:ascii="Arial" w:hAnsi="Arial" w:cs="Arial"/>
-                <w:color w:val="000000"/>
-                <w:sz w:val="16"/>
-                <w:szCs w:val="16"/>
-                <w:lang w:val="ru-RU"/>
-              </w:rPr>
-              <w:t xml:space="preserve"> находилась до 09.08.1944. </w:t>
-            </w:r>
-            <w:r>
-              <w:rPr>
-                <w:rFonts w:ascii="Arial" w:hAnsi="Arial" w:cs="Arial"/>
-                <w:color w:val="000000"/>
-                <w:sz w:val="16"/>
-                <w:szCs w:val="16"/>
-              </w:rPr>
-              <w:t>У</w:t>
-            </w:r>
-            <w:r>
-              <w:rPr>
-                <w:rFonts w:ascii="Arial" w:hAnsi="Arial" w:cs="Arial"/>
-                <w:color w:val="000000"/>
-                <w:sz w:val="16"/>
-                <w:szCs w:val="16"/>
-                <w:lang w:val="ru-RU"/>
-              </w:rPr>
-              <w:t>мерла</w:t>
-            </w:r>
-            <w:r>
-              <w:rPr>
-                <w:rFonts w:ascii="Arial" w:hAnsi="Arial" w:cs="Arial"/>
-                <w:color w:val="000000"/>
-                <w:sz w:val="16"/>
-                <w:szCs w:val="16"/>
-              </w:rPr>
-              <w:t xml:space="preserve"> 9.08.1944.</w:t>
-            </w:r>
-          </w:p>
-          <w:p>
-            <w:pPr>
-              <w:pStyle w:val="BodyText"/>
-              <w:pBdr>
-                <w:top w:val="none" w:sz="0" w:space="0" w:color="000000"/>
-                <w:left w:val="none" w:sz="0" w:space="0" w:color="000000"/>
-                <w:bottom w:val="none" w:sz="0" w:space="0" w:color="000000"/>
-                <w:right w:val="none" w:sz="0" w:space="0" w:color="000000"/>
-              </w:pBdr>
-              <w:snapToGrid w:val="0"/>
-              <w:spacing w:after="0" w:line="240" w:lineRule="auto"/>
-              <w:rPr>
-                <w:rFonts w:ascii="Arial" w:hAnsi="Arial" w:cs="Arial"/>
-                <w:b/>
-                <w:bCs/>
-                <w:sz w:val="16"/>
-                <w:szCs w:val="16"/>
-                <w:lang w:val="ru-RU"/>
-              </w:rPr>
-            </w:pPr>
-            <w:proofErr w:type="spellStart"/>
-            <w:r>
-              <w:rPr>
-                <w:rFonts w:ascii="Arial" w:hAnsi="Arial" w:cs="Arial"/>
-                <w:b/>
-                <w:bCs/>
-                <w:color w:val="570000"/>
-                <w:sz w:val="16"/>
-                <w:szCs w:val="16"/>
-              </w:rPr>
-              <w:t>Источник</w:t>
-            </w:r>
-            <w:proofErr w:type="spellEnd"/>
-            <w:r>
-              <w:rPr>
-                <w:rFonts w:ascii="Arial" w:hAnsi="Arial" w:cs="Arial"/>
-                <w:b/>
-                <w:bCs/>
-                <w:color w:val="570000"/>
-                <w:sz w:val="16"/>
-                <w:szCs w:val="16"/>
-              </w:rPr>
-              <w:t xml:space="preserve">: Книга </w:t>
-            </w:r>
-            <w:proofErr w:type="spellStart"/>
-            <w:r>
-              <w:rPr>
-                <w:rFonts w:ascii="Arial" w:hAnsi="Arial" w:cs="Arial"/>
-                <w:b/>
-                <w:bCs/>
-                <w:color w:val="570000"/>
-                <w:sz w:val="16"/>
-                <w:szCs w:val="16"/>
-              </w:rPr>
-              <w:t>памяти</w:t>
-            </w:r>
-            <w:proofErr w:type="spellEnd"/>
-            <w:r>
-              <w:rPr>
-                <w:rFonts w:ascii="Arial" w:hAnsi="Arial" w:cs="Arial"/>
-                <w:b/>
-                <w:bCs/>
-                <w:color w:val="570000"/>
-                <w:sz w:val="16"/>
-                <w:szCs w:val="16"/>
-              </w:rPr>
-              <w:t xml:space="preserve"> "</w:t>
-            </w:r>
-            <w:proofErr w:type="spellStart"/>
-            <w:r>
-              <w:rPr>
-                <w:rFonts w:ascii="Arial" w:hAnsi="Arial" w:cs="Arial"/>
-                <w:b/>
-                <w:bCs/>
-                <w:color w:val="570000"/>
-                <w:sz w:val="16"/>
-                <w:szCs w:val="16"/>
-              </w:rPr>
-              <w:t>Узницы</w:t>
-            </w:r>
-            <w:proofErr w:type="spellEnd"/>
-            <w:r>
-              <w:rPr>
-                <w:rFonts w:ascii="Arial" w:hAnsi="Arial" w:cs="Arial"/>
-                <w:b/>
-                <w:bCs/>
-                <w:color w:val="570000"/>
-                <w:sz w:val="16"/>
-                <w:szCs w:val="16"/>
-              </w:rPr>
-              <w:t xml:space="preserve"> </w:t>
-            </w:r>
-            <w:proofErr w:type="spellStart"/>
-            <w:r>
-              <w:rPr>
-                <w:rFonts w:ascii="Arial" w:hAnsi="Arial" w:cs="Arial"/>
-                <w:b/>
-                <w:bCs/>
-                <w:color w:val="570000"/>
-                <w:sz w:val="16"/>
-                <w:szCs w:val="16"/>
-              </w:rPr>
-              <w:t>АЛЖИРа</w:t>
-            </w:r>
-            <w:proofErr w:type="spellEnd"/>
-            <w:r>
-              <w:rPr>
-                <w:rFonts w:ascii="Arial" w:hAnsi="Arial" w:cs="Arial"/>
-                <w:b/>
-                <w:bCs/>
-                <w:color w:val="570000"/>
-                <w:sz w:val="16"/>
-                <w:szCs w:val="16"/>
-              </w:rPr>
-              <w:t>"</w:t>
-            </w:r>
-            <w:r>
-              <w:rPr>
-                <w:rFonts w:ascii="Arial" w:hAnsi="Arial" w:cs="Arial"/>
-                <w:b/>
-                <w:bCs/>
-                <w:color w:val="570000"/>
-                <w:sz w:val="16"/>
-                <w:szCs w:val="16"/>
-                <w:lang w:val="ru-RU"/>
-              </w:rPr>
-              <w:t>;</w:t>
-            </w:r>
-            <w:r>
-              <w:rPr>
-                <w:rFonts w:ascii="Arial" w:hAnsi="Arial" w:cs="Arial"/>
-                <w:b/>
-                <w:bCs/>
-                <w:color w:val="570000"/>
-                <w:sz w:val="16"/>
-                <w:szCs w:val="16"/>
-                <w:lang w:val="ru-RU"/>
-              </w:rPr>
-              <w:t xml:space="preserve"> </w:t>
-            </w:r>
-            <w:hyperlink r:id="rId15" w:history="1">
-              <w:r>
-                <w:rPr>
-                  <w:rStyle w:val="Hyperlink"/>
-                  <w:rFonts w:ascii="Arial" w:hAnsi="Arial" w:cs="Arial"/>
-                  <w:b/>
-                  <w:bCs/>
-                  <w:sz w:val="16"/>
-                  <w:szCs w:val="16"/>
-                  <w:lang w:val="ru-RU"/>
-                </w:rPr>
-                <w:t>Архивная ссылка</w:t>
-              </w:r>
-            </w:hyperlink>
-          </w:p>
-        </w:tc>
-      </w:tr>
-      <w:tr>
-        <w:tc>
-          <w:tcPr>
-            <w:tcW w:w="11160" w:type="dxa"/>
-            <w:tcBorders>
-              <w:left w:val="double" w:sz="1" w:space="0" w:color="808080"/>
-              <w:bottom w:val="double" w:sz="1" w:space="0" w:color="808080"/>
-              <w:right w:val="double" w:sz="2" w:space="0" w:color="808080"/>
-            </w:tcBorders>
-            <w:shd w:val="clear" w:color="auto" w:fill="auto"/>
-            <w:vAlign w:val="center"/>
-          </w:tcPr>
-          <w:p>
-            <w:pPr>
-              <w:spacing w:after="0"/>
-              <w:rPr>
-                <w:rFonts w:ascii="Arial" w:hAnsi="Arial" w:cs="Arial"/>
-                <w:sz w:val="16"/>
-                <w:szCs w:val="16"/>
-                <w:lang w:val="ru-RU"/>
-              </w:rPr>
-            </w:pPr>
-            <w:hyperlink r:id="rId16" w:history="1">
-              <w:r>
-                <w:rPr>
-                  <w:rStyle w:val="Hyperlink"/>
-                  <w:rFonts w:ascii="Arial" w:hAnsi="Arial" w:cs="Arial"/>
-                  <w:b/>
-                  <w:bCs/>
-                  <w:color w:val="262626"/>
-                  <w:sz w:val="16"/>
-                  <w:szCs w:val="16"/>
-                  <w:bdr w:val="none" w:sz="0" w:space="0" w:color="auto" w:frame="1"/>
-                  <w:shd w:val="clear" w:color="auto" w:fill="FFFFFF"/>
-                  <w:lang w:val="ru-RU"/>
-                </w:rPr>
-                <w:t>Иманова Канаш</w:t>
-              </w:r>
-            </w:hyperlink>
+            <w:r>
+              <w:fldChar w:fldCharType="begin"/>
+            </w:r>
+            <w:r>
+              <w:instrText>HYPERLINK</w:instrText>
+            </w:r>
+            <w:r>
+              <w:rPr>
+                <w:lang w:val="ru-RU"/>
+              </w:rPr>
+              <w:instrText xml:space="preserve"> "</w:instrText>
+            </w:r>
+            <w:r>
+              <w:instrText>https</w:instrText>
+            </w:r>
+            <w:r>
+              <w:rPr>
+                <w:lang w:val="ru-RU"/>
+              </w:rPr>
+              <w:instrText>://</w:instrText>
+            </w:r>
+            <w:r>
+              <w:instrText>base</w:instrText>
+            </w:r>
+            <w:r>
+              <w:rPr>
+                <w:lang w:val="ru-RU"/>
+              </w:rPr>
+              <w:instrText>.</w:instrText>
+            </w:r>
+            <w:r>
+              <w:instrText>memo</w:instrText>
+            </w:r>
+            <w:r>
+              <w:rPr>
+                <w:lang w:val="ru-RU"/>
+              </w:rPr>
+              <w:instrText>.</w:instrText>
+            </w:r>
+            <w:r>
+              <w:instrText>ru</w:instrText>
+            </w:r>
+            <w:r>
+              <w:rPr>
+                <w:lang w:val="ru-RU"/>
+              </w:rPr>
+              <w:instrText>/</w:instrText>
+            </w:r>
+            <w:r>
+              <w:instrText>person</w:instrText>
+            </w:r>
+            <w:r>
+              <w:rPr>
+                <w:lang w:val="ru-RU"/>
+              </w:rPr>
+              <w:instrText>/</w:instrText>
+            </w:r>
+            <w:r>
+              <w:instrText>show</w:instrText>
+            </w:r>
+            <w:r>
+              <w:rPr>
+                <w:lang w:val="ru-RU"/>
+              </w:rPr>
+              <w:instrText>/2590"</w:instrText>
+            </w:r>
+            <w:r>
+              <w:fldChar w:fldCharType="separate"/>
+            </w:r>
+            <w:r>
+              <w:rPr>
+                <w:rStyle w:val="Hyperlink"/>
+                <w:rFonts w:ascii="Arial" w:hAnsi="Arial" w:cs="Arial"/>
+                <w:b/>
+                <w:bCs/>
+                <w:color w:val="262626"/>
+                <w:sz w:val="16"/>
+                <w:szCs w:val="16"/>
+                <w:bdr w:val="none" w:sz="0" w:space="0" w:color="auto" w:frame="1"/>
+                <w:shd w:val="clear" w:color="auto" w:fill="FFFFFF"/>
+                <w:lang w:val="ru-RU"/>
+              </w:rPr>
+              <w:t>Иманова Канаш</w:t>
+            </w:r>
+            <w:r>
+              <w:fldChar w:fldCharType="end"/>
+            </w:r>
             <w:r>
               <w:rPr>
                 <w:rFonts w:ascii="Arial" w:hAnsi="Arial" w:cs="Arial"/>
@@ -4065,7 +4219,7 @@
               </w:rPr>
               <w:t xml:space="preserve"> </w:t>
             </w:r>
-            <w:hyperlink r:id="rId17" w:history="1">
+            <w:hyperlink r:id="rId15" w:history="1">
               <w:r>
                 <w:rPr>
                   <w:rStyle w:val="Hyperlink"/>
@@ -4503,7 +4657,7 @@
               </w:rPr>
               <w:t xml:space="preserve"> </w:t>
             </w:r>
-            <w:hyperlink r:id="rId18" w:history="1">
+            <w:hyperlink r:id="rId16" w:history="1">
               <w:r>
                 <w:rPr>
                   <w:rStyle w:val="Hyperlink"/>
@@ -4841,7 +4995,7 @@
               </w:rPr>
               <w:t xml:space="preserve"> </w:t>
             </w:r>
-            <w:hyperlink r:id="rId19" w:history="1">
+            <w:hyperlink r:id="rId17" w:history="1">
               <w:r>
                 <w:rPr>
                   <w:rStyle w:val="Hyperlink"/>
@@ -6699,861 +6853,6 @@
 </w:styles>
 </file>
 
-<file path=word/charts/chart1.xml><?xml version="1.0" encoding="utf-8"?>
-<c:chartSpace xmlns:c="http://schemas.openxmlformats.org/drawingml/2006/chart" xmlns:a="http://schemas.openxmlformats.org/drawingml/2006/main" xmlns:r="http://schemas.openxmlformats.org/officeDocument/2006/relationships" xmlns:c16r2="http://schemas.microsoft.com/office/drawing/2015/06/chart">
-  <c:date1904 val="0"/>
-  <c:lang val="en-US"/>
-  <c:roundedCorners val="0"/>
-  <mc:AlternateContent xmlns:mc="http://schemas.openxmlformats.org/markup-compatibility/2006">
-    <mc:Choice xmlns:c14="http://schemas.microsoft.com/office/drawing/2007/8/2/chart" Requires="c14">
-      <c14:style val="102"/>
-    </mc:Choice>
-    <mc:Fallback>
-      <c:style val="2"/>
-    </mc:Fallback>
-  </mc:AlternateContent>
-  <c:clrMapOvr bg1="lt1" tx1="dk1" bg2="lt2" tx2="dk2" accent1="accent1" accent2="accent2" accent3="accent3" accent4="accent4" accent5="accent5" accent6="accent6" hlink="hlink" folHlink="folHlink"/>
-  <c:chart>
-    <c:autoTitleDeleted val="1"/>
-    <c:view3D>
-      <c:rotX val="0"/>
-      <c:rotY val="0"/>
-      <c:rAngAx val="0"/>
-    </c:view3D>
-    <c:floor>
-      <c:thickness val="0"/>
-      <c:spPr>
-        <a:noFill/>
-        <a:ln>
-          <a:noFill/>
-        </a:ln>
-        <a:effectLst/>
-        <a:sp3d/>
-      </c:spPr>
-    </c:floor>
-    <c:sideWall>
-      <c:thickness val="0"/>
-      <c:spPr>
-        <a:noFill/>
-        <a:ln>
-          <a:noFill/>
-        </a:ln>
-        <a:effectLst/>
-        <a:sp3d/>
-      </c:spPr>
-    </c:sideWall>
-    <c:backWall>
-      <c:thickness val="0"/>
-      <c:spPr>
-        <a:noFill/>
-        <a:ln>
-          <a:noFill/>
-        </a:ln>
-        <a:effectLst/>
-        <a:sp3d/>
-      </c:spPr>
-    </c:backWall>
-    <c:plotArea>
-      <c:layout>
-        <c:manualLayout>
-          <c:layoutTarget val="inner"/>
-          <c:xMode val="edge"/>
-          <c:yMode val="edge"/>
-          <c:x val="8.4047107493246218E-2"/>
-          <c:y val="0.11691543957334048"/>
-          <c:w val="0.78271378599606178"/>
-          <c:h val="0.64707239343978185"/>
-        </c:manualLayout>
-      </c:layout>
-      <c:bar3DChart>
-        <c:barDir val="col"/>
-        <c:grouping val="clustered"/>
-        <c:varyColors val="0"/>
-        <c:ser>
-          <c:idx val="0"/>
-          <c:order val="0"/>
-          <c:spPr>
-            <a:solidFill>
-              <a:srgbClr val="4472C4"/>
-            </a:solidFill>
-            <a:ln>
-              <a:noFill/>
-            </a:ln>
-            <a:effectLst/>
-            <a:sp3d/>
-          </c:spPr>
-          <c:invertIfNegative val="0"/>
-          <c:dLbls>
-            <c:spPr>
-              <a:noFill/>
-              <a:ln>
-                <a:noFill/>
-              </a:ln>
-              <a:effectLst/>
-            </c:spPr>
-            <c:txPr>
-              <a:bodyPr rot="0" spcFirstLastPara="1" vertOverflow="ellipsis" vert="horz" wrap="square" lIns="38100" tIns="19050" rIns="38100" bIns="19050" anchor="ctr" anchorCtr="1">
-                <a:spAutoFit/>
-              </a:bodyPr>
-              <a:lstStyle/>
-              <a:p>
-                <a:pPr>
-                  <a:defRPr sz="800" b="1" i="0" u="none" strike="noStrike" kern="1200" baseline="0">
-                    <a:solidFill>
-                      <a:sysClr val="windowText" lastClr="000000"/>
-                    </a:solidFill>
-                    <a:latin typeface="Arial" panose="020B0604020202020204" pitchFamily="34" charset="0"/>
-                    <a:ea typeface="+mn-ea"/>
-                    <a:cs typeface="Arial" panose="020B0604020202020204" pitchFamily="34" charset="0"/>
-                  </a:defRPr>
-                </a:pPr>
-                <a:endParaRPr lang="en-US"/>
-              </a:p>
-            </c:txPr>
-            <c:showLegendKey val="0"/>
-            <c:showVal val="1"/>
-            <c:showCatName val="0"/>
-            <c:showSerName val="0"/>
-            <c:showPercent val="0"/>
-            <c:showBubbleSize val="0"/>
-            <c:separator>
-</c:separator>
-            <c:showLeaderLines val="0"/>
-            <c:extLst>
-              <c:ext xmlns:c15="http://schemas.microsoft.com/office/drawing/2012/chart" uri="{CE6537A1-D6FC-4f65-9D91-7224C49458BB}">
-                <c15:showLeaderLines val="1"/>
-                <c15:leaderLines>
-                  <c:spPr>
-                    <a:ln w="9525" cap="flat" cmpd="sng" algn="ctr">
-                      <a:solidFill>
-                        <a:schemeClr val="tx1">
-                          <a:lumMod val="35000"/>
-                          <a:lumOff val="65000"/>
-                        </a:schemeClr>
-                      </a:solidFill>
-                      <a:round/>
-                    </a:ln>
-                    <a:effectLst/>
-                  </c:spPr>
-                </c15:leaderLines>
-              </c:ext>
-            </c:extLst>
-          </c:dLbls>
-          <c:cat>
-            <c:strRef>
-              <c:f>'Женщины Средней Азии'!$A$5:$A$7</c:f>
-              <c:strCache>
-                <c:ptCount val="3"/>
-                <c:pt idx="0">
-                  <c:v>25 лет</c:v>
-                </c:pt>
-                <c:pt idx="1">
-                  <c:v>30-35 лет</c:v>
-                </c:pt>
-                <c:pt idx="2">
-                  <c:v>56-60 лет</c:v>
-                </c:pt>
-              </c:strCache>
-            </c:strRef>
-          </c:cat>
-          <c:val>
-            <c:numRef>
-              <c:f>'Женщины Средней Азии'!$B$5:$B$7</c:f>
-              <c:numCache>
-                <c:formatCode>General</c:formatCode>
-                <c:ptCount val="3"/>
-                <c:pt idx="0">
-                  <c:v>1</c:v>
-                </c:pt>
-                <c:pt idx="1">
-                  <c:v>4</c:v>
-                </c:pt>
-                <c:pt idx="2">
-                  <c:v>2</c:v>
-                </c:pt>
-              </c:numCache>
-            </c:numRef>
-          </c:val>
-          <c:extLst>
-            <c:ext xmlns:c16="http://schemas.microsoft.com/office/drawing/2014/chart" uri="{C3380CC4-5D6E-409C-BE32-E72D297353CC}">
-              <c16:uniqueId val="{00000000-330C-49FA-ADEE-2C9AD40FB4B2}"/>
-            </c:ext>
-          </c:extLst>
-        </c:ser>
-        <c:dLbls>
-          <c:showLegendKey val="0"/>
-          <c:showVal val="0"/>
-          <c:showCatName val="0"/>
-          <c:showSerName val="0"/>
-          <c:showPercent val="0"/>
-          <c:showBubbleSize val="0"/>
-        </c:dLbls>
-        <c:gapWidth val="83"/>
-        <c:shape val="box"/>
-        <c:axId val="904673775"/>
-        <c:axId val="904655055"/>
-        <c:axId val="0"/>
-      </c:bar3DChart>
-      <c:catAx>
-        <c:axId val="904673775"/>
-        <c:scaling>
-          <c:orientation val="minMax"/>
-        </c:scaling>
-        <c:delete val="0"/>
-        <c:axPos val="b"/>
-        <c:numFmt formatCode="General" sourceLinked="1"/>
-        <c:majorTickMark val="out"/>
-        <c:minorTickMark val="none"/>
-        <c:tickLblPos val="nextTo"/>
-        <c:spPr>
-          <a:noFill/>
-          <a:ln w="9525" cap="flat" cmpd="sng" algn="ctr">
-            <a:solidFill>
-              <a:schemeClr val="tx1">
-                <a:lumMod val="15000"/>
-                <a:lumOff val="85000"/>
-              </a:schemeClr>
-            </a:solidFill>
-            <a:round/>
-          </a:ln>
-          <a:effectLst/>
-        </c:spPr>
-        <c:txPr>
-          <a:bodyPr rot="0" spcFirstLastPara="1" vertOverflow="ellipsis" wrap="square" anchor="ctr" anchorCtr="1"/>
-          <a:lstStyle/>
-          <a:p>
-            <a:pPr>
-              <a:defRPr sz="1000" b="1" i="0" u="none" strike="noStrike" kern="1200" baseline="-10000">
-                <a:solidFill>
-                  <a:sysClr val="windowText" lastClr="000000"/>
-                </a:solidFill>
-                <a:latin typeface="Arial" panose="020B0604020202020204" pitchFamily="34" charset="0"/>
-                <a:ea typeface="+mn-ea"/>
-                <a:cs typeface="+mn-cs"/>
-              </a:defRPr>
-            </a:pPr>
-            <a:endParaRPr lang="en-US"/>
-          </a:p>
-        </c:txPr>
-        <c:crossAx val="904655055"/>
-        <c:crossesAt val="0"/>
-        <c:auto val="0"/>
-        <c:lblAlgn val="ctr"/>
-        <c:lblOffset val="100"/>
-        <c:noMultiLvlLbl val="0"/>
-      </c:catAx>
-      <c:valAx>
-        <c:axId val="904655055"/>
-        <c:scaling>
-          <c:orientation val="minMax"/>
-          <c:max val="4"/>
-          <c:min val="0"/>
-        </c:scaling>
-        <c:delete val="1"/>
-        <c:axPos val="l"/>
-        <c:numFmt formatCode="General" sourceLinked="1"/>
-        <c:majorTickMark val="out"/>
-        <c:minorTickMark val="none"/>
-        <c:tickLblPos val="nextTo"/>
-        <c:crossAx val="904673775"/>
-        <c:crosses val="autoZero"/>
-        <c:crossBetween val="between"/>
-        <c:majorUnit val="1"/>
-        <c:minorUnit val="0.5"/>
-      </c:valAx>
-      <c:spPr>
-        <a:noFill/>
-        <a:ln>
-          <a:noFill/>
-        </a:ln>
-        <a:effectLst/>
-      </c:spPr>
-    </c:plotArea>
-    <c:plotVisOnly val="1"/>
-    <c:dispBlanksAs val="gap"/>
-    <c:extLst>
-      <c:ext xmlns:c16r3="http://schemas.microsoft.com/office/drawing/2017/03/chart" uri="{56B9EC1D-385E-4148-901F-78D8002777C0}">
-        <c16r3:dataDisplayOptions16>
-          <c16r3:dispNaAsBlank val="1"/>
-        </c16r3:dataDisplayOptions16>
-      </c:ext>
-    </c:extLst>
-    <c:showDLblsOverMax val="0"/>
-  </c:chart>
-  <c:spPr>
-    <a:solidFill>
-      <a:schemeClr val="bg1"/>
-    </a:solidFill>
-    <a:ln w="9525" cap="flat" cmpd="sng" algn="ctr">
-      <a:solidFill>
-        <a:schemeClr val="tx1">
-          <a:lumMod val="15000"/>
-          <a:lumOff val="85000"/>
-        </a:schemeClr>
-      </a:solidFill>
-      <a:round/>
-    </a:ln>
-    <a:effectLst/>
-  </c:spPr>
-  <c:txPr>
-    <a:bodyPr/>
-    <a:lstStyle/>
-    <a:p>
-      <a:pPr>
-        <a:defRPr/>
-      </a:pPr>
-      <a:endParaRPr lang="en-US"/>
-    </a:p>
-  </c:txPr>
-  <c:externalData r:id="rId4">
-    <c:autoUpdate val="0"/>
-  </c:externalData>
-</c:chartSpace>
-</file>
-
-<file path=word/charts/colors1.xml><?xml version="1.0" encoding="utf-8"?>
-<cs:colorStyle xmlns:cs="http://schemas.microsoft.com/office/drawing/2012/chartStyle" xmlns:a="http://schemas.openxmlformats.org/drawingml/2006/main" meth="cycle" id="10">
-  <a:schemeClr val="accent1"/>
-  <a:schemeClr val="accent2"/>
-  <a:schemeClr val="accent3"/>
-  <a:schemeClr val="accent4"/>
-  <a:schemeClr val="accent5"/>
-  <a:schemeClr val="accent6"/>
-  <cs:variation/>
-  <cs:variation>
-    <a:lumMod val="60000"/>
-  </cs:variation>
-  <cs:variation>
-    <a:lumMod val="80000"/>
-    <a:lumOff val="20000"/>
-  </cs:variation>
-  <cs:variation>
-    <a:lumMod val="80000"/>
-  </cs:variation>
-  <cs:variation>
-    <a:lumMod val="60000"/>
-    <a:lumOff val="40000"/>
-  </cs:variation>
-  <cs:variation>
-    <a:lumMod val="50000"/>
-  </cs:variation>
-  <cs:variation>
-    <a:lumMod val="70000"/>
-    <a:lumOff val="30000"/>
-  </cs:variation>
-  <cs:variation>
-    <a:lumMod val="70000"/>
-  </cs:variation>
-  <cs:variation>
-    <a:lumMod val="50000"/>
-    <a:lumOff val="50000"/>
-  </cs:variation>
-</cs:colorStyle>
-</file>
-
-<file path=word/charts/style1.xml><?xml version="1.0" encoding="utf-8"?>
-<cs:chartStyle xmlns:cs="http://schemas.microsoft.com/office/drawing/2012/chartStyle" xmlns:a="http://schemas.openxmlformats.org/drawingml/2006/main" id="332">
-  <cs:axisTitle>
-    <cs:lnRef idx="0"/>
-    <cs:fillRef idx="0"/>
-    <cs:effectRef idx="0"/>
-    <cs:fontRef idx="minor">
-      <a:schemeClr val="tx1">
-        <a:lumMod val="65000"/>
-        <a:lumOff val="35000"/>
-      </a:schemeClr>
-    </cs:fontRef>
-    <cs:defRPr sz="1000" kern="1200"/>
-  </cs:axisTitle>
-  <cs:categoryAxis>
-    <cs:lnRef idx="0"/>
-    <cs:fillRef idx="0"/>
-    <cs:effectRef idx="0"/>
-    <cs:fontRef idx="minor">
-      <a:schemeClr val="tx1">
-        <a:lumMod val="65000"/>
-        <a:lumOff val="35000"/>
-      </a:schemeClr>
-    </cs:fontRef>
-    <cs:spPr>
-      <a:ln w="9525" cap="flat" cmpd="sng" algn="ctr">
-        <a:solidFill>
-          <a:schemeClr val="tx1">
-            <a:lumMod val="15000"/>
-            <a:lumOff val="85000"/>
-          </a:schemeClr>
-        </a:solidFill>
-        <a:round/>
-      </a:ln>
-    </cs:spPr>
-    <cs:defRPr sz="900" kern="1200"/>
-  </cs:categoryAxis>
-  <cs:chartArea mods="allowNoFillOverride allowNoLineOverride">
-    <cs:lnRef idx="0"/>
-    <cs:fillRef idx="0"/>
-    <cs:effectRef idx="0"/>
-    <cs:fontRef idx="minor">
-      <a:schemeClr val="tx1"/>
-    </cs:fontRef>
-    <cs:spPr>
-      <a:solidFill>
-        <a:schemeClr val="bg1"/>
-      </a:solidFill>
-      <a:ln w="9525" cap="flat" cmpd="sng" algn="ctr">
-        <a:solidFill>
-          <a:schemeClr val="tx1">
-            <a:lumMod val="15000"/>
-            <a:lumOff val="85000"/>
-          </a:schemeClr>
-        </a:solidFill>
-        <a:round/>
-      </a:ln>
-    </cs:spPr>
-    <cs:defRPr sz="1000" kern="1200"/>
-  </cs:chartArea>
-  <cs:dataLabel>
-    <cs:lnRef idx="0"/>
-    <cs:fillRef idx="0"/>
-    <cs:effectRef idx="0"/>
-    <cs:fontRef idx="minor">
-      <a:schemeClr val="tx1">
-        <a:lumMod val="75000"/>
-        <a:lumOff val="25000"/>
-      </a:schemeClr>
-    </cs:fontRef>
-    <cs:defRPr sz="900" kern="1200"/>
-  </cs:dataLabel>
-  <cs:dataLabelCallout>
-    <cs:lnRef idx="0"/>
-    <cs:fillRef idx="0"/>
-    <cs:effectRef idx="0"/>
-    <cs:fontRef idx="minor">
-      <a:schemeClr val="dk1">
-        <a:lumMod val="65000"/>
-        <a:lumOff val="35000"/>
-      </a:schemeClr>
-    </cs:fontRef>
-    <cs:spPr>
-      <a:solidFill>
-        <a:schemeClr val="lt1"/>
-      </a:solidFill>
-      <a:ln>
-        <a:solidFill>
-          <a:schemeClr val="dk1">
-            <a:lumMod val="25000"/>
-            <a:lumOff val="75000"/>
-          </a:schemeClr>
-        </a:solidFill>
-      </a:ln>
-    </cs:spPr>
-    <cs:defRPr sz="900" kern="1200"/>
-    <cs:bodyPr rot="0" spcFirstLastPara="1" vertOverflow="clip" horzOverflow="clip" vert="horz" wrap="square" lIns="36576" tIns="18288" rIns="36576" bIns="18288" anchor="ctr" anchorCtr="1">
-      <a:spAutoFit/>
-    </cs:bodyPr>
-  </cs:dataLabelCallout>
-  <cs:dataPoint>
-    <cs:lnRef idx="0"/>
-    <cs:fillRef idx="1">
-      <cs:styleClr val="auto"/>
-    </cs:fillRef>
-    <cs:effectRef idx="0"/>
-    <cs:fontRef idx="minor">
-      <a:schemeClr val="tx1"/>
-    </cs:fontRef>
-  </cs:dataPoint>
-  <cs:dataPoint3D>
-    <cs:lnRef idx="0"/>
-    <cs:fillRef idx="1">
-      <cs:styleClr val="auto"/>
-    </cs:fillRef>
-    <cs:effectRef idx="0"/>
-    <cs:fontRef idx="minor">
-      <a:schemeClr val="tx1"/>
-    </cs:fontRef>
-  </cs:dataPoint3D>
-  <cs:dataPointLine>
-    <cs:lnRef idx="0">
-      <cs:styleClr val="auto"/>
-    </cs:lnRef>
-    <cs:fillRef idx="1"/>
-    <cs:effectRef idx="0"/>
-    <cs:fontRef idx="minor">
-      <a:schemeClr val="tx1"/>
-    </cs:fontRef>
-    <cs:spPr>
-      <a:ln w="28575" cap="rnd">
-        <a:solidFill>
-          <a:schemeClr val="phClr"/>
-        </a:solidFill>
-        <a:round/>
-      </a:ln>
-    </cs:spPr>
-  </cs:dataPointLine>
-  <cs:dataPointMarker>
-    <cs:lnRef idx="0">
-      <cs:styleClr val="auto"/>
-    </cs:lnRef>
-    <cs:fillRef idx="1">
-      <cs:styleClr val="auto"/>
-    </cs:fillRef>
-    <cs:effectRef idx="0"/>
-    <cs:fontRef idx="minor">
-      <a:schemeClr val="tx1"/>
-    </cs:fontRef>
-    <cs:spPr>
-      <a:ln w="9525">
-        <a:solidFill>
-          <a:schemeClr val="phClr"/>
-        </a:solidFill>
-      </a:ln>
-    </cs:spPr>
-  </cs:dataPointMarker>
-  <cs:dataPointMarkerLayout symbol="circle" size="5"/>
-  <cs:dataPointWireframe>
-    <cs:lnRef idx="0">
-      <cs:styleClr val="auto"/>
-    </cs:lnRef>
-    <cs:fillRef idx="1"/>
-    <cs:effectRef idx="0"/>
-    <cs:fontRef idx="minor">
-      <a:schemeClr val="tx1"/>
-    </cs:fontRef>
-    <cs:spPr>
-      <a:ln w="9525" cap="rnd">
-        <a:solidFill>
-          <a:schemeClr val="phClr"/>
-        </a:solidFill>
-        <a:round/>
-      </a:ln>
-    </cs:spPr>
-  </cs:dataPointWireframe>
-  <cs:dataTable>
-    <cs:lnRef idx="0"/>
-    <cs:fillRef idx="0"/>
-    <cs:effectRef idx="0"/>
-    <cs:fontRef idx="minor">
-      <a:schemeClr val="tx1">
-        <a:lumMod val="65000"/>
-        <a:lumOff val="35000"/>
-      </a:schemeClr>
-    </cs:fontRef>
-    <cs:spPr>
-      <a:noFill/>
-      <a:ln w="9525" cap="flat" cmpd="sng" algn="ctr">
-        <a:solidFill>
-          <a:schemeClr val="tx1">
-            <a:lumMod val="15000"/>
-            <a:lumOff val="85000"/>
-          </a:schemeClr>
-        </a:solidFill>
-        <a:round/>
-      </a:ln>
-    </cs:spPr>
-    <cs:defRPr sz="900" kern="1200"/>
-  </cs:dataTable>
-  <cs:downBar>
-    <cs:lnRef idx="0"/>
-    <cs:fillRef idx="0"/>
-    <cs:effectRef idx="0"/>
-    <cs:fontRef idx="minor">
-      <a:schemeClr val="dk1"/>
-    </cs:fontRef>
-    <cs:spPr>
-      <a:solidFill>
-        <a:schemeClr val="dk1">
-          <a:lumMod val="65000"/>
-          <a:lumOff val="35000"/>
-        </a:schemeClr>
-      </a:solidFill>
-      <a:ln w="9525">
-        <a:solidFill>
-          <a:schemeClr val="tx1">
-            <a:lumMod val="65000"/>
-            <a:lumOff val="35000"/>
-          </a:schemeClr>
-        </a:solidFill>
-      </a:ln>
-    </cs:spPr>
-  </cs:downBar>
-  <cs:dropLine>
-    <cs:lnRef idx="0"/>
-    <cs:fillRef idx="0"/>
-    <cs:effectRef idx="0"/>
-    <cs:fontRef idx="minor">
-      <a:schemeClr val="tx1"/>
-    </cs:fontRef>
-    <cs:spPr>
-      <a:ln w="9525" cap="flat" cmpd="sng" algn="ctr">
-        <a:solidFill>
-          <a:schemeClr val="tx1">
-            <a:lumMod val="35000"/>
-            <a:lumOff val="65000"/>
-          </a:schemeClr>
-        </a:solidFill>
-        <a:round/>
-      </a:ln>
-    </cs:spPr>
-  </cs:dropLine>
-  <cs:errorBar>
-    <cs:lnRef idx="0"/>
-    <cs:fillRef idx="0"/>
-    <cs:effectRef idx="0"/>
-    <cs:fontRef idx="minor">
-      <a:schemeClr val="tx1"/>
-    </cs:fontRef>
-    <cs:spPr>
-      <a:ln w="9525" cap="flat" cmpd="sng" algn="ctr">
-        <a:solidFill>
-          <a:schemeClr val="tx1">
-            <a:lumMod val="65000"/>
-            <a:lumOff val="35000"/>
-          </a:schemeClr>
-        </a:solidFill>
-        <a:round/>
-      </a:ln>
-    </cs:spPr>
-  </cs:errorBar>
-  <cs:floor>
-    <cs:lnRef idx="0"/>
-    <cs:fillRef idx="0"/>
-    <cs:effectRef idx="0"/>
-    <cs:fontRef idx="minor">
-      <a:schemeClr val="tx1"/>
-    </cs:fontRef>
-    <cs:spPr>
-      <a:noFill/>
-      <a:ln>
-        <a:noFill/>
-      </a:ln>
-    </cs:spPr>
-  </cs:floor>
-  <cs:gridlineMajor>
-    <cs:lnRef idx="0"/>
-    <cs:fillRef idx="0"/>
-    <cs:effectRef idx="0"/>
-    <cs:fontRef idx="minor">
-      <a:schemeClr val="tx1"/>
-    </cs:fontRef>
-    <cs:spPr>
-      <a:ln w="9525" cap="flat" cmpd="sng" algn="ctr">
-        <a:solidFill>
-          <a:schemeClr val="tx1">
-            <a:lumMod val="15000"/>
-            <a:lumOff val="85000"/>
-          </a:schemeClr>
-        </a:solidFill>
-        <a:round/>
-      </a:ln>
-    </cs:spPr>
-  </cs:gridlineMajor>
-  <cs:gridlineMinor>
-    <cs:lnRef idx="0"/>
-    <cs:fillRef idx="0"/>
-    <cs:effectRef idx="0"/>
-    <cs:fontRef idx="minor">
-      <a:schemeClr val="tx1"/>
-    </cs:fontRef>
-    <cs:spPr>
-      <a:ln w="9525" cap="flat" cmpd="sng" algn="ctr">
-        <a:solidFill>
-          <a:schemeClr val="tx1">
-            <a:lumMod val="5000"/>
-            <a:lumOff val="95000"/>
-          </a:schemeClr>
-        </a:solidFill>
-        <a:round/>
-      </a:ln>
-    </cs:spPr>
-  </cs:gridlineMinor>
-  <cs:hiLoLine>
-    <cs:lnRef idx="0"/>
-    <cs:fillRef idx="0"/>
-    <cs:effectRef idx="0"/>
-    <cs:fontRef idx="minor">
-      <a:schemeClr val="tx1"/>
-    </cs:fontRef>
-    <cs:spPr>
-      <a:ln w="9525" cap="flat" cmpd="sng" algn="ctr">
-        <a:solidFill>
-          <a:schemeClr val="tx1">
-            <a:lumMod val="75000"/>
-            <a:lumOff val="25000"/>
-          </a:schemeClr>
-        </a:solidFill>
-        <a:round/>
-      </a:ln>
-    </cs:spPr>
-  </cs:hiLoLine>
-  <cs:leaderLine>
-    <cs:lnRef idx="0"/>
-    <cs:fillRef idx="0"/>
-    <cs:effectRef idx="0"/>
-    <cs:fontRef idx="minor">
-      <a:schemeClr val="tx1"/>
-    </cs:fontRef>
-    <cs:spPr>
-      <a:ln w="9525" cap="flat" cmpd="sng" algn="ctr">
-        <a:solidFill>
-          <a:schemeClr val="tx1">
-            <a:lumMod val="35000"/>
-            <a:lumOff val="65000"/>
-          </a:schemeClr>
-        </a:solidFill>
-        <a:round/>
-      </a:ln>
-    </cs:spPr>
-  </cs:leaderLine>
-  <cs:legend>
-    <cs:lnRef idx="0"/>
-    <cs:fillRef idx="0"/>
-    <cs:effectRef idx="0"/>
-    <cs:fontRef idx="minor">
-      <a:schemeClr val="tx1">
-        <a:lumMod val="65000"/>
-        <a:lumOff val="35000"/>
-      </a:schemeClr>
-    </cs:fontRef>
-    <cs:defRPr sz="900" kern="1200"/>
-  </cs:legend>
-  <cs:plotArea mods="allowNoFillOverride allowNoLineOverride">
-    <cs:lnRef idx="0"/>
-    <cs:fillRef idx="0"/>
-    <cs:effectRef idx="0"/>
-    <cs:fontRef idx="minor">
-      <a:schemeClr val="tx1"/>
-    </cs:fontRef>
-  </cs:plotArea>
-  <cs:plotArea3D mods="allowNoFillOverride allowNoLineOverride">
-    <cs:lnRef idx="0"/>
-    <cs:fillRef idx="0"/>
-    <cs:effectRef idx="0"/>
-    <cs:fontRef idx="minor">
-      <a:schemeClr val="tx1"/>
-    </cs:fontRef>
-  </cs:plotArea3D>
-  <cs:seriesAxis>
-    <cs:lnRef idx="0"/>
-    <cs:fillRef idx="0"/>
-    <cs:effectRef idx="0"/>
-    <cs:fontRef idx="minor">
-      <a:schemeClr val="tx1">
-        <a:lumMod val="65000"/>
-        <a:lumOff val="35000"/>
-      </a:schemeClr>
-    </cs:fontRef>
-    <cs:defRPr sz="900" kern="1200"/>
-  </cs:seriesAxis>
-  <cs:seriesLine>
-    <cs:lnRef idx="0"/>
-    <cs:fillRef idx="0"/>
-    <cs:effectRef idx="0"/>
-    <cs:fontRef idx="minor">
-      <a:schemeClr val="tx1"/>
-    </cs:fontRef>
-    <cs:spPr>
-      <a:ln w="9525" cap="flat" cmpd="sng" algn="ctr">
-        <a:solidFill>
-          <a:schemeClr val="tx1">
-            <a:lumMod val="35000"/>
-            <a:lumOff val="65000"/>
-          </a:schemeClr>
-        </a:solidFill>
-        <a:round/>
-      </a:ln>
-    </cs:spPr>
-  </cs:seriesLine>
-  <cs:title>
-    <cs:lnRef idx="0"/>
-    <cs:fillRef idx="0"/>
-    <cs:effectRef idx="0"/>
-    <cs:fontRef idx="minor">
-      <a:schemeClr val="tx1">
-        <a:lumMod val="65000"/>
-        <a:lumOff val="35000"/>
-      </a:schemeClr>
-    </cs:fontRef>
-    <cs:defRPr sz="1400" b="0" kern="1200" spc="0" baseline="0"/>
-  </cs:title>
-  <cs:trendline>
-    <cs:lnRef idx="0">
-      <cs:styleClr val="auto"/>
-    </cs:lnRef>
-    <cs:fillRef idx="0"/>
-    <cs:effectRef idx="0"/>
-    <cs:fontRef idx="minor">
-      <a:schemeClr val="tx1"/>
-    </cs:fontRef>
-    <cs:spPr>
-      <a:ln w="19050" cap="rnd">
-        <a:solidFill>
-          <a:schemeClr val="phClr"/>
-        </a:solidFill>
-        <a:prstDash val="sysDot"/>
-      </a:ln>
-    </cs:spPr>
-  </cs:trendline>
-  <cs:trendlineLabel>
-    <cs:lnRef idx="0"/>
-    <cs:fillRef idx="0"/>
-    <cs:effectRef idx="0"/>
-    <cs:fontRef idx="minor">
-      <a:schemeClr val="tx1">
-        <a:lumMod val="65000"/>
-        <a:lumOff val="35000"/>
-      </a:schemeClr>
-    </cs:fontRef>
-    <cs:defRPr sz="900" kern="1200"/>
-  </cs:trendlineLabel>
-  <cs:upBar>
-    <cs:lnRef idx="0"/>
-    <cs:fillRef idx="0"/>
-    <cs:effectRef idx="0"/>
-    <cs:fontRef idx="minor">
-      <a:schemeClr val="dk1"/>
-    </cs:fontRef>
-    <cs:spPr>
-      <a:solidFill>
-        <a:schemeClr val="lt1"/>
-      </a:solidFill>
-      <a:ln w="9525">
-        <a:solidFill>
-          <a:schemeClr val="tx1">
-            <a:lumMod val="15000"/>
-            <a:lumOff val="85000"/>
-          </a:schemeClr>
-        </a:solidFill>
-      </a:ln>
-    </cs:spPr>
-  </cs:upBar>
-  <cs:valueAxis>
-    <cs:lnRef idx="0"/>
-    <cs:fillRef idx="0"/>
-    <cs:effectRef idx="0"/>
-    <cs:fontRef idx="minor">
-      <a:schemeClr val="tx1">
-        <a:lumMod val="65000"/>
-        <a:lumOff val="35000"/>
-      </a:schemeClr>
-    </cs:fontRef>
-    <cs:defRPr sz="900" kern="1200"/>
-  </cs:valueAxis>
-  <cs:wall>
-    <cs:lnRef idx="0"/>
-    <cs:fillRef idx="0"/>
-    <cs:effectRef idx="0"/>
-    <cs:fontRef idx="minor">
-      <a:schemeClr val="tx1"/>
-    </cs:fontRef>
-    <cs:spPr>
-      <a:noFill/>
-      <a:ln>
-        <a:noFill/>
-      </a:ln>
-    </cs:spPr>
-  </cs:wall>
-</cs:chartStyle>
-</file>
-
 <file path=word/theme/theme1.xml><?xml version="1.0" encoding="utf-8"?>
 <a:theme xmlns:a="http://schemas.openxmlformats.org/drawingml/2006/main" name="Office Theme">
   <a:themeElements>
@@ -7847,290 +7146,4 @@
     </a:ext>
   </a:extLst>
 </a:theme>
-</file>
-
-<file path=word/theme/themeOverride1.xml><?xml version="1.0" encoding="utf-8"?>
-<a:themeOverride xmlns:a="http://schemas.openxmlformats.org/drawingml/2006/main">
-  <a:clrScheme name="Office">
-    <a:dk1>
-      <a:sysClr val="windowText" lastClr="000000"/>
-    </a:dk1>
-    <a:lt1>
-      <a:sysClr val="window" lastClr="FFFFFF"/>
-    </a:lt1>
-    <a:dk2>
-      <a:srgbClr val="44546A"/>
-    </a:dk2>
-    <a:lt2>
-      <a:srgbClr val="E7E6E6"/>
-    </a:lt2>
-    <a:accent1>
-      <a:srgbClr val="4472C4"/>
-    </a:accent1>
-    <a:accent2>
-      <a:srgbClr val="ED7D31"/>
-    </a:accent2>
-    <a:accent3>
-      <a:srgbClr val="A5A5A5"/>
-    </a:accent3>
-    <a:accent4>
-      <a:srgbClr val="FFC000"/>
-    </a:accent4>
-    <a:accent5>
-      <a:srgbClr val="5B9BD5"/>
-    </a:accent5>
-    <a:accent6>
-      <a:srgbClr val="70AD47"/>
-    </a:accent6>
-    <a:hlink>
-      <a:srgbClr val="0563C1"/>
-    </a:hlink>
-    <a:folHlink>
-      <a:srgbClr val="954F72"/>
-    </a:folHlink>
-  </a:clrScheme>
-  <a:fontScheme name="Office">
-    <a:majorFont>
-      <a:latin typeface="Calibri Light" panose="020F0302020204030204"/>
-      <a:ea typeface=""/>
-      <a:cs typeface=""/>
-      <a:font script="Jpan" typeface="游ゴシック Light"/>
-      <a:font script="Hang" typeface="맑은 고딕"/>
-      <a:font script="Hans" typeface="等线 Light"/>
-      <a:font script="Hant" typeface="新細明體"/>
-      <a:font script="Arab" typeface="Times New Roman"/>
-      <a:font script="Hebr" typeface="Times New Roman"/>
-      <a:font script="Thai" typeface="Tahoma"/>
-      <a:font script="Ethi" typeface="Nyala"/>
-      <a:font script="Beng" typeface="Vrinda"/>
-      <a:font script="Gujr" typeface="Shruti"/>
-      <a:font script="Khmr" typeface="MoolBoran"/>
-      <a:font script="Knda" typeface="Tunga"/>
-      <a:font script="Guru" typeface="Raavi"/>
-      <a:font script="Cans" typeface="Euphemia"/>
-      <a:font script="Cher" typeface="Plantagenet Cherokee"/>
-      <a:font script="Yiii" typeface="Microsoft Yi Baiti"/>
-      <a:font script="Tibt" typeface="Microsoft Himalaya"/>
-      <a:font script="Thaa" typeface="MV Boli"/>
-      <a:font script="Deva" typeface="Mangal"/>
-      <a:font script="Telu" typeface="Gautami"/>
-      <a:font script="Taml" typeface="Latha"/>
-      <a:font script="Syrc" typeface="Estrangelo Edessa"/>
-      <a:font script="Orya" typeface="Kalinga"/>
-      <a:font script="Mlym" typeface="Kartika"/>
-      <a:font script="Laoo" typeface="DokChampa"/>
-      <a:font script="Sinh" typeface="Iskoola Pota"/>
-      <a:font script="Mong" typeface="Mongolian Baiti"/>
-      <a:font script="Viet" typeface="Times New Roman"/>
-      <a:font script="Uigh" typeface="Microsoft Uighur"/>
-      <a:font script="Geor" typeface="Sylfaen"/>
-      <a:font script="Armn" typeface="Arial"/>
-      <a:font script="Bugi" typeface="Leelawadee UI"/>
-      <a:font script="Bopo" typeface="Microsoft JhengHei"/>
-      <a:font script="Java" typeface="Javanese Text"/>
-      <a:font script="Lisu" typeface="Segoe UI"/>
-      <a:font script="Mymr" typeface="Myanmar Text"/>
-      <a:font script="Nkoo" typeface="Ebrima"/>
-      <a:font script="Olck" typeface="Nirmala UI"/>
-      <a:font script="Osma" typeface="Ebrima"/>
-      <a:font script="Phag" typeface="Phagspa"/>
-      <a:font script="Syrn" typeface="Estrangelo Edessa"/>
-      <a:font script="Syrj" typeface="Estrangelo Edessa"/>
-      <a:font script="Syre" typeface="Estrangelo Edessa"/>
-      <a:font script="Sora" typeface="Nirmala UI"/>
-      <a:font script="Tale" typeface="Microsoft Tai Le"/>
-      <a:font script="Talu" typeface="Microsoft New Tai Lue"/>
-      <a:font script="Tfng" typeface="Ebrima"/>
-    </a:majorFont>
-    <a:minorFont>
-      <a:latin typeface="Calibri" panose="020F0502020204030204"/>
-      <a:ea typeface=""/>
-      <a:cs typeface=""/>
-      <a:font script="Jpan" typeface="游ゴシック"/>
-      <a:font script="Hang" typeface="맑은 고딕"/>
-      <a:font script="Hans" typeface="等线"/>
-      <a:font script="Hant" typeface="新細明體"/>
-      <a:font script="Arab" typeface="Arial"/>
-      <a:font script="Hebr" typeface="Arial"/>
-      <a:font script="Thai" typeface="Tahoma"/>
-      <a:font script="Ethi" typeface="Nyala"/>
-      <a:font script="Beng" typeface="Vrinda"/>
-      <a:font script="Gujr" typeface="Shruti"/>
-      <a:font script="Khmr" typeface="DaunPenh"/>
-      <a:font script="Knda" typeface="Tunga"/>
-      <a:font script="Guru" typeface="Raavi"/>
-      <a:font script="Cans" typeface="Euphemia"/>
-      <a:font script="Cher" typeface="Plantagenet Cherokee"/>
-      <a:font script="Yiii" typeface="Microsoft Yi Baiti"/>
-      <a:font script="Tibt" typeface="Microsoft Himalaya"/>
-      <a:font script="Thaa" typeface="MV Boli"/>
-      <a:font script="Deva" typeface="Mangal"/>
-      <a:font script="Telu" typeface="Gautami"/>
-      <a:font script="Taml" typeface="Latha"/>
-      <a:font script="Syrc" typeface="Estrangelo Edessa"/>
-      <a:font script="Orya" typeface="Kalinga"/>
-      <a:font script="Mlym" typeface="Kartika"/>
-      <a:font script="Laoo" typeface="DokChampa"/>
-      <a:font script="Sinh" typeface="Iskoola Pota"/>
-      <a:font script="Mong" typeface="Mongolian Baiti"/>
-      <a:font script="Viet" typeface="Arial"/>
-      <a:font script="Uigh" typeface="Microsoft Uighur"/>
-      <a:font script="Geor" typeface="Sylfaen"/>
-      <a:font script="Armn" typeface="Arial"/>
-      <a:font script="Bugi" typeface="Leelawadee UI"/>
-      <a:font script="Bopo" typeface="Microsoft JhengHei"/>
-      <a:font script="Java" typeface="Javanese Text"/>
-      <a:font script="Lisu" typeface="Segoe UI"/>
-      <a:font script="Mymr" typeface="Myanmar Text"/>
-      <a:font script="Nkoo" typeface="Ebrima"/>
-      <a:font script="Olck" typeface="Nirmala UI"/>
-      <a:font script="Osma" typeface="Ebrima"/>
-      <a:font script="Phag" typeface="Phagspa"/>
-      <a:font script="Syrn" typeface="Estrangelo Edessa"/>
-      <a:font script="Syrj" typeface="Estrangelo Edessa"/>
-      <a:font script="Syre" typeface="Estrangelo Edessa"/>
-      <a:font script="Sora" typeface="Nirmala UI"/>
-      <a:font script="Tale" typeface="Microsoft Tai Le"/>
-      <a:font script="Talu" typeface="Microsoft New Tai Lue"/>
-      <a:font script="Tfng" typeface="Ebrima"/>
-    </a:minorFont>
-  </a:fontScheme>
-  <a:fmtScheme name="Office">
-    <a:fillStyleLst>
-      <a:solidFill>
-        <a:schemeClr val="phClr"/>
-      </a:solidFill>
-      <a:gradFill rotWithShape="1">
-        <a:gsLst>
-          <a:gs pos="0">
-            <a:schemeClr val="phClr">
-              <a:lumMod val="110000"/>
-              <a:satMod val="105000"/>
-              <a:tint val="67000"/>
-            </a:schemeClr>
-          </a:gs>
-          <a:gs pos="50000">
-            <a:schemeClr val="phClr">
-              <a:lumMod val="105000"/>
-              <a:satMod val="103000"/>
-              <a:tint val="73000"/>
-            </a:schemeClr>
-          </a:gs>
-          <a:gs pos="100000">
-            <a:schemeClr val="phClr">
-              <a:lumMod val="105000"/>
-              <a:satMod val="109000"/>
-              <a:tint val="81000"/>
-            </a:schemeClr>
-          </a:gs>
-        </a:gsLst>
-        <a:lin ang="5400000" scaled="0"/>
-      </a:gradFill>
-      <a:gradFill rotWithShape="1">
-        <a:gsLst>
-          <a:gs pos="0">
-            <a:schemeClr val="phClr">
-              <a:satMod val="103000"/>
-              <a:lumMod val="102000"/>
-              <a:tint val="94000"/>
-            </a:schemeClr>
-          </a:gs>
-          <a:gs pos="50000">
-            <a:schemeClr val="phClr">
-              <a:satMod val="110000"/>
-              <a:lumMod val="100000"/>
-              <a:shade val="100000"/>
-            </a:schemeClr>
-          </a:gs>
-          <a:gs pos="100000">
-            <a:schemeClr val="phClr">
-              <a:lumMod val="99000"/>
-              <a:satMod val="120000"/>
-              <a:shade val="78000"/>
-            </a:schemeClr>
-          </a:gs>
-        </a:gsLst>
-        <a:lin ang="5400000" scaled="0"/>
-      </a:gradFill>
-    </a:fillStyleLst>
-    <a:lnStyleLst>
-      <a:ln w="6350" cap="flat" cmpd="sng" algn="ctr">
-        <a:solidFill>
-          <a:schemeClr val="phClr"/>
-        </a:solidFill>
-        <a:prstDash val="solid"/>
-        <a:miter lim="800000"/>
-      </a:ln>
-      <a:ln w="12700" cap="flat" cmpd="sng" algn="ctr">
-        <a:solidFill>
-          <a:schemeClr val="phClr"/>
-        </a:solidFill>
-        <a:prstDash val="solid"/>
-        <a:miter lim="800000"/>
-      </a:ln>
-      <a:ln w="19050" cap="flat" cmpd="sng" algn="ctr">
-        <a:solidFill>
-          <a:schemeClr val="phClr"/>
-        </a:solidFill>
-        <a:prstDash val="solid"/>
-        <a:miter lim="800000"/>
-      </a:ln>
-    </a:lnStyleLst>
-    <a:effectStyleLst>
-      <a:effectStyle>
-        <a:effectLst/>
-      </a:effectStyle>
-      <a:effectStyle>
-        <a:effectLst/>
-      </a:effectStyle>
-      <a:effectStyle>
-        <a:effectLst>
-          <a:outerShdw blurRad="57150" dist="19050" dir="5400000" algn="ctr" rotWithShape="0">
-            <a:srgbClr val="000000">
-              <a:alpha val="63000"/>
-            </a:srgbClr>
-          </a:outerShdw>
-        </a:effectLst>
-      </a:effectStyle>
-    </a:effectStyleLst>
-    <a:bgFillStyleLst>
-      <a:solidFill>
-        <a:schemeClr val="phClr"/>
-      </a:solidFill>
-      <a:solidFill>
-        <a:schemeClr val="phClr">
-          <a:tint val="95000"/>
-          <a:satMod val="170000"/>
-        </a:schemeClr>
-      </a:solidFill>
-      <a:gradFill rotWithShape="1">
-        <a:gsLst>
-          <a:gs pos="0">
-            <a:schemeClr val="phClr">
-              <a:tint val="93000"/>
-              <a:satMod val="150000"/>
-              <a:shade val="98000"/>
-              <a:lumMod val="102000"/>
-            </a:schemeClr>
-          </a:gs>
-          <a:gs pos="50000">
-            <a:schemeClr val="phClr">
-              <a:tint val="98000"/>
-              <a:satMod val="130000"/>
-              <a:shade val="90000"/>
-              <a:lumMod val="103000"/>
-            </a:schemeClr>
-          </a:gs>
-          <a:gs pos="100000">
-            <a:schemeClr val="phClr">
-              <a:shade val="63000"/>
-              <a:satMod val="120000"/>
-            </a:schemeClr>
-          </a:gs>
-        </a:gsLst>
-        <a:lin ang="5400000" scaled="0"/>
-      </a:gradFill>
-    </a:bgFillStyleLst>
-  </a:fmtScheme>
-</a:themeOverride>
 </file>
--- a/docs/BYREGION/Женщины_Средней_Азии.docx
+++ b/docs/BYREGION/Женщины_Средней_Азии.docx
@@ -76,16 +76,6 @@
         <w:t>11 имен</w:t>
       </w:r>
     </w:p>
-    <w:p>
-      <w:pPr>
-        <w:rPr>
-          <w:rFonts w:ascii="Arial" w:hAnsi="Arial" w:cs="Arial"/>
-          <w:sz w:val="16"/>
-          <w:szCs w:val="16"/>
-          <w:lang w:val="ru-RU"/>
-        </w:rPr>
-      </w:pPr>
-    </w:p>
     <w:tbl>
       <w:tblPr>
         <w:tblStyle w:val="TableGrid"/>
@@ -122,7 +112,25 @@
                 <w:szCs w:val="16"/>
                 <w:lang w:val="ru-RU"/>
               </w:rPr>
-              <w:t xml:space="preserve">Данный список составлен на основе открытых и доступных на </w:t>
+              <w:t xml:space="preserve">Данный список составлен на основе открытых и доступных </w:t>
+            </w:r>
+            <w:r>
+              <w:rPr>
+                <w:rFonts w:ascii="Arial" w:hAnsi="Arial" w:cs="Arial"/>
+                <w:sz w:val="16"/>
+                <w:szCs w:val="16"/>
+                <w:lang w:val="ru-RU"/>
+              </w:rPr>
+              <w:t>в</w:t>
+            </w:r>
+            <w:r>
+              <w:rPr>
+                <w:rFonts w:ascii="Arial" w:hAnsi="Arial" w:cs="Arial"/>
+                <w:sz w:val="16"/>
+                <w:szCs w:val="16"/>
+                <w:lang w:val="ru-RU"/>
+              </w:rPr>
+              <w:t xml:space="preserve"> </w:t>
             </w:r>
             <w:r>
               <w:rPr>
@@ -1914,6 +1922,7 @@
                 <w:szCs w:val="16"/>
                 <w:lang w:val="ru-RU"/>
               </w:rPr>
+              <w:lastRenderedPageBreak/>
               <w:t xml:space="preserve">1870 г.р., </w:t>
             </w:r>
             <w:proofErr w:type="spellStart"/>
@@ -2288,6 +2297,7 @@
                 <w:szCs w:val="16"/>
                 <w:lang w:val="ru-RU"/>
               </w:rPr>
+              <w:lastRenderedPageBreak/>
               <w:t xml:space="preserve">Сулейменова </w:t>
             </w:r>
             <w:proofErr w:type="spellStart"/>
@@ -3371,524 +3381,6 @@
               </w:rPr>
               <w:t xml:space="preserve"> </w:t>
             </w:r>
-            <w:r>
-              <w:fldChar w:fldCharType="begin"/>
-            </w:r>
-            <w:r>
-              <w:instrText>HYPERLINK</w:instrText>
-            </w:r>
-            <w:r>
-              <w:rPr>
-                <w:lang w:val="ru-RU"/>
-              </w:rPr>
-              <w:instrText xml:space="preserve"> "</w:instrText>
-            </w:r>
-            <w:r>
-              <w:instrText>https</w:instrText>
-            </w:r>
-            <w:r>
-              <w:rPr>
-                <w:lang w:val="ru-RU"/>
-              </w:rPr>
-              <w:instrText>://</w:instrText>
-            </w:r>
-            <w:r>
-              <w:instrText>ru</w:instrText>
-            </w:r>
-            <w:r>
-              <w:rPr>
-                <w:lang w:val="ru-RU"/>
-              </w:rPr>
-              <w:instrText>.</w:instrText>
-            </w:r>
-            <w:r>
-              <w:instrText>openlist</w:instrText>
-            </w:r>
-            <w:r>
-              <w:rPr>
-                <w:lang w:val="ru-RU"/>
-              </w:rPr>
-              <w:instrText>.</w:instrText>
-            </w:r>
-            <w:r>
-              <w:instrText>wiki</w:instrText>
-            </w:r>
-            <w:r>
-              <w:rPr>
-                <w:lang w:val="ru-RU"/>
-              </w:rPr>
-              <w:instrText>/Шонанова_Шахзада_(1903)"</w:instrText>
-            </w:r>
-            <w:r>
-              <w:fldChar w:fldCharType="separate"/>
-            </w:r>
-            <w:r>
-              <w:rPr>
-                <w:rStyle w:val="Hyperlink"/>
-                <w:rFonts w:ascii="Arial" w:hAnsi="Arial" w:cs="Arial"/>
-                <w:b/>
-                <w:bCs/>
-                <w:sz w:val="16"/>
-                <w:szCs w:val="16"/>
-                <w:lang w:val="ru-RU"/>
-              </w:rPr>
-              <w:t>Архивная ссылка</w:t>
-            </w:r>
-            <w:r>
-              <w:fldChar w:fldCharType="end"/>
-            </w:r>
-          </w:p>
-        </w:tc>
-      </w:tr>
-      <w:tr>
-        <w:tc>
-          <w:tcPr>
-            <w:tcW w:w="11160" w:type="dxa"/>
-            <w:tcBorders>
-              <w:left w:val="double" w:sz="1" w:space="0" w:color="808080"/>
-              <w:bottom w:val="double" w:sz="1" w:space="0" w:color="808080"/>
-              <w:right w:val="double" w:sz="2" w:space="0" w:color="808080"/>
-            </w:tcBorders>
-            <w:shd w:val="clear" w:color="auto" w:fill="auto"/>
-            <w:vAlign w:val="center"/>
-          </w:tcPr>
-          <w:p>
-            <w:pPr>
-              <w:pStyle w:val="BodyText"/>
-              <w:pBdr>
-                <w:top w:val="none" w:sz="0" w:space="0" w:color="000000"/>
-                <w:left w:val="none" w:sz="0" w:space="0" w:color="000000"/>
-                <w:bottom w:val="none" w:sz="0" w:space="0" w:color="000000"/>
-                <w:right w:val="none" w:sz="0" w:space="0" w:color="000000"/>
-              </w:pBdr>
-              <w:snapToGrid w:val="0"/>
-              <w:spacing w:after="0" w:line="240" w:lineRule="auto"/>
-              <w:rPr>
-                <w:rFonts w:ascii="Arial" w:hAnsi="Arial" w:cs="Arial"/>
-                <w:sz w:val="16"/>
-                <w:szCs w:val="16"/>
-                <w:lang w:val="ru-RU"/>
-              </w:rPr>
-            </w:pPr>
-          </w:p>
-          <w:p>
-            <w:pPr>
-              <w:pStyle w:val="BodyText"/>
-              <w:pBdr>
-                <w:top w:val="none" w:sz="0" w:space="0" w:color="000000"/>
-                <w:left w:val="none" w:sz="0" w:space="0" w:color="000000"/>
-                <w:bottom w:val="none" w:sz="0" w:space="0" w:color="000000"/>
-                <w:right w:val="none" w:sz="0" w:space="0" w:color="000000"/>
-              </w:pBdr>
-              <w:snapToGrid w:val="0"/>
-              <w:spacing w:after="0" w:line="240" w:lineRule="auto"/>
-              <w:rPr>
-                <w:rFonts w:ascii="Arial" w:hAnsi="Arial" w:cs="Arial"/>
-                <w:b/>
-                <w:bCs/>
-                <w:sz w:val="16"/>
-                <w:szCs w:val="16"/>
-                <w:lang w:val="ru-RU"/>
-              </w:rPr>
-            </w:pPr>
-            <w:r>
-              <w:rPr>
-                <w:rFonts w:ascii="Arial" w:hAnsi="Arial" w:cs="Arial"/>
-                <w:b/>
-                <w:bCs/>
-                <w:sz w:val="16"/>
-                <w:szCs w:val="16"/>
-                <w:lang w:val="ru-RU"/>
-              </w:rPr>
-              <w:t>УМЕРЛИ В ЗАКЛЮЧЕНИИ</w:t>
-            </w:r>
-          </w:p>
-        </w:tc>
-      </w:tr>
-      <w:tr>
-        <w:tc>
-          <w:tcPr>
-            <w:tcW w:w="11160" w:type="dxa"/>
-            <w:tcBorders>
-              <w:left w:val="double" w:sz="1" w:space="0" w:color="808080"/>
-              <w:bottom w:val="double" w:sz="1" w:space="0" w:color="808080"/>
-              <w:right w:val="double" w:sz="2" w:space="0" w:color="808080"/>
-            </w:tcBorders>
-            <w:shd w:val="clear" w:color="auto" w:fill="auto"/>
-            <w:vAlign w:val="center"/>
-          </w:tcPr>
-          <w:p>
-            <w:pPr>
-              <w:pStyle w:val="BodyText"/>
-              <w:tabs>
-                <w:tab w:val="left" w:pos="0"/>
-              </w:tabs>
-              <w:spacing w:after="0" w:line="240" w:lineRule="auto"/>
-              <w:rPr>
-                <w:rFonts w:ascii="Arial" w:hAnsi="Arial" w:cs="Arial"/>
-                <w:sz w:val="16"/>
-                <w:szCs w:val="16"/>
-                <w:lang w:val="ru-RU"/>
-              </w:rPr>
-            </w:pPr>
-            <w:proofErr w:type="spellStart"/>
-            <w:r>
-              <w:rPr>
-                <w:rFonts w:ascii="Arial" w:hAnsi="Arial" w:cs="Arial"/>
-                <w:b/>
-                <w:color w:val="000080"/>
-                <w:sz w:val="16"/>
-                <w:szCs w:val="16"/>
-                <w:lang w:val="ru-RU"/>
-              </w:rPr>
-              <w:t>Биркембаева</w:t>
-            </w:r>
-            <w:proofErr w:type="spellEnd"/>
-            <w:r>
-              <w:rPr>
-                <w:rFonts w:ascii="Arial" w:hAnsi="Arial" w:cs="Arial"/>
-                <w:b/>
-                <w:color w:val="000080"/>
-                <w:sz w:val="16"/>
-                <w:szCs w:val="16"/>
-                <w:lang w:val="ru-RU"/>
-              </w:rPr>
-              <w:t xml:space="preserve"> Маржан</w:t>
-            </w:r>
-            <w:r>
-              <w:rPr>
-                <w:rFonts w:ascii="Arial" w:hAnsi="Arial" w:cs="Arial"/>
-                <w:b/>
-                <w:color w:val="000080"/>
-                <w:sz w:val="16"/>
-                <w:szCs w:val="16"/>
-                <w:lang w:val="ru-RU"/>
-              </w:rPr>
-              <w:t xml:space="preserve"> </w:t>
-            </w:r>
-            <w:r>
-              <w:rPr>
-                <w:rFonts w:ascii="Arial" w:hAnsi="Arial" w:cs="Arial"/>
-                <w:b/>
-                <w:color w:val="000080"/>
-                <w:sz w:val="16"/>
-                <w:szCs w:val="16"/>
-                <w:lang w:val="ru-RU"/>
-              </w:rPr>
-              <w:t>нет даты рождения</w:t>
-            </w:r>
-            <w:r>
-              <w:rPr>
-                <w:rFonts w:ascii="Arial" w:hAnsi="Arial" w:cs="Arial"/>
-                <w:b/>
-                <w:color w:val="000080"/>
-                <w:sz w:val="16"/>
-                <w:szCs w:val="16"/>
-                <w:lang w:val="ru-RU"/>
-              </w:rPr>
-              <w:t xml:space="preserve"> </w:t>
-            </w:r>
-          </w:p>
-          <w:p>
-            <w:pPr>
-              <w:pStyle w:val="BodyText"/>
-              <w:pBdr>
-                <w:top w:val="none" w:sz="0" w:space="0" w:color="000000"/>
-                <w:left w:val="none" w:sz="0" w:space="0" w:color="000000"/>
-                <w:bottom w:val="none" w:sz="0" w:space="0" w:color="000000"/>
-                <w:right w:val="none" w:sz="0" w:space="0" w:color="000000"/>
-              </w:pBdr>
-              <w:spacing w:after="0" w:line="240" w:lineRule="auto"/>
-              <w:rPr>
-                <w:rFonts w:ascii="Arial" w:hAnsi="Arial" w:cs="Arial"/>
-                <w:sz w:val="16"/>
-                <w:szCs w:val="16"/>
-              </w:rPr>
-            </w:pPr>
-            <w:r>
-              <w:rPr>
-                <w:rFonts w:ascii="Arial" w:hAnsi="Arial" w:cs="Arial"/>
-                <w:color w:val="000000"/>
-                <w:sz w:val="16"/>
-                <w:szCs w:val="16"/>
-                <w:lang w:val="ru-RU"/>
-              </w:rPr>
-              <w:t>Родилась</w:t>
-            </w:r>
-            <w:r>
-              <w:rPr>
-                <w:rFonts w:ascii="Arial" w:hAnsi="Arial" w:cs="Arial"/>
-                <w:color w:val="000000"/>
-                <w:sz w:val="16"/>
-                <w:szCs w:val="16"/>
-                <w:lang w:val="ru-RU"/>
-              </w:rPr>
-              <w:t xml:space="preserve"> </w:t>
-            </w:r>
-            <w:r>
-              <w:rPr>
-                <w:rFonts w:ascii="Arial" w:hAnsi="Arial" w:cs="Arial"/>
-                <w:color w:val="000000"/>
-                <w:sz w:val="16"/>
-                <w:szCs w:val="16"/>
-                <w:lang w:val="ru-RU"/>
-              </w:rPr>
-              <w:t xml:space="preserve">в </w:t>
-            </w:r>
-            <w:proofErr w:type="spellStart"/>
-            <w:r>
-              <w:rPr>
-                <w:rFonts w:ascii="Arial" w:hAnsi="Arial" w:cs="Arial"/>
-                <w:color w:val="000000"/>
-                <w:sz w:val="16"/>
-                <w:szCs w:val="16"/>
-                <w:lang w:val="ru-RU"/>
-              </w:rPr>
-              <w:t>с.Иргиз</w:t>
-            </w:r>
-            <w:proofErr w:type="spellEnd"/>
-            <w:r>
-              <w:rPr>
-                <w:rFonts w:ascii="Arial" w:hAnsi="Arial" w:cs="Arial"/>
-                <w:color w:val="000000"/>
-                <w:sz w:val="16"/>
-                <w:szCs w:val="16"/>
-                <w:lang w:val="ru-RU"/>
-              </w:rPr>
-              <w:t xml:space="preserve"> Актюбинской обл.; казашка; Приговорена: ОСО при НКВД СССР 12 июня 1938 г., обв.:</w:t>
-            </w:r>
-            <w:r>
-              <w:rPr>
-                <w:rFonts w:ascii="Arial" w:hAnsi="Arial" w:cs="Arial"/>
-                <w:color w:val="000000"/>
-                <w:sz w:val="16"/>
-                <w:szCs w:val="16"/>
-              </w:rPr>
-              <w:t> </w:t>
-            </w:r>
-            <w:r>
-              <w:rPr>
-                <w:rFonts w:ascii="Arial" w:hAnsi="Arial" w:cs="Arial"/>
-                <w:color w:val="000000"/>
-                <w:sz w:val="16"/>
-                <w:szCs w:val="16"/>
-                <w:lang w:val="ru-RU"/>
-              </w:rPr>
-              <w:t xml:space="preserve">как ЧСИР. Приговор: к 8 годам ИТЛ. Прибыла в Акмолинское ЛО 21.04.1939 из тюрьмы </w:t>
-            </w:r>
-            <w:proofErr w:type="spellStart"/>
-            <w:r>
-              <w:rPr>
-                <w:rFonts w:ascii="Arial" w:hAnsi="Arial" w:cs="Arial"/>
-                <w:color w:val="000000"/>
-                <w:sz w:val="16"/>
-                <w:szCs w:val="16"/>
-                <w:lang w:val="ru-RU"/>
-              </w:rPr>
-              <w:t>г.Актюбинска</w:t>
-            </w:r>
-            <w:proofErr w:type="spellEnd"/>
-            <w:r>
-              <w:rPr>
-                <w:rFonts w:ascii="Arial" w:hAnsi="Arial" w:cs="Arial"/>
-                <w:color w:val="000000"/>
-                <w:sz w:val="16"/>
-                <w:szCs w:val="16"/>
-                <w:lang w:val="ru-RU"/>
-              </w:rPr>
-              <w:t xml:space="preserve">. В </w:t>
-            </w:r>
-            <w:proofErr w:type="spellStart"/>
-            <w:r>
-              <w:rPr>
-                <w:rFonts w:ascii="Arial" w:hAnsi="Arial" w:cs="Arial"/>
-                <w:color w:val="000000"/>
-                <w:sz w:val="16"/>
-                <w:szCs w:val="16"/>
-                <w:lang w:val="ru-RU"/>
-              </w:rPr>
-              <w:t>АЛЖИРе</w:t>
-            </w:r>
-            <w:proofErr w:type="spellEnd"/>
-            <w:r>
-              <w:rPr>
-                <w:rFonts w:ascii="Arial" w:hAnsi="Arial" w:cs="Arial"/>
-                <w:color w:val="000000"/>
-                <w:sz w:val="16"/>
-                <w:szCs w:val="16"/>
-                <w:lang w:val="ru-RU"/>
-              </w:rPr>
-              <w:t xml:space="preserve"> находилась до 09.08.1944. </w:t>
-            </w:r>
-            <w:r>
-              <w:rPr>
-                <w:rFonts w:ascii="Arial" w:hAnsi="Arial" w:cs="Arial"/>
-                <w:color w:val="000000"/>
-                <w:sz w:val="16"/>
-                <w:szCs w:val="16"/>
-              </w:rPr>
-              <w:t>У</w:t>
-            </w:r>
-            <w:r>
-              <w:rPr>
-                <w:rFonts w:ascii="Arial" w:hAnsi="Arial" w:cs="Arial"/>
-                <w:color w:val="000000"/>
-                <w:sz w:val="16"/>
-                <w:szCs w:val="16"/>
-                <w:lang w:val="ru-RU"/>
-              </w:rPr>
-              <w:t>мерла</w:t>
-            </w:r>
-            <w:r>
-              <w:rPr>
-                <w:rFonts w:ascii="Arial" w:hAnsi="Arial" w:cs="Arial"/>
-                <w:color w:val="000000"/>
-                <w:sz w:val="16"/>
-                <w:szCs w:val="16"/>
-              </w:rPr>
-              <w:t xml:space="preserve"> 9.08.1944.</w:t>
-            </w:r>
-          </w:p>
-          <w:p>
-            <w:pPr>
-              <w:pStyle w:val="BodyText"/>
-              <w:pBdr>
-                <w:top w:val="none" w:sz="0" w:space="0" w:color="000000"/>
-                <w:left w:val="none" w:sz="0" w:space="0" w:color="000000"/>
-                <w:bottom w:val="none" w:sz="0" w:space="0" w:color="000000"/>
-                <w:right w:val="none" w:sz="0" w:space="0" w:color="000000"/>
-              </w:pBdr>
-              <w:snapToGrid w:val="0"/>
-              <w:spacing w:after="0" w:line="240" w:lineRule="auto"/>
-              <w:rPr>
-                <w:rFonts w:ascii="Arial" w:hAnsi="Arial" w:cs="Arial"/>
-                <w:b/>
-                <w:bCs/>
-                <w:sz w:val="16"/>
-                <w:szCs w:val="16"/>
-                <w:lang w:val="ru-RU"/>
-              </w:rPr>
-            </w:pPr>
-            <w:proofErr w:type="spellStart"/>
-            <w:r>
-              <w:rPr>
-                <w:rFonts w:ascii="Arial" w:hAnsi="Arial" w:cs="Arial"/>
-                <w:b/>
-                <w:bCs/>
-                <w:color w:val="570000"/>
-                <w:sz w:val="16"/>
-                <w:szCs w:val="16"/>
-              </w:rPr>
-              <w:t>Источник</w:t>
-            </w:r>
-            <w:proofErr w:type="spellEnd"/>
-            <w:r>
-              <w:rPr>
-                <w:rFonts w:ascii="Arial" w:hAnsi="Arial" w:cs="Arial"/>
-                <w:b/>
-                <w:bCs/>
-                <w:color w:val="570000"/>
-                <w:sz w:val="16"/>
-                <w:szCs w:val="16"/>
-              </w:rPr>
-              <w:t xml:space="preserve">: Книга </w:t>
-            </w:r>
-            <w:proofErr w:type="spellStart"/>
-            <w:r>
-              <w:rPr>
-                <w:rFonts w:ascii="Arial" w:hAnsi="Arial" w:cs="Arial"/>
-                <w:b/>
-                <w:bCs/>
-                <w:color w:val="570000"/>
-                <w:sz w:val="16"/>
-                <w:szCs w:val="16"/>
-              </w:rPr>
-              <w:t>памяти</w:t>
-            </w:r>
-            <w:proofErr w:type="spellEnd"/>
-            <w:r>
-              <w:rPr>
-                <w:rFonts w:ascii="Arial" w:hAnsi="Arial" w:cs="Arial"/>
-                <w:b/>
-                <w:bCs/>
-                <w:color w:val="570000"/>
-                <w:sz w:val="16"/>
-                <w:szCs w:val="16"/>
-              </w:rPr>
-              <w:t xml:space="preserve"> "</w:t>
-            </w:r>
-            <w:proofErr w:type="spellStart"/>
-            <w:r>
-              <w:rPr>
-                <w:rFonts w:ascii="Arial" w:hAnsi="Arial" w:cs="Arial"/>
-                <w:b/>
-                <w:bCs/>
-                <w:color w:val="570000"/>
-                <w:sz w:val="16"/>
-                <w:szCs w:val="16"/>
-              </w:rPr>
-              <w:t>Узницы</w:t>
-            </w:r>
-            <w:proofErr w:type="spellEnd"/>
-            <w:r>
-              <w:rPr>
-                <w:rFonts w:ascii="Arial" w:hAnsi="Arial" w:cs="Arial"/>
-                <w:b/>
-                <w:bCs/>
-                <w:color w:val="570000"/>
-                <w:sz w:val="16"/>
-                <w:szCs w:val="16"/>
-              </w:rPr>
-              <w:t xml:space="preserve"> </w:t>
-            </w:r>
-            <w:proofErr w:type="spellStart"/>
-            <w:r>
-              <w:rPr>
-                <w:rFonts w:ascii="Arial" w:hAnsi="Arial" w:cs="Arial"/>
-                <w:b/>
-                <w:bCs/>
-                <w:color w:val="570000"/>
-                <w:sz w:val="16"/>
-                <w:szCs w:val="16"/>
-              </w:rPr>
-              <w:t>АЛЖИРа</w:t>
-            </w:r>
-            <w:proofErr w:type="spellEnd"/>
-            <w:r>
-              <w:rPr>
-                <w:rFonts w:ascii="Arial" w:hAnsi="Arial" w:cs="Arial"/>
-                <w:b/>
-                <w:bCs/>
-                <w:color w:val="570000"/>
-                <w:sz w:val="16"/>
-                <w:szCs w:val="16"/>
-              </w:rPr>
-              <w:t>"</w:t>
-            </w:r>
-            <w:r>
-              <w:rPr>
-                <w:rFonts w:ascii="Arial" w:hAnsi="Arial" w:cs="Arial"/>
-                <w:b/>
-                <w:bCs/>
-                <w:color w:val="570000"/>
-                <w:sz w:val="16"/>
-                <w:szCs w:val="16"/>
-                <w:lang w:val="ru-RU"/>
-              </w:rPr>
-              <w:t>;</w:t>
-            </w:r>
-            <w:r>
-              <w:rPr>
-                <w:rFonts w:ascii="Arial" w:hAnsi="Arial" w:cs="Arial"/>
-                <w:b/>
-                <w:bCs/>
-                <w:color w:val="570000"/>
-                <w:sz w:val="16"/>
-                <w:szCs w:val="16"/>
-                <w:lang w:val="ru-RU"/>
-              </w:rPr>
-              <w:t xml:space="preserve"> </w:t>
-            </w:r>
             <w:hyperlink r:id="rId14" w:history="1">
               <w:r>
                 <w:rPr>
@@ -3920,6 +3412,472 @@
           </w:tcPr>
           <w:p>
             <w:pPr>
+              <w:pStyle w:val="BodyText"/>
+              <w:pBdr>
+                <w:top w:val="none" w:sz="0" w:space="0" w:color="000000"/>
+                <w:left w:val="none" w:sz="0" w:space="0" w:color="000000"/>
+                <w:bottom w:val="none" w:sz="0" w:space="0" w:color="000000"/>
+                <w:right w:val="none" w:sz="0" w:space="0" w:color="000000"/>
+              </w:pBdr>
+              <w:snapToGrid w:val="0"/>
+              <w:spacing w:after="0" w:line="240" w:lineRule="auto"/>
+              <w:rPr>
+                <w:rFonts w:ascii="Arial" w:hAnsi="Arial" w:cs="Arial"/>
+                <w:sz w:val="16"/>
+                <w:szCs w:val="16"/>
+                <w:lang w:val="ru-RU"/>
+              </w:rPr>
+            </w:pPr>
+          </w:p>
+          <w:p>
+            <w:pPr>
+              <w:pStyle w:val="BodyText"/>
+              <w:pBdr>
+                <w:top w:val="none" w:sz="0" w:space="0" w:color="000000"/>
+                <w:left w:val="none" w:sz="0" w:space="0" w:color="000000"/>
+                <w:bottom w:val="none" w:sz="0" w:space="0" w:color="000000"/>
+                <w:right w:val="none" w:sz="0" w:space="0" w:color="000000"/>
+              </w:pBdr>
+              <w:snapToGrid w:val="0"/>
+              <w:spacing w:after="0" w:line="240" w:lineRule="auto"/>
+              <w:rPr>
+                <w:rFonts w:ascii="Arial" w:hAnsi="Arial" w:cs="Arial"/>
+                <w:b/>
+                <w:bCs/>
+                <w:sz w:val="16"/>
+                <w:szCs w:val="16"/>
+                <w:lang w:val="ru-RU"/>
+              </w:rPr>
+            </w:pPr>
+            <w:r>
+              <w:rPr>
+                <w:rFonts w:ascii="Arial" w:hAnsi="Arial" w:cs="Arial"/>
+                <w:b/>
+                <w:bCs/>
+                <w:sz w:val="16"/>
+                <w:szCs w:val="16"/>
+                <w:lang w:val="ru-RU"/>
+              </w:rPr>
+              <w:t>УМЕРЛИ В ЗАКЛЮЧЕНИИ</w:t>
+            </w:r>
+          </w:p>
+        </w:tc>
+      </w:tr>
+      <w:tr>
+        <w:tc>
+          <w:tcPr>
+            <w:tcW w:w="11160" w:type="dxa"/>
+            <w:tcBorders>
+              <w:left w:val="double" w:sz="1" w:space="0" w:color="808080"/>
+              <w:bottom w:val="double" w:sz="1" w:space="0" w:color="808080"/>
+              <w:right w:val="double" w:sz="2" w:space="0" w:color="808080"/>
+            </w:tcBorders>
+            <w:shd w:val="clear" w:color="auto" w:fill="auto"/>
+            <w:vAlign w:val="center"/>
+          </w:tcPr>
+          <w:p>
+            <w:pPr>
+              <w:pStyle w:val="BodyText"/>
+              <w:tabs>
+                <w:tab w:val="left" w:pos="0"/>
+              </w:tabs>
+              <w:spacing w:after="0" w:line="240" w:lineRule="auto"/>
+              <w:rPr>
+                <w:rFonts w:ascii="Arial" w:hAnsi="Arial" w:cs="Arial"/>
+                <w:sz w:val="16"/>
+                <w:szCs w:val="16"/>
+                <w:lang w:val="ru-RU"/>
+              </w:rPr>
+            </w:pPr>
+            <w:proofErr w:type="spellStart"/>
+            <w:r>
+              <w:rPr>
+                <w:rFonts w:ascii="Arial" w:hAnsi="Arial" w:cs="Arial"/>
+                <w:b/>
+                <w:color w:val="000080"/>
+                <w:sz w:val="16"/>
+                <w:szCs w:val="16"/>
+                <w:lang w:val="ru-RU"/>
+              </w:rPr>
+              <w:t>Биркембаева</w:t>
+            </w:r>
+            <w:proofErr w:type="spellEnd"/>
+            <w:r>
+              <w:rPr>
+                <w:rFonts w:ascii="Arial" w:hAnsi="Arial" w:cs="Arial"/>
+                <w:b/>
+                <w:color w:val="000080"/>
+                <w:sz w:val="16"/>
+                <w:szCs w:val="16"/>
+                <w:lang w:val="ru-RU"/>
+              </w:rPr>
+              <w:t xml:space="preserve"> Маржан</w:t>
+            </w:r>
+            <w:r>
+              <w:rPr>
+                <w:rFonts w:ascii="Arial" w:hAnsi="Arial" w:cs="Arial"/>
+                <w:b/>
+                <w:color w:val="000080"/>
+                <w:sz w:val="16"/>
+                <w:szCs w:val="16"/>
+                <w:lang w:val="ru-RU"/>
+              </w:rPr>
+              <w:t xml:space="preserve"> </w:t>
+            </w:r>
+            <w:r>
+              <w:rPr>
+                <w:rFonts w:ascii="Arial" w:hAnsi="Arial" w:cs="Arial"/>
+                <w:b/>
+                <w:color w:val="000080"/>
+                <w:sz w:val="16"/>
+                <w:szCs w:val="16"/>
+                <w:lang w:val="ru-RU"/>
+              </w:rPr>
+              <w:t>нет даты рождения</w:t>
+            </w:r>
+            <w:r>
+              <w:rPr>
+                <w:rFonts w:ascii="Arial" w:hAnsi="Arial" w:cs="Arial"/>
+                <w:b/>
+                <w:color w:val="000080"/>
+                <w:sz w:val="16"/>
+                <w:szCs w:val="16"/>
+                <w:lang w:val="ru-RU"/>
+              </w:rPr>
+              <w:t xml:space="preserve"> </w:t>
+            </w:r>
+          </w:p>
+          <w:p>
+            <w:pPr>
+              <w:pStyle w:val="BodyText"/>
+              <w:pBdr>
+                <w:top w:val="none" w:sz="0" w:space="0" w:color="000000"/>
+                <w:left w:val="none" w:sz="0" w:space="0" w:color="000000"/>
+                <w:bottom w:val="none" w:sz="0" w:space="0" w:color="000000"/>
+                <w:right w:val="none" w:sz="0" w:space="0" w:color="000000"/>
+              </w:pBdr>
+              <w:spacing w:after="0" w:line="240" w:lineRule="auto"/>
+              <w:rPr>
+                <w:rFonts w:ascii="Arial" w:hAnsi="Arial" w:cs="Arial"/>
+                <w:sz w:val="16"/>
+                <w:szCs w:val="16"/>
+              </w:rPr>
+            </w:pPr>
+            <w:r>
+              <w:rPr>
+                <w:rFonts w:ascii="Arial" w:hAnsi="Arial" w:cs="Arial"/>
+                <w:color w:val="000000"/>
+                <w:sz w:val="16"/>
+                <w:szCs w:val="16"/>
+                <w:lang w:val="ru-RU"/>
+              </w:rPr>
+              <w:t>Родилась</w:t>
+            </w:r>
+            <w:r>
+              <w:rPr>
+                <w:rFonts w:ascii="Arial" w:hAnsi="Arial" w:cs="Arial"/>
+                <w:color w:val="000000"/>
+                <w:sz w:val="16"/>
+                <w:szCs w:val="16"/>
+                <w:lang w:val="ru-RU"/>
+              </w:rPr>
+              <w:t xml:space="preserve"> </w:t>
+            </w:r>
+            <w:r>
+              <w:rPr>
+                <w:rFonts w:ascii="Arial" w:hAnsi="Arial" w:cs="Arial"/>
+                <w:color w:val="000000"/>
+                <w:sz w:val="16"/>
+                <w:szCs w:val="16"/>
+                <w:lang w:val="ru-RU"/>
+              </w:rPr>
+              <w:t xml:space="preserve">в </w:t>
+            </w:r>
+            <w:proofErr w:type="spellStart"/>
+            <w:r>
+              <w:rPr>
+                <w:rFonts w:ascii="Arial" w:hAnsi="Arial" w:cs="Arial"/>
+                <w:color w:val="000000"/>
+                <w:sz w:val="16"/>
+                <w:szCs w:val="16"/>
+                <w:lang w:val="ru-RU"/>
+              </w:rPr>
+              <w:t>с.Иргиз</w:t>
+            </w:r>
+            <w:proofErr w:type="spellEnd"/>
+            <w:r>
+              <w:rPr>
+                <w:rFonts w:ascii="Arial" w:hAnsi="Arial" w:cs="Arial"/>
+                <w:color w:val="000000"/>
+                <w:sz w:val="16"/>
+                <w:szCs w:val="16"/>
+                <w:lang w:val="ru-RU"/>
+              </w:rPr>
+              <w:t xml:space="preserve"> Актюбинской обл.; казашка; Приговорена: ОСО при НКВД СССР 12 июня 1938 г., обв.:</w:t>
+            </w:r>
+            <w:r>
+              <w:rPr>
+                <w:rFonts w:ascii="Arial" w:hAnsi="Arial" w:cs="Arial"/>
+                <w:color w:val="000000"/>
+                <w:sz w:val="16"/>
+                <w:szCs w:val="16"/>
+              </w:rPr>
+              <w:t> </w:t>
+            </w:r>
+            <w:r>
+              <w:rPr>
+                <w:rFonts w:ascii="Arial" w:hAnsi="Arial" w:cs="Arial"/>
+                <w:color w:val="000000"/>
+                <w:sz w:val="16"/>
+                <w:szCs w:val="16"/>
+                <w:lang w:val="ru-RU"/>
+              </w:rPr>
+              <w:t xml:space="preserve">как ЧСИР. Приговор: к 8 годам ИТЛ. Прибыла в Акмолинское ЛО 21.04.1939 из тюрьмы </w:t>
+            </w:r>
+            <w:proofErr w:type="spellStart"/>
+            <w:r>
+              <w:rPr>
+                <w:rFonts w:ascii="Arial" w:hAnsi="Arial" w:cs="Arial"/>
+                <w:color w:val="000000"/>
+                <w:sz w:val="16"/>
+                <w:szCs w:val="16"/>
+                <w:lang w:val="ru-RU"/>
+              </w:rPr>
+              <w:t>г.Актюбинска</w:t>
+            </w:r>
+            <w:proofErr w:type="spellEnd"/>
+            <w:r>
+              <w:rPr>
+                <w:rFonts w:ascii="Arial" w:hAnsi="Arial" w:cs="Arial"/>
+                <w:color w:val="000000"/>
+                <w:sz w:val="16"/>
+                <w:szCs w:val="16"/>
+                <w:lang w:val="ru-RU"/>
+              </w:rPr>
+              <w:t xml:space="preserve">. В </w:t>
+            </w:r>
+            <w:proofErr w:type="spellStart"/>
+            <w:r>
+              <w:rPr>
+                <w:rFonts w:ascii="Arial" w:hAnsi="Arial" w:cs="Arial"/>
+                <w:color w:val="000000"/>
+                <w:sz w:val="16"/>
+                <w:szCs w:val="16"/>
+                <w:lang w:val="ru-RU"/>
+              </w:rPr>
+              <w:t>АЛЖИРе</w:t>
+            </w:r>
+            <w:proofErr w:type="spellEnd"/>
+            <w:r>
+              <w:rPr>
+                <w:rFonts w:ascii="Arial" w:hAnsi="Arial" w:cs="Arial"/>
+                <w:color w:val="000000"/>
+                <w:sz w:val="16"/>
+                <w:szCs w:val="16"/>
+                <w:lang w:val="ru-RU"/>
+              </w:rPr>
+              <w:t xml:space="preserve"> находилась до 09.08.1944. </w:t>
+            </w:r>
+            <w:r>
+              <w:rPr>
+                <w:rFonts w:ascii="Arial" w:hAnsi="Arial" w:cs="Arial"/>
+                <w:color w:val="000000"/>
+                <w:sz w:val="16"/>
+                <w:szCs w:val="16"/>
+              </w:rPr>
+              <w:t>У</w:t>
+            </w:r>
+            <w:r>
+              <w:rPr>
+                <w:rFonts w:ascii="Arial" w:hAnsi="Arial" w:cs="Arial"/>
+                <w:color w:val="000000"/>
+                <w:sz w:val="16"/>
+                <w:szCs w:val="16"/>
+                <w:lang w:val="ru-RU"/>
+              </w:rPr>
+              <w:t>мерла</w:t>
+            </w:r>
+            <w:r>
+              <w:rPr>
+                <w:rFonts w:ascii="Arial" w:hAnsi="Arial" w:cs="Arial"/>
+                <w:color w:val="000000"/>
+                <w:sz w:val="16"/>
+                <w:szCs w:val="16"/>
+              </w:rPr>
+              <w:t xml:space="preserve"> 9.08.1944.</w:t>
+            </w:r>
+          </w:p>
+          <w:p>
+            <w:pPr>
+              <w:pStyle w:val="BodyText"/>
+              <w:pBdr>
+                <w:top w:val="none" w:sz="0" w:space="0" w:color="000000"/>
+                <w:left w:val="none" w:sz="0" w:space="0" w:color="000000"/>
+                <w:bottom w:val="none" w:sz="0" w:space="0" w:color="000000"/>
+                <w:right w:val="none" w:sz="0" w:space="0" w:color="000000"/>
+              </w:pBdr>
+              <w:snapToGrid w:val="0"/>
+              <w:spacing w:after="0" w:line="240" w:lineRule="auto"/>
+              <w:rPr>
+                <w:rFonts w:ascii="Arial" w:hAnsi="Arial" w:cs="Arial"/>
+                <w:b/>
+                <w:bCs/>
+                <w:sz w:val="16"/>
+                <w:szCs w:val="16"/>
+                <w:lang w:val="ru-RU"/>
+              </w:rPr>
+            </w:pPr>
+            <w:proofErr w:type="spellStart"/>
+            <w:r>
+              <w:rPr>
+                <w:rFonts w:ascii="Arial" w:hAnsi="Arial" w:cs="Arial"/>
+                <w:b/>
+                <w:bCs/>
+                <w:color w:val="570000"/>
+                <w:sz w:val="16"/>
+                <w:szCs w:val="16"/>
+              </w:rPr>
+              <w:t>Источник</w:t>
+            </w:r>
+            <w:proofErr w:type="spellEnd"/>
+            <w:r>
+              <w:rPr>
+                <w:rFonts w:ascii="Arial" w:hAnsi="Arial" w:cs="Arial"/>
+                <w:b/>
+                <w:bCs/>
+                <w:color w:val="570000"/>
+                <w:sz w:val="16"/>
+                <w:szCs w:val="16"/>
+              </w:rPr>
+              <w:t xml:space="preserve">: Книга </w:t>
+            </w:r>
+            <w:proofErr w:type="spellStart"/>
+            <w:r>
+              <w:rPr>
+                <w:rFonts w:ascii="Arial" w:hAnsi="Arial" w:cs="Arial"/>
+                <w:b/>
+                <w:bCs/>
+                <w:color w:val="570000"/>
+                <w:sz w:val="16"/>
+                <w:szCs w:val="16"/>
+              </w:rPr>
+              <w:t>памяти</w:t>
+            </w:r>
+            <w:proofErr w:type="spellEnd"/>
+            <w:r>
+              <w:rPr>
+                <w:rFonts w:ascii="Arial" w:hAnsi="Arial" w:cs="Arial"/>
+                <w:b/>
+                <w:bCs/>
+                <w:color w:val="570000"/>
+                <w:sz w:val="16"/>
+                <w:szCs w:val="16"/>
+              </w:rPr>
+              <w:t xml:space="preserve"> "</w:t>
+            </w:r>
+            <w:proofErr w:type="spellStart"/>
+            <w:r>
+              <w:rPr>
+                <w:rFonts w:ascii="Arial" w:hAnsi="Arial" w:cs="Arial"/>
+                <w:b/>
+                <w:bCs/>
+                <w:color w:val="570000"/>
+                <w:sz w:val="16"/>
+                <w:szCs w:val="16"/>
+              </w:rPr>
+              <w:t>Узницы</w:t>
+            </w:r>
+            <w:proofErr w:type="spellEnd"/>
+            <w:r>
+              <w:rPr>
+                <w:rFonts w:ascii="Arial" w:hAnsi="Arial" w:cs="Arial"/>
+                <w:b/>
+                <w:bCs/>
+                <w:color w:val="570000"/>
+                <w:sz w:val="16"/>
+                <w:szCs w:val="16"/>
+              </w:rPr>
+              <w:t xml:space="preserve"> </w:t>
+            </w:r>
+            <w:proofErr w:type="spellStart"/>
+            <w:r>
+              <w:rPr>
+                <w:rFonts w:ascii="Arial" w:hAnsi="Arial" w:cs="Arial"/>
+                <w:b/>
+                <w:bCs/>
+                <w:color w:val="570000"/>
+                <w:sz w:val="16"/>
+                <w:szCs w:val="16"/>
+              </w:rPr>
+              <w:t>АЛЖИРа</w:t>
+            </w:r>
+            <w:proofErr w:type="spellEnd"/>
+            <w:r>
+              <w:rPr>
+                <w:rFonts w:ascii="Arial" w:hAnsi="Arial" w:cs="Arial"/>
+                <w:b/>
+                <w:bCs/>
+                <w:color w:val="570000"/>
+                <w:sz w:val="16"/>
+                <w:szCs w:val="16"/>
+              </w:rPr>
+              <w:t>"</w:t>
+            </w:r>
+            <w:r>
+              <w:rPr>
+                <w:rFonts w:ascii="Arial" w:hAnsi="Arial" w:cs="Arial"/>
+                <w:b/>
+                <w:bCs/>
+                <w:color w:val="570000"/>
+                <w:sz w:val="16"/>
+                <w:szCs w:val="16"/>
+                <w:lang w:val="ru-RU"/>
+              </w:rPr>
+              <w:t>;</w:t>
+            </w:r>
+            <w:r>
+              <w:rPr>
+                <w:rFonts w:ascii="Arial" w:hAnsi="Arial" w:cs="Arial"/>
+                <w:b/>
+                <w:bCs/>
+                <w:color w:val="570000"/>
+                <w:sz w:val="16"/>
+                <w:szCs w:val="16"/>
+                <w:lang w:val="ru-RU"/>
+              </w:rPr>
+              <w:t xml:space="preserve"> </w:t>
+            </w:r>
+            <w:hyperlink r:id="rId15" w:history="1">
+              <w:r>
+                <w:rPr>
+                  <w:rStyle w:val="Hyperlink"/>
+                  <w:rFonts w:ascii="Arial" w:hAnsi="Arial" w:cs="Arial"/>
+                  <w:b/>
+                  <w:bCs/>
+                  <w:sz w:val="16"/>
+                  <w:szCs w:val="16"/>
+                  <w:lang w:val="ru-RU"/>
+                </w:rPr>
+                <w:t>Архивная ссылка</w:t>
+              </w:r>
+            </w:hyperlink>
+          </w:p>
+        </w:tc>
+      </w:tr>
+      <w:tr>
+        <w:tc>
+          <w:tcPr>
+            <w:tcW w:w="11160" w:type="dxa"/>
+            <w:tcBorders>
+              <w:left w:val="double" w:sz="1" w:space="0" w:color="808080"/>
+              <w:bottom w:val="double" w:sz="1" w:space="0" w:color="808080"/>
+              <w:right w:val="double" w:sz="2" w:space="0" w:color="808080"/>
+            </w:tcBorders>
+            <w:shd w:val="clear" w:color="auto" w:fill="auto"/>
+            <w:vAlign w:val="center"/>
+          </w:tcPr>
+          <w:p>
+            <w:pPr>
               <w:spacing w:after="0"/>
               <w:rPr>
                 <w:rFonts w:ascii="Arial" w:hAnsi="Arial" w:cs="Arial"/>
@@ -3928,93 +3886,23 @@
                 <w:lang w:val="ru-RU"/>
               </w:rPr>
             </w:pPr>
-            <w:r>
-              <w:fldChar w:fldCharType="begin"/>
-            </w:r>
-            <w:r>
-              <w:instrText>HYPERLINK</w:instrText>
-            </w:r>
-            <w:r>
-              <w:rPr>
-                <w:lang w:val="ru-RU"/>
-              </w:rPr>
-              <w:instrText xml:space="preserve"> "</w:instrText>
-            </w:r>
-            <w:r>
-              <w:instrText>https</w:instrText>
-            </w:r>
-            <w:r>
-              <w:rPr>
-                <w:lang w:val="ru-RU"/>
-              </w:rPr>
-              <w:instrText>://</w:instrText>
-            </w:r>
-            <w:r>
-              <w:instrText>base</w:instrText>
-            </w:r>
-            <w:r>
-              <w:rPr>
-                <w:lang w:val="ru-RU"/>
-              </w:rPr>
-              <w:instrText>.</w:instrText>
-            </w:r>
-            <w:r>
-              <w:instrText>memo</w:instrText>
-            </w:r>
-            <w:r>
-              <w:rPr>
-                <w:lang w:val="ru-RU"/>
-              </w:rPr>
-              <w:instrText>.</w:instrText>
-            </w:r>
-            <w:r>
-              <w:instrText>ru</w:instrText>
-            </w:r>
-            <w:r>
-              <w:rPr>
-                <w:lang w:val="ru-RU"/>
-              </w:rPr>
-              <w:instrText>/</w:instrText>
-            </w:r>
-            <w:r>
-              <w:instrText>person</w:instrText>
-            </w:r>
-            <w:r>
-              <w:rPr>
-                <w:lang w:val="ru-RU"/>
-              </w:rPr>
-              <w:instrText>/</w:instrText>
-            </w:r>
-            <w:r>
-              <w:instrText>show</w:instrText>
-            </w:r>
-            <w:r>
-              <w:rPr>
-                <w:lang w:val="ru-RU"/>
-              </w:rPr>
-              <w:instrText>/2590"</w:instrText>
-            </w:r>
-            <w:r>
-              <w:fldChar w:fldCharType="separate"/>
-            </w:r>
-            <w:r>
-              <w:rPr>
-                <w:rStyle w:val="Hyperlink"/>
-                <w:rFonts w:ascii="Arial" w:hAnsi="Arial" w:cs="Arial"/>
-                <w:b/>
-                <w:bCs/>
-                <w:color w:val="262626"/>
-                <w:sz w:val="16"/>
-                <w:szCs w:val="16"/>
-                <w:bdr w:val="none" w:sz="0" w:space="0" w:color="auto" w:frame="1"/>
-                <w:shd w:val="clear" w:color="auto" w:fill="FFFFFF"/>
-                <w:lang w:val="ru-RU"/>
-              </w:rPr>
-              <w:t>Иманова Канаш</w:t>
-            </w:r>
-            <w:r>
-              <w:fldChar w:fldCharType="end"/>
-            </w:r>
+            <w:hyperlink r:id="rId16" w:history="1">
+              <w:r>
+                <w:rPr>
+                  <w:rStyle w:val="Hyperlink"/>
+                  <w:rFonts w:ascii="Arial" w:hAnsi="Arial" w:cs="Arial"/>
+                  <w:b/>
+                  <w:bCs/>
+                  <w:color w:val="262626"/>
+                  <w:sz w:val="16"/>
+                  <w:szCs w:val="16"/>
+                  <w:bdr w:val="none" w:sz="0" w:space="0" w:color="auto" w:frame="1"/>
+                  <w:shd w:val="clear" w:color="auto" w:fill="FFFFFF"/>
+                  <w:lang w:val="ru-RU"/>
+                </w:rPr>
+                <w:t>Иманова Канаш</w:t>
+              </w:r>
+            </w:hyperlink>
             <w:r>
               <w:rPr>
                 <w:rFonts w:ascii="Arial" w:hAnsi="Arial" w:cs="Arial"/>
@@ -4219,7 +4107,7 @@
               </w:rPr>
               <w:t xml:space="preserve"> </w:t>
             </w:r>
-            <w:hyperlink r:id="rId15" w:history="1">
+            <w:hyperlink r:id="rId17" w:history="1">
               <w:r>
                 <w:rPr>
                   <w:rStyle w:val="Hyperlink"/>
@@ -4657,7 +4545,7 @@
               </w:rPr>
               <w:t xml:space="preserve"> </w:t>
             </w:r>
-            <w:hyperlink r:id="rId16" w:history="1">
+            <w:hyperlink r:id="rId18" w:history="1">
               <w:r>
                 <w:rPr>
                   <w:rStyle w:val="Hyperlink"/>
@@ -4995,7 +4883,7 @@
               </w:rPr>
               <w:t xml:space="preserve"> </w:t>
             </w:r>
-            <w:hyperlink r:id="rId17" w:history="1">
+            <w:hyperlink r:id="rId19" w:history="1">
               <w:r>
                 <w:rPr>
                   <w:rStyle w:val="Hyperlink"/>

--- a/docs/BYREGION/Женщины_Средней_Азии.docx
+++ b/docs/BYREGION/Женщины_Средней_Азии.docx
@@ -148,7 +148,7 @@
                 <w:szCs w:val="16"/>
                 <w:lang w:val="ru-RU"/>
               </w:rPr>
-              <w:t xml:space="preserve">нтернете и сточников и не претендует быть ни полным, ни окончательным. </w:t>
+              <w:t xml:space="preserve">нтернете источников и не претендует быть ни полным, ни окончательным. </w:t>
             </w:r>
           </w:p>
           <w:p>
@@ -167,7 +167,16 @@
                 <w:szCs w:val="16"/>
                 <w:lang w:val="ru-RU"/>
               </w:rPr>
-              <w:t>За годы советской власти в период с 1937 по 1945 гг. погибли (расстреляны/умерли в заключении) 11 женщин Средней Азии: казашки – 10; уйгурка – 1.</w:t>
+              <w:t xml:space="preserve">За годы советской власти в период с 1937 по 1945 гг. погибли (расстреляны/умерли в заключении) 11 женщин Средней Азии: казашки </w:t>
+            </w:r>
+            <w:r>
+              <w:rPr>
+                <w:rFonts w:ascii="Arial" w:hAnsi="Arial" w:cs="Arial"/>
+                <w:sz w:val="16"/>
+                <w:szCs w:val="16"/>
+                <w:lang w:val="ru-RU"/>
+              </w:rPr>
+              <w:t>– 10; уйгурка – 1.</w:t>
             </w:r>
           </w:p>
           <w:p>
@@ -186,27 +195,7 @@
                 <w:szCs w:val="16"/>
                 <w:lang w:val="ru-RU"/>
               </w:rPr>
-              <w:t>Из них расстреляны – 7 (</w:t>
-            </w:r>
-            <w:proofErr w:type="gramStart"/>
-            <w:r>
-              <w:rPr>
-                <w:rFonts w:ascii="Arial" w:hAnsi="Arial" w:cs="Arial"/>
-                <w:sz w:val="16"/>
-                <w:szCs w:val="16"/>
-                <w:lang w:val="ru-RU"/>
-              </w:rPr>
-              <w:t>1937-1945</w:t>
-            </w:r>
-            <w:proofErr w:type="gramEnd"/>
-            <w:r>
-              <w:rPr>
-                <w:rFonts w:ascii="Arial" w:hAnsi="Arial" w:cs="Arial"/>
-                <w:sz w:val="16"/>
-                <w:szCs w:val="16"/>
-                <w:lang w:val="ru-RU"/>
-              </w:rPr>
-              <w:t xml:space="preserve"> гг.).</w:t>
+              <w:t>Из них расстреляны – 7 (1937-1945 гг.).</w:t>
             </w:r>
           </w:p>
           <w:p>
@@ -244,7 +233,25 @@
                 <w:szCs w:val="16"/>
                 <w:lang w:val="ru-RU"/>
               </w:rPr>
-              <w:t>5 (91%) – расстреляны в годы Большого террора.</w:t>
+              <w:t>5 (</w:t>
+            </w:r>
+            <w:r>
+              <w:rPr>
+                <w:rFonts w:ascii="Arial" w:hAnsi="Arial" w:cs="Arial"/>
+                <w:sz w:val="16"/>
+                <w:szCs w:val="16"/>
+                <w:lang w:val="ru-RU"/>
+              </w:rPr>
+              <w:t>45</w:t>
+            </w:r>
+            <w:r>
+              <w:rPr>
+                <w:rFonts w:ascii="Arial" w:hAnsi="Arial" w:cs="Arial"/>
+                <w:sz w:val="16"/>
+                <w:szCs w:val="16"/>
+                <w:lang w:val="ru-RU"/>
+              </w:rPr>
+              <w:t>%) – расстреляны в годы Большого террора.</w:t>
             </w:r>
           </w:p>
           <w:p>
@@ -282,27 +289,25 @@
                 <w:szCs w:val="16"/>
                 <w:lang w:val="ru-RU"/>
               </w:rPr>
-              <w:t xml:space="preserve">Максимальное число – 7 (54%) – погибли в возрастной группе </w:t>
-            </w:r>
-            <w:proofErr w:type="gramStart"/>
-            <w:r>
-              <w:rPr>
-                <w:rFonts w:ascii="Arial" w:hAnsi="Arial" w:cs="Arial"/>
-                <w:sz w:val="16"/>
-                <w:szCs w:val="16"/>
-                <w:lang w:val="ru-RU"/>
-              </w:rPr>
-              <w:t>35-45</w:t>
-            </w:r>
-            <w:proofErr w:type="gramEnd"/>
-            <w:r>
-              <w:rPr>
-                <w:rFonts w:ascii="Arial" w:hAnsi="Arial" w:cs="Arial"/>
-                <w:sz w:val="16"/>
-                <w:szCs w:val="16"/>
-                <w:lang w:val="ru-RU"/>
-              </w:rPr>
-              <w:t xml:space="preserve"> лет.</w:t>
+              <w:t>Максимальное число – 7 (</w:t>
+            </w:r>
+            <w:r>
+              <w:rPr>
+                <w:rFonts w:ascii="Arial" w:hAnsi="Arial" w:cs="Arial"/>
+                <w:sz w:val="16"/>
+                <w:szCs w:val="16"/>
+                <w:lang w:val="ru-RU"/>
+              </w:rPr>
+              <w:t>63</w:t>
+            </w:r>
+            <w:r>
+              <w:rPr>
+                <w:rFonts w:ascii="Arial" w:hAnsi="Arial" w:cs="Arial"/>
+                <w:sz w:val="16"/>
+                <w:szCs w:val="16"/>
+                <w:lang w:val="ru-RU"/>
+              </w:rPr>
+              <w:t>%) – погибли в возрастной группе 35-45 лет.</w:t>
             </w:r>
           </w:p>
           <w:p>
@@ -321,7 +326,34 @@
                 <w:szCs w:val="16"/>
                 <w:lang w:val="ru-RU"/>
               </w:rPr>
-              <w:t>9 (69%) – реабилитированы.</w:t>
+              <w:t>6</w:t>
+            </w:r>
+            <w:r>
+              <w:rPr>
+                <w:rFonts w:ascii="Arial" w:hAnsi="Arial" w:cs="Arial"/>
+                <w:sz w:val="16"/>
+                <w:szCs w:val="16"/>
+                <w:lang w:val="ru-RU"/>
+              </w:rPr>
+              <w:t xml:space="preserve"> (</w:t>
+            </w:r>
+            <w:r>
+              <w:rPr>
+                <w:rFonts w:ascii="Arial" w:hAnsi="Arial" w:cs="Arial"/>
+                <w:sz w:val="16"/>
+                <w:szCs w:val="16"/>
+                <w:lang w:val="ru-RU"/>
+              </w:rPr>
+              <w:t>55</w:t>
+            </w:r>
+            <w:r>
+              <w:rPr>
+                <w:rFonts w:ascii="Arial" w:hAnsi="Arial" w:cs="Arial"/>
+                <w:sz w:val="16"/>
+                <w:szCs w:val="16"/>
+                <w:lang w:val="ru-RU"/>
+              </w:rPr>
+              <w:t>%) – реабилитированы.</w:t>
             </w:r>
           </w:p>
         </w:tc>
@@ -371,7 +403,6 @@
         </w:rPr>
         <w:t xml:space="preserve">, </w:t>
       </w:r>
-      <w:proofErr w:type="gramStart"/>
       <w:r>
         <w:rPr>
           <w:rFonts w:ascii="Arial" w:hAnsi="Arial" w:cs="Arial"/>
@@ -403,19 +434,7 @@
           <w:szCs w:val="16"/>
           <w:lang w:val="ru-RU"/>
         </w:rPr>
-        <w:t>1945</w:t>
-      </w:r>
-      <w:proofErr w:type="gramEnd"/>
-      <w:r>
-        <w:rPr>
-          <w:rFonts w:ascii="Arial" w:hAnsi="Arial" w:cs="Arial"/>
-          <w:b/>
-          <w:bCs/>
-          <w:sz w:val="16"/>
-          <w:szCs w:val="16"/>
-          <w:lang w:val="ru-RU"/>
-        </w:rPr>
-        <w:t xml:space="preserve"> гг.</w:t>
+        <w:t>1945 гг.</w:t>
       </w:r>
     </w:p>
     <w:p>
@@ -575,6 +594,75 @@
         <w:t xml:space="preserve"> гг.</w:t>
       </w:r>
     </w:p>
+    <w:p>
+      <w:pPr>
+        <w:jc w:val="center"/>
+        <w:rPr>
+          <w:rFonts w:ascii="Arial" w:hAnsi="Arial" w:cs="Arial"/>
+          <w:b/>
+          <w:bCs/>
+          <w:sz w:val="16"/>
+          <w:szCs w:val="16"/>
+          <w:lang w:val="ru-RU"/>
+        </w:rPr>
+      </w:pPr>
+      <w:r>
+        <w:rPr>
+          <w:rFonts w:ascii="Arial" w:hAnsi="Arial" w:cs="Arial"/>
+          <w:b/>
+          <w:bCs/>
+          <w:noProof/>
+          <w:sz w:val="16"/>
+          <w:szCs w:val="16"/>
+          <w:lang w:val="ru-RU"/>
+        </w:rPr>
+        <w:drawing>
+          <wp:inline distT="0" distB="0" distL="0" distR="0" wp14:anchorId="303F6757" wp14:editId="51427DA3">
+            <wp:extent cx="3602990" cy="1469390"/>
+            <wp:effectExtent l="0" t="0" r="0" b="0"/>
+            <wp:docPr id="1243646665" name="Picture 1" descr="A graph of blue rectangular boxes&#10;&#10;AI-generated content may be incorrect."/>
+            <wp:cNvGraphicFramePr>
+              <a:graphicFrameLocks xmlns:a="http://schemas.openxmlformats.org/drawingml/2006/main" noChangeAspect="1"/>
+            </wp:cNvGraphicFramePr>
+            <a:graphic xmlns:a="http://schemas.openxmlformats.org/drawingml/2006/main">
+              <a:graphicData uri="http://schemas.openxmlformats.org/drawingml/2006/picture">
+                <pic:pic xmlns:pic="http://schemas.openxmlformats.org/drawingml/2006/picture">
+                  <pic:nvPicPr>
+                    <pic:cNvPr id="1243646665" name="Picture 1" descr="A graph of blue rectangular boxes&#10;&#10;AI-generated content may be incorrect."/>
+                    <pic:cNvPicPr>
+                      <a:picLocks noChangeAspect="1" noChangeArrowheads="1"/>
+                    </pic:cNvPicPr>
+                  </pic:nvPicPr>
+                  <pic:blipFill>
+                    <a:blip r:embed="rId6">
+                      <a:extLst>
+                        <a:ext uri="{28A0092B-C50C-407E-A947-70E740481C1C}">
+                          <a14:useLocalDpi xmlns:a14="http://schemas.microsoft.com/office/drawing/2010/main" val="0"/>
+                        </a:ext>
+                      </a:extLst>
+                    </a:blip>
+                    <a:srcRect/>
+                    <a:stretch>
+                      <a:fillRect/>
+                    </a:stretch>
+                  </pic:blipFill>
+                  <pic:spPr bwMode="auto">
+                    <a:xfrm>
+                      <a:off x="0" y="0"/>
+                      <a:ext cx="3602990" cy="1469390"/>
+                    </a:xfrm>
+                    <a:prstGeom prst="rect">
+                      <a:avLst/>
+                    </a:prstGeom>
+                    <a:noFill/>
+                  </pic:spPr>
+                </pic:pic>
+              </a:graphicData>
+            </a:graphic>
+          </wp:inline>
+        </w:drawing>
+      </w:r>
+    </w:p>
     <w:tbl>
       <w:tblPr>
         <w:tblW w:w="11160" w:type="dxa"/>
@@ -601,78 +689,8 @@
               <w:bottom w:val="double" w:sz="1" w:space="0" w:color="808080"/>
               <w:right w:val="double" w:sz="2" w:space="0" w:color="808080"/>
             </w:tcBorders>
-            <w:shd w:val="clear" w:color="auto" w:fill="auto"/>
             <w:vAlign w:val="center"/>
           </w:tcPr>
-          <w:p>
-            <w:pPr>
-              <w:jc w:val="center"/>
-              <w:rPr>
-                <w:rFonts w:ascii="Arial" w:hAnsi="Arial" w:cs="Arial"/>
-                <w:b/>
-                <w:bCs/>
-                <w:sz w:val="16"/>
-                <w:szCs w:val="16"/>
-                <w:lang w:val="ru-RU"/>
-              </w:rPr>
-            </w:pPr>
-            <w:r>
-              <w:rPr>
-                <w:rFonts w:ascii="Arial" w:hAnsi="Arial" w:cs="Arial"/>
-                <w:b/>
-                <w:bCs/>
-                <w:noProof/>
-                <w:sz w:val="16"/>
-                <w:szCs w:val="16"/>
-                <w:lang w:val="ru-RU"/>
-              </w:rPr>
-              <w:drawing>
-                <wp:inline distT="0" distB="0" distL="0" distR="0" wp14:anchorId="6256C838" wp14:editId="6C5F7BCC">
-                  <wp:extent cx="3602990" cy="1469390"/>
-                  <wp:effectExtent l="0" t="0" r="0" b="0"/>
-                  <wp:docPr id="1813222859" name="Picture 1"/>
-                  <wp:cNvGraphicFramePr>
-                    <a:graphicFrameLocks xmlns:a="http://schemas.openxmlformats.org/drawingml/2006/main" noChangeAspect="1"/>
-                  </wp:cNvGraphicFramePr>
-                  <a:graphic xmlns:a="http://schemas.openxmlformats.org/drawingml/2006/main">
-                    <a:graphicData uri="http://schemas.openxmlformats.org/drawingml/2006/picture">
-                      <pic:pic xmlns:pic="http://schemas.openxmlformats.org/drawingml/2006/picture">
-                        <pic:nvPicPr>
-                          <pic:cNvPr id="0" name="Picture 2"/>
-                          <pic:cNvPicPr>
-                            <a:picLocks noChangeAspect="1" noChangeArrowheads="1"/>
-                          </pic:cNvPicPr>
-                        </pic:nvPicPr>
-                        <pic:blipFill>
-                          <a:blip r:embed="rId6">
-                            <a:extLst>
-                              <a:ext uri="{28A0092B-C50C-407E-A947-70E740481C1C}">
-                                <a14:useLocalDpi xmlns:a14="http://schemas.microsoft.com/office/drawing/2010/main" val="0"/>
-                              </a:ext>
-                            </a:extLst>
-                          </a:blip>
-                          <a:srcRect/>
-                          <a:stretch>
-                            <a:fillRect/>
-                          </a:stretch>
-                        </pic:blipFill>
-                        <pic:spPr bwMode="auto">
-                          <a:xfrm>
-                            <a:off x="0" y="0"/>
-                            <a:ext cx="3602990" cy="1469390"/>
-                          </a:xfrm>
-                          <a:prstGeom prst="rect">
-                            <a:avLst/>
-                          </a:prstGeom>
-                          <a:noFill/>
-                        </pic:spPr>
-                      </pic:pic>
-                    </a:graphicData>
-                  </a:graphic>
-                </wp:inline>
-              </w:drawing>
-            </w:r>
-          </w:p>
           <w:p>
             <w:pPr>
               <w:pStyle w:val="BodyText"/>
@@ -710,7 +728,6 @@
               <w:bottom w:val="double" w:sz="1" w:space="0" w:color="808080"/>
               <w:right w:val="double" w:sz="2" w:space="0" w:color="808080"/>
             </w:tcBorders>
-            <w:shd w:val="clear" w:color="auto" w:fill="auto"/>
             <w:vAlign w:val="center"/>
           </w:tcPr>
           <w:p>
@@ -722,7 +739,6 @@
                 <w:lang w:val="ru-RU"/>
               </w:rPr>
             </w:pPr>
-            <w:proofErr w:type="spellStart"/>
             <w:r>
               <w:rPr>
                 <w:rFonts w:ascii="Arial" w:hAnsi="Arial" w:cs="Arial"/>
@@ -732,33 +748,8 @@
                 <w:szCs w:val="16"/>
                 <w:lang w:val="ru-RU"/>
               </w:rPr>
-              <w:t>Асылбекова</w:t>
-            </w:r>
-            <w:proofErr w:type="spellEnd"/>
-            <w:r>
-              <w:rPr>
-                <w:rFonts w:ascii="Arial" w:hAnsi="Arial" w:cs="Arial"/>
-                <w:b/>
-                <w:color w:val="000080"/>
-                <w:sz w:val="16"/>
-                <w:szCs w:val="16"/>
-                <w:lang w:val="ru-RU"/>
-              </w:rPr>
-              <w:t xml:space="preserve"> </w:t>
-            </w:r>
-            <w:proofErr w:type="spellStart"/>
-            <w:r>
-              <w:rPr>
-                <w:rFonts w:ascii="Arial" w:hAnsi="Arial" w:cs="Arial"/>
-                <w:b/>
-                <w:color w:val="000080"/>
-                <w:sz w:val="16"/>
-                <w:szCs w:val="16"/>
-                <w:lang w:val="ru-RU"/>
-              </w:rPr>
-              <w:t>Кульджан</w:t>
-            </w:r>
-            <w:proofErr w:type="spellEnd"/>
+              <w:t>Асылбекова Кульджан</w:t>
+            </w:r>
             <w:r>
               <w:rPr>
                 <w:rFonts w:ascii="Arial" w:hAnsi="Arial" w:cs="Arial"/>
@@ -829,51 +820,7 @@
                 <w:szCs w:val="16"/>
                 <w:lang w:val="ru-RU"/>
               </w:rPr>
-              <w:t xml:space="preserve">в 1920 г., Южно-Казахстанская обл., Туркестанский р-н, </w:t>
-            </w:r>
-            <w:proofErr w:type="spellStart"/>
-            <w:r>
-              <w:rPr>
-                <w:rFonts w:ascii="Arial" w:hAnsi="Arial" w:cs="Arial"/>
-                <w:color w:val="000000"/>
-                <w:sz w:val="16"/>
-                <w:szCs w:val="16"/>
-                <w:lang w:val="ru-RU"/>
-              </w:rPr>
-              <w:t>Баялдар</w:t>
-            </w:r>
-            <w:proofErr w:type="spellEnd"/>
-            <w:r>
-              <w:rPr>
-                <w:rFonts w:ascii="Arial" w:hAnsi="Arial" w:cs="Arial"/>
-                <w:color w:val="000000"/>
-                <w:sz w:val="16"/>
-                <w:szCs w:val="16"/>
-                <w:lang w:val="ru-RU"/>
-              </w:rPr>
-              <w:t xml:space="preserve"> совхоз.; казашка; неграмотный; лебедчица, </w:t>
-            </w:r>
-            <w:proofErr w:type="spellStart"/>
-            <w:r>
-              <w:rPr>
-                <w:rFonts w:ascii="Arial" w:hAnsi="Arial" w:cs="Arial"/>
-                <w:color w:val="000000"/>
-                <w:sz w:val="16"/>
-                <w:szCs w:val="16"/>
-                <w:lang w:val="ru-RU"/>
-              </w:rPr>
-              <w:t>Хантаги</w:t>
-            </w:r>
-            <w:proofErr w:type="spellEnd"/>
-            <w:r>
-              <w:rPr>
-                <w:rFonts w:ascii="Arial" w:hAnsi="Arial" w:cs="Arial"/>
-                <w:color w:val="000000"/>
-                <w:sz w:val="16"/>
-                <w:szCs w:val="16"/>
-                <w:lang w:val="ru-RU"/>
-              </w:rPr>
-              <w:t xml:space="preserve"> рудник</w:t>
+              <w:t>в 1920 г., Южно-Казахстанская обл., Туркестанский р-н, Баялдар совхоз.; казашка; неграмотный; лебедчица, Хантаги рудник</w:t>
             </w:r>
             <w:r>
               <w:rPr>
@@ -912,29 +859,7 @@
                 <w:szCs w:val="16"/>
                 <w:lang w:val="ru-RU"/>
               </w:rPr>
-              <w:t xml:space="preserve">Южно-Казахстанская обл. (Чимкентская), Туркестанский р-н, </w:t>
-            </w:r>
-            <w:proofErr w:type="spellStart"/>
-            <w:r>
-              <w:rPr>
-                <w:rFonts w:ascii="Arial" w:hAnsi="Arial" w:cs="Arial"/>
-                <w:color w:val="000000"/>
-                <w:sz w:val="16"/>
-                <w:szCs w:val="16"/>
-                <w:lang w:val="ru-RU"/>
-              </w:rPr>
-              <w:t>Хантаги</w:t>
-            </w:r>
-            <w:proofErr w:type="spellEnd"/>
-            <w:r>
-              <w:rPr>
-                <w:rFonts w:ascii="Arial" w:hAnsi="Arial" w:cs="Arial"/>
-                <w:color w:val="000000"/>
-                <w:sz w:val="16"/>
-                <w:szCs w:val="16"/>
-                <w:lang w:val="ru-RU"/>
-              </w:rPr>
-              <w:t xml:space="preserve"> поселок.</w:t>
+              <w:t>Южно-Казахстанская обл. (Чимкентская), Туркестанский р-н, Хантаги поселок.</w:t>
             </w:r>
             <w:r>
               <w:rPr>
@@ -985,49 +910,15 @@
               </w:rPr>
               <w:t> </w:t>
             </w:r>
-            <w:proofErr w:type="gramStart"/>
-            <w:r>
-              <w:rPr>
-                <w:rFonts w:ascii="Arial" w:hAnsi="Arial" w:cs="Arial"/>
-                <w:color w:val="000000"/>
-                <w:sz w:val="16"/>
-                <w:szCs w:val="16"/>
-                <w:lang w:val="ru-RU"/>
-              </w:rPr>
-              <w:t>58-1</w:t>
-            </w:r>
-            <w:proofErr w:type="gramEnd"/>
-            <w:r>
-              <w:rPr>
-                <w:rFonts w:ascii="Arial" w:hAnsi="Arial" w:cs="Arial"/>
-                <w:color w:val="000000"/>
-                <w:sz w:val="16"/>
-                <w:szCs w:val="16"/>
-                <w:lang w:val="ru-RU"/>
-              </w:rPr>
-              <w:t xml:space="preserve">, </w:t>
-            </w:r>
-            <w:proofErr w:type="gramStart"/>
-            <w:r>
-              <w:rPr>
-                <w:rFonts w:ascii="Arial" w:hAnsi="Arial" w:cs="Arial"/>
-                <w:color w:val="000000"/>
-                <w:sz w:val="16"/>
-                <w:szCs w:val="16"/>
-                <w:lang w:val="ru-RU"/>
-              </w:rPr>
-              <w:t>58-11</w:t>
-            </w:r>
-            <w:proofErr w:type="gramEnd"/>
-            <w:r>
-              <w:rPr>
-                <w:rFonts w:ascii="Arial" w:hAnsi="Arial" w:cs="Arial"/>
-                <w:color w:val="000000"/>
-                <w:sz w:val="16"/>
-                <w:szCs w:val="16"/>
-                <w:lang w:val="ru-RU"/>
-              </w:rPr>
-              <w:t xml:space="preserve"> УК РСФСР.</w:t>
+            <w:r>
+              <w:rPr>
+                <w:rFonts w:ascii="Arial" w:hAnsi="Arial" w:cs="Arial"/>
+                <w:color w:val="000000"/>
+                <w:sz w:val="16"/>
+                <w:szCs w:val="16"/>
+                <w:lang w:val="ru-RU"/>
+              </w:rPr>
+              <w:t>58-1, 58-11 УК РСФСР.</w:t>
             </w:r>
             <w:r>
               <w:rPr>
@@ -1118,7 +1009,6 @@
               <w:bottom w:val="double" w:sz="1" w:space="0" w:color="808080"/>
               <w:right w:val="double" w:sz="2" w:space="0" w:color="808080"/>
             </w:tcBorders>
-            <w:shd w:val="clear" w:color="auto" w:fill="auto"/>
             <w:vAlign w:val="center"/>
           </w:tcPr>
           <w:p>
@@ -1267,25 +1157,14 @@
               </w:rPr>
               <w:t> </w:t>
             </w:r>
-            <w:proofErr w:type="gramStart"/>
-            <w:r>
-              <w:rPr>
-                <w:rFonts w:ascii="Arial" w:hAnsi="Arial" w:cs="Arial"/>
-                <w:sz w:val="16"/>
-                <w:szCs w:val="16"/>
-                <w:lang w:val="ru-RU"/>
-              </w:rPr>
-              <w:t>58-10</w:t>
-            </w:r>
-            <w:proofErr w:type="gramEnd"/>
-            <w:r>
-              <w:rPr>
-                <w:rFonts w:ascii="Arial" w:hAnsi="Arial" w:cs="Arial"/>
-                <w:sz w:val="16"/>
-                <w:szCs w:val="16"/>
-                <w:lang w:val="ru-RU"/>
-              </w:rPr>
-              <w:t xml:space="preserve"> УК РСФСР.</w:t>
+            <w:r>
+              <w:rPr>
+                <w:rFonts w:ascii="Arial" w:hAnsi="Arial" w:cs="Arial"/>
+                <w:sz w:val="16"/>
+                <w:szCs w:val="16"/>
+                <w:lang w:val="ru-RU"/>
+              </w:rPr>
+              <w:t>58-10 УК РСФСР.</w:t>
             </w:r>
             <w:r>
               <w:rPr>
@@ -1395,7 +1274,6 @@
               <w:bottom w:val="double" w:sz="1" w:space="0" w:color="808080"/>
               <w:right w:val="double" w:sz="2" w:space="0" w:color="808080"/>
             </w:tcBorders>
-            <w:shd w:val="clear" w:color="auto" w:fill="auto"/>
             <w:vAlign w:val="center"/>
           </w:tcPr>
           <w:p>
@@ -1502,51 +1380,7 @@
                 <w:szCs w:val="16"/>
                 <w:lang w:val="ru-RU"/>
               </w:rPr>
-              <w:t xml:space="preserve">в 1878 г., Семиреченская обл., </w:t>
-            </w:r>
-            <w:proofErr w:type="spellStart"/>
-            <w:r>
-              <w:rPr>
-                <w:rFonts w:ascii="Arial" w:hAnsi="Arial" w:cs="Arial"/>
-                <w:color w:val="000000"/>
-                <w:sz w:val="16"/>
-                <w:szCs w:val="16"/>
-                <w:lang w:val="ru-RU"/>
-              </w:rPr>
-              <w:t>Аягузский</w:t>
-            </w:r>
-            <w:proofErr w:type="spellEnd"/>
-            <w:r>
-              <w:rPr>
-                <w:rFonts w:ascii="Arial" w:hAnsi="Arial" w:cs="Arial"/>
-                <w:color w:val="000000"/>
-                <w:sz w:val="16"/>
-                <w:szCs w:val="16"/>
-                <w:lang w:val="ru-RU"/>
-              </w:rPr>
-              <w:t xml:space="preserve"> р-н, </w:t>
-            </w:r>
-            <w:proofErr w:type="spellStart"/>
-            <w:r>
-              <w:rPr>
-                <w:rFonts w:ascii="Arial" w:hAnsi="Arial" w:cs="Arial"/>
-                <w:color w:val="000000"/>
-                <w:sz w:val="16"/>
-                <w:szCs w:val="16"/>
-                <w:lang w:val="ru-RU"/>
-              </w:rPr>
-              <w:t>Егинсу</w:t>
-            </w:r>
-            <w:proofErr w:type="spellEnd"/>
-            <w:r>
-              <w:rPr>
-                <w:rFonts w:ascii="Arial" w:hAnsi="Arial" w:cs="Arial"/>
-                <w:color w:val="000000"/>
-                <w:sz w:val="16"/>
-                <w:szCs w:val="16"/>
-                <w:lang w:val="ru-RU"/>
-              </w:rPr>
-              <w:t xml:space="preserve"> с.; </w:t>
+              <w:t xml:space="preserve">в 1878 г., Семиреченская обл., Аягузский р-н, Егинсу с.; </w:t>
             </w:r>
             <w:r>
               <w:rPr>
@@ -1605,20 +1439,28 @@
                 <w:szCs w:val="16"/>
                 <w:lang w:val="ru-RU"/>
               </w:rPr>
-              <w:t xml:space="preserve">Восточно-Казахстанская обл., Урджарский р-н, </w:t>
-            </w:r>
-            <w:proofErr w:type="spellStart"/>
-            <w:r>
-              <w:rPr>
-                <w:rFonts w:ascii="Arial" w:hAnsi="Arial" w:cs="Arial"/>
-                <w:color w:val="000000"/>
-                <w:sz w:val="16"/>
-                <w:szCs w:val="16"/>
-                <w:lang w:val="ru-RU"/>
-              </w:rPr>
-              <w:t>Егинсу</w:t>
-            </w:r>
-            <w:proofErr w:type="spellEnd"/>
+              <w:t>Восточно-Казахстанская обл., Урджарский р-н, Егинсу с</w:t>
+            </w:r>
+            <w:r>
+              <w:rPr>
+                <w:rFonts w:ascii="Arial" w:hAnsi="Arial" w:cs="Arial"/>
+                <w:color w:val="000000"/>
+                <w:sz w:val="16"/>
+                <w:szCs w:val="16"/>
+                <w:lang w:val="ru-RU"/>
+              </w:rPr>
+              <w:t>.</w:t>
+            </w:r>
+            <w:r>
+              <w:rPr>
+                <w:rFonts w:ascii="Arial" w:hAnsi="Arial" w:cs="Arial"/>
+                <w:color w:val="000000"/>
+                <w:sz w:val="16"/>
+                <w:szCs w:val="16"/>
+                <w:lang w:val="ru-RU"/>
+              </w:rPr>
+              <w:t>Арестована 4 ноября 1937 г. РО НКВД.</w:t>
+            </w:r>
             <w:r>
               <w:rPr>
                 <w:rFonts w:ascii="Arial" w:hAnsi="Arial" w:cs="Arial"/>
@@ -1629,58 +1471,6 @@
               </w:rPr>
               <w:t xml:space="preserve"> </w:t>
             </w:r>
-            <w:proofErr w:type="spellStart"/>
-            <w:r>
-              <w:rPr>
-                <w:rFonts w:ascii="Arial" w:hAnsi="Arial" w:cs="Arial"/>
-                <w:color w:val="000000"/>
-                <w:sz w:val="16"/>
-                <w:szCs w:val="16"/>
-                <w:lang w:val="ru-RU"/>
-              </w:rPr>
-              <w:t>с</w:t>
-            </w:r>
-            <w:r>
-              <w:rPr>
-                <w:rFonts w:ascii="Arial" w:hAnsi="Arial" w:cs="Arial"/>
-                <w:color w:val="000000"/>
-                <w:sz w:val="16"/>
-                <w:szCs w:val="16"/>
-                <w:lang w:val="ru-RU"/>
-              </w:rPr>
-              <w:t>.</w:t>
-            </w:r>
-            <w:r>
-              <w:rPr>
-                <w:rFonts w:ascii="Arial" w:hAnsi="Arial" w:cs="Arial"/>
-                <w:color w:val="000000"/>
-                <w:sz w:val="16"/>
-                <w:szCs w:val="16"/>
-                <w:lang w:val="ru-RU"/>
-              </w:rPr>
-              <w:t>Арестована</w:t>
-            </w:r>
-            <w:proofErr w:type="spellEnd"/>
-            <w:r>
-              <w:rPr>
-                <w:rFonts w:ascii="Arial" w:hAnsi="Arial" w:cs="Arial"/>
-                <w:color w:val="000000"/>
-                <w:sz w:val="16"/>
-                <w:szCs w:val="16"/>
-                <w:lang w:val="ru-RU"/>
-              </w:rPr>
-              <w:t xml:space="preserve"> 4 ноября 1937 г. РО НКВД.</w:t>
-            </w:r>
-            <w:r>
-              <w:rPr>
-                <w:rFonts w:ascii="Arial" w:hAnsi="Arial" w:cs="Arial"/>
-                <w:color w:val="000000"/>
-                <w:sz w:val="16"/>
-                <w:szCs w:val="16"/>
-                <w:lang w:val="ru-RU"/>
-              </w:rPr>
-              <w:t xml:space="preserve"> </w:t>
-            </w:r>
             <w:r>
               <w:rPr>
                 <w:rFonts w:ascii="Arial" w:hAnsi="Arial" w:cs="Arial"/>
@@ -1700,27 +1490,15 @@
               </w:rPr>
               <w:t> </w:t>
             </w:r>
-            <w:proofErr w:type="gramStart"/>
-            <w:r>
-              <w:rPr>
-                <w:rFonts w:ascii="Arial" w:hAnsi="Arial" w:cs="Arial"/>
-                <w:color w:val="000000"/>
-                <w:sz w:val="16"/>
-                <w:szCs w:val="16"/>
-                <w:lang w:val="ru-RU"/>
-              </w:rPr>
-              <w:t>58-1</w:t>
-            </w:r>
-            <w:proofErr w:type="gramEnd"/>
-            <w:r>
-              <w:rPr>
-                <w:rFonts w:ascii="Arial" w:hAnsi="Arial" w:cs="Arial"/>
-                <w:color w:val="000000"/>
-                <w:sz w:val="16"/>
-                <w:szCs w:val="16"/>
-                <w:lang w:val="ru-RU"/>
-              </w:rPr>
-              <w:t xml:space="preserve"> УК РСФСР.</w:t>
+            <w:r>
+              <w:rPr>
+                <w:rFonts w:ascii="Arial" w:hAnsi="Arial" w:cs="Arial"/>
+                <w:color w:val="000000"/>
+                <w:sz w:val="16"/>
+                <w:szCs w:val="16"/>
+                <w:lang w:val="ru-RU"/>
+              </w:rPr>
+              <w:t>58-1 УК РСФСР.</w:t>
             </w:r>
             <w:r>
               <w:rPr>
@@ -1823,7 +1601,6 @@
               <w:bottom w:val="double" w:sz="1" w:space="0" w:color="808080"/>
               <w:right w:val="double" w:sz="2" w:space="0" w:color="808080"/>
             </w:tcBorders>
-            <w:shd w:val="clear" w:color="auto" w:fill="auto"/>
             <w:vAlign w:val="center"/>
           </w:tcPr>
           <w:p>
@@ -1923,47 +1700,7 @@
                 <w:lang w:val="ru-RU"/>
               </w:rPr>
               <w:lastRenderedPageBreak/>
-              <w:t xml:space="preserve">1870 г.р., </w:t>
-            </w:r>
-            <w:proofErr w:type="spellStart"/>
-            <w:r>
-              <w:rPr>
-                <w:rFonts w:ascii="Arial" w:hAnsi="Arial" w:cs="Arial"/>
-                <w:sz w:val="16"/>
-                <w:szCs w:val="16"/>
-                <w:lang w:val="ru-RU"/>
-              </w:rPr>
-              <w:t>м.р</w:t>
-            </w:r>
-            <w:proofErr w:type="spellEnd"/>
-            <w:r>
-              <w:rPr>
-                <w:rFonts w:ascii="Arial" w:hAnsi="Arial" w:cs="Arial"/>
-                <w:sz w:val="16"/>
-                <w:szCs w:val="16"/>
-                <w:lang w:val="ru-RU"/>
-              </w:rPr>
-              <w:t xml:space="preserve">.: Китай, </w:t>
-            </w:r>
-            <w:proofErr w:type="spellStart"/>
-            <w:r>
-              <w:rPr>
-                <w:rFonts w:ascii="Arial" w:hAnsi="Arial" w:cs="Arial"/>
-                <w:sz w:val="16"/>
-                <w:szCs w:val="16"/>
-                <w:lang w:val="ru-RU"/>
-              </w:rPr>
-              <w:t>Кульджа</w:t>
-            </w:r>
-            <w:proofErr w:type="spellEnd"/>
-            <w:r>
-              <w:rPr>
-                <w:rFonts w:ascii="Arial" w:hAnsi="Arial" w:cs="Arial"/>
-                <w:sz w:val="16"/>
-                <w:szCs w:val="16"/>
-                <w:lang w:val="ru-RU"/>
-              </w:rPr>
-              <w:t>, уйгурка, образование: начальное</w:t>
+              <w:t>1870 г.р., м.р.: Китай, Кульджа, уйгурка, образование: начальное</w:t>
             </w:r>
             <w:r>
               <w:rPr>
@@ -1992,37 +1729,15 @@
               </w:rPr>
               <w:t xml:space="preserve">, </w:t>
             </w:r>
-            <w:proofErr w:type="spellStart"/>
-            <w:r>
-              <w:rPr>
-                <w:rFonts w:ascii="Arial" w:hAnsi="Arial" w:cs="Arial"/>
-                <w:sz w:val="16"/>
-                <w:szCs w:val="16"/>
-                <w:lang w:val="ru-RU"/>
-              </w:rPr>
-              <w:t>прож</w:t>
-            </w:r>
-            <w:proofErr w:type="spellEnd"/>
-            <w:r>
-              <w:rPr>
-                <w:rFonts w:ascii="Arial" w:hAnsi="Arial" w:cs="Arial"/>
-                <w:sz w:val="16"/>
-                <w:szCs w:val="16"/>
-                <w:lang w:val="ru-RU"/>
-              </w:rPr>
-              <w:t xml:space="preserve">.: Алма-Атинская обл., Панфиловский р-н, </w:t>
-            </w:r>
-            <w:proofErr w:type="spellStart"/>
-            <w:r>
-              <w:rPr>
-                <w:rFonts w:ascii="Arial" w:hAnsi="Arial" w:cs="Arial"/>
-                <w:sz w:val="16"/>
-                <w:szCs w:val="16"/>
-                <w:lang w:val="ru-RU"/>
-              </w:rPr>
-              <w:t>Чулакай</w:t>
-            </w:r>
-            <w:proofErr w:type="spellEnd"/>
+            <w:r>
+              <w:rPr>
+                <w:rFonts w:ascii="Arial" w:hAnsi="Arial" w:cs="Arial"/>
+                <w:sz w:val="16"/>
+                <w:szCs w:val="16"/>
+                <w:lang w:val="ru-RU"/>
+              </w:rPr>
+              <w:t>прож.: Алма-Атинская обл., Панфиловский р-н, Чулакай</w:t>
+            </w:r>
             <w:r>
               <w:rPr>
                 <w:rFonts w:ascii="Arial" w:hAnsi="Arial" w:cs="Arial"/>
@@ -2039,27 +1754,7 @@
                 <w:szCs w:val="16"/>
                 <w:lang w:val="ru-RU"/>
               </w:rPr>
-              <w:t xml:space="preserve">арестована </w:t>
-            </w:r>
-            <w:proofErr w:type="spellStart"/>
-            <w:r>
-              <w:rPr>
-                <w:rFonts w:ascii="Arial" w:hAnsi="Arial" w:cs="Arial"/>
-                <w:sz w:val="16"/>
-                <w:szCs w:val="16"/>
-                <w:lang w:val="ru-RU"/>
-              </w:rPr>
-              <w:t>Джаркентский</w:t>
-            </w:r>
-            <w:proofErr w:type="spellEnd"/>
-            <w:r>
-              <w:rPr>
-                <w:rFonts w:ascii="Arial" w:hAnsi="Arial" w:cs="Arial"/>
-                <w:sz w:val="16"/>
-                <w:szCs w:val="16"/>
-                <w:lang w:val="ru-RU"/>
-              </w:rPr>
-              <w:t xml:space="preserve"> РО НКВД 15.12.1937</w:t>
+              <w:t>арестована Джаркентский РО НКВД 15.12.1937</w:t>
             </w:r>
             <w:r>
               <w:rPr>
@@ -2077,27 +1772,7 @@
                 <w:szCs w:val="16"/>
                 <w:lang w:val="ru-RU"/>
               </w:rPr>
-              <w:t xml:space="preserve">Обвинение: </w:t>
-            </w:r>
-            <w:proofErr w:type="gramStart"/>
-            <w:r>
-              <w:rPr>
-                <w:rFonts w:ascii="Arial" w:hAnsi="Arial" w:cs="Arial"/>
-                <w:sz w:val="16"/>
-                <w:szCs w:val="16"/>
-                <w:lang w:val="ru-RU"/>
-              </w:rPr>
-              <w:t>58-10</w:t>
-            </w:r>
-            <w:proofErr w:type="gramEnd"/>
-            <w:r>
-              <w:rPr>
-                <w:rFonts w:ascii="Arial" w:hAnsi="Arial" w:cs="Arial"/>
-                <w:sz w:val="16"/>
-                <w:szCs w:val="16"/>
-                <w:lang w:val="ru-RU"/>
-              </w:rPr>
-              <w:t xml:space="preserve"> УК РСФСР</w:t>
+              <w:t>Обвинение: 58-10 УК РСФСР</w:t>
             </w:r>
             <w:r>
               <w:rPr>
@@ -2151,27 +1826,7 @@
                 <w:szCs w:val="16"/>
                 <w:lang w:val="ru-RU"/>
               </w:rPr>
-              <w:t xml:space="preserve">Реабилитация: </w:t>
-            </w:r>
-            <w:proofErr w:type="spellStart"/>
-            <w:r>
-              <w:rPr>
-                <w:rFonts w:ascii="Arial" w:hAnsi="Arial" w:cs="Arial"/>
-                <w:sz w:val="16"/>
-                <w:szCs w:val="16"/>
-                <w:lang w:val="ru-RU"/>
-              </w:rPr>
-              <w:t>Алм</w:t>
-            </w:r>
-            <w:proofErr w:type="spellEnd"/>
-            <w:r>
-              <w:rPr>
-                <w:rFonts w:ascii="Arial" w:hAnsi="Arial" w:cs="Arial"/>
-                <w:sz w:val="16"/>
-                <w:szCs w:val="16"/>
-                <w:lang w:val="ru-RU"/>
-              </w:rPr>
-              <w:t>. облсуд, 26.05.1961</w:t>
+              <w:t>Реабилитация: Алм. облсуд, 26.05.1961</w:t>
             </w:r>
             <w:r>
               <w:rPr>
@@ -2269,7 +1924,6 @@
               <w:bottom w:val="double" w:sz="1" w:space="0" w:color="808080"/>
               <w:right w:val="double" w:sz="2" w:space="0" w:color="808080"/>
             </w:tcBorders>
-            <w:shd w:val="clear" w:color="auto" w:fill="auto"/>
             <w:vAlign w:val="center"/>
           </w:tcPr>
           <w:p>
@@ -2391,29 +2045,7 @@
                 <w:szCs w:val="16"/>
                 <w:lang w:val="ru-RU"/>
               </w:rPr>
-              <w:t xml:space="preserve">в 1904 г., Карагандинская обл., Нуринский р-н, аул Кок </w:t>
-            </w:r>
-            <w:proofErr w:type="spellStart"/>
-            <w:r>
-              <w:rPr>
-                <w:rFonts w:ascii="Arial" w:hAnsi="Arial" w:cs="Arial"/>
-                <w:color w:val="000000"/>
-                <w:sz w:val="16"/>
-                <w:szCs w:val="16"/>
-                <w:lang w:val="ru-RU"/>
-              </w:rPr>
-              <w:t>Мулдыр</w:t>
-            </w:r>
-            <w:proofErr w:type="spellEnd"/>
-            <w:r>
-              <w:rPr>
-                <w:rFonts w:ascii="Arial" w:hAnsi="Arial" w:cs="Arial"/>
-                <w:color w:val="000000"/>
-                <w:sz w:val="16"/>
-                <w:szCs w:val="16"/>
-                <w:lang w:val="ru-RU"/>
-              </w:rPr>
-              <w:t xml:space="preserve">.; </w:t>
+              <w:t xml:space="preserve">в 1904 г., Карагандинская обл., Нуринский р-н, аул Кок Мулдыр.; </w:t>
             </w:r>
             <w:r>
               <w:rPr>
@@ -2472,18 +2104,7 @@
                 <w:szCs w:val="16"/>
                 <w:lang w:val="ru-RU"/>
               </w:rPr>
-              <w:t xml:space="preserve">Карагандинская обл., Нуринский р-н, </w:t>
-            </w:r>
-            <w:proofErr w:type="spellStart"/>
-            <w:r>
-              <w:rPr>
-                <w:rFonts w:ascii="Arial" w:hAnsi="Arial" w:cs="Arial"/>
-                <w:color w:val="000000"/>
-                <w:sz w:val="16"/>
-                <w:szCs w:val="16"/>
-                <w:lang w:val="ru-RU"/>
-              </w:rPr>
-              <w:t>Шахаман</w:t>
+              <w:t>Карагандинская обл., Нуринский р-н, Шахаман</w:t>
             </w:r>
             <w:r>
               <w:rPr>
@@ -2503,18 +2124,7 @@
                 <w:szCs w:val="16"/>
                 <w:lang w:val="ru-RU"/>
               </w:rPr>
-              <w:t>Арестована</w:t>
-            </w:r>
-            <w:proofErr w:type="spellEnd"/>
-            <w:r>
-              <w:rPr>
-                <w:rFonts w:ascii="Arial" w:hAnsi="Arial" w:cs="Arial"/>
-                <w:color w:val="000000"/>
-                <w:sz w:val="16"/>
-                <w:szCs w:val="16"/>
-                <w:lang w:val="ru-RU"/>
-              </w:rPr>
-              <w:t xml:space="preserve"> 18 апреля 1937 г. УНКВД по Карагандинской обл.</w:t>
+              <w:t>Арестована 18 апреля 1937 г. УНКВД по Карагандинской обл.</w:t>
             </w:r>
             <w:r>
               <w:rPr>
@@ -2634,7 +2244,6 @@
               <w:bottom w:val="double" w:sz="1" w:space="0" w:color="808080"/>
               <w:right w:val="double" w:sz="2" w:space="0" w:color="808080"/>
             </w:tcBorders>
-            <w:shd w:val="clear" w:color="auto" w:fill="auto"/>
             <w:vAlign w:val="center"/>
           </w:tcPr>
           <w:p>
@@ -2769,29 +2378,7 @@
                 <w:szCs w:val="16"/>
                 <w:lang w:val="ru-RU"/>
               </w:rPr>
-              <w:t xml:space="preserve">в 1907 г., Карагандинская обл., </w:t>
-            </w:r>
-            <w:proofErr w:type="spellStart"/>
-            <w:r>
-              <w:rPr>
-                <w:rFonts w:ascii="Arial" w:hAnsi="Arial" w:cs="Arial"/>
-                <w:color w:val="000000"/>
-                <w:sz w:val="16"/>
-                <w:szCs w:val="16"/>
-                <w:lang w:val="ru-RU"/>
-              </w:rPr>
-              <w:t>Кувский</w:t>
-            </w:r>
-            <w:proofErr w:type="spellEnd"/>
-            <w:r>
-              <w:rPr>
-                <w:rFonts w:ascii="Arial" w:hAnsi="Arial" w:cs="Arial"/>
-                <w:color w:val="000000"/>
-                <w:sz w:val="16"/>
-                <w:szCs w:val="16"/>
-                <w:lang w:val="ru-RU"/>
-              </w:rPr>
-              <w:t xml:space="preserve"> р-н, аул </w:t>
+              <w:t xml:space="preserve">в 1907 г., Карагандинская обл., Кувский р-н, аул </w:t>
             </w:r>
             <w:r>
               <w:rPr>
@@ -3058,7 +2645,6 @@
               <w:bottom w:val="double" w:sz="1" w:space="0" w:color="808080"/>
               <w:right w:val="double" w:sz="2" w:space="0" w:color="808080"/>
             </w:tcBorders>
-            <w:shd w:val="clear" w:color="auto" w:fill="auto"/>
             <w:vAlign w:val="center"/>
           </w:tcPr>
           <w:p>
@@ -3179,29 +2765,7 @@
                 <w:szCs w:val="16"/>
                 <w:lang w:val="ru-RU"/>
               </w:rPr>
-              <w:t xml:space="preserve">в 1903 г., Западно-Казахстанская обл., </w:t>
-            </w:r>
-            <w:proofErr w:type="spellStart"/>
-            <w:r>
-              <w:rPr>
-                <w:rFonts w:ascii="Arial" w:hAnsi="Arial" w:cs="Arial"/>
-                <w:color w:val="000000"/>
-                <w:sz w:val="16"/>
-                <w:szCs w:val="16"/>
-                <w:lang w:val="ru-RU"/>
-              </w:rPr>
-              <w:t>Жимпитинский</w:t>
-            </w:r>
-            <w:proofErr w:type="spellEnd"/>
-            <w:r>
-              <w:rPr>
-                <w:rFonts w:ascii="Arial" w:hAnsi="Arial" w:cs="Arial"/>
-                <w:color w:val="000000"/>
-                <w:sz w:val="16"/>
-                <w:szCs w:val="16"/>
-                <w:lang w:val="ru-RU"/>
-              </w:rPr>
-              <w:t>.; казашка; образование незаконченное высшее; студентка 3 курса, биологического ф-та. Проживала:</w:t>
+              <w:t>в 1903 г., Западно-Казахстанская обл., Жимпитинский.; казашка; образование незаконченное высшее; студентка 3 курса, биологического ф-та. Проживала:</w:t>
             </w:r>
             <w:r>
               <w:rPr>
@@ -3220,18 +2784,7 @@
                 <w:szCs w:val="16"/>
                 <w:lang w:val="ru-RU"/>
               </w:rPr>
-              <w:t>Алма-Атинская обл. Алма-</w:t>
-            </w:r>
-            <w:proofErr w:type="spellStart"/>
-            <w:r>
-              <w:rPr>
-                <w:rFonts w:ascii="Arial" w:hAnsi="Arial" w:cs="Arial"/>
-                <w:color w:val="000000"/>
-                <w:sz w:val="16"/>
-                <w:szCs w:val="16"/>
-                <w:lang w:val="ru-RU"/>
-              </w:rPr>
-              <w:t>Ата</w:t>
+              <w:t>Алма-Атинская обл. Алма-Ата</w:t>
             </w:r>
             <w:r>
               <w:rPr>
@@ -3251,18 +2804,7 @@
                 <w:szCs w:val="16"/>
                 <w:lang w:val="ru-RU"/>
               </w:rPr>
-              <w:t>Арестована</w:t>
-            </w:r>
-            <w:proofErr w:type="spellEnd"/>
-            <w:r>
-              <w:rPr>
-                <w:rFonts w:ascii="Arial" w:hAnsi="Arial" w:cs="Arial"/>
-                <w:color w:val="000000"/>
-                <w:sz w:val="16"/>
-                <w:szCs w:val="16"/>
-                <w:lang w:val="ru-RU"/>
-              </w:rPr>
-              <w:t xml:space="preserve"> 5 января 1938 г. УНКВД Алма-Атинской обл. Приговорена: ВК ВС СССР 9 марта 1938 г., обв.:</w:t>
+              <w:t>Арестована 5 января 1938 г. УНКВД Алма-Атинской обл. Приговорена: ВК ВС СССР 9 марта 1938 г., обв.:</w:t>
             </w:r>
             <w:r>
               <w:rPr>
@@ -3407,7 +2949,6 @@
               <w:bottom w:val="double" w:sz="1" w:space="0" w:color="808080"/>
               <w:right w:val="double" w:sz="2" w:space="0" w:color="808080"/>
             </w:tcBorders>
-            <w:shd w:val="clear" w:color="auto" w:fill="auto"/>
             <w:vAlign w:val="center"/>
           </w:tcPr>
           <w:p>
@@ -3472,7 +3013,6 @@
               <w:bottom w:val="double" w:sz="1" w:space="0" w:color="808080"/>
               <w:right w:val="double" w:sz="2" w:space="0" w:color="808080"/>
             </w:tcBorders>
-            <w:shd w:val="clear" w:color="auto" w:fill="auto"/>
             <w:vAlign w:val="center"/>
           </w:tcPr>
           <w:p>
@@ -3489,7 +3029,6 @@
                 <w:lang w:val="ru-RU"/>
               </w:rPr>
             </w:pPr>
-            <w:proofErr w:type="spellStart"/>
             <w:r>
               <w:rPr>
                 <w:rFonts w:ascii="Arial" w:hAnsi="Arial" w:cs="Arial"/>
@@ -3499,19 +3038,7 @@
                 <w:szCs w:val="16"/>
                 <w:lang w:val="ru-RU"/>
               </w:rPr>
-              <w:t>Биркембаева</w:t>
-            </w:r>
-            <w:proofErr w:type="spellEnd"/>
-            <w:r>
-              <w:rPr>
-                <w:rFonts w:ascii="Arial" w:hAnsi="Arial" w:cs="Arial"/>
-                <w:b/>
-                <w:color w:val="000080"/>
-                <w:sz w:val="16"/>
-                <w:szCs w:val="16"/>
-                <w:lang w:val="ru-RU"/>
-              </w:rPr>
-              <w:t xml:space="preserve"> Маржан</w:t>
+              <w:t>Биркембаева Маржан</w:t>
             </w:r>
             <w:r>
               <w:rPr>
@@ -3591,29 +3118,7 @@
                 <w:szCs w:val="16"/>
                 <w:lang w:val="ru-RU"/>
               </w:rPr>
-              <w:t xml:space="preserve">в </w:t>
-            </w:r>
-            <w:proofErr w:type="spellStart"/>
-            <w:r>
-              <w:rPr>
-                <w:rFonts w:ascii="Arial" w:hAnsi="Arial" w:cs="Arial"/>
-                <w:color w:val="000000"/>
-                <w:sz w:val="16"/>
-                <w:szCs w:val="16"/>
-                <w:lang w:val="ru-RU"/>
-              </w:rPr>
-              <w:t>с.Иргиз</w:t>
-            </w:r>
-            <w:proofErr w:type="spellEnd"/>
-            <w:r>
-              <w:rPr>
-                <w:rFonts w:ascii="Arial" w:hAnsi="Arial" w:cs="Arial"/>
-                <w:color w:val="000000"/>
-                <w:sz w:val="16"/>
-                <w:szCs w:val="16"/>
-                <w:lang w:val="ru-RU"/>
-              </w:rPr>
-              <w:t xml:space="preserve"> Актюбинской обл.; казашка; Приговорена: ОСО при НКВД СССР 12 июня 1938 г., обв.:</w:t>
+              <w:t>в с.Иргиз Актюбинской обл.; казашка; Приговорена: ОСО при НКВД СССР 12 июня 1938 г., обв.:</w:t>
             </w:r>
             <w:r>
               <w:rPr>
@@ -3632,51 +3137,7 @@
                 <w:szCs w:val="16"/>
                 <w:lang w:val="ru-RU"/>
               </w:rPr>
-              <w:t xml:space="preserve">как ЧСИР. Приговор: к 8 годам ИТЛ. Прибыла в Акмолинское ЛО 21.04.1939 из тюрьмы </w:t>
-            </w:r>
-            <w:proofErr w:type="spellStart"/>
-            <w:r>
-              <w:rPr>
-                <w:rFonts w:ascii="Arial" w:hAnsi="Arial" w:cs="Arial"/>
-                <w:color w:val="000000"/>
-                <w:sz w:val="16"/>
-                <w:szCs w:val="16"/>
-                <w:lang w:val="ru-RU"/>
-              </w:rPr>
-              <w:t>г.Актюбинска</w:t>
-            </w:r>
-            <w:proofErr w:type="spellEnd"/>
-            <w:r>
-              <w:rPr>
-                <w:rFonts w:ascii="Arial" w:hAnsi="Arial" w:cs="Arial"/>
-                <w:color w:val="000000"/>
-                <w:sz w:val="16"/>
-                <w:szCs w:val="16"/>
-                <w:lang w:val="ru-RU"/>
-              </w:rPr>
-              <w:t xml:space="preserve">. В </w:t>
-            </w:r>
-            <w:proofErr w:type="spellStart"/>
-            <w:r>
-              <w:rPr>
-                <w:rFonts w:ascii="Arial" w:hAnsi="Arial" w:cs="Arial"/>
-                <w:color w:val="000000"/>
-                <w:sz w:val="16"/>
-                <w:szCs w:val="16"/>
-                <w:lang w:val="ru-RU"/>
-              </w:rPr>
-              <w:t>АЛЖИРе</w:t>
-            </w:r>
-            <w:proofErr w:type="spellEnd"/>
-            <w:r>
-              <w:rPr>
-                <w:rFonts w:ascii="Arial" w:hAnsi="Arial" w:cs="Arial"/>
-                <w:color w:val="000000"/>
-                <w:sz w:val="16"/>
-                <w:szCs w:val="16"/>
-                <w:lang w:val="ru-RU"/>
-              </w:rPr>
-              <w:t xml:space="preserve"> находилась до 09.08.1944. </w:t>
+              <w:t xml:space="preserve">как ЧСИР. Приговор: к 8 годам ИТЛ. Прибыла в Акмолинское ЛО 21.04.1939 из тюрьмы г.Актюбинска. В АЛЖИРе находилась до 09.08.1944. </w:t>
             </w:r>
             <w:r>
               <w:rPr>
@@ -3749,7 +3210,31 @@
                 <w:sz w:val="16"/>
                 <w:szCs w:val="16"/>
               </w:rPr>
-              <w:t xml:space="preserve">: Книга </w:t>
+              <w:t xml:space="preserve">: </w:t>
+            </w:r>
+            <w:proofErr w:type="spellStart"/>
+            <w:r>
+              <w:rPr>
+                <w:rFonts w:ascii="Arial" w:hAnsi="Arial" w:cs="Arial"/>
+                <w:b/>
+                <w:bCs/>
+                <w:color w:val="570000"/>
+                <w:sz w:val="16"/>
+                <w:szCs w:val="16"/>
+              </w:rPr>
+              <w:t>Книга</w:t>
+            </w:r>
+            <w:proofErr w:type="spellEnd"/>
+            <w:r>
+              <w:rPr>
+                <w:rFonts w:ascii="Arial" w:hAnsi="Arial" w:cs="Arial"/>
+                <w:b/>
+                <w:bCs/>
+                <w:color w:val="570000"/>
+                <w:sz w:val="16"/>
+                <w:szCs w:val="16"/>
+              </w:rPr>
+              <w:t xml:space="preserve"> </w:t>
             </w:r>
             <w:proofErr w:type="spellStart"/>
             <w:r>
@@ -3873,7 +3358,6 @@
               <w:bottom w:val="double" w:sz="1" w:space="0" w:color="808080"/>
               <w:right w:val="double" w:sz="2" w:space="0" w:color="808080"/>
             </w:tcBorders>
-            <w:shd w:val="clear" w:color="auto" w:fill="auto"/>
             <w:vAlign w:val="center"/>
           </w:tcPr>
           <w:p>
@@ -3962,9 +3446,8 @@
                 <w:szCs w:val="16"/>
                 <w:lang w:val="ru-RU"/>
               </w:rPr>
-              <w:t xml:space="preserve">1901 г.р., </w:t>
-            </w:r>
-            <w:proofErr w:type="spellStart"/>
+              <w:t>1901 г.р., м.р.: Актюбинская обл., Темирский р-н, казашка. Обвинение: как ЧСИР. Приговор: ОСО при НКВД СССР, 21.07.1938</w:t>
+            </w:r>
             <w:r>
               <w:rPr>
                 <w:rFonts w:ascii="Arial" w:hAnsi="Arial" w:cs="Arial"/>
@@ -3973,9 +3456,8 @@
                 <w:szCs w:val="16"/>
                 <w:lang w:val="ru-RU"/>
               </w:rPr>
-              <w:t>м.р</w:t>
-            </w:r>
-            <w:proofErr w:type="spellEnd"/>
+              <w:t xml:space="preserve"> – </w:t>
+            </w:r>
             <w:r>
               <w:rPr>
                 <w:rFonts w:ascii="Arial" w:hAnsi="Arial" w:cs="Arial"/>
@@ -3984,49 +3466,7 @@
                 <w:szCs w:val="16"/>
                 <w:lang w:val="ru-RU"/>
               </w:rPr>
-              <w:t>.: Актюбинская обл., Темирский р-н, казашка. Обвинение: как ЧСИР. Приговор: ОСО при НКВД СССР, 21.07.1938</w:t>
-            </w:r>
-            <w:r>
-              <w:rPr>
-                <w:rFonts w:ascii="Arial" w:hAnsi="Arial" w:cs="Arial"/>
-                <w:color w:val="484745"/>
-                <w:sz w:val="16"/>
-                <w:szCs w:val="16"/>
-                <w:lang w:val="ru-RU"/>
-              </w:rPr>
-              <w:t xml:space="preserve"> – </w:t>
-            </w:r>
-            <w:r>
-              <w:rPr>
-                <w:rFonts w:ascii="Arial" w:hAnsi="Arial" w:cs="Arial"/>
-                <w:color w:val="484745"/>
-                <w:sz w:val="16"/>
-                <w:szCs w:val="16"/>
-                <w:lang w:val="ru-RU"/>
-              </w:rPr>
-              <w:t xml:space="preserve">к 5 годам ИТЛ. Прибыла в Акмолинское ЛО _01.10.1938_ из Актюбинска. В </w:t>
-            </w:r>
-            <w:proofErr w:type="spellStart"/>
-            <w:r>
-              <w:rPr>
-                <w:rFonts w:ascii="Arial" w:hAnsi="Arial" w:cs="Arial"/>
-                <w:color w:val="484745"/>
-                <w:sz w:val="16"/>
-                <w:szCs w:val="16"/>
-                <w:lang w:val="ru-RU"/>
-              </w:rPr>
-              <w:t>АЛЖИРе</w:t>
-            </w:r>
-            <w:proofErr w:type="spellEnd"/>
-            <w:r>
-              <w:rPr>
-                <w:rFonts w:ascii="Arial" w:hAnsi="Arial" w:cs="Arial"/>
-                <w:color w:val="484745"/>
-                <w:sz w:val="16"/>
-                <w:szCs w:val="16"/>
-                <w:lang w:val="ru-RU"/>
-              </w:rPr>
-              <w:t xml:space="preserve"> находилась до _16.10.1941. Умерла _16.10.1941.</w:t>
+              <w:t>к 5 годам ИТЛ. Прибыла в Акмолинское ЛО _01.10.1938_ из Актюбинска. В АЛЖИРе находилась до _16.10.1941. Умерла _16.10.1941.</w:t>
             </w:r>
           </w:p>
           <w:p>
@@ -4055,33 +3495,7 @@
                 <w:szCs w:val="16"/>
                 <w:lang w:val="ru-RU"/>
               </w:rPr>
-              <w:t xml:space="preserve">Источник: Книга памяти "Узницы </w:t>
-            </w:r>
-            <w:proofErr w:type="spellStart"/>
-            <w:r>
-              <w:rPr>
-                <w:rFonts w:ascii="Arial" w:hAnsi="Arial" w:cs="Arial"/>
-                <w:b/>
-                <w:bCs/>
-                <w:color w:val="484745"/>
-                <w:sz w:val="16"/>
-                <w:szCs w:val="16"/>
-                <w:lang w:val="ru-RU"/>
-              </w:rPr>
-              <w:t>АЛЖИРа</w:t>
-            </w:r>
-            <w:proofErr w:type="spellEnd"/>
-            <w:r>
-              <w:rPr>
-                <w:rFonts w:ascii="Arial" w:hAnsi="Arial" w:cs="Arial"/>
-                <w:b/>
-                <w:bCs/>
-                <w:color w:val="484745"/>
-                <w:sz w:val="16"/>
-                <w:szCs w:val="16"/>
-                <w:lang w:val="ru-RU"/>
-              </w:rPr>
-              <w:t>"</w:t>
+              <w:t>Источник: Книга памяти "Узницы АЛЖИРа"</w:t>
             </w:r>
             <w:r>
               <w:rPr>
@@ -4133,7 +3547,6 @@
               <w:bottom w:val="double" w:sz="1" w:space="0" w:color="808080"/>
               <w:right w:val="double" w:sz="2" w:space="0" w:color="808080"/>
             </w:tcBorders>
-            <w:shd w:val="clear" w:color="auto" w:fill="auto"/>
             <w:vAlign w:val="center"/>
           </w:tcPr>
           <w:p>
@@ -4161,48 +3574,8 @@
                 <w:szCs w:val="16"/>
                 <w:lang w:val="ru-RU"/>
               </w:rPr>
-              <w:t>Назарова-</w:t>
-            </w:r>
-            <w:proofErr w:type="spellStart"/>
-            <w:r>
-              <w:rPr>
-                <w:rFonts w:ascii="Arial" w:hAnsi="Arial" w:cs="Arial"/>
-                <w:b/>
-                <w:bCs/>
-                <w:color w:val="000080"/>
-                <w:sz w:val="16"/>
-                <w:szCs w:val="16"/>
-                <w:lang w:val="ru-RU"/>
-              </w:rPr>
-              <w:t>Имамбаева</w:t>
-            </w:r>
-            <w:proofErr w:type="spellEnd"/>
-            <w:r>
-              <w:rPr>
-                <w:rFonts w:ascii="Arial" w:hAnsi="Arial" w:cs="Arial"/>
-                <w:b/>
-                <w:bCs/>
-                <w:color w:val="000080"/>
-                <w:sz w:val="16"/>
-                <w:szCs w:val="16"/>
-                <w:lang w:val="ru-RU"/>
-              </w:rPr>
-              <w:t xml:space="preserve"> </w:t>
-            </w:r>
-            <w:proofErr w:type="spellStart"/>
-            <w:r>
-              <w:rPr>
-                <w:rFonts w:ascii="Arial" w:hAnsi="Arial" w:cs="Arial"/>
-                <w:b/>
-                <w:bCs/>
-                <w:color w:val="000080"/>
-                <w:sz w:val="16"/>
-                <w:szCs w:val="16"/>
-                <w:lang w:val="ru-RU"/>
-              </w:rPr>
-              <w:t>Булюм</w:t>
-            </w:r>
-            <w:proofErr w:type="spellEnd"/>
+              <w:t>Назарова-Имамбаева Булюм</w:t>
+            </w:r>
             <w:r>
               <w:rPr>
                 <w:rFonts w:ascii="Arial" w:hAnsi="Arial" w:cs="Arial"/>
@@ -4291,29 +3664,7 @@
                 <w:szCs w:val="16"/>
                 <w:lang w:val="ru-RU"/>
               </w:rPr>
-              <w:t xml:space="preserve">в 1906 г., </w:t>
-            </w:r>
-            <w:proofErr w:type="spellStart"/>
-            <w:r>
-              <w:rPr>
-                <w:rFonts w:ascii="Arial" w:hAnsi="Arial" w:cs="Arial"/>
-                <w:color w:val="000000"/>
-                <w:sz w:val="16"/>
-                <w:szCs w:val="16"/>
-                <w:lang w:val="ru-RU"/>
-              </w:rPr>
-              <w:t>г.Петропавловск</w:t>
-            </w:r>
-            <w:proofErr w:type="spellEnd"/>
-            <w:r>
-              <w:rPr>
-                <w:rFonts w:ascii="Arial" w:hAnsi="Arial" w:cs="Arial"/>
-                <w:color w:val="000000"/>
-                <w:sz w:val="16"/>
-                <w:szCs w:val="16"/>
-                <w:lang w:val="ru-RU"/>
-              </w:rPr>
-              <w:t>; казашка; Приговорена: ОСО при НКВД СССР 10 июня 1938 г., обв.:</w:t>
+              <w:t>в 1906 г., г.Петропавловск; казашка; Приговорена: ОСО при НКВД СССР 10 июня 1938 г., обв.:</w:t>
             </w:r>
             <w:r>
               <w:rPr>
@@ -4343,51 +3694,7 @@
                 <w:lang w:val="ru-RU"/>
               </w:rPr>
               <w:br/>
-              <w:t xml:space="preserve">Приговор: к 3 годам ИТЛ. Прибыла в Акмолинское ЛО 27.07.1938 из тюрьмы </w:t>
-            </w:r>
-            <w:proofErr w:type="spellStart"/>
-            <w:r>
-              <w:rPr>
-                <w:rFonts w:ascii="Arial" w:hAnsi="Arial" w:cs="Arial"/>
-                <w:color w:val="000000"/>
-                <w:sz w:val="16"/>
-                <w:szCs w:val="16"/>
-                <w:lang w:val="ru-RU"/>
-              </w:rPr>
-              <w:t>г.Петропавловска</w:t>
-            </w:r>
-            <w:proofErr w:type="spellEnd"/>
-            <w:r>
-              <w:rPr>
-                <w:rFonts w:ascii="Arial" w:hAnsi="Arial" w:cs="Arial"/>
-                <w:color w:val="000000"/>
-                <w:sz w:val="16"/>
-                <w:szCs w:val="16"/>
-                <w:lang w:val="ru-RU"/>
-              </w:rPr>
-              <w:t xml:space="preserve">. В </w:t>
-            </w:r>
-            <w:proofErr w:type="spellStart"/>
-            <w:r>
-              <w:rPr>
-                <w:rFonts w:ascii="Arial" w:hAnsi="Arial" w:cs="Arial"/>
-                <w:color w:val="000000"/>
-                <w:sz w:val="16"/>
-                <w:szCs w:val="16"/>
-                <w:lang w:val="ru-RU"/>
-              </w:rPr>
-              <w:t>АЛЖИРе</w:t>
-            </w:r>
-            <w:proofErr w:type="spellEnd"/>
-            <w:r>
-              <w:rPr>
-                <w:rFonts w:ascii="Arial" w:hAnsi="Arial" w:cs="Arial"/>
-                <w:color w:val="000000"/>
-                <w:sz w:val="16"/>
-                <w:szCs w:val="16"/>
-                <w:lang w:val="ru-RU"/>
-              </w:rPr>
-              <w:t xml:space="preserve"> находилась до 01.07.1940. </w:t>
+              <w:t xml:space="preserve">Приговор: к 3 годам ИТЛ. Прибыла в Акмолинское ЛО 27.07.1938 из тюрьмы г.Петропавловска. В АЛЖИРе находилась до 01.07.1940. </w:t>
             </w:r>
             <w:proofErr w:type="spellStart"/>
             <w:r>
@@ -4447,7 +3754,31 @@
                 <w:sz w:val="16"/>
                 <w:szCs w:val="16"/>
               </w:rPr>
-              <w:t xml:space="preserve">: Книга </w:t>
+              <w:t xml:space="preserve">: </w:t>
+            </w:r>
+            <w:proofErr w:type="spellStart"/>
+            <w:r>
+              <w:rPr>
+                <w:rFonts w:ascii="Arial" w:hAnsi="Arial" w:cs="Arial"/>
+                <w:b/>
+                <w:bCs/>
+                <w:color w:val="570000"/>
+                <w:sz w:val="16"/>
+                <w:szCs w:val="16"/>
+              </w:rPr>
+              <w:t>Книга</w:t>
+            </w:r>
+            <w:proofErr w:type="spellEnd"/>
+            <w:r>
+              <w:rPr>
+                <w:rFonts w:ascii="Arial" w:hAnsi="Arial" w:cs="Arial"/>
+                <w:b/>
+                <w:bCs/>
+                <w:color w:val="570000"/>
+                <w:sz w:val="16"/>
+                <w:szCs w:val="16"/>
+              </w:rPr>
+              <w:t xml:space="preserve"> </w:t>
             </w:r>
             <w:proofErr w:type="spellStart"/>
             <w:r>
@@ -4571,7 +3902,6 @@
               <w:bottom w:val="double" w:sz="1" w:space="0" w:color="808080"/>
               <w:right w:val="double" w:sz="2" w:space="0" w:color="808080"/>
             </w:tcBorders>
-            <w:shd w:val="clear" w:color="auto" w:fill="auto"/>
             <w:vAlign w:val="center"/>
           </w:tcPr>
           <w:p>
@@ -4599,48 +3929,8 @@
                 <w:szCs w:val="16"/>
                 <w:lang w:val="ru-RU"/>
               </w:rPr>
-              <w:t>Рыскулова-</w:t>
-            </w:r>
-            <w:proofErr w:type="spellStart"/>
-            <w:r>
-              <w:rPr>
-                <w:rFonts w:ascii="Arial" w:hAnsi="Arial" w:cs="Arial"/>
-                <w:b/>
-                <w:bCs/>
-                <w:color w:val="000080"/>
-                <w:sz w:val="16"/>
-                <w:szCs w:val="16"/>
-                <w:lang w:val="ru-RU"/>
-              </w:rPr>
-              <w:t>Исенгулова</w:t>
-            </w:r>
-            <w:proofErr w:type="spellEnd"/>
-            <w:r>
-              <w:rPr>
-                <w:rFonts w:ascii="Arial" w:hAnsi="Arial" w:cs="Arial"/>
-                <w:b/>
-                <w:bCs/>
-                <w:color w:val="000080"/>
-                <w:sz w:val="16"/>
-                <w:szCs w:val="16"/>
-                <w:lang w:val="ru-RU"/>
-              </w:rPr>
-              <w:t xml:space="preserve"> Арифа </w:t>
-            </w:r>
-            <w:proofErr w:type="spellStart"/>
-            <w:r>
-              <w:rPr>
-                <w:rFonts w:ascii="Arial" w:hAnsi="Arial" w:cs="Arial"/>
-                <w:b/>
-                <w:bCs/>
-                <w:color w:val="000080"/>
-                <w:sz w:val="16"/>
-                <w:szCs w:val="16"/>
-                <w:lang w:val="ru-RU"/>
-              </w:rPr>
-              <w:t>Атауловна</w:t>
-            </w:r>
-            <w:proofErr w:type="spellEnd"/>
+              <w:t>Рыскулова-Исенгулова Арифа Атауловна</w:t>
+            </w:r>
             <w:r>
               <w:rPr>
                 <w:rFonts w:ascii="Arial" w:hAnsi="Arial" w:cs="Arial"/>
@@ -4718,51 +4008,7 @@
                 <w:szCs w:val="16"/>
                 <w:lang w:val="ru-RU"/>
               </w:rPr>
-              <w:t xml:space="preserve">в 1887 г. казашка; (мать Азизы </w:t>
-            </w:r>
-            <w:proofErr w:type="spellStart"/>
-            <w:r>
-              <w:rPr>
-                <w:rFonts w:ascii="Arial" w:hAnsi="Arial" w:cs="Arial"/>
-                <w:color w:val="000000"/>
-                <w:sz w:val="16"/>
-                <w:szCs w:val="16"/>
-                <w:lang w:val="ru-RU"/>
-              </w:rPr>
-              <w:t>Тубековны</w:t>
-            </w:r>
-            <w:proofErr w:type="spellEnd"/>
-            <w:r>
-              <w:rPr>
-                <w:rFonts w:ascii="Arial" w:hAnsi="Arial" w:cs="Arial"/>
-                <w:color w:val="000000"/>
-                <w:sz w:val="16"/>
-                <w:szCs w:val="16"/>
-                <w:lang w:val="ru-RU"/>
-              </w:rPr>
-              <w:t>, теща Турара Рыскулова). Приговорена</w:t>
-            </w:r>
-            <w:proofErr w:type="gramStart"/>
-            <w:r>
-              <w:rPr>
-                <w:rFonts w:ascii="Arial" w:hAnsi="Arial" w:cs="Arial"/>
-                <w:color w:val="000000"/>
-                <w:sz w:val="16"/>
-                <w:szCs w:val="16"/>
-                <w:lang w:val="ru-RU"/>
-              </w:rPr>
-              <w:t>: ,</w:t>
-            </w:r>
-            <w:proofErr w:type="gramEnd"/>
-            <w:r>
-              <w:rPr>
-                <w:rFonts w:ascii="Arial" w:hAnsi="Arial" w:cs="Arial"/>
-                <w:color w:val="000000"/>
-                <w:sz w:val="16"/>
-                <w:szCs w:val="16"/>
-                <w:lang w:val="ru-RU"/>
-              </w:rPr>
-              <w:t xml:space="preserve"> обв.:</w:t>
+              <w:t>в 1887 г. казашка; (мать Азизы Тубековны, теща Турара Рыскулова). Приговорена: , обв.:</w:t>
             </w:r>
             <w:r>
               <w:rPr>
@@ -4781,29 +4027,7 @@
                 <w:szCs w:val="16"/>
                 <w:lang w:val="ru-RU"/>
               </w:rPr>
-              <w:t xml:space="preserve">как ЧСИР и по обвинению в к.-р. преступлениях. Приговор: находилась в </w:t>
-            </w:r>
-            <w:proofErr w:type="spellStart"/>
-            <w:r>
-              <w:rPr>
-                <w:rFonts w:ascii="Arial" w:hAnsi="Arial" w:cs="Arial"/>
-                <w:color w:val="000000"/>
-                <w:sz w:val="16"/>
-                <w:szCs w:val="16"/>
-                <w:lang w:val="ru-RU"/>
-              </w:rPr>
-              <w:t>АЛЖИРе</w:t>
-            </w:r>
-            <w:proofErr w:type="spellEnd"/>
-            <w:r>
-              <w:rPr>
-                <w:rFonts w:ascii="Arial" w:hAnsi="Arial" w:cs="Arial"/>
-                <w:color w:val="000000"/>
-                <w:sz w:val="16"/>
-                <w:szCs w:val="16"/>
-                <w:lang w:val="ru-RU"/>
-              </w:rPr>
-              <w:t xml:space="preserve"> с 1938 до 1945. Умерла в лагере в 1945.</w:t>
+              <w:t>как ЧСИР и по обвинению в к.-р. преступлениях. Приговор: находилась в АЛЖИРе с 1938 до 1945. Умерла в лагере в 1945.</w:t>
             </w:r>
           </w:p>
           <w:p>

--- a/docs/BYREGION/Женщины_Средней_Азии.docx
+++ b/docs/BYREGION/Женщины_Средней_Азии.docx
@@ -1,6 +1,6 @@
 
 <file path=word/document.xml><?xml version="1.0" encoding="utf-8"?>
-<w:document xmlns:wpc="http://schemas.microsoft.com/office/word/2010/wordprocessingCanvas" xmlns:cx="http://schemas.microsoft.com/office/drawing/2014/chartex" xmlns:cx1="http://schemas.microsoft.com/office/drawing/2015/9/8/chartex" xmlns:cx2="http://schemas.microsoft.com/office/drawing/2015/10/21/chartex" xmlns:cx3="http://schemas.microsoft.com/office/drawing/2016/5/9/chartex" xmlns:cx4="http://schemas.microsoft.com/office/drawing/2016/5/10/chartex" xmlns:cx5="http://schemas.microsoft.com/office/drawing/2016/5/11/chartex" xmlns:cx6="http://schemas.microsoft.com/office/drawing/2016/5/12/chartex" xmlns:cx7="http://schemas.microsoft.com/office/drawing/2016/5/13/chartex" xmlns:cx8="http://schemas.microsoft.com/office/drawing/2016/5/14/chartex" xmlns:mc="http://schemas.openxmlformats.org/markup-compatibility/2006" xmlns:aink="http://schemas.microsoft.com/office/drawing/2016/ink" xmlns:am3d="http://schemas.microsoft.com/office/drawing/2017/model3d" xmlns:o="urn:schemas-microsoft-com:office:office" xmlns:oel="http://schemas.microsoft.com/office/2019/extlst" xmlns:r="http://schemas.openxmlformats.org/officeDocument/2006/relationships" xmlns:m="http://schemas.openxmlformats.org/officeDocument/2006/math" xmlns:v="urn:schemas-microsoft-com:vml" xmlns:wp14="http://schemas.microsoft.com/office/word/2010/wordprocessingDrawing" xmlns:wp="http://schemas.openxmlformats.org/drawingml/2006/wordprocessingDrawing" xmlns:w10="urn:schemas-microsoft-com:office:word" xmlns:w="http://schemas.openxmlformats.org/wordprocessingml/2006/main" xmlns:w14="http://schemas.microsoft.com/office/word/2010/wordml" xmlns:w15="http://schemas.microsoft.com/office/word/2012/wordml" xmlns:w16cex="http://schemas.microsoft.com/office/word/2018/wordml/cex" xmlns:w16cid="http://schemas.microsoft.com/office/word/2016/wordml/cid" xmlns:w16="http://schemas.microsoft.com/office/word/2018/wordml" xmlns:w16du="http://schemas.microsoft.com/office/word/2023/wordml/word16du" xmlns:w16sdtdh="http://schemas.microsoft.com/office/word/2020/wordml/sdtdatahash" xmlns:w16sdtfl="http://schemas.microsoft.com/office/word/2024/wordml/sdtformatlock" xmlns:w16se="http://schemas.microsoft.com/office/word/2015/wordml/symex" xmlns:wpg="http://schemas.microsoft.com/office/word/2010/wordprocessingGroup" xmlns:wpi="http://schemas.microsoft.com/office/word/2010/wordprocessingInk" xmlns:wne="http://schemas.microsoft.com/office/word/2006/wordml" xmlns:wps="http://schemas.microsoft.com/office/word/2010/wordprocessingShape" mc:Ignorable="w14 w15 w16se w16cid w16 w16cex w16sdtdh w16sdtfl w16du wp14">
+<w:document xmlns:wpc="http://schemas.microsoft.com/office/word/2010/wordprocessingCanvas" xmlns:cx="http://schemas.microsoft.com/office/drawing/2014/chartex" xmlns:cx1="http://schemas.microsoft.com/office/drawing/2015/9/8/chartex" xmlns:cx2="http://schemas.microsoft.com/office/drawing/2015/10/21/chartex" xmlns:cx3="http://schemas.microsoft.com/office/drawing/2016/5/9/chartex" xmlns:cx4="http://schemas.microsoft.com/office/drawing/2016/5/10/chartex" xmlns:cx5="http://schemas.microsoft.com/office/drawing/2016/5/11/chartex" xmlns:cx6="http://schemas.microsoft.com/office/drawing/2016/5/12/chartex" xmlns:cx7="http://schemas.microsoft.com/office/drawing/2016/5/13/chartex" xmlns:cx8="http://schemas.microsoft.com/office/drawing/2016/5/14/chartex" xmlns:mc="http://schemas.openxmlformats.org/markup-compatibility/2006" xmlns:aink="http://schemas.microsoft.com/office/drawing/2016/ink" xmlns:am3d="http://schemas.microsoft.com/office/drawing/2017/model3d" xmlns:o="urn:schemas-microsoft-com:office:office" xmlns:oel="http://schemas.microsoft.com/office/2019/extlst" xmlns:r="http://schemas.openxmlformats.org/officeDocument/2006/relationships" xmlns:m="http://schemas.openxmlformats.org/officeDocument/2006/math" xmlns:v="urn:schemas-microsoft-com:vml" xmlns:wp14="http://schemas.microsoft.com/office/word/2010/wordprocessingDrawing" xmlns:wp="http://schemas.openxmlformats.org/drawingml/2006/wordprocessingDrawing" xmlns:w10="urn:schemas-microsoft-com:office:word" xmlns:w="http://schemas.openxmlformats.org/wordprocessingml/2006/main" xmlns:w14="http://schemas.microsoft.com/office/word/2010/wordml" xmlns:w15="http://schemas.microsoft.com/office/word/2012/wordml" xmlns:w16cei="http://schemas.microsoft.com/office/word/2026/wordml/cei" xmlns:w16cex="http://schemas.microsoft.com/office/word/2018/wordml/cex" xmlns:w16cid="http://schemas.microsoft.com/office/word/2016/wordml/cid" xmlns:w16="http://schemas.microsoft.com/office/word/2018/wordml" xmlns:w16du="http://schemas.microsoft.com/office/word/2023/wordml/word16du" xmlns:w16sdtdh="http://schemas.microsoft.com/office/word/2020/wordml/sdtdatahash" xmlns:w16sdtfl="http://schemas.microsoft.com/office/word/2024/wordml/sdtformatlock" xmlns:w16se="http://schemas.microsoft.com/office/word/2015/wordml/symex" xmlns:wpg="http://schemas.microsoft.com/office/word/2010/wordprocessingGroup" xmlns:wpi="http://schemas.microsoft.com/office/word/2010/wordprocessingInk" xmlns:wne="http://schemas.microsoft.com/office/word/2006/wordml" xmlns:wps="http://schemas.microsoft.com/office/word/2010/wordprocessingShape" mc:Ignorable="w14 w15 w16se w16cid w16 w16cex w16sdtdh w16sdtfl w16du wp14">
   <w:body>
     <w:p>
       <w:pPr>
@@ -73,7 +73,29 @@
           <w:szCs w:val="18"/>
           <w:lang w:val="ru-RU"/>
         </w:rPr>
-        <w:t>11 имен</w:t>
+        <w:t>1</w:t>
+      </w:r>
+      <w:r>
+        <w:rPr>
+          <w:rFonts w:ascii="Arial" w:hAnsi="Arial" w:cs="Arial"/>
+          <w:b/>
+          <w:bCs/>
+          <w:sz w:val="18"/>
+          <w:szCs w:val="18"/>
+          <w:lang w:val="ru-RU"/>
+        </w:rPr>
+        <w:t>2</w:t>
+      </w:r>
+      <w:r>
+        <w:rPr>
+          <w:rFonts w:ascii="Arial" w:hAnsi="Arial" w:cs="Arial"/>
+          <w:b/>
+          <w:bCs/>
+          <w:sz w:val="18"/>
+          <w:szCs w:val="18"/>
+          <w:lang w:val="ru-RU"/>
+        </w:rPr>
+        <w:t xml:space="preserve"> имен</w:t>
       </w:r>
     </w:p>
     <w:tbl>
@@ -112,43 +134,7 @@
                 <w:szCs w:val="16"/>
                 <w:lang w:val="ru-RU"/>
               </w:rPr>
-              <w:t xml:space="preserve">Данный список составлен на основе открытых и доступных </w:t>
-            </w:r>
-            <w:r>
-              <w:rPr>
-                <w:rFonts w:ascii="Arial" w:hAnsi="Arial" w:cs="Arial"/>
-                <w:sz w:val="16"/>
-                <w:szCs w:val="16"/>
-                <w:lang w:val="ru-RU"/>
-              </w:rPr>
-              <w:t>в</w:t>
-            </w:r>
-            <w:r>
-              <w:rPr>
-                <w:rFonts w:ascii="Arial" w:hAnsi="Arial" w:cs="Arial"/>
-                <w:sz w:val="16"/>
-                <w:szCs w:val="16"/>
-                <w:lang w:val="ru-RU"/>
-              </w:rPr>
-              <w:t xml:space="preserve"> </w:t>
-            </w:r>
-            <w:r>
-              <w:rPr>
-                <w:rFonts w:ascii="Arial" w:hAnsi="Arial" w:cs="Arial"/>
-                <w:sz w:val="16"/>
-                <w:szCs w:val="16"/>
-                <w:lang w:val="ru-RU"/>
-              </w:rPr>
-              <w:t>И</w:t>
-            </w:r>
-            <w:r>
-              <w:rPr>
-                <w:rFonts w:ascii="Arial" w:hAnsi="Arial" w:cs="Arial"/>
-                <w:sz w:val="16"/>
-                <w:szCs w:val="16"/>
-                <w:lang w:val="ru-RU"/>
-              </w:rPr>
-              <w:t xml:space="preserve">нтернете источников и не претендует быть ни полным, ни окончательным. </w:t>
+              <w:t xml:space="preserve">Данный список составлен на основе открытых и доступных в Интернете источников и не претендует быть ни полным, ни окончательным. </w:t>
             </w:r>
           </w:p>
           <w:p>
@@ -167,16 +153,7 @@
                 <w:szCs w:val="16"/>
                 <w:lang w:val="ru-RU"/>
               </w:rPr>
-              <w:t xml:space="preserve">За годы советской власти в период с 1937 по 1945 гг. погибли (расстреляны/умерли в заключении) 11 женщин Средней Азии: казашки </w:t>
-            </w:r>
-            <w:r>
-              <w:rPr>
-                <w:rFonts w:ascii="Arial" w:hAnsi="Arial" w:cs="Arial"/>
-                <w:sz w:val="16"/>
-                <w:szCs w:val="16"/>
-                <w:lang w:val="ru-RU"/>
-              </w:rPr>
-              <w:t>– 10; уйгурка – 1.</w:t>
+              <w:t>За годы советской власти в период с 1937 по 1945 гг. погибли (расстреляны/умерли в заключении) 12 женщин Средней Азии: казашки – 10; киргизка – 1; уйгурка – 1.</w:t>
             </w:r>
           </w:p>
           <w:p>
@@ -195,7 +172,27 @@
                 <w:szCs w:val="16"/>
                 <w:lang w:val="ru-RU"/>
               </w:rPr>
-              <w:t>Из них расстреляны – 7 (1937-1945 гг.).</w:t>
+              <w:t>Из них расстреляны – 8 (</w:t>
+            </w:r>
+            <w:proofErr w:type="gramStart"/>
+            <w:r>
+              <w:rPr>
+                <w:rFonts w:ascii="Arial" w:hAnsi="Arial" w:cs="Arial"/>
+                <w:sz w:val="16"/>
+                <w:szCs w:val="16"/>
+                <w:lang w:val="ru-RU"/>
+              </w:rPr>
+              <w:t>1937-1945</w:t>
+            </w:r>
+            <w:proofErr w:type="gramEnd"/>
+            <w:r>
+              <w:rPr>
+                <w:rFonts w:ascii="Arial" w:hAnsi="Arial" w:cs="Arial"/>
+                <w:sz w:val="16"/>
+                <w:szCs w:val="16"/>
+                <w:lang w:val="ru-RU"/>
+              </w:rPr>
+              <w:t xml:space="preserve"> гг.).</w:t>
             </w:r>
           </w:p>
           <w:p>
@@ -214,7 +211,36 @@
                 <w:szCs w:val="16"/>
                 <w:lang w:val="ru-RU"/>
               </w:rPr>
-              <w:t>Умерли в заключении (все казашки) – 4 (1940-1945 гг.)</w:t>
+              <w:t>Умерли в заключении (все казашки) – 4 (</w:t>
+            </w:r>
+            <w:proofErr w:type="gramStart"/>
+            <w:r>
+              <w:rPr>
+                <w:rFonts w:ascii="Arial" w:hAnsi="Arial" w:cs="Arial"/>
+                <w:sz w:val="16"/>
+                <w:szCs w:val="16"/>
+                <w:lang w:val="ru-RU"/>
+              </w:rPr>
+              <w:t>1940-1945</w:t>
+            </w:r>
+            <w:proofErr w:type="gramEnd"/>
+            <w:r>
+              <w:rPr>
+                <w:rFonts w:ascii="Arial" w:hAnsi="Arial" w:cs="Arial"/>
+                <w:sz w:val="16"/>
+                <w:szCs w:val="16"/>
+                <w:lang w:val="ru-RU"/>
+              </w:rPr>
+              <w:t xml:space="preserve"> гг.)</w:t>
+            </w:r>
+            <w:r>
+              <w:rPr>
+                <w:rFonts w:ascii="Arial" w:hAnsi="Arial" w:cs="Arial"/>
+                <w:sz w:val="16"/>
+                <w:szCs w:val="16"/>
+                <w:lang w:val="ru-RU"/>
+              </w:rPr>
+              <w:t xml:space="preserve"> </w:t>
             </w:r>
           </w:p>
           <w:p>
@@ -233,25 +259,7 @@
                 <w:szCs w:val="16"/>
                 <w:lang w:val="ru-RU"/>
               </w:rPr>
-              <w:t>5 (</w:t>
-            </w:r>
-            <w:r>
-              <w:rPr>
-                <w:rFonts w:ascii="Arial" w:hAnsi="Arial" w:cs="Arial"/>
-                <w:sz w:val="16"/>
-                <w:szCs w:val="16"/>
-                <w:lang w:val="ru-RU"/>
-              </w:rPr>
-              <w:t>45</w:t>
-            </w:r>
-            <w:r>
-              <w:rPr>
-                <w:rFonts w:ascii="Arial" w:hAnsi="Arial" w:cs="Arial"/>
-                <w:sz w:val="16"/>
-                <w:szCs w:val="16"/>
-                <w:lang w:val="ru-RU"/>
-              </w:rPr>
-              <w:t>%) – расстреляны в годы Большого террора.</w:t>
+              <w:t>5 – расстреляны в годы Большого террора.</w:t>
             </w:r>
           </w:p>
           <w:p>
@@ -270,7 +278,7 @@
                 <w:szCs w:val="16"/>
                 <w:lang w:val="ru-RU"/>
               </w:rPr>
-              <w:t>Максимальное число – 4 (55%) – расстреляны в 1937 году.</w:t>
+              <w:t>Максимальное число – расстреляны в 1937 году.</w:t>
             </w:r>
           </w:p>
           <w:p>
@@ -289,25 +297,47 @@
                 <w:szCs w:val="16"/>
                 <w:lang w:val="ru-RU"/>
               </w:rPr>
-              <w:t>Максимальное число – 7 (</w:t>
-            </w:r>
-            <w:r>
-              <w:rPr>
-                <w:rFonts w:ascii="Arial" w:hAnsi="Arial" w:cs="Arial"/>
-                <w:sz w:val="16"/>
-                <w:szCs w:val="16"/>
-                <w:lang w:val="ru-RU"/>
-              </w:rPr>
-              <w:t>63</w:t>
-            </w:r>
-            <w:r>
-              <w:rPr>
-                <w:rFonts w:ascii="Arial" w:hAnsi="Arial" w:cs="Arial"/>
-                <w:sz w:val="16"/>
-                <w:szCs w:val="16"/>
-                <w:lang w:val="ru-RU"/>
-              </w:rPr>
-              <w:t>%) – погибли в возрастной группе 35-45 лет.</w:t>
+              <w:t xml:space="preserve">Максимальное число – </w:t>
+            </w:r>
+            <w:proofErr w:type="gramStart"/>
+            <w:r>
+              <w:rPr>
+                <w:rFonts w:ascii="Arial" w:hAnsi="Arial" w:cs="Arial"/>
+                <w:sz w:val="16"/>
+                <w:szCs w:val="16"/>
+                <w:lang w:val="ru-RU"/>
+              </w:rPr>
+              <w:t>4  погибли</w:t>
+            </w:r>
+            <w:proofErr w:type="gramEnd"/>
+            <w:r>
+              <w:rPr>
+                <w:rFonts w:ascii="Arial" w:hAnsi="Arial" w:cs="Arial"/>
+                <w:sz w:val="16"/>
+                <w:szCs w:val="16"/>
+                <w:lang w:val="ru-RU"/>
+              </w:rPr>
+              <w:t xml:space="preserve"> в возрастной группе </w:t>
+            </w:r>
+            <w:proofErr w:type="gramStart"/>
+            <w:r>
+              <w:rPr>
+                <w:rFonts w:ascii="Arial" w:hAnsi="Arial" w:cs="Arial"/>
+                <w:sz w:val="16"/>
+                <w:szCs w:val="16"/>
+                <w:lang w:val="ru-RU"/>
+              </w:rPr>
+              <w:t>30-35</w:t>
+            </w:r>
+            <w:proofErr w:type="gramEnd"/>
+            <w:r>
+              <w:rPr>
+                <w:rFonts w:ascii="Arial" w:hAnsi="Arial" w:cs="Arial"/>
+                <w:sz w:val="16"/>
+                <w:szCs w:val="16"/>
+                <w:lang w:val="ru-RU"/>
+              </w:rPr>
+              <w:t xml:space="preserve"> лет.</w:t>
             </w:r>
           </w:p>
           <w:p>
@@ -326,34 +356,16 @@
                 <w:szCs w:val="16"/>
                 <w:lang w:val="ru-RU"/>
               </w:rPr>
-              <w:t>6</w:t>
-            </w:r>
-            <w:r>
-              <w:rPr>
-                <w:rFonts w:ascii="Arial" w:hAnsi="Arial" w:cs="Arial"/>
-                <w:sz w:val="16"/>
-                <w:szCs w:val="16"/>
-                <w:lang w:val="ru-RU"/>
-              </w:rPr>
-              <w:t xml:space="preserve"> (</w:t>
-            </w:r>
-            <w:r>
-              <w:rPr>
-                <w:rFonts w:ascii="Arial" w:hAnsi="Arial" w:cs="Arial"/>
-                <w:sz w:val="16"/>
-                <w:szCs w:val="16"/>
-                <w:lang w:val="ru-RU"/>
-              </w:rPr>
-              <w:t>55</w:t>
-            </w:r>
-            <w:r>
-              <w:rPr>
-                <w:rFonts w:ascii="Arial" w:hAnsi="Arial" w:cs="Arial"/>
-                <w:sz w:val="16"/>
-                <w:szCs w:val="16"/>
-                <w:lang w:val="ru-RU"/>
-              </w:rPr>
-              <w:t>%) – реабилитированы.</w:t>
+              <w:t>6 (55%) – реабилитированы</w:t>
+            </w:r>
+            <w:r>
+              <w:rPr>
+                <w:rFonts w:ascii="Arial" w:hAnsi="Arial" w:cs="Arial"/>
+                <w:sz w:val="16"/>
+                <w:szCs w:val="16"/>
+                <w:lang w:val="ru-RU"/>
+              </w:rPr>
+              <w:t>.</w:t>
             </w:r>
           </w:p>
         </w:tc>
@@ -390,51 +402,7 @@
           <w:szCs w:val="16"/>
           <w:lang w:val="ru-RU"/>
         </w:rPr>
-        <w:t>ЧИСЛЕННОСТЬ РАССТРЕЛЯННЫХ ЖЕНЩИН ПО ГОДАМ</w:t>
-      </w:r>
-      <w:r>
-        <w:rPr>
-          <w:rFonts w:ascii="Arial" w:hAnsi="Arial" w:cs="Arial"/>
-          <w:b/>
-          <w:bCs/>
-          <w:sz w:val="16"/>
-          <w:szCs w:val="16"/>
-          <w:lang w:val="ru-RU"/>
-        </w:rPr>
-        <w:t xml:space="preserve">, </w:t>
-      </w:r>
-      <w:r>
-        <w:rPr>
-          <w:rFonts w:ascii="Arial" w:hAnsi="Arial" w:cs="Arial"/>
-          <w:b/>
-          <w:bCs/>
-          <w:sz w:val="16"/>
-          <w:szCs w:val="16"/>
-          <w:lang w:val="ru-RU"/>
-        </w:rPr>
-        <w:t>1937</w:t>
-      </w:r>
-      <w:r>
-        <w:rPr>
-          <w:rFonts w:ascii="Arial" w:hAnsi="Arial" w:cs="Arial"/>
-          <w:b/>
-          <w:bCs/>
-          <w:sz w:val="16"/>
-          <w:szCs w:val="16"/>
-          <w:lang w:val="ru-RU"/>
-        </w:rPr>
-        <w:t>-</w:t>
-      </w:r>
-      <w:r>
-        <w:rPr>
-          <w:rFonts w:ascii="Arial" w:hAnsi="Arial" w:cs="Arial"/>
-          <w:b/>
-          <w:bCs/>
-          <w:sz w:val="16"/>
-          <w:szCs w:val="16"/>
-          <w:lang w:val="ru-RU"/>
-        </w:rPr>
-        <w:t>1945 гг.</w:t>
+        <w:t>ЧИСЛЕННОСТЬ РАССТРЕЛЯННЫХ ЖЕНЩИН ПО ГОДАМ, 1937-1945 гг.</w:t>
       </w:r>
     </w:p>
     <w:p>
@@ -456,10 +424,10 @@
           <w:lang w:val="ru-RU"/>
         </w:rPr>
         <w:drawing>
-          <wp:inline distT="0" distB="0" distL="0" distR="0" wp14:anchorId="72951ECD" wp14:editId="35635D37">
-            <wp:extent cx="3389630" cy="1706880"/>
-            <wp:effectExtent l="0" t="0" r="1270" b="7620"/>
-            <wp:docPr id="571335527" name="Picture 1"/>
+          <wp:inline distT="0" distB="0" distL="0" distR="0" wp14:anchorId="2059914A" wp14:editId="27277FAB">
+            <wp:extent cx="3395980" cy="1957070"/>
+            <wp:effectExtent l="0" t="0" r="0" b="5080"/>
+            <wp:docPr id="114017214" name="Picture 2"/>
             <wp:cNvGraphicFramePr>
               <a:graphicFrameLocks xmlns:a="http://schemas.openxmlformats.org/drawingml/2006/main" noChangeAspect="1"/>
             </wp:cNvGraphicFramePr>
@@ -467,7 +435,7 @@
               <a:graphicData uri="http://schemas.openxmlformats.org/drawingml/2006/picture">
                 <pic:pic xmlns:pic="http://schemas.openxmlformats.org/drawingml/2006/picture">
                   <pic:nvPicPr>
-                    <pic:cNvPr id="0" name="Picture 2"/>
+                    <pic:cNvPr id="0" name="Picture 3"/>
                     <pic:cNvPicPr>
                       <a:picLocks noChangeAspect="1" noChangeArrowheads="1"/>
                     </pic:cNvPicPr>
@@ -488,7 +456,7 @@
                   <pic:spPr bwMode="auto">
                     <a:xfrm>
                       <a:off x="0" y="0"/>
-                      <a:ext cx="3389630" cy="1706880"/>
+                      <a:ext cx="3395980" cy="1957070"/>
                     </a:xfrm>
                     <a:prstGeom prst="rect">
                       <a:avLst/>
@@ -523,29 +491,7 @@
           <w:szCs w:val="16"/>
           <w:lang w:val="ru-RU"/>
         </w:rPr>
-        <w:t xml:space="preserve">ЧИСЛЕННОСТЬ РАССТРЕЛЯННЫХ ЖЕНЩИН ПО </w:t>
-      </w:r>
-      <w:r>
-        <w:rPr>
-          <w:rFonts w:ascii="Arial" w:hAnsi="Arial" w:cs="Arial"/>
-          <w:b/>
-          <w:bCs/>
-          <w:sz w:val="16"/>
-          <w:szCs w:val="16"/>
-          <w:lang w:val="ru-RU"/>
-        </w:rPr>
-        <w:t>ВОЗРАСТАМ</w:t>
-      </w:r>
-      <w:r>
-        <w:rPr>
-          <w:rFonts w:ascii="Arial" w:hAnsi="Arial" w:cs="Arial"/>
-          <w:b/>
-          <w:bCs/>
-          <w:sz w:val="16"/>
-          <w:szCs w:val="16"/>
-          <w:lang w:val="ru-RU"/>
-        </w:rPr>
-        <w:t xml:space="preserve">, </w:t>
+        <w:t xml:space="preserve">ЧИСЛЕННОСТЬ РАССТРЕЛЯННЫХ ЖЕНЩИН ПО ВОЗРАСТАМ, </w:t>
       </w:r>
       <w:proofErr w:type="gramStart"/>
       <w:r>
@@ -557,29 +503,7 @@
           <w:szCs w:val="16"/>
           <w:lang w:val="ru-RU"/>
         </w:rPr>
-        <w:t>1937</w:t>
-      </w:r>
-      <w:r>
-        <w:rPr>
-          <w:rFonts w:ascii="Arial" w:hAnsi="Arial" w:cs="Arial"/>
-          <w:b/>
-          <w:bCs/>
-          <w:sz w:val="16"/>
-          <w:szCs w:val="16"/>
-          <w:lang w:val="ru-RU"/>
-        </w:rPr>
-        <w:t>-</w:t>
-      </w:r>
-      <w:r>
-        <w:rPr>
-          <w:rFonts w:ascii="Arial" w:hAnsi="Arial" w:cs="Arial"/>
-          <w:b/>
-          <w:bCs/>
-          <w:sz w:val="16"/>
-          <w:szCs w:val="16"/>
-          <w:lang w:val="ru-RU"/>
-        </w:rPr>
-        <w:t>1945</w:t>
+        <w:t>1937-1945</w:t>
       </w:r>
       <w:proofErr w:type="gramEnd"/>
       <w:r>
@@ -614,13 +538,12 @@
           <w:noProof/>
           <w:sz w:val="16"/>
           <w:szCs w:val="16"/>
-          <w:lang w:val="ru-RU"/>
         </w:rPr>
         <w:drawing>
-          <wp:inline distT="0" distB="0" distL="0" distR="0" wp14:anchorId="303F6757" wp14:editId="51427DA3">
-            <wp:extent cx="3602990" cy="1469390"/>
-            <wp:effectExtent l="0" t="0" r="0" b="0"/>
-            <wp:docPr id="1243646665" name="Picture 1" descr="A graph of blue rectangular boxes&#10;&#10;AI-generated content may be incorrect."/>
+          <wp:inline distT="0" distB="0" distL="0" distR="0" wp14:anchorId="0B722079" wp14:editId="345470F0">
+            <wp:extent cx="3609340" cy="1713230"/>
+            <wp:effectExtent l="0" t="0" r="0" b="1270"/>
+            <wp:docPr id="269705663" name="Picture 5"/>
             <wp:cNvGraphicFramePr>
               <a:graphicFrameLocks xmlns:a="http://schemas.openxmlformats.org/drawingml/2006/main" noChangeAspect="1"/>
             </wp:cNvGraphicFramePr>
@@ -628,7 +551,7 @@
               <a:graphicData uri="http://schemas.openxmlformats.org/drawingml/2006/picture">
                 <pic:pic xmlns:pic="http://schemas.openxmlformats.org/drawingml/2006/picture">
                   <pic:nvPicPr>
-                    <pic:cNvPr id="1243646665" name="Picture 1" descr="A graph of blue rectangular boxes&#10;&#10;AI-generated content may be incorrect."/>
+                    <pic:cNvPr id="0" name="Picture 6"/>
                     <pic:cNvPicPr>
                       <a:picLocks noChangeAspect="1" noChangeArrowheads="1"/>
                     </pic:cNvPicPr>
@@ -649,7 +572,7 @@
                   <pic:spPr bwMode="auto">
                     <a:xfrm>
                       <a:off x="0" y="0"/>
-                      <a:ext cx="3602990" cy="1469390"/>
+                      <a:ext cx="3609340" cy="1713230"/>
                     </a:xfrm>
                     <a:prstGeom prst="rect">
                       <a:avLst/>
@@ -1059,23 +982,11 @@
               <w:rPr>
                 <w:rFonts w:ascii="Arial" w:hAnsi="Arial" w:cs="Arial"/>
                 <w:b/>
-                <w:color w:val="000080"/>
-                <w:sz w:val="16"/>
-                <w:szCs w:val="16"/>
-                <w:lang w:val="ru-RU"/>
-              </w:rPr>
-              <w:t>нет даты рождения</w:t>
-            </w:r>
-            <w:r>
-              <w:rPr>
-                <w:rFonts w:ascii="Arial" w:hAnsi="Arial" w:cs="Arial"/>
-                <w:b/>
-                <w:color w:val="000080"/>
-                <w:sz w:val="16"/>
-                <w:szCs w:val="16"/>
-                <w:lang w:val="ru-RU"/>
-              </w:rPr>
-              <w:t xml:space="preserve"> </w:t>
+                <w:sz w:val="16"/>
+                <w:szCs w:val="16"/>
+                <w:lang w:val="ru-RU"/>
+              </w:rPr>
+              <w:t xml:space="preserve">33 года  </w:t>
             </w:r>
           </w:p>
           <w:p>
@@ -1094,25 +1005,27 @@
                 <w:szCs w:val="16"/>
                 <w:lang w:val="ru-RU"/>
               </w:rPr>
-              <w:t>Родилась</w:t>
-            </w:r>
-            <w:r>
-              <w:rPr>
-                <w:rFonts w:ascii="Arial" w:hAnsi="Arial" w:cs="Arial"/>
-                <w:sz w:val="16"/>
-                <w:szCs w:val="16"/>
-                <w:lang w:val="ru-RU"/>
-              </w:rPr>
-              <w:t xml:space="preserve"> </w:t>
-            </w:r>
-            <w:r>
-              <w:rPr>
-                <w:rFonts w:ascii="Arial" w:hAnsi="Arial" w:cs="Arial"/>
-                <w:sz w:val="16"/>
-                <w:szCs w:val="16"/>
-                <w:lang w:val="ru-RU"/>
-              </w:rPr>
-              <w:t>в Актюбинская обл., Байганинский р-н, аул 2.; казашка; неграмотный; рабочая. Проживала:</w:t>
+              <w:t xml:space="preserve">1910 г.р., </w:t>
+            </w:r>
+            <w:proofErr w:type="spellStart"/>
+            <w:r>
+              <w:rPr>
+                <w:rFonts w:ascii="Arial" w:hAnsi="Arial" w:cs="Arial"/>
+                <w:sz w:val="16"/>
+                <w:szCs w:val="16"/>
+                <w:lang w:val="ru-RU"/>
+              </w:rPr>
+              <w:t>м.р</w:t>
+            </w:r>
+            <w:proofErr w:type="spellEnd"/>
+            <w:r>
+              <w:rPr>
+                <w:rFonts w:ascii="Arial" w:hAnsi="Arial" w:cs="Arial"/>
+                <w:sz w:val="16"/>
+                <w:szCs w:val="16"/>
+                <w:lang w:val="ru-RU"/>
+              </w:rPr>
+              <w:t>.: Актюбинская обл., Байганинский р-н, аул 2.; казашка; неграмотный; рабочая. Проживала:</w:t>
             </w:r>
             <w:r>
               <w:rPr>
@@ -1129,25 +1042,27 @@
                 <w:szCs w:val="16"/>
                 <w:lang w:val="ru-RU"/>
               </w:rPr>
-              <w:t>Актюбинская обл., Темирский р-н, Акжар</w:t>
-            </w:r>
-            <w:r>
-              <w:rPr>
-                <w:rFonts w:ascii="Arial" w:hAnsi="Arial" w:cs="Arial"/>
-                <w:sz w:val="16"/>
-                <w:szCs w:val="16"/>
-                <w:lang w:val="ru-RU"/>
-              </w:rPr>
-              <w:t>.</w:t>
-            </w:r>
-            <w:r>
-              <w:rPr>
-                <w:rFonts w:ascii="Arial" w:hAnsi="Arial" w:cs="Arial"/>
-                <w:sz w:val="16"/>
-                <w:szCs w:val="16"/>
-                <w:lang w:val="ru-RU"/>
-              </w:rPr>
-              <w:t xml:space="preserve"> Приговорена: УНКВД по Актюбинской обл. 21 апреля 1943 г., обв.:</w:t>
+              <w:t xml:space="preserve">Актюбинская обл., Темирский р-н, Акжар. Приговорена: УНКВД по Актюбинской обл. 21 апреля 1943 г., </w:t>
+            </w:r>
+            <w:proofErr w:type="spellStart"/>
+            <w:r>
+              <w:rPr>
+                <w:rFonts w:ascii="Arial" w:hAnsi="Arial" w:cs="Arial"/>
+                <w:sz w:val="16"/>
+                <w:szCs w:val="16"/>
+                <w:lang w:val="ru-RU"/>
+              </w:rPr>
+              <w:t>обв</w:t>
+            </w:r>
+            <w:proofErr w:type="spellEnd"/>
+            <w:r>
+              <w:rPr>
+                <w:rFonts w:ascii="Arial" w:hAnsi="Arial" w:cs="Arial"/>
+                <w:sz w:val="16"/>
+                <w:szCs w:val="16"/>
+                <w:lang w:val="ru-RU"/>
+              </w:rPr>
+              <w:t>.:</w:t>
             </w:r>
             <w:r>
               <w:rPr>
@@ -1157,41 +1072,25 @@
               </w:rPr>
               <w:t> </w:t>
             </w:r>
-            <w:r>
-              <w:rPr>
-                <w:rFonts w:ascii="Arial" w:hAnsi="Arial" w:cs="Arial"/>
-                <w:sz w:val="16"/>
-                <w:szCs w:val="16"/>
-                <w:lang w:val="ru-RU"/>
-              </w:rPr>
-              <w:t>58-10 УК РСФСР.</w:t>
-            </w:r>
-            <w:r>
-              <w:rPr>
-                <w:rFonts w:ascii="Arial" w:hAnsi="Arial" w:cs="Arial"/>
-                <w:sz w:val="16"/>
-                <w:szCs w:val="16"/>
-                <w:lang w:val="ru-RU"/>
-              </w:rPr>
-              <w:t xml:space="preserve"> </w:t>
-            </w:r>
-            <w:r>
-              <w:rPr>
-                <w:rFonts w:ascii="Arial" w:hAnsi="Arial" w:cs="Arial"/>
-                <w:sz w:val="16"/>
-                <w:szCs w:val="16"/>
-                <w:lang w:val="ru-RU"/>
-              </w:rPr>
-              <w:t>Приговор: ВМН Реабилитирована 26 сентября 1990 г. Актюбинская облпрокуратура за отсутствием состава преступления</w:t>
-            </w:r>
-            <w:r>
-              <w:rPr>
-                <w:rFonts w:ascii="Arial" w:hAnsi="Arial" w:cs="Arial"/>
-                <w:sz w:val="16"/>
-                <w:szCs w:val="16"/>
-                <w:lang w:val="ru-RU"/>
-              </w:rPr>
-              <w:t xml:space="preserve"> </w:t>
+            <w:proofErr w:type="gramStart"/>
+            <w:r>
+              <w:rPr>
+                <w:rFonts w:ascii="Arial" w:hAnsi="Arial" w:cs="Arial"/>
+                <w:sz w:val="16"/>
+                <w:szCs w:val="16"/>
+                <w:lang w:val="ru-RU"/>
+              </w:rPr>
+              <w:t>58-10</w:t>
+            </w:r>
+            <w:proofErr w:type="gramEnd"/>
+            <w:r>
+              <w:rPr>
+                <w:rFonts w:ascii="Arial" w:hAnsi="Arial" w:cs="Arial"/>
+                <w:sz w:val="16"/>
+                <w:szCs w:val="16"/>
+                <w:lang w:val="ru-RU"/>
+              </w:rPr>
+              <w:t xml:space="preserve"> УК РСФСР. Приговор: ВМН Реабилитирована 26 сентября 1990 г. Актюбинская облпрокуратура за отсутствием состава преступления </w:t>
             </w:r>
           </w:p>
           <w:p>
@@ -1224,29 +1123,7 @@
                 <w:szCs w:val="16"/>
                 <w:lang w:val="ru-RU"/>
               </w:rPr>
-              <w:t>Источник: Сведения ДКНБ РК по Актюбинской обл.</w:t>
-            </w:r>
-            <w:r>
-              <w:rPr>
-                <w:rFonts w:ascii="Arial" w:hAnsi="Arial" w:cs="Arial"/>
-                <w:b/>
-                <w:bCs/>
-                <w:sz w:val="16"/>
-                <w:szCs w:val="16"/>
-                <w:lang w:val="ru-RU"/>
-              </w:rPr>
-              <w:t>;</w:t>
-            </w:r>
-            <w:r>
-              <w:rPr>
-                <w:rFonts w:ascii="Arial" w:hAnsi="Arial" w:cs="Arial"/>
-                <w:b/>
-                <w:bCs/>
-                <w:sz w:val="16"/>
-                <w:szCs w:val="16"/>
-                <w:lang w:val="ru-RU"/>
-              </w:rPr>
-              <w:t xml:space="preserve"> </w:t>
+              <w:t xml:space="preserve">Источник: Сведения ДКНБ РК по Актюбинской обл.; </w:t>
             </w:r>
             <w:hyperlink r:id="rId8" w:history="1">
               <w:r>
@@ -1285,13 +1162,220 @@
                 <w:rFonts w:ascii="Arial" w:hAnsi="Arial" w:cs="Arial"/>
                 <w:b/>
                 <w:bCs/>
+                <w:sz w:val="16"/>
+                <w:szCs w:val="16"/>
+                <w:lang w:val="ru-RU"/>
+              </w:rPr>
+            </w:pPr>
+            <w:proofErr w:type="spellStart"/>
+            <w:r>
+              <w:rPr>
+                <w:rFonts w:ascii="Arial" w:hAnsi="Arial" w:cs="Arial"/>
+                <w:b/>
+                <w:bCs/>
+                <w:sz w:val="16"/>
+                <w:szCs w:val="16"/>
+                <w:lang w:val="ru-RU"/>
+              </w:rPr>
+              <w:t>Джоорова</w:t>
+            </w:r>
+            <w:proofErr w:type="spellEnd"/>
+            <w:r>
+              <w:rPr>
+                <w:rFonts w:ascii="Arial" w:hAnsi="Arial" w:cs="Arial"/>
+                <w:b/>
+                <w:bCs/>
+                <w:sz w:val="16"/>
+                <w:szCs w:val="16"/>
+                <w:lang w:val="ru-RU"/>
+              </w:rPr>
+              <w:t xml:space="preserve"> </w:t>
+            </w:r>
+            <w:proofErr w:type="spellStart"/>
+            <w:r>
+              <w:rPr>
+                <w:rFonts w:ascii="Arial" w:hAnsi="Arial" w:cs="Arial"/>
+                <w:b/>
+                <w:bCs/>
+                <w:sz w:val="16"/>
+                <w:szCs w:val="16"/>
+                <w:lang w:val="ru-RU"/>
+              </w:rPr>
+              <w:t>Кебек</w:t>
+            </w:r>
+            <w:proofErr w:type="spellEnd"/>
+            <w:r>
+              <w:rPr>
+                <w:rFonts w:ascii="Arial" w:hAnsi="Arial" w:cs="Arial"/>
+                <w:b/>
+                <w:bCs/>
+                <w:sz w:val="16"/>
+                <w:szCs w:val="16"/>
+                <w:lang w:val="ru-RU"/>
+              </w:rPr>
+              <w:t xml:space="preserve"> 69 лет  </w:t>
+            </w:r>
+          </w:p>
+          <w:p>
+            <w:pPr>
+              <w:pStyle w:val="name"/>
+              <w:spacing w:before="0" w:beforeAutospacing="0" w:after="0" w:afterAutospacing="0"/>
+              <w:ind w:right="75"/>
+              <w:rPr>
+                <w:rFonts w:ascii="Arial" w:hAnsi="Arial" w:cs="Arial"/>
+                <w:sz w:val="16"/>
+                <w:szCs w:val="16"/>
+                <w:lang w:val="ru-RU"/>
+              </w:rPr>
+            </w:pPr>
+            <w:r>
+              <w:rPr>
+                <w:rFonts w:ascii="Arial" w:hAnsi="Arial" w:cs="Arial"/>
+                <w:sz w:val="16"/>
+                <w:szCs w:val="16"/>
+                <w:lang w:val="ru-RU"/>
+              </w:rPr>
+              <w:t xml:space="preserve">1873 г.р., киргизка. Дата ареста: 19 июля 1941 г. Обвинение: Антисоветская деятельность (антисоветская пропаганда, агитация и </w:t>
+            </w:r>
+            <w:proofErr w:type="spellStart"/>
+            <w:r>
+              <w:rPr>
+                <w:rFonts w:ascii="Arial" w:hAnsi="Arial" w:cs="Arial"/>
+                <w:sz w:val="16"/>
+                <w:szCs w:val="16"/>
+                <w:lang w:val="ru-RU"/>
+              </w:rPr>
+              <w:t>тд</w:t>
+            </w:r>
+            <w:proofErr w:type="spellEnd"/>
+            <w:r>
+              <w:rPr>
+                <w:rFonts w:ascii="Arial" w:hAnsi="Arial" w:cs="Arial"/>
+                <w:sz w:val="16"/>
+                <w:szCs w:val="16"/>
+                <w:lang w:val="ru-RU"/>
+              </w:rPr>
+              <w:t>.)</w:t>
+            </w:r>
+          </w:p>
+          <w:p>
+            <w:pPr>
+              <w:pStyle w:val="name"/>
+              <w:spacing w:before="0" w:beforeAutospacing="0" w:after="0" w:afterAutospacing="0"/>
+              <w:ind w:right="75"/>
+              <w:rPr>
+                <w:rFonts w:ascii="Arial" w:hAnsi="Arial" w:cs="Arial"/>
+                <w:sz w:val="16"/>
+                <w:szCs w:val="16"/>
+                <w:lang w:val="ru-RU"/>
+              </w:rPr>
+            </w:pPr>
+            <w:r>
+              <w:rPr>
+                <w:rFonts w:ascii="Arial" w:hAnsi="Arial" w:cs="Arial"/>
+                <w:sz w:val="16"/>
+                <w:szCs w:val="16"/>
+                <w:lang w:val="ru-RU"/>
+              </w:rPr>
+              <w:t>Приговор: ВМН (расстрел)</w:t>
+            </w:r>
+          </w:p>
+          <w:p>
+            <w:pPr>
+              <w:pStyle w:val="BodyText"/>
+              <w:spacing w:after="0" w:line="240" w:lineRule="auto"/>
+              <w:rPr>
+                <w:rFonts w:ascii="Arial" w:hAnsi="Arial" w:cs="Arial"/>
+                <w:b/>
+                <w:sz w:val="16"/>
+                <w:szCs w:val="16"/>
+                <w:lang w:val="ru-RU"/>
+              </w:rPr>
+            </w:pPr>
+            <w:r>
+              <w:rPr>
+                <w:rFonts w:ascii="Arial" w:hAnsi="Arial" w:cs="Arial"/>
+                <w:b/>
+                <w:bCs/>
+                <w:sz w:val="16"/>
+                <w:szCs w:val="16"/>
+                <w:lang w:val="ru-RU"/>
+              </w:rPr>
+              <w:lastRenderedPageBreak/>
+              <w:t>Источники данных: База данных жертв репрессий в Кыргызстане (</w:t>
+            </w:r>
+            <w:proofErr w:type="gramStart"/>
+            <w:r>
+              <w:rPr>
+                <w:rFonts w:ascii="Arial" w:hAnsi="Arial" w:cs="Arial"/>
+                <w:b/>
+                <w:bCs/>
+                <w:sz w:val="16"/>
+                <w:szCs w:val="16"/>
+                <w:lang w:val="ru-RU"/>
+              </w:rPr>
+              <w:t>1918 – 1953</w:t>
+            </w:r>
+            <w:proofErr w:type="gramEnd"/>
+            <w:r>
+              <w:rPr>
+                <w:rFonts w:ascii="Arial" w:hAnsi="Arial" w:cs="Arial"/>
+                <w:b/>
+                <w:bCs/>
+                <w:sz w:val="16"/>
+                <w:szCs w:val="16"/>
+                <w:lang w:val="ru-RU"/>
+              </w:rPr>
+              <w:t xml:space="preserve">); </w:t>
+            </w:r>
+            <w:hyperlink r:id="rId9" w:history="1">
+              <w:r>
+                <w:rPr>
+                  <w:rStyle w:val="Hyperlink"/>
+                  <w:rFonts w:ascii="Arial" w:hAnsi="Arial" w:cs="Arial"/>
+                  <w:b/>
+                  <w:bCs/>
+                  <w:color w:val="auto"/>
+                  <w:sz w:val="16"/>
+                  <w:szCs w:val="16"/>
+                  <w:lang w:val="ru-RU"/>
+                </w:rPr>
+                <w:t>Архивная ссылка</w:t>
+              </w:r>
+            </w:hyperlink>
+          </w:p>
+          <w:p>
+            <w:pPr>
+              <w:pStyle w:val="BodyText"/>
+              <w:spacing w:after="0" w:line="240" w:lineRule="auto"/>
+              <w:rPr>
+                <w:rFonts w:ascii="Arial" w:hAnsi="Arial" w:cs="Arial"/>
+                <w:b/>
                 <w:color w:val="000080"/>
                 <w:sz w:val="16"/>
                 <w:szCs w:val="16"/>
                 <w:lang w:val="ru-RU"/>
               </w:rPr>
             </w:pPr>
-            <w:r>
+          </w:p>
+        </w:tc>
+      </w:tr>
+      <w:tr>
+        <w:tc>
+          <w:tcPr>
+            <w:tcW w:w="11160" w:type="dxa"/>
+            <w:tcBorders>
+              <w:left w:val="double" w:sz="1" w:space="0" w:color="808080"/>
+              <w:bottom w:val="double" w:sz="1" w:space="0" w:color="808080"/>
+              <w:right w:val="double" w:sz="2" w:space="0" w:color="808080"/>
+            </w:tcBorders>
+            <w:vAlign w:val="center"/>
+          </w:tcPr>
+          <w:p>
+            <w:pPr>
+              <w:pStyle w:val="name"/>
+              <w:spacing w:before="0" w:beforeAutospacing="0" w:after="0" w:afterAutospacing="0"/>
+              <w:ind w:right="75"/>
               <w:rPr>
                 <w:rFonts w:ascii="Arial" w:hAnsi="Arial" w:cs="Arial"/>
                 <w:b/>
@@ -1301,6 +1385,18 @@
                 <w:szCs w:val="16"/>
                 <w:lang w:val="ru-RU"/>
               </w:rPr>
+            </w:pPr>
+            <w:r>
+              <w:rPr>
+                <w:rFonts w:ascii="Arial" w:hAnsi="Arial" w:cs="Arial"/>
+                <w:b/>
+                <w:bCs/>
+                <w:color w:val="000080"/>
+                <w:sz w:val="16"/>
+                <w:szCs w:val="16"/>
+                <w:lang w:val="ru-RU"/>
+              </w:rPr>
+              <w:lastRenderedPageBreak/>
               <w:t>Елеусизова Сабит</w:t>
             </w:r>
             <w:r>
@@ -1572,7 +1668,7 @@
               </w:rPr>
               <w:t xml:space="preserve"> </w:t>
             </w:r>
-            <w:hyperlink r:id="rId9" w:history="1">
+            <w:hyperlink r:id="rId10" w:history="1">
               <w:r>
                 <w:rPr>
                   <w:rStyle w:val="Hyperlink"/>
@@ -1613,7 +1709,7 @@
                 <w:lang w:val="ru-RU"/>
               </w:rPr>
             </w:pPr>
-            <w:hyperlink r:id="rId10" w:history="1">
+            <w:hyperlink r:id="rId11" w:history="1">
               <w:r>
                 <w:rPr>
                   <w:rStyle w:val="Hyperlink"/>
@@ -1665,7 +1761,18 @@
                 <w:szCs w:val="16"/>
                 <w:lang w:val="ru-RU"/>
               </w:rPr>
-              <w:t>57 лет</w:t>
+              <w:t>6</w:t>
+            </w:r>
+            <w:r>
+              <w:rPr>
+                <w:rFonts w:ascii="Arial" w:hAnsi="Arial" w:cs="Arial"/>
+                <w:b/>
+                <w:bCs/>
+                <w:sz w:val="16"/>
+                <w:szCs w:val="16"/>
+                <w:lang w:val="ru-RU"/>
+              </w:rPr>
+              <w:t>7 лет</w:t>
             </w:r>
             <w:r>
               <w:rPr>
@@ -1699,7 +1806,6 @@
                 <w:szCs w:val="16"/>
                 <w:lang w:val="ru-RU"/>
               </w:rPr>
-              <w:lastRenderedPageBreak/>
               <w:t>1870 г.р., м.р.: Китай, Кульджа, уйгурка, образование: начальное</w:t>
             </w:r>
             <w:r>
@@ -1895,7 +2001,7 @@
               </w:rPr>
               <w:t xml:space="preserve"> </w:t>
             </w:r>
-            <w:hyperlink r:id="rId11" w:history="1">
+            <w:hyperlink r:id="rId12" w:history="1">
               <w:r>
                 <w:rPr>
                   <w:rStyle w:val="Hyperlink"/>
@@ -1951,7 +2057,6 @@
                 <w:szCs w:val="16"/>
                 <w:lang w:val="ru-RU"/>
               </w:rPr>
-              <w:lastRenderedPageBreak/>
               <w:t xml:space="preserve">Сулейменова </w:t>
             </w:r>
             <w:proofErr w:type="spellStart"/>
@@ -2165,407 +2270,6 @@
                 <w:lang w:val="ru-RU"/>
               </w:rPr>
               <w:t>Приговор: ВМН Реабилитирована 30 октября 1958 г. Карагандинский облсуд ЗА НЕДОКАЗАННОСТЬЮ СОСТАВА ПРЕСТУПЛЕНИЯ</w:t>
-            </w:r>
-          </w:p>
-          <w:p>
-            <w:pPr>
-              <w:pStyle w:val="author"/>
-              <w:spacing w:before="0" w:beforeAutospacing="0" w:after="0" w:afterAutospacing="0"/>
-              <w:ind w:right="225"/>
-              <w:rPr>
-                <w:rFonts w:ascii="Arial" w:hAnsi="Arial" w:cs="Arial"/>
-                <w:b/>
-                <w:bCs/>
-                <w:color w:val="570000"/>
-                <w:sz w:val="16"/>
-                <w:szCs w:val="16"/>
-                <w:lang w:val="ru-RU"/>
-              </w:rPr>
-            </w:pPr>
-            <w:r>
-              <w:rPr>
-                <w:rFonts w:ascii="Arial" w:hAnsi="Arial" w:cs="Arial"/>
-                <w:b/>
-                <w:bCs/>
-                <w:color w:val="570000"/>
-                <w:sz w:val="16"/>
-                <w:szCs w:val="16"/>
-                <w:lang w:val="ru-RU"/>
-              </w:rPr>
-              <w:t>Источник: Сведения ДКНБ РК по Карагандинской обл.</w:t>
-            </w:r>
-            <w:r>
-              <w:rPr>
-                <w:rFonts w:ascii="Arial" w:hAnsi="Arial" w:cs="Arial"/>
-                <w:b/>
-                <w:bCs/>
-                <w:color w:val="570000"/>
-                <w:sz w:val="16"/>
-                <w:szCs w:val="16"/>
-                <w:lang w:val="ru-RU"/>
-              </w:rPr>
-              <w:t>;</w:t>
-            </w:r>
-            <w:r>
-              <w:rPr>
-                <w:rFonts w:ascii="Arial" w:hAnsi="Arial" w:cs="Arial"/>
-                <w:b/>
-                <w:bCs/>
-                <w:color w:val="570000"/>
-                <w:sz w:val="16"/>
-                <w:szCs w:val="16"/>
-                <w:lang w:val="ru-RU"/>
-              </w:rPr>
-              <w:t xml:space="preserve"> </w:t>
-            </w:r>
-            <w:hyperlink r:id="rId12" w:history="1">
-              <w:r>
-                <w:rPr>
-                  <w:rStyle w:val="Hyperlink"/>
-                  <w:rFonts w:ascii="Arial" w:hAnsi="Arial" w:cs="Arial"/>
-                  <w:b/>
-                  <w:bCs/>
-                  <w:sz w:val="16"/>
-                  <w:szCs w:val="16"/>
-                  <w:lang w:val="ru-RU"/>
-                </w:rPr>
-                <w:t>Архивная ссылка</w:t>
-              </w:r>
-            </w:hyperlink>
-          </w:p>
-        </w:tc>
-      </w:tr>
-      <w:tr>
-        <w:tc>
-          <w:tcPr>
-            <w:tcW w:w="11160" w:type="dxa"/>
-            <w:tcBorders>
-              <w:left w:val="double" w:sz="1" w:space="0" w:color="808080"/>
-              <w:bottom w:val="double" w:sz="1" w:space="0" w:color="808080"/>
-              <w:right w:val="double" w:sz="2" w:space="0" w:color="808080"/>
-            </w:tcBorders>
-            <w:vAlign w:val="center"/>
-          </w:tcPr>
-          <w:p>
-            <w:pPr>
-              <w:pStyle w:val="name"/>
-              <w:spacing w:before="0" w:beforeAutospacing="0" w:after="0" w:afterAutospacing="0"/>
-              <w:ind w:right="75"/>
-              <w:rPr>
-                <w:rFonts w:ascii="Arial" w:hAnsi="Arial" w:cs="Arial"/>
-                <w:b/>
-                <w:bCs/>
-                <w:color w:val="000080"/>
-                <w:sz w:val="16"/>
-                <w:szCs w:val="16"/>
-                <w:lang w:val="ru-RU"/>
-              </w:rPr>
-            </w:pPr>
-            <w:proofErr w:type="spellStart"/>
-            <w:r>
-              <w:rPr>
-                <w:rFonts w:ascii="Arial" w:hAnsi="Arial" w:cs="Arial"/>
-                <w:b/>
-                <w:bCs/>
-                <w:color w:val="000080"/>
-                <w:sz w:val="16"/>
-                <w:szCs w:val="16"/>
-                <w:lang w:val="ru-RU"/>
-              </w:rPr>
-              <w:t>Танатова</w:t>
-            </w:r>
-            <w:proofErr w:type="spellEnd"/>
-            <w:r>
-              <w:rPr>
-                <w:rFonts w:ascii="Arial" w:hAnsi="Arial" w:cs="Arial"/>
-                <w:b/>
-                <w:bCs/>
-                <w:color w:val="000080"/>
-                <w:sz w:val="16"/>
-                <w:szCs w:val="16"/>
-                <w:lang w:val="ru-RU"/>
-              </w:rPr>
-              <w:t xml:space="preserve"> </w:t>
-            </w:r>
-            <w:proofErr w:type="spellStart"/>
-            <w:r>
-              <w:rPr>
-                <w:rFonts w:ascii="Arial" w:hAnsi="Arial" w:cs="Arial"/>
-                <w:b/>
-                <w:bCs/>
-                <w:color w:val="000080"/>
-                <w:sz w:val="16"/>
-                <w:szCs w:val="16"/>
-                <w:lang w:val="ru-RU"/>
-              </w:rPr>
-              <w:t>Мамиля</w:t>
-            </w:r>
-            <w:proofErr w:type="spellEnd"/>
-            <w:r>
-              <w:rPr>
-                <w:rFonts w:ascii="Arial" w:hAnsi="Arial" w:cs="Arial"/>
-                <w:b/>
-                <w:bCs/>
-                <w:color w:val="000080"/>
-                <w:sz w:val="16"/>
-                <w:szCs w:val="16"/>
-                <w:lang w:val="ru-RU"/>
-              </w:rPr>
-              <w:t xml:space="preserve"> </w:t>
-            </w:r>
-            <w:r>
-              <w:rPr>
-                <w:rFonts w:ascii="Arial" w:hAnsi="Arial" w:cs="Arial"/>
-                <w:b/>
-                <w:bCs/>
-                <w:color w:val="000080"/>
-                <w:sz w:val="16"/>
-                <w:szCs w:val="16"/>
-                <w:lang w:val="ru-RU"/>
-              </w:rPr>
-              <w:t>30 лет</w:t>
-            </w:r>
-            <w:r>
-              <w:rPr>
-                <w:rFonts w:ascii="Arial" w:hAnsi="Arial" w:cs="Arial"/>
-                <w:b/>
-                <w:bCs/>
-                <w:color w:val="000080"/>
-                <w:sz w:val="16"/>
-                <w:szCs w:val="16"/>
-                <w:lang w:val="ru-RU"/>
-              </w:rPr>
-              <w:t xml:space="preserve"> </w:t>
-            </w:r>
-          </w:p>
-          <w:p>
-            <w:pPr>
-              <w:pStyle w:val="cont"/>
-              <w:spacing w:before="0" w:beforeAutospacing="0" w:after="0" w:afterAutospacing="0"/>
-              <w:ind w:right="75"/>
-              <w:rPr>
-                <w:rFonts w:ascii="Arial" w:hAnsi="Arial" w:cs="Arial"/>
-                <w:color w:val="000000"/>
-                <w:sz w:val="16"/>
-                <w:szCs w:val="16"/>
-                <w:lang w:val="ru-RU"/>
-              </w:rPr>
-            </w:pPr>
-            <w:r>
-              <w:rPr>
-                <w:rFonts w:ascii="Arial" w:hAnsi="Arial" w:cs="Arial"/>
-                <w:color w:val="000000"/>
-                <w:sz w:val="16"/>
-                <w:szCs w:val="16"/>
-                <w:lang w:val="ru-RU"/>
-              </w:rPr>
-              <w:t>Родилась</w:t>
-            </w:r>
-            <w:r>
-              <w:rPr>
-                <w:rFonts w:ascii="Arial" w:hAnsi="Arial" w:cs="Arial"/>
-                <w:color w:val="000000"/>
-                <w:sz w:val="16"/>
-                <w:szCs w:val="16"/>
-              </w:rPr>
-              <w:t> </w:t>
-            </w:r>
-            <w:r>
-              <w:rPr>
-                <w:rFonts w:ascii="Arial" w:hAnsi="Arial" w:cs="Arial"/>
-                <w:color w:val="000000"/>
-                <w:sz w:val="16"/>
-                <w:szCs w:val="16"/>
-                <w:lang w:val="ru-RU"/>
-              </w:rPr>
-              <w:t xml:space="preserve">в 1907 г., Карагандинская обл., Кувский р-н, аул </w:t>
-            </w:r>
-            <w:r>
-              <w:rPr>
-                <w:rFonts w:ascii="Arial" w:hAnsi="Arial" w:cs="Arial"/>
-                <w:color w:val="000000"/>
-                <w:sz w:val="16"/>
-                <w:szCs w:val="16"/>
-              </w:rPr>
-              <w:t>N</w:t>
-            </w:r>
-            <w:r>
-              <w:rPr>
-                <w:rFonts w:ascii="Arial" w:hAnsi="Arial" w:cs="Arial"/>
-                <w:color w:val="000000"/>
-                <w:sz w:val="16"/>
-                <w:szCs w:val="16"/>
-                <w:lang w:val="ru-RU"/>
-              </w:rPr>
-              <w:t xml:space="preserve">2.; </w:t>
-            </w:r>
-            <w:r>
-              <w:rPr>
-                <w:rFonts w:ascii="Arial" w:hAnsi="Arial" w:cs="Arial"/>
-                <w:color w:val="000000"/>
-                <w:sz w:val="16"/>
-                <w:szCs w:val="16"/>
-                <w:lang w:val="ru-RU"/>
-              </w:rPr>
-              <w:t>казашка;</w:t>
-            </w:r>
-            <w:r>
-              <w:rPr>
-                <w:rFonts w:ascii="Arial" w:hAnsi="Arial" w:cs="Arial"/>
-                <w:color w:val="000000"/>
-                <w:sz w:val="16"/>
-                <w:szCs w:val="16"/>
-                <w:lang w:val="ru-RU"/>
-              </w:rPr>
-              <w:t xml:space="preserve"> образование начальное; колхозница, аула </w:t>
-            </w:r>
-            <w:r>
-              <w:rPr>
-                <w:rFonts w:ascii="Arial" w:hAnsi="Arial" w:cs="Arial"/>
-                <w:color w:val="000000"/>
-                <w:sz w:val="16"/>
-                <w:szCs w:val="16"/>
-              </w:rPr>
-              <w:t>N</w:t>
-            </w:r>
-            <w:r>
-              <w:rPr>
-                <w:rFonts w:ascii="Arial" w:hAnsi="Arial" w:cs="Arial"/>
-                <w:color w:val="000000"/>
-                <w:sz w:val="16"/>
-                <w:szCs w:val="16"/>
-                <w:lang w:val="ru-RU"/>
-              </w:rPr>
-              <w:t>2 ТОЗ</w:t>
-            </w:r>
-            <w:r>
-              <w:rPr>
-                <w:rFonts w:ascii="Arial" w:hAnsi="Arial" w:cs="Arial"/>
-                <w:color w:val="000000"/>
-                <w:sz w:val="16"/>
-                <w:szCs w:val="16"/>
-                <w:lang w:val="ru-RU"/>
-              </w:rPr>
-              <w:t>.</w:t>
-            </w:r>
-            <w:r>
-              <w:rPr>
-                <w:rFonts w:ascii="Arial" w:hAnsi="Arial" w:cs="Arial"/>
-                <w:color w:val="000000"/>
-                <w:sz w:val="16"/>
-                <w:szCs w:val="16"/>
-                <w:lang w:val="ru-RU"/>
-              </w:rPr>
-              <w:t xml:space="preserve"> Проживала:</w:t>
-            </w:r>
-            <w:r>
-              <w:rPr>
-                <w:rFonts w:ascii="Arial" w:hAnsi="Arial" w:cs="Arial"/>
-                <w:color w:val="000000"/>
-                <w:sz w:val="16"/>
-                <w:szCs w:val="16"/>
-              </w:rPr>
-              <w:t> </w:t>
-            </w:r>
-            <w:r>
-              <w:rPr>
-                <w:rFonts w:ascii="Arial" w:hAnsi="Arial" w:cs="Arial"/>
-                <w:color w:val="000000"/>
-                <w:sz w:val="16"/>
-                <w:szCs w:val="16"/>
-                <w:lang w:val="ru-RU"/>
-              </w:rPr>
-              <w:t xml:space="preserve">Карагандинская обл., Каркаралинский р-н, аул </w:t>
-            </w:r>
-            <w:r>
-              <w:rPr>
-                <w:rFonts w:ascii="Arial" w:hAnsi="Arial" w:cs="Arial"/>
-                <w:color w:val="000000"/>
-                <w:sz w:val="16"/>
-                <w:szCs w:val="16"/>
-              </w:rPr>
-              <w:t>N</w:t>
-            </w:r>
-            <w:r>
-              <w:rPr>
-                <w:rFonts w:ascii="Arial" w:hAnsi="Arial" w:cs="Arial"/>
-                <w:color w:val="000000"/>
-                <w:sz w:val="16"/>
-                <w:szCs w:val="16"/>
-                <w:lang w:val="ru-RU"/>
-              </w:rPr>
-              <w:t>2</w:t>
-            </w:r>
-            <w:r>
-              <w:rPr>
-                <w:rFonts w:ascii="Arial" w:hAnsi="Arial" w:cs="Arial"/>
-                <w:color w:val="000000"/>
-                <w:sz w:val="16"/>
-                <w:szCs w:val="16"/>
-                <w:lang w:val="ru-RU"/>
-              </w:rPr>
-              <w:t>.</w:t>
-            </w:r>
-            <w:r>
-              <w:rPr>
-                <w:rFonts w:ascii="Arial" w:hAnsi="Arial" w:cs="Arial"/>
-                <w:color w:val="000000"/>
-                <w:sz w:val="16"/>
-                <w:szCs w:val="16"/>
-                <w:lang w:val="ru-RU"/>
-              </w:rPr>
-              <w:t>Арестована 1 октября 1937 г. УНКВД по Карагандинской обл.</w:t>
-            </w:r>
-            <w:r>
-              <w:rPr>
-                <w:rFonts w:ascii="Arial" w:hAnsi="Arial" w:cs="Arial"/>
-                <w:color w:val="000000"/>
-                <w:sz w:val="16"/>
-                <w:szCs w:val="16"/>
-                <w:lang w:val="ru-RU"/>
-              </w:rPr>
-              <w:br/>
-              <w:t>Приговорена: УНКВД по Карагандинской обл. 8 ноября 1937 г., обв.:</w:t>
-            </w:r>
-            <w:r>
-              <w:rPr>
-                <w:rFonts w:ascii="Arial" w:hAnsi="Arial" w:cs="Arial"/>
-                <w:color w:val="000000"/>
-                <w:sz w:val="16"/>
-                <w:szCs w:val="16"/>
-              </w:rPr>
-              <w:t> </w:t>
-            </w:r>
-            <w:r>
-              <w:rPr>
-                <w:rFonts w:ascii="Arial" w:hAnsi="Arial" w:cs="Arial"/>
-                <w:color w:val="000000"/>
-                <w:sz w:val="16"/>
-                <w:szCs w:val="16"/>
-                <w:lang w:val="ru-RU"/>
-              </w:rPr>
-              <w:t>58-10, 58-11 УК РСФСР</w:t>
-            </w:r>
-            <w:r>
-              <w:rPr>
-                <w:rFonts w:ascii="Arial" w:hAnsi="Arial" w:cs="Arial"/>
-                <w:color w:val="000000"/>
-                <w:sz w:val="16"/>
-                <w:szCs w:val="16"/>
-                <w:lang w:val="ru-RU"/>
-              </w:rPr>
-              <w:t>.</w:t>
-            </w:r>
-            <w:r>
-              <w:rPr>
-                <w:rFonts w:ascii="Arial" w:hAnsi="Arial" w:cs="Arial"/>
-                <w:color w:val="000000"/>
-                <w:sz w:val="16"/>
-                <w:szCs w:val="16"/>
-                <w:lang w:val="ru-RU"/>
-              </w:rPr>
-              <w:br/>
-              <w:t>Приговор: ВМН Реабилитирована 18 июля 1957 г. Карагандинский облсуд за отсутствием состава преступления</w:t>
             </w:r>
           </w:p>
           <w:p>
@@ -2673,6 +2377,407 @@
                 <w:szCs w:val="16"/>
                 <w:lang w:val="ru-RU"/>
               </w:rPr>
+              <w:t>Танатова</w:t>
+            </w:r>
+            <w:proofErr w:type="spellEnd"/>
+            <w:r>
+              <w:rPr>
+                <w:rFonts w:ascii="Arial" w:hAnsi="Arial" w:cs="Arial"/>
+                <w:b/>
+                <w:bCs/>
+                <w:color w:val="000080"/>
+                <w:sz w:val="16"/>
+                <w:szCs w:val="16"/>
+                <w:lang w:val="ru-RU"/>
+              </w:rPr>
+              <w:t xml:space="preserve"> </w:t>
+            </w:r>
+            <w:proofErr w:type="spellStart"/>
+            <w:r>
+              <w:rPr>
+                <w:rFonts w:ascii="Arial" w:hAnsi="Arial" w:cs="Arial"/>
+                <w:b/>
+                <w:bCs/>
+                <w:color w:val="000080"/>
+                <w:sz w:val="16"/>
+                <w:szCs w:val="16"/>
+                <w:lang w:val="ru-RU"/>
+              </w:rPr>
+              <w:t>Мамиля</w:t>
+            </w:r>
+            <w:proofErr w:type="spellEnd"/>
+            <w:r>
+              <w:rPr>
+                <w:rFonts w:ascii="Arial" w:hAnsi="Arial" w:cs="Arial"/>
+                <w:b/>
+                <w:bCs/>
+                <w:color w:val="000080"/>
+                <w:sz w:val="16"/>
+                <w:szCs w:val="16"/>
+                <w:lang w:val="ru-RU"/>
+              </w:rPr>
+              <w:t xml:space="preserve"> </w:t>
+            </w:r>
+            <w:r>
+              <w:rPr>
+                <w:rFonts w:ascii="Arial" w:hAnsi="Arial" w:cs="Arial"/>
+                <w:b/>
+                <w:bCs/>
+                <w:color w:val="000080"/>
+                <w:sz w:val="16"/>
+                <w:szCs w:val="16"/>
+                <w:lang w:val="ru-RU"/>
+              </w:rPr>
+              <w:t>30 лет</w:t>
+            </w:r>
+            <w:r>
+              <w:rPr>
+                <w:rFonts w:ascii="Arial" w:hAnsi="Arial" w:cs="Arial"/>
+                <w:b/>
+                <w:bCs/>
+                <w:color w:val="000080"/>
+                <w:sz w:val="16"/>
+                <w:szCs w:val="16"/>
+                <w:lang w:val="ru-RU"/>
+              </w:rPr>
+              <w:t xml:space="preserve"> </w:t>
+            </w:r>
+          </w:p>
+          <w:p>
+            <w:pPr>
+              <w:pStyle w:val="cont"/>
+              <w:spacing w:before="0" w:beforeAutospacing="0" w:after="0" w:afterAutospacing="0"/>
+              <w:ind w:right="75"/>
+              <w:rPr>
+                <w:rFonts w:ascii="Arial" w:hAnsi="Arial" w:cs="Arial"/>
+                <w:color w:val="000000"/>
+                <w:sz w:val="16"/>
+                <w:szCs w:val="16"/>
+                <w:lang w:val="ru-RU"/>
+              </w:rPr>
+            </w:pPr>
+            <w:r>
+              <w:rPr>
+                <w:rFonts w:ascii="Arial" w:hAnsi="Arial" w:cs="Arial"/>
+                <w:color w:val="000000"/>
+                <w:sz w:val="16"/>
+                <w:szCs w:val="16"/>
+                <w:lang w:val="ru-RU"/>
+              </w:rPr>
+              <w:t>Родилась</w:t>
+            </w:r>
+            <w:r>
+              <w:rPr>
+                <w:rFonts w:ascii="Arial" w:hAnsi="Arial" w:cs="Arial"/>
+                <w:color w:val="000000"/>
+                <w:sz w:val="16"/>
+                <w:szCs w:val="16"/>
+              </w:rPr>
+              <w:t> </w:t>
+            </w:r>
+            <w:r>
+              <w:rPr>
+                <w:rFonts w:ascii="Arial" w:hAnsi="Arial" w:cs="Arial"/>
+                <w:color w:val="000000"/>
+                <w:sz w:val="16"/>
+                <w:szCs w:val="16"/>
+                <w:lang w:val="ru-RU"/>
+              </w:rPr>
+              <w:t xml:space="preserve">в 1907 г., Карагандинская обл., Кувский р-н, аул </w:t>
+            </w:r>
+            <w:r>
+              <w:rPr>
+                <w:rFonts w:ascii="Arial" w:hAnsi="Arial" w:cs="Arial"/>
+                <w:color w:val="000000"/>
+                <w:sz w:val="16"/>
+                <w:szCs w:val="16"/>
+              </w:rPr>
+              <w:t>N</w:t>
+            </w:r>
+            <w:r>
+              <w:rPr>
+                <w:rFonts w:ascii="Arial" w:hAnsi="Arial" w:cs="Arial"/>
+                <w:color w:val="000000"/>
+                <w:sz w:val="16"/>
+                <w:szCs w:val="16"/>
+                <w:lang w:val="ru-RU"/>
+              </w:rPr>
+              <w:t xml:space="preserve">2.; </w:t>
+            </w:r>
+            <w:r>
+              <w:rPr>
+                <w:rFonts w:ascii="Arial" w:hAnsi="Arial" w:cs="Arial"/>
+                <w:color w:val="000000"/>
+                <w:sz w:val="16"/>
+                <w:szCs w:val="16"/>
+                <w:lang w:val="ru-RU"/>
+              </w:rPr>
+              <w:t>казашка;</w:t>
+            </w:r>
+            <w:r>
+              <w:rPr>
+                <w:rFonts w:ascii="Arial" w:hAnsi="Arial" w:cs="Arial"/>
+                <w:color w:val="000000"/>
+                <w:sz w:val="16"/>
+                <w:szCs w:val="16"/>
+                <w:lang w:val="ru-RU"/>
+              </w:rPr>
+              <w:t xml:space="preserve"> образование начальное; колхозница, аула </w:t>
+            </w:r>
+            <w:r>
+              <w:rPr>
+                <w:rFonts w:ascii="Arial" w:hAnsi="Arial" w:cs="Arial"/>
+                <w:color w:val="000000"/>
+                <w:sz w:val="16"/>
+                <w:szCs w:val="16"/>
+              </w:rPr>
+              <w:t>N</w:t>
+            </w:r>
+            <w:r>
+              <w:rPr>
+                <w:rFonts w:ascii="Arial" w:hAnsi="Arial" w:cs="Arial"/>
+                <w:color w:val="000000"/>
+                <w:sz w:val="16"/>
+                <w:szCs w:val="16"/>
+                <w:lang w:val="ru-RU"/>
+              </w:rPr>
+              <w:t>2 ТОЗ</w:t>
+            </w:r>
+            <w:r>
+              <w:rPr>
+                <w:rFonts w:ascii="Arial" w:hAnsi="Arial" w:cs="Arial"/>
+                <w:color w:val="000000"/>
+                <w:sz w:val="16"/>
+                <w:szCs w:val="16"/>
+                <w:lang w:val="ru-RU"/>
+              </w:rPr>
+              <w:t>.</w:t>
+            </w:r>
+            <w:r>
+              <w:rPr>
+                <w:rFonts w:ascii="Arial" w:hAnsi="Arial" w:cs="Arial"/>
+                <w:color w:val="000000"/>
+                <w:sz w:val="16"/>
+                <w:szCs w:val="16"/>
+                <w:lang w:val="ru-RU"/>
+              </w:rPr>
+              <w:t xml:space="preserve"> Проживала:</w:t>
+            </w:r>
+            <w:r>
+              <w:rPr>
+                <w:rFonts w:ascii="Arial" w:hAnsi="Arial" w:cs="Arial"/>
+                <w:color w:val="000000"/>
+                <w:sz w:val="16"/>
+                <w:szCs w:val="16"/>
+              </w:rPr>
+              <w:t> </w:t>
+            </w:r>
+            <w:r>
+              <w:rPr>
+                <w:rFonts w:ascii="Arial" w:hAnsi="Arial" w:cs="Arial"/>
+                <w:color w:val="000000"/>
+                <w:sz w:val="16"/>
+                <w:szCs w:val="16"/>
+                <w:lang w:val="ru-RU"/>
+              </w:rPr>
+              <w:t xml:space="preserve">Карагандинская обл., Каркаралинский р-н, аул </w:t>
+            </w:r>
+            <w:r>
+              <w:rPr>
+                <w:rFonts w:ascii="Arial" w:hAnsi="Arial" w:cs="Arial"/>
+                <w:color w:val="000000"/>
+                <w:sz w:val="16"/>
+                <w:szCs w:val="16"/>
+              </w:rPr>
+              <w:t>N</w:t>
+            </w:r>
+            <w:r>
+              <w:rPr>
+                <w:rFonts w:ascii="Arial" w:hAnsi="Arial" w:cs="Arial"/>
+                <w:color w:val="000000"/>
+                <w:sz w:val="16"/>
+                <w:szCs w:val="16"/>
+                <w:lang w:val="ru-RU"/>
+              </w:rPr>
+              <w:t>2</w:t>
+            </w:r>
+            <w:r>
+              <w:rPr>
+                <w:rFonts w:ascii="Arial" w:hAnsi="Arial" w:cs="Arial"/>
+                <w:color w:val="000000"/>
+                <w:sz w:val="16"/>
+                <w:szCs w:val="16"/>
+                <w:lang w:val="ru-RU"/>
+              </w:rPr>
+              <w:t>.</w:t>
+            </w:r>
+            <w:r>
+              <w:rPr>
+                <w:rFonts w:ascii="Arial" w:hAnsi="Arial" w:cs="Arial"/>
+                <w:color w:val="000000"/>
+                <w:sz w:val="16"/>
+                <w:szCs w:val="16"/>
+                <w:lang w:val="ru-RU"/>
+              </w:rPr>
+              <w:t>Арестована 1 октября 1937 г. УНКВД по Карагандинской обл.</w:t>
+            </w:r>
+            <w:r>
+              <w:rPr>
+                <w:rFonts w:ascii="Arial" w:hAnsi="Arial" w:cs="Arial"/>
+                <w:color w:val="000000"/>
+                <w:sz w:val="16"/>
+                <w:szCs w:val="16"/>
+                <w:lang w:val="ru-RU"/>
+              </w:rPr>
+              <w:br/>
+              <w:t>Приговорена: УНКВД по Карагандинской обл. 8 ноября 1937 г., обв.:</w:t>
+            </w:r>
+            <w:r>
+              <w:rPr>
+                <w:rFonts w:ascii="Arial" w:hAnsi="Arial" w:cs="Arial"/>
+                <w:color w:val="000000"/>
+                <w:sz w:val="16"/>
+                <w:szCs w:val="16"/>
+              </w:rPr>
+              <w:t> </w:t>
+            </w:r>
+            <w:r>
+              <w:rPr>
+                <w:rFonts w:ascii="Arial" w:hAnsi="Arial" w:cs="Arial"/>
+                <w:color w:val="000000"/>
+                <w:sz w:val="16"/>
+                <w:szCs w:val="16"/>
+                <w:lang w:val="ru-RU"/>
+              </w:rPr>
+              <w:t>58-10, 58-11 УК РСФСР</w:t>
+            </w:r>
+            <w:r>
+              <w:rPr>
+                <w:rFonts w:ascii="Arial" w:hAnsi="Arial" w:cs="Arial"/>
+                <w:color w:val="000000"/>
+                <w:sz w:val="16"/>
+                <w:szCs w:val="16"/>
+                <w:lang w:val="ru-RU"/>
+              </w:rPr>
+              <w:t>.</w:t>
+            </w:r>
+            <w:r>
+              <w:rPr>
+                <w:rFonts w:ascii="Arial" w:hAnsi="Arial" w:cs="Arial"/>
+                <w:color w:val="000000"/>
+                <w:sz w:val="16"/>
+                <w:szCs w:val="16"/>
+                <w:lang w:val="ru-RU"/>
+              </w:rPr>
+              <w:br/>
+              <w:t>Приговор: ВМН Реабилитирована 18 июля 1957 г. Карагандинский облсуд за отсутствием состава преступления</w:t>
+            </w:r>
+          </w:p>
+          <w:p>
+            <w:pPr>
+              <w:pStyle w:val="author"/>
+              <w:spacing w:before="0" w:beforeAutospacing="0" w:after="0" w:afterAutospacing="0"/>
+              <w:ind w:right="225"/>
+              <w:rPr>
+                <w:rFonts w:ascii="Arial" w:hAnsi="Arial" w:cs="Arial"/>
+                <w:b/>
+                <w:bCs/>
+                <w:color w:val="570000"/>
+                <w:sz w:val="16"/>
+                <w:szCs w:val="16"/>
+                <w:lang w:val="ru-RU"/>
+              </w:rPr>
+            </w:pPr>
+            <w:r>
+              <w:rPr>
+                <w:rFonts w:ascii="Arial" w:hAnsi="Arial" w:cs="Arial"/>
+                <w:b/>
+                <w:bCs/>
+                <w:color w:val="570000"/>
+                <w:sz w:val="16"/>
+                <w:szCs w:val="16"/>
+                <w:lang w:val="ru-RU"/>
+              </w:rPr>
+              <w:t>Источник: Сведения ДКНБ РК по Карагандинской обл.</w:t>
+            </w:r>
+            <w:r>
+              <w:rPr>
+                <w:rFonts w:ascii="Arial" w:hAnsi="Arial" w:cs="Arial"/>
+                <w:b/>
+                <w:bCs/>
+                <w:color w:val="570000"/>
+                <w:sz w:val="16"/>
+                <w:szCs w:val="16"/>
+                <w:lang w:val="ru-RU"/>
+              </w:rPr>
+              <w:t>;</w:t>
+            </w:r>
+            <w:r>
+              <w:rPr>
+                <w:rFonts w:ascii="Arial" w:hAnsi="Arial" w:cs="Arial"/>
+                <w:b/>
+                <w:bCs/>
+                <w:color w:val="570000"/>
+                <w:sz w:val="16"/>
+                <w:szCs w:val="16"/>
+                <w:lang w:val="ru-RU"/>
+              </w:rPr>
+              <w:t xml:space="preserve"> </w:t>
+            </w:r>
+            <w:hyperlink r:id="rId14" w:history="1">
+              <w:r>
+                <w:rPr>
+                  <w:rStyle w:val="Hyperlink"/>
+                  <w:rFonts w:ascii="Arial" w:hAnsi="Arial" w:cs="Arial"/>
+                  <w:b/>
+                  <w:bCs/>
+                  <w:sz w:val="16"/>
+                  <w:szCs w:val="16"/>
+                  <w:lang w:val="ru-RU"/>
+                </w:rPr>
+                <w:t>Архивная ссылка</w:t>
+              </w:r>
+            </w:hyperlink>
+          </w:p>
+        </w:tc>
+      </w:tr>
+      <w:tr>
+        <w:tc>
+          <w:tcPr>
+            <w:tcW w:w="11160" w:type="dxa"/>
+            <w:tcBorders>
+              <w:left w:val="double" w:sz="1" w:space="0" w:color="808080"/>
+              <w:bottom w:val="double" w:sz="1" w:space="0" w:color="808080"/>
+              <w:right w:val="double" w:sz="2" w:space="0" w:color="808080"/>
+            </w:tcBorders>
+            <w:vAlign w:val="center"/>
+          </w:tcPr>
+          <w:p>
+            <w:pPr>
+              <w:pStyle w:val="name"/>
+              <w:spacing w:before="0" w:beforeAutospacing="0" w:after="0" w:afterAutospacing="0"/>
+              <w:ind w:right="75"/>
+              <w:rPr>
+                <w:rFonts w:ascii="Arial" w:hAnsi="Arial" w:cs="Arial"/>
+                <w:b/>
+                <w:bCs/>
+                <w:color w:val="000080"/>
+                <w:sz w:val="16"/>
+                <w:szCs w:val="16"/>
+                <w:lang w:val="ru-RU"/>
+              </w:rPr>
+            </w:pPr>
+            <w:proofErr w:type="spellStart"/>
+            <w:r>
+              <w:rPr>
+                <w:rFonts w:ascii="Arial" w:hAnsi="Arial" w:cs="Arial"/>
+                <w:b/>
+                <w:bCs/>
+                <w:color w:val="000080"/>
+                <w:sz w:val="16"/>
+                <w:szCs w:val="16"/>
+                <w:lang w:val="ru-RU"/>
+              </w:rPr>
               <w:t>Шонанова</w:t>
             </w:r>
             <w:proofErr w:type="spellEnd"/>
@@ -2923,7 +3028,7 @@
               </w:rPr>
               <w:t xml:space="preserve"> </w:t>
             </w:r>
-            <w:hyperlink r:id="rId14" w:history="1">
+            <w:hyperlink r:id="rId15" w:history="1">
               <w:r>
                 <w:rPr>
                   <w:rStyle w:val="Hyperlink"/>
@@ -3332,7 +3437,7 @@
               </w:rPr>
               <w:t xml:space="preserve"> </w:t>
             </w:r>
-            <w:hyperlink r:id="rId15" w:history="1">
+            <w:hyperlink r:id="rId16" w:history="1">
               <w:r>
                 <w:rPr>
                   <w:rStyle w:val="Hyperlink"/>
@@ -3370,7 +3475,7 @@
                 <w:lang w:val="ru-RU"/>
               </w:rPr>
             </w:pPr>
-            <w:hyperlink r:id="rId16" w:history="1">
+            <w:hyperlink r:id="rId17" w:history="1">
               <w:r>
                 <w:rPr>
                   <w:rStyle w:val="Hyperlink"/>
@@ -3405,24 +3510,6 @@
               </w:rPr>
               <w:t>40 лет</w:t>
             </w:r>
-            <w:r>
-              <w:rPr>
-                <w:rFonts w:ascii="Arial" w:hAnsi="Arial" w:cs="Arial"/>
-                <w:sz w:val="16"/>
-                <w:szCs w:val="16"/>
-                <w:lang w:val="ru-RU"/>
-              </w:rPr>
-              <w:t xml:space="preserve"> </w:t>
-            </w:r>
-            <w:r>
-              <w:rPr>
-                <w:rFonts w:ascii="Arial" w:hAnsi="Arial" w:cs="Arial"/>
-                <w:sz w:val="16"/>
-                <w:szCs w:val="16"/>
-                <w:lang w:val="ru-RU"/>
-              </w:rPr>
-              <w:t>41л</w:t>
-            </w:r>
           </w:p>
           <w:p>
             <w:pPr>
@@ -3515,361 +3602,6 @@
                 <w:b/>
                 <w:bCs/>
                 <w:color w:val="484745"/>
-                <w:sz w:val="16"/>
-                <w:szCs w:val="16"/>
-                <w:lang w:val="ru-RU"/>
-              </w:rPr>
-              <w:t xml:space="preserve"> </w:t>
-            </w:r>
-            <w:hyperlink r:id="rId17" w:history="1">
-              <w:r>
-                <w:rPr>
-                  <w:rStyle w:val="Hyperlink"/>
-                  <w:rFonts w:ascii="Arial" w:hAnsi="Arial" w:cs="Arial"/>
-                  <w:b/>
-                  <w:bCs/>
-                  <w:sz w:val="16"/>
-                  <w:szCs w:val="16"/>
-                  <w:lang w:val="ru-RU"/>
-                </w:rPr>
-                <w:t>Архивная ссылка</w:t>
-              </w:r>
-            </w:hyperlink>
-          </w:p>
-        </w:tc>
-      </w:tr>
-      <w:tr>
-        <w:tc>
-          <w:tcPr>
-            <w:tcW w:w="11160" w:type="dxa"/>
-            <w:tcBorders>
-              <w:left w:val="double" w:sz="1" w:space="0" w:color="808080"/>
-              <w:bottom w:val="double" w:sz="1" w:space="0" w:color="808080"/>
-              <w:right w:val="double" w:sz="2" w:space="0" w:color="808080"/>
-            </w:tcBorders>
-            <w:vAlign w:val="center"/>
-          </w:tcPr>
-          <w:p>
-            <w:pPr>
-              <w:pStyle w:val="name"/>
-              <w:spacing w:before="0" w:beforeAutospacing="0" w:after="0" w:afterAutospacing="0"/>
-              <w:ind w:right="75"/>
-              <w:rPr>
-                <w:rFonts w:ascii="Arial" w:hAnsi="Arial" w:cs="Arial"/>
-                <w:b/>
-                <w:bCs/>
-                <w:color w:val="000080"/>
-                <w:sz w:val="16"/>
-                <w:szCs w:val="16"/>
-                <w:lang w:val="ru-RU"/>
-              </w:rPr>
-            </w:pPr>
-            <w:r>
-              <w:rPr>
-                <w:rFonts w:ascii="Arial" w:hAnsi="Arial" w:cs="Arial"/>
-                <w:b/>
-                <w:bCs/>
-                <w:color w:val="000080"/>
-                <w:sz w:val="16"/>
-                <w:szCs w:val="16"/>
-                <w:lang w:val="ru-RU"/>
-              </w:rPr>
-              <w:t>Назарова-Имамбаева Булюм</w:t>
-            </w:r>
-            <w:r>
-              <w:rPr>
-                <w:rFonts w:ascii="Arial" w:hAnsi="Arial" w:cs="Arial"/>
-                <w:b/>
-                <w:bCs/>
-                <w:color w:val="000080"/>
-                <w:sz w:val="16"/>
-                <w:szCs w:val="16"/>
-                <w:lang w:val="ru-RU"/>
-              </w:rPr>
-              <w:t xml:space="preserve"> </w:t>
-            </w:r>
-            <w:r>
-              <w:rPr>
-                <w:rFonts w:ascii="Arial" w:hAnsi="Arial" w:cs="Arial"/>
-                <w:b/>
-                <w:bCs/>
-                <w:color w:val="000080"/>
-                <w:sz w:val="16"/>
-                <w:szCs w:val="16"/>
-                <w:lang w:val="ru-RU"/>
-              </w:rPr>
-              <w:t>34 г</w:t>
-            </w:r>
-            <w:r>
-              <w:rPr>
-                <w:rFonts w:ascii="Arial" w:hAnsi="Arial" w:cs="Arial"/>
-                <w:b/>
-                <w:bCs/>
-                <w:color w:val="000080"/>
-                <w:sz w:val="16"/>
-                <w:szCs w:val="16"/>
-                <w:lang w:val="ru-RU"/>
-              </w:rPr>
-              <w:t>ода</w:t>
-            </w:r>
-            <w:r>
-              <w:rPr>
-                <w:rFonts w:ascii="Arial" w:hAnsi="Arial" w:cs="Arial"/>
-                <w:b/>
-                <w:bCs/>
-                <w:color w:val="000080"/>
-                <w:sz w:val="16"/>
-                <w:szCs w:val="16"/>
-                <w:lang w:val="ru-RU"/>
-              </w:rPr>
-              <w:t xml:space="preserve"> </w:t>
-            </w:r>
-          </w:p>
-          <w:p>
-            <w:pPr>
-              <w:pStyle w:val="cont"/>
-              <w:spacing w:before="0" w:beforeAutospacing="0" w:after="0" w:afterAutospacing="0"/>
-              <w:ind w:right="75"/>
-              <w:rPr>
-                <w:rFonts w:ascii="Arial" w:hAnsi="Arial" w:cs="Arial"/>
-                <w:color w:val="000000"/>
-                <w:sz w:val="16"/>
-                <w:szCs w:val="16"/>
-              </w:rPr>
-            </w:pPr>
-            <w:r>
-              <w:rPr>
-                <w:rFonts w:ascii="Arial" w:hAnsi="Arial" w:cs="Arial"/>
-                <w:color w:val="000000"/>
-                <w:sz w:val="16"/>
-                <w:szCs w:val="16"/>
-                <w:lang w:val="ru-RU"/>
-              </w:rPr>
-              <w:t>Родилась</w:t>
-            </w:r>
-            <w:r>
-              <w:rPr>
-                <w:rFonts w:ascii="Arial" w:hAnsi="Arial" w:cs="Arial"/>
-                <w:color w:val="000000"/>
-                <w:sz w:val="16"/>
-                <w:szCs w:val="16"/>
-              </w:rPr>
-              <w:t> </w:t>
-            </w:r>
-            <w:r>
-              <w:rPr>
-                <w:rFonts w:ascii="Arial" w:hAnsi="Arial" w:cs="Arial"/>
-                <w:color w:val="000000"/>
-                <w:sz w:val="16"/>
-                <w:szCs w:val="16"/>
-                <w:lang w:val="ru-RU"/>
-              </w:rPr>
-              <w:t>в 1906 г., г.Петропавловск; казашка; Приговорена: ОСО при НКВД СССР 10 июня 1938 г., обв.:</w:t>
-            </w:r>
-            <w:r>
-              <w:rPr>
-                <w:rFonts w:ascii="Arial" w:hAnsi="Arial" w:cs="Arial"/>
-                <w:color w:val="000000"/>
-                <w:sz w:val="16"/>
-                <w:szCs w:val="16"/>
-              </w:rPr>
-              <w:t> </w:t>
-            </w:r>
-            <w:r>
-              <w:rPr>
-                <w:rFonts w:ascii="Arial" w:hAnsi="Arial" w:cs="Arial"/>
-                <w:color w:val="000000"/>
-                <w:sz w:val="16"/>
-                <w:szCs w:val="16"/>
-                <w:lang w:val="ru-RU"/>
-              </w:rPr>
-              <w:t>как ЧСИР.</w:t>
-            </w:r>
-            <w:r>
-              <w:rPr>
-                <w:rFonts w:ascii="Arial" w:hAnsi="Arial" w:cs="Arial"/>
-                <w:color w:val="000000"/>
-                <w:sz w:val="16"/>
-                <w:szCs w:val="16"/>
-                <w:lang w:val="ru-RU"/>
-              </w:rPr>
-              <w:br/>
-              <w:t xml:space="preserve">Приговор: к 3 годам ИТЛ. Прибыла в Акмолинское ЛО 27.07.1938 из тюрьмы г.Петропавловска. В АЛЖИРе находилась до 01.07.1940. </w:t>
-            </w:r>
-            <w:proofErr w:type="spellStart"/>
-            <w:r>
-              <w:rPr>
-                <w:rFonts w:ascii="Arial" w:hAnsi="Arial" w:cs="Arial"/>
-                <w:color w:val="000000"/>
-                <w:sz w:val="16"/>
-                <w:szCs w:val="16"/>
-              </w:rPr>
-              <w:t>Умерла</w:t>
-            </w:r>
-            <w:proofErr w:type="spellEnd"/>
-            <w:r>
-              <w:rPr>
-                <w:rFonts w:ascii="Arial" w:hAnsi="Arial" w:cs="Arial"/>
-                <w:color w:val="000000"/>
-                <w:sz w:val="16"/>
-                <w:szCs w:val="16"/>
-              </w:rPr>
-              <w:t xml:space="preserve"> 1.07.1940.</w:t>
-            </w:r>
-          </w:p>
-          <w:p>
-            <w:pPr>
-              <w:pStyle w:val="author"/>
-              <w:spacing w:before="0" w:beforeAutospacing="0" w:after="0" w:afterAutospacing="0"/>
-              <w:ind w:right="225"/>
-              <w:rPr>
-                <w:rFonts w:ascii="Arial" w:hAnsi="Arial" w:cs="Arial"/>
-                <w:b/>
-                <w:bCs/>
-                <w:color w:val="570000"/>
-                <w:sz w:val="16"/>
-                <w:szCs w:val="16"/>
-                <w:lang w:val="ru-RU"/>
-              </w:rPr>
-            </w:pPr>
-            <w:proofErr w:type="spellStart"/>
-            <w:r>
-              <w:rPr>
-                <w:rFonts w:ascii="Arial" w:hAnsi="Arial" w:cs="Arial"/>
-                <w:b/>
-                <w:bCs/>
-                <w:color w:val="570000"/>
-                <w:sz w:val="16"/>
-                <w:szCs w:val="16"/>
-              </w:rPr>
-              <w:t>Источник</w:t>
-            </w:r>
-            <w:proofErr w:type="spellEnd"/>
-            <w:r>
-              <w:rPr>
-                <w:rFonts w:ascii="Arial" w:hAnsi="Arial" w:cs="Arial"/>
-                <w:b/>
-                <w:bCs/>
-                <w:color w:val="570000"/>
-                <w:sz w:val="16"/>
-                <w:szCs w:val="16"/>
-              </w:rPr>
-              <w:t xml:space="preserve">: </w:t>
-            </w:r>
-            <w:proofErr w:type="spellStart"/>
-            <w:r>
-              <w:rPr>
-                <w:rFonts w:ascii="Arial" w:hAnsi="Arial" w:cs="Arial"/>
-                <w:b/>
-                <w:bCs/>
-                <w:color w:val="570000"/>
-                <w:sz w:val="16"/>
-                <w:szCs w:val="16"/>
-              </w:rPr>
-              <w:t>Книга</w:t>
-            </w:r>
-            <w:proofErr w:type="spellEnd"/>
-            <w:r>
-              <w:rPr>
-                <w:rFonts w:ascii="Arial" w:hAnsi="Arial" w:cs="Arial"/>
-                <w:b/>
-                <w:bCs/>
-                <w:color w:val="570000"/>
-                <w:sz w:val="16"/>
-                <w:szCs w:val="16"/>
-              </w:rPr>
-              <w:t xml:space="preserve"> </w:t>
-            </w:r>
-            <w:proofErr w:type="spellStart"/>
-            <w:r>
-              <w:rPr>
-                <w:rFonts w:ascii="Arial" w:hAnsi="Arial" w:cs="Arial"/>
-                <w:b/>
-                <w:bCs/>
-                <w:color w:val="570000"/>
-                <w:sz w:val="16"/>
-                <w:szCs w:val="16"/>
-              </w:rPr>
-              <w:t>памяти</w:t>
-            </w:r>
-            <w:proofErr w:type="spellEnd"/>
-            <w:r>
-              <w:rPr>
-                <w:rFonts w:ascii="Arial" w:hAnsi="Arial" w:cs="Arial"/>
-                <w:b/>
-                <w:bCs/>
-                <w:color w:val="570000"/>
-                <w:sz w:val="16"/>
-                <w:szCs w:val="16"/>
-              </w:rPr>
-              <w:t xml:space="preserve"> "</w:t>
-            </w:r>
-            <w:proofErr w:type="spellStart"/>
-            <w:r>
-              <w:rPr>
-                <w:rFonts w:ascii="Arial" w:hAnsi="Arial" w:cs="Arial"/>
-                <w:b/>
-                <w:bCs/>
-                <w:color w:val="570000"/>
-                <w:sz w:val="16"/>
-                <w:szCs w:val="16"/>
-              </w:rPr>
-              <w:t>Узницы</w:t>
-            </w:r>
-            <w:proofErr w:type="spellEnd"/>
-            <w:r>
-              <w:rPr>
-                <w:rFonts w:ascii="Arial" w:hAnsi="Arial" w:cs="Arial"/>
-                <w:b/>
-                <w:bCs/>
-                <w:color w:val="570000"/>
-                <w:sz w:val="16"/>
-                <w:szCs w:val="16"/>
-              </w:rPr>
-              <w:t xml:space="preserve"> </w:t>
-            </w:r>
-            <w:proofErr w:type="spellStart"/>
-            <w:r>
-              <w:rPr>
-                <w:rFonts w:ascii="Arial" w:hAnsi="Arial" w:cs="Arial"/>
-                <w:b/>
-                <w:bCs/>
-                <w:color w:val="570000"/>
-                <w:sz w:val="16"/>
-                <w:szCs w:val="16"/>
-              </w:rPr>
-              <w:t>АЛЖИРа</w:t>
-            </w:r>
-            <w:proofErr w:type="spellEnd"/>
-            <w:r>
-              <w:rPr>
-                <w:rFonts w:ascii="Arial" w:hAnsi="Arial" w:cs="Arial"/>
-                <w:b/>
-                <w:bCs/>
-                <w:color w:val="570000"/>
-                <w:sz w:val="16"/>
-                <w:szCs w:val="16"/>
-              </w:rPr>
-              <w:t>"</w:t>
-            </w:r>
-            <w:r>
-              <w:rPr>
-                <w:rFonts w:ascii="Arial" w:hAnsi="Arial" w:cs="Arial"/>
-                <w:b/>
-                <w:bCs/>
-                <w:color w:val="570000"/>
-                <w:sz w:val="16"/>
-                <w:szCs w:val="16"/>
-                <w:lang w:val="ru-RU"/>
-              </w:rPr>
-              <w:t>;</w:t>
-            </w:r>
-            <w:r>
-              <w:rPr>
-                <w:rFonts w:ascii="Arial" w:hAnsi="Arial" w:cs="Arial"/>
-                <w:b/>
-                <w:bCs/>
-                <w:color w:val="570000"/>
                 <w:sz w:val="16"/>
                 <w:szCs w:val="16"/>
                 <w:lang w:val="ru-RU"/>
@@ -3929,7 +3661,7 @@
                 <w:szCs w:val="16"/>
                 <w:lang w:val="ru-RU"/>
               </w:rPr>
-              <w:t>Рыскулова-Исенгулова Арифа Атауловна</w:t>
+              <w:t>Назарова-Имамбаева Булюм</w:t>
             </w:r>
             <w:r>
               <w:rPr>
@@ -3953,7 +3685,19 @@
                 <w:szCs w:val="16"/>
                 <w:lang w:val="ru-RU"/>
               </w:rPr>
-              <w:t>57 лет</w:t>
+              <w:t>34 г</w:t>
+            </w:r>
+            <w:r>
+              <w:rPr>
+                <w:rFonts w:ascii="Arial" w:hAnsi="Arial" w:cs="Arial"/>
+                <w:b/>
+                <w:bCs/>
+                <w:color w:val="000080"/>
+                <w:sz w:val="16"/>
+                <w:szCs w:val="16"/>
+                <w:lang w:val="ru-RU"/>
+              </w:rPr>
+              <w:t>ода</w:t>
             </w:r>
             <w:r>
               <w:rPr>
@@ -3978,7 +3722,6 @@
                 <w:color w:val="000000"/>
                 <w:sz w:val="16"/>
                 <w:szCs w:val="16"/>
-                <w:lang w:val="ru-RU"/>
               </w:rPr>
             </w:pPr>
             <w:r>
@@ -4008,7 +3751,7 @@
                 <w:szCs w:val="16"/>
                 <w:lang w:val="ru-RU"/>
               </w:rPr>
-              <w:t>в 1887 г. казашка; (мать Азизы Тубековны, теща Турара Рыскулова). Приговорена: , обв.:</w:t>
+              <w:t>в 1906 г., г.Петропавловск; казашка; Приговорена: ОСО при НКВД СССР 10 июня 1938 г., обв.:</w:t>
             </w:r>
             <w:r>
               <w:rPr>
@@ -4027,7 +3770,38 @@
                 <w:szCs w:val="16"/>
                 <w:lang w:val="ru-RU"/>
               </w:rPr>
-              <w:t>как ЧСИР и по обвинению в к.-р. преступлениях. Приговор: находилась в АЛЖИРе с 1938 до 1945. Умерла в лагере в 1945.</w:t>
+              <w:t>как ЧСИР.</w:t>
+            </w:r>
+            <w:r>
+              <w:rPr>
+                <w:rFonts w:ascii="Arial" w:hAnsi="Arial" w:cs="Arial"/>
+                <w:color w:val="000000"/>
+                <w:sz w:val="16"/>
+                <w:szCs w:val="16"/>
+                <w:lang w:val="ru-RU"/>
+              </w:rPr>
+              <w:br/>
+              <w:t xml:space="preserve">Приговор: к 3 годам ИТЛ. Прибыла в Акмолинское ЛО 27.07.1938 из тюрьмы г.Петропавловска. В АЛЖИРе находилась до 01.07.1940. </w:t>
+            </w:r>
+            <w:proofErr w:type="spellStart"/>
+            <w:r>
+              <w:rPr>
+                <w:rFonts w:ascii="Arial" w:hAnsi="Arial" w:cs="Arial"/>
+                <w:color w:val="000000"/>
+                <w:sz w:val="16"/>
+                <w:szCs w:val="16"/>
+              </w:rPr>
+              <w:t>Умерла</w:t>
+            </w:r>
+            <w:proofErr w:type="spellEnd"/>
+            <w:r>
+              <w:rPr>
+                <w:rFonts w:ascii="Arial" w:hAnsi="Arial" w:cs="Arial"/>
+                <w:color w:val="000000"/>
+                <w:sz w:val="16"/>
+                <w:szCs w:val="16"/>
+              </w:rPr>
+              <w:t xml:space="preserve"> 1.07.1940.</w:t>
             </w:r>
           </w:p>
           <w:p>
@@ -4045,6 +3819,7 @@
                 <w:lang w:val="ru-RU"/>
               </w:rPr>
             </w:pPr>
+            <w:proofErr w:type="spellStart"/>
             <w:r>
               <w:rPr>
                 <w:rFonts w:ascii="Arial" w:hAnsi="Arial" w:cs="Arial"/>
@@ -4053,6 +3828,318 @@
                 <w:color w:val="570000"/>
                 <w:sz w:val="16"/>
                 <w:szCs w:val="16"/>
+              </w:rPr>
+              <w:t>Источник</w:t>
+            </w:r>
+            <w:proofErr w:type="spellEnd"/>
+            <w:r>
+              <w:rPr>
+                <w:rFonts w:ascii="Arial" w:hAnsi="Arial" w:cs="Arial"/>
+                <w:b/>
+                <w:bCs/>
+                <w:color w:val="570000"/>
+                <w:sz w:val="16"/>
+                <w:szCs w:val="16"/>
+              </w:rPr>
+              <w:t xml:space="preserve">: </w:t>
+            </w:r>
+            <w:proofErr w:type="spellStart"/>
+            <w:r>
+              <w:rPr>
+                <w:rFonts w:ascii="Arial" w:hAnsi="Arial" w:cs="Arial"/>
+                <w:b/>
+                <w:bCs/>
+                <w:color w:val="570000"/>
+                <w:sz w:val="16"/>
+                <w:szCs w:val="16"/>
+              </w:rPr>
+              <w:t>Книга</w:t>
+            </w:r>
+            <w:proofErr w:type="spellEnd"/>
+            <w:r>
+              <w:rPr>
+                <w:rFonts w:ascii="Arial" w:hAnsi="Arial" w:cs="Arial"/>
+                <w:b/>
+                <w:bCs/>
+                <w:color w:val="570000"/>
+                <w:sz w:val="16"/>
+                <w:szCs w:val="16"/>
+              </w:rPr>
+              <w:t xml:space="preserve"> </w:t>
+            </w:r>
+            <w:proofErr w:type="spellStart"/>
+            <w:r>
+              <w:rPr>
+                <w:rFonts w:ascii="Arial" w:hAnsi="Arial" w:cs="Arial"/>
+                <w:b/>
+                <w:bCs/>
+                <w:color w:val="570000"/>
+                <w:sz w:val="16"/>
+                <w:szCs w:val="16"/>
+              </w:rPr>
+              <w:t>памяти</w:t>
+            </w:r>
+            <w:proofErr w:type="spellEnd"/>
+            <w:r>
+              <w:rPr>
+                <w:rFonts w:ascii="Arial" w:hAnsi="Arial" w:cs="Arial"/>
+                <w:b/>
+                <w:bCs/>
+                <w:color w:val="570000"/>
+                <w:sz w:val="16"/>
+                <w:szCs w:val="16"/>
+              </w:rPr>
+              <w:t xml:space="preserve"> "</w:t>
+            </w:r>
+            <w:proofErr w:type="spellStart"/>
+            <w:r>
+              <w:rPr>
+                <w:rFonts w:ascii="Arial" w:hAnsi="Arial" w:cs="Arial"/>
+                <w:b/>
+                <w:bCs/>
+                <w:color w:val="570000"/>
+                <w:sz w:val="16"/>
+                <w:szCs w:val="16"/>
+              </w:rPr>
+              <w:t>Узницы</w:t>
+            </w:r>
+            <w:proofErr w:type="spellEnd"/>
+            <w:r>
+              <w:rPr>
+                <w:rFonts w:ascii="Arial" w:hAnsi="Arial" w:cs="Arial"/>
+                <w:b/>
+                <w:bCs/>
+                <w:color w:val="570000"/>
+                <w:sz w:val="16"/>
+                <w:szCs w:val="16"/>
+              </w:rPr>
+              <w:t xml:space="preserve"> </w:t>
+            </w:r>
+            <w:proofErr w:type="spellStart"/>
+            <w:r>
+              <w:rPr>
+                <w:rFonts w:ascii="Arial" w:hAnsi="Arial" w:cs="Arial"/>
+                <w:b/>
+                <w:bCs/>
+                <w:color w:val="570000"/>
+                <w:sz w:val="16"/>
+                <w:szCs w:val="16"/>
+              </w:rPr>
+              <w:t>АЛЖИРа</w:t>
+            </w:r>
+            <w:proofErr w:type="spellEnd"/>
+            <w:r>
+              <w:rPr>
+                <w:rFonts w:ascii="Arial" w:hAnsi="Arial" w:cs="Arial"/>
+                <w:b/>
+                <w:bCs/>
+                <w:color w:val="570000"/>
+                <w:sz w:val="16"/>
+                <w:szCs w:val="16"/>
+              </w:rPr>
+              <w:t>"</w:t>
+            </w:r>
+            <w:r>
+              <w:rPr>
+                <w:rFonts w:ascii="Arial" w:hAnsi="Arial" w:cs="Arial"/>
+                <w:b/>
+                <w:bCs/>
+                <w:color w:val="570000"/>
+                <w:sz w:val="16"/>
+                <w:szCs w:val="16"/>
+                <w:lang w:val="ru-RU"/>
+              </w:rPr>
+              <w:t>;</w:t>
+            </w:r>
+            <w:r>
+              <w:rPr>
+                <w:rFonts w:ascii="Arial" w:hAnsi="Arial" w:cs="Arial"/>
+                <w:b/>
+                <w:bCs/>
+                <w:color w:val="570000"/>
+                <w:sz w:val="16"/>
+                <w:szCs w:val="16"/>
+                <w:lang w:val="ru-RU"/>
+              </w:rPr>
+              <w:t xml:space="preserve"> </w:t>
+            </w:r>
+            <w:hyperlink r:id="rId19" w:history="1">
+              <w:r>
+                <w:rPr>
+                  <w:rStyle w:val="Hyperlink"/>
+                  <w:rFonts w:ascii="Arial" w:hAnsi="Arial" w:cs="Arial"/>
+                  <w:b/>
+                  <w:bCs/>
+                  <w:sz w:val="16"/>
+                  <w:szCs w:val="16"/>
+                  <w:lang w:val="ru-RU"/>
+                </w:rPr>
+                <w:t>Архивная ссылка</w:t>
+              </w:r>
+            </w:hyperlink>
+          </w:p>
+        </w:tc>
+      </w:tr>
+      <w:tr>
+        <w:tc>
+          <w:tcPr>
+            <w:tcW w:w="11160" w:type="dxa"/>
+            <w:tcBorders>
+              <w:left w:val="double" w:sz="1" w:space="0" w:color="808080"/>
+              <w:bottom w:val="double" w:sz="1" w:space="0" w:color="808080"/>
+              <w:right w:val="double" w:sz="2" w:space="0" w:color="808080"/>
+            </w:tcBorders>
+            <w:vAlign w:val="center"/>
+          </w:tcPr>
+          <w:p>
+            <w:pPr>
+              <w:pStyle w:val="name"/>
+              <w:spacing w:before="0" w:beforeAutospacing="0" w:after="0" w:afterAutospacing="0"/>
+              <w:ind w:right="75"/>
+              <w:rPr>
+                <w:rFonts w:ascii="Arial" w:hAnsi="Arial" w:cs="Arial"/>
+                <w:b/>
+                <w:bCs/>
+                <w:color w:val="000080"/>
+                <w:sz w:val="16"/>
+                <w:szCs w:val="16"/>
+                <w:lang w:val="ru-RU"/>
+              </w:rPr>
+            </w:pPr>
+            <w:r>
+              <w:rPr>
+                <w:rFonts w:ascii="Arial" w:hAnsi="Arial" w:cs="Arial"/>
+                <w:b/>
+                <w:bCs/>
+                <w:color w:val="000080"/>
+                <w:sz w:val="16"/>
+                <w:szCs w:val="16"/>
+                <w:lang w:val="ru-RU"/>
+              </w:rPr>
+              <w:t>Рыскулова-Исенгулова Арифа Атауловна</w:t>
+            </w:r>
+            <w:r>
+              <w:rPr>
+                <w:rFonts w:ascii="Arial" w:hAnsi="Arial" w:cs="Arial"/>
+                <w:b/>
+                <w:bCs/>
+                <w:color w:val="000080"/>
+                <w:sz w:val="16"/>
+                <w:szCs w:val="16"/>
+                <w:lang w:val="ru-RU"/>
+              </w:rPr>
+              <w:t xml:space="preserve"> </w:t>
+            </w:r>
+            <w:r>
+              <w:rPr>
+                <w:rFonts w:ascii="Arial" w:hAnsi="Arial" w:cs="Arial"/>
+                <w:b/>
+                <w:bCs/>
+                <w:color w:val="000080"/>
+                <w:sz w:val="16"/>
+                <w:szCs w:val="16"/>
+                <w:lang w:val="ru-RU"/>
+              </w:rPr>
+              <w:t>57 лет</w:t>
+            </w:r>
+            <w:r>
+              <w:rPr>
+                <w:rFonts w:ascii="Arial" w:hAnsi="Arial" w:cs="Arial"/>
+                <w:b/>
+                <w:bCs/>
+                <w:color w:val="000080"/>
+                <w:sz w:val="16"/>
+                <w:szCs w:val="16"/>
+                <w:lang w:val="ru-RU"/>
+              </w:rPr>
+              <w:t xml:space="preserve"> </w:t>
+            </w:r>
+          </w:p>
+          <w:p>
+            <w:pPr>
+              <w:pStyle w:val="cont"/>
+              <w:spacing w:before="0" w:beforeAutospacing="0" w:after="0" w:afterAutospacing="0"/>
+              <w:ind w:right="75"/>
+              <w:rPr>
+                <w:rFonts w:ascii="Arial" w:hAnsi="Arial" w:cs="Arial"/>
+                <w:color w:val="000000"/>
+                <w:sz w:val="16"/>
+                <w:szCs w:val="16"/>
+                <w:lang w:val="ru-RU"/>
+              </w:rPr>
+            </w:pPr>
+            <w:r>
+              <w:rPr>
+                <w:rFonts w:ascii="Arial" w:hAnsi="Arial" w:cs="Arial"/>
+                <w:color w:val="000000"/>
+                <w:sz w:val="16"/>
+                <w:szCs w:val="16"/>
+                <w:lang w:val="ru-RU"/>
+              </w:rPr>
+              <w:t>Родилась</w:t>
+            </w:r>
+            <w:r>
+              <w:rPr>
+                <w:rFonts w:ascii="Arial" w:hAnsi="Arial" w:cs="Arial"/>
+                <w:color w:val="000000"/>
+                <w:sz w:val="16"/>
+                <w:szCs w:val="16"/>
+              </w:rPr>
+              <w:t> </w:t>
+            </w:r>
+            <w:r>
+              <w:rPr>
+                <w:rFonts w:ascii="Arial" w:hAnsi="Arial" w:cs="Arial"/>
+                <w:color w:val="000000"/>
+                <w:sz w:val="16"/>
+                <w:szCs w:val="16"/>
+                <w:lang w:val="ru-RU"/>
+              </w:rPr>
+              <w:t>в 1887 г. казашка; (мать Азизы Тубековны, теща Турара Рыскулова). Приговорена: , обв.:</w:t>
+            </w:r>
+            <w:r>
+              <w:rPr>
+                <w:rFonts w:ascii="Arial" w:hAnsi="Arial" w:cs="Arial"/>
+                <w:color w:val="000000"/>
+                <w:sz w:val="16"/>
+                <w:szCs w:val="16"/>
+              </w:rPr>
+              <w:t> </w:t>
+            </w:r>
+            <w:r>
+              <w:rPr>
+                <w:rFonts w:ascii="Arial" w:hAnsi="Arial" w:cs="Arial"/>
+                <w:color w:val="000000"/>
+                <w:sz w:val="16"/>
+                <w:szCs w:val="16"/>
+                <w:lang w:val="ru-RU"/>
+              </w:rPr>
+              <w:t>как ЧСИР и по обвинению в к.-р. преступлениях. Приговор: находилась в АЛЖИРе с 1938 до 1945. Умерла в лагере в 1945.</w:t>
+            </w:r>
+          </w:p>
+          <w:p>
+            <w:pPr>
+              <w:pStyle w:val="author"/>
+              <w:spacing w:before="0" w:beforeAutospacing="0" w:after="0" w:afterAutospacing="0"/>
+              <w:ind w:right="225"/>
+              <w:rPr>
+                <w:rFonts w:ascii="Arial" w:hAnsi="Arial" w:cs="Arial"/>
+                <w:b/>
+                <w:bCs/>
+                <w:color w:val="570000"/>
+                <w:sz w:val="16"/>
+                <w:szCs w:val="16"/>
+                <w:lang w:val="ru-RU"/>
+              </w:rPr>
+            </w:pPr>
+            <w:r>
+              <w:rPr>
+                <w:rFonts w:ascii="Arial" w:hAnsi="Arial" w:cs="Arial"/>
+                <w:b/>
+                <w:bCs/>
+                <w:color w:val="570000"/>
+                <w:sz w:val="16"/>
+                <w:szCs w:val="16"/>
                 <w:lang w:val="ru-RU"/>
               </w:rPr>
               <w:t xml:space="preserve">Источник: Книга памяти "Узницы </w:t>
@@ -4107,7 +4194,7 @@
               </w:rPr>
               <w:t xml:space="preserve"> </w:t>
             </w:r>
-            <w:hyperlink r:id="rId19" w:history="1">
+            <w:hyperlink r:id="rId20" w:history="1">
               <w:r>
                 <w:rPr>
                   <w:rStyle w:val="Hyperlink"/>
@@ -4143,7 +4230,7 @@
 </file>
 
 <file path=word/numbering.xml><?xml version="1.0" encoding="utf-8"?>
-<w:numbering xmlns:wpc="http://schemas.microsoft.com/office/word/2010/wordprocessingCanvas" xmlns:cx="http://schemas.microsoft.com/office/drawing/2014/chartex" xmlns:cx1="http://schemas.microsoft.com/office/drawing/2015/9/8/chartex" xmlns:cx2="http://schemas.microsoft.com/office/drawing/2015/10/21/chartex" xmlns:cx3="http://schemas.microsoft.com/office/drawing/2016/5/9/chartex" xmlns:cx4="http://schemas.microsoft.com/office/drawing/2016/5/10/chartex" xmlns:cx5="http://schemas.microsoft.com/office/drawing/2016/5/11/chartex" xmlns:cx6="http://schemas.microsoft.com/office/drawing/2016/5/12/chartex" xmlns:cx7="http://schemas.microsoft.com/office/drawing/2016/5/13/chartex" xmlns:cx8="http://schemas.microsoft.com/office/drawing/2016/5/14/chartex" xmlns:mc="http://schemas.openxmlformats.org/markup-compatibility/2006" xmlns:aink="http://schemas.microsoft.com/office/drawing/2016/ink" xmlns:am3d="http://schemas.microsoft.com/office/drawing/2017/model3d" xmlns:o="urn:schemas-microsoft-com:office:office" xmlns:oel="http://schemas.microsoft.com/office/2019/extlst" xmlns:r="http://schemas.openxmlformats.org/officeDocument/2006/relationships" xmlns:m="http://schemas.openxmlformats.org/officeDocument/2006/math" xmlns:v="urn:schemas-microsoft-com:vml" xmlns:wp14="http://schemas.microsoft.com/office/word/2010/wordprocessingDrawing" xmlns:wp="http://schemas.openxmlformats.org/drawingml/2006/wordprocessingDrawing" xmlns:w10="urn:schemas-microsoft-com:office:word" xmlns:w="http://schemas.openxmlformats.org/wordprocessingml/2006/main" xmlns:w14="http://schemas.microsoft.com/office/word/2010/wordml" xmlns:w15="http://schemas.microsoft.com/office/word/2012/wordml" xmlns:w16cex="http://schemas.microsoft.com/office/word/2018/wordml/cex" xmlns:w16cid="http://schemas.microsoft.com/office/word/2016/wordml/cid" xmlns:w16="http://schemas.microsoft.com/office/word/2018/wordml" xmlns:w16du="http://schemas.microsoft.com/office/word/2023/wordml/word16du" xmlns:w16sdtdh="http://schemas.microsoft.com/office/word/2020/wordml/sdtdatahash" xmlns:w16sdtfl="http://schemas.microsoft.com/office/word/2024/wordml/sdtformatlock" xmlns:w16se="http://schemas.microsoft.com/office/word/2015/wordml/symex" xmlns:wpg="http://schemas.microsoft.com/office/word/2010/wordprocessingGroup" xmlns:wpi="http://schemas.microsoft.com/office/word/2010/wordprocessingInk" xmlns:wne="http://schemas.microsoft.com/office/word/2006/wordml" xmlns:wps="http://schemas.microsoft.com/office/word/2010/wordprocessingShape" mc:Ignorable="w14 w15 w16se w16cid w16 w16cex w16sdtdh w16sdtfl w16du wp14">
+<w:numbering xmlns:wpc="http://schemas.microsoft.com/office/word/2010/wordprocessingCanvas" xmlns:cx="http://schemas.microsoft.com/office/drawing/2014/chartex" xmlns:cx1="http://schemas.microsoft.com/office/drawing/2015/9/8/chartex" xmlns:cx2="http://schemas.microsoft.com/office/drawing/2015/10/21/chartex" xmlns:cx3="http://schemas.microsoft.com/office/drawing/2016/5/9/chartex" xmlns:cx4="http://schemas.microsoft.com/office/drawing/2016/5/10/chartex" xmlns:cx5="http://schemas.microsoft.com/office/drawing/2016/5/11/chartex" xmlns:cx6="http://schemas.microsoft.com/office/drawing/2016/5/12/chartex" xmlns:cx7="http://schemas.microsoft.com/office/drawing/2016/5/13/chartex" xmlns:cx8="http://schemas.microsoft.com/office/drawing/2016/5/14/chartex" xmlns:mc="http://schemas.openxmlformats.org/markup-compatibility/2006" xmlns:aink="http://schemas.microsoft.com/office/drawing/2016/ink" xmlns:am3d="http://schemas.microsoft.com/office/drawing/2017/model3d" xmlns:o="urn:schemas-microsoft-com:office:office" xmlns:oel="http://schemas.microsoft.com/office/2019/extlst" xmlns:r="http://schemas.openxmlformats.org/officeDocument/2006/relationships" xmlns:m="http://schemas.openxmlformats.org/officeDocument/2006/math" xmlns:v="urn:schemas-microsoft-com:vml" xmlns:wp14="http://schemas.microsoft.com/office/word/2010/wordprocessingDrawing" xmlns:wp="http://schemas.openxmlformats.org/drawingml/2006/wordprocessingDrawing" xmlns:w10="urn:schemas-microsoft-com:office:word" xmlns:w="http://schemas.openxmlformats.org/wordprocessingml/2006/main" xmlns:w14="http://schemas.microsoft.com/office/word/2010/wordml" xmlns:w15="http://schemas.microsoft.com/office/word/2012/wordml" xmlns:w16cei="http://schemas.microsoft.com/office/word/2026/wordml/cei" xmlns:w16cex="http://schemas.microsoft.com/office/word/2018/wordml/cex" xmlns:w16cid="http://schemas.microsoft.com/office/word/2016/wordml/cid" xmlns:w16="http://schemas.microsoft.com/office/word/2018/wordml" xmlns:w16du="http://schemas.microsoft.com/office/word/2023/wordml/word16du" xmlns:w16sdtdh="http://schemas.microsoft.com/office/word/2020/wordml/sdtdatahash" xmlns:w16sdtfl="http://schemas.microsoft.com/office/word/2024/wordml/sdtformatlock" xmlns:w16se="http://schemas.microsoft.com/office/word/2015/wordml/symex" xmlns:wpg="http://schemas.microsoft.com/office/word/2010/wordprocessingGroup" xmlns:wpi="http://schemas.microsoft.com/office/word/2010/wordprocessingInk" xmlns:wne="http://schemas.microsoft.com/office/word/2006/wordml" xmlns:wps="http://schemas.microsoft.com/office/word/2010/wordprocessingShape" mc:Ignorable="w14 w15 w16se w16cid w16 w16cex w16sdtdh w16sdtfl w16du wp14">
   <w:abstractNum w:abstractNumId="0" w15:restartNumberingAfterBreak="0">
     <w:nsid w:val="00000001"/>
     <w:multiLevelType w:val="multilevel"/>
